--- a/zht/docx/082.content.docx
+++ b/zht/docx/082.content.docx
@@ -149,27 +149,7 @@
         <w:rPr>
           <w:lang w:val="zh_TW" w:bidi="zh_TW"/>
         </w:rPr>
-        <w:t>na</w:t>
-      </w:r>
-      <w:r>
-        <w:rPr>
-          <w:lang w:val="zh_TW" w:bidi="zh_TW"/>
-        </w:rPr>
-      </w:r>
-    </w:p>
-    <w:p>
-      <w:pPr/>
-      <w:r>
-        <w:rPr>
-          <w:lang w:val="zh_TW" w:bidi="zh_TW"/>
-        </w:rPr>
-      </w:r>
-      <w:r>
-        <w:rPr>
-          <w:i/>
-          <w:lang w:val="zh_TW" w:bidi="zh_TW"/>
-        </w:rPr>
-        <w:t>拿但業, 拿撒勒, 拿撒勒人</w:t>
+        <w:t>lin</w:t>
       </w:r>
       <w:r>
         <w:rPr>
@@ -232,7 +212,7 @@
         <w:rPr>
           <w:lang w:val="zh_TW" w:bidi="zh_TW"/>
         </w:rPr>
-        <w:t>拿但業</w:t>
+        <w:t>鄰舍</w:t>
       </w:r>
       <w:r>
         <w:rPr>
@@ -251,73 +231,48 @@
         <w:rPr>
           <w:lang w:val="zh_TW" w:bidi="zh_TW"/>
         </w:rPr>
-        <w:t>加利利迦拿的猶太人，被耶穌呼召成為門徒（</w:t>
-      </w:r>
-      <w:hyperlink r:id="rId13">
-        <w:r>
-          <w:rPr>
-            <w:lang w:val="zh_TW" w:bidi="zh_TW"/>
-          </w:rPr>
-          <w:rPr>
-            <w:color w:val="0000EE"/>
-            <w:u w:val="single"/>
-          </w:rPr>
-          <w:t>約1:45–50，</w:t>
-        </w:r>
-      </w:hyperlink>
-      <w:hyperlink r:id="rId14">
-        <w:r>
-          <w:rPr>
-            <w:lang w:val="zh_TW" w:bidi="zh_TW"/>
-          </w:rPr>
-          <w:rPr>
-            <w:color w:val="0000EE"/>
-            <w:u w:val="single"/>
-          </w:rPr>
-          <w:t>21:2</w:t>
-        </w:r>
-      </w:hyperlink>
-      <w:r>
-        <w:rPr>
-          <w:lang w:val="zh_TW" w:bidi="zh_TW"/>
-        </w:rPr>
-        <w:t>）。起初，當腓力描述耶穌為整本舊約的應驗者時，拿但業持懷疑態度（</w:t>
-      </w:r>
-      <w:hyperlink r:id="rId15">
-        <w:r>
-          <w:rPr>
-            <w:lang w:val="zh_TW" w:bidi="zh_TW"/>
-          </w:rPr>
-          <w:rPr>
-            <w:color w:val="0000EE"/>
-            <w:u w:val="single"/>
-          </w:rPr>
-          <w:t>1:45–46</w:t>
-        </w:r>
-      </w:hyperlink>
-      <w:r>
-        <w:rPr>
-          <w:lang w:val="zh_TW" w:bidi="zh_TW"/>
-        </w:rPr>
-        <w:t>），但在一次令人驚訝的個人相遇後，他就承認耶穌是神的兒子和以色列的王（</w:t>
-      </w:r>
-      <w:hyperlink r:id="rId16">
-        <w:r>
-          <w:rPr>
-            <w:lang w:val="zh_TW" w:bidi="zh_TW"/>
-          </w:rPr>
-          <w:rPr>
-            <w:color w:val="0000EE"/>
-            <w:u w:val="single"/>
-          </w:rPr>
-          <w:t>49</w:t>
-        </w:r>
-      </w:hyperlink>
-      <w:r>
-        <w:rPr>
-          <w:lang w:val="zh_TW" w:bidi="zh_TW"/>
-        </w:rPr>
-        <w:t>節）。</w:t>
+        <w:t>在舊約時期和猶太教</w:t>
+      </w:r>
+      <w:r>
+        <w:rPr>
+          <w:lang w:val="zh_TW" w:bidi="zh_TW"/>
+        </w:rPr>
+        <w:t>晚期</w:t>
+      </w:r>
+      <w:r>
+        <w:rPr>
+          <w:lang w:val="zh_TW" w:bidi="zh_TW"/>
+        </w:rPr>
+        <w:t>，</w:t>
+      </w:r>
+      <w:r>
+        <w:rPr>
+          <w:lang w:val="zh_TW" w:bidi="zh_TW"/>
+        </w:rPr>
+        <w:t>這個概念顯然僅限於以色列人，或與神訂的盟約</w:t>
+      </w:r>
+      <w:r>
+        <w:rPr>
+          <w:lang w:val="zh_TW" w:bidi="zh_TW"/>
+        </w:rPr>
+        <w:t>群體</w:t>
+      </w:r>
+      <w:r>
+        <w:rPr>
+          <w:lang w:val="zh_TW" w:bidi="zh_TW"/>
+        </w:rPr>
+        <w:t>中之成員。然而，耶穌將這一概念擴展，使其涵蓋所有在人生旅途中遇見的人。</w:t>
+      </w:r>
+    </w:p>
+    <w:p>
+      <w:pPr>
+        <w:pStyle w:val="Heading3"/>
+      </w:pPr>
+      <w:r>
+        <w:rPr>
+          <w:lang w:val="zh_TW" w:bidi="zh_TW"/>
+        </w:rPr>
+        <w:t>在舊約中</w:t>
       </w:r>
     </w:p>
     <w:p>
@@ -331,7 +286,91 @@
         <w:rPr>
           <w:lang w:val="zh_TW" w:bidi="zh_TW"/>
         </w:rPr>
-        <w:t>由於拿但業在新約中僅於約翰福音中出現，一些學者認為他可能與對觀福音中的其他人物是同一人。因他與安得烈、彼得和腓力的呼召同時出現，有些人推測他是十二使徒之一，可能就是巴多羅買。支持此觀點的三個理由是：（1）巴多羅買是家族名（意即「多買的兒子」），應會有另一個名字；（2）在對觀福音中的十二使徒名單中，巴多羅買均緊隨腓力之後（</w:t>
+        <w:t>雖然舊約從未明確將「鄰舍」限制為以色列人，但這個詞通常指的是盟約中的成員，即其他以色列人（見</w:t>
+      </w:r>
+      <w:hyperlink r:id="rId13">
+        <w:r>
+          <w:rPr>
+            <w:lang w:val="zh_TW" w:bidi="zh_TW"/>
+          </w:rPr>
+          <w:rPr>
+            <w:color w:val="0000EE"/>
+            <w:u w:val="single"/>
+          </w:rPr>
+          <w:t>利6:1–7</w:t>
+        </w:r>
+      </w:hyperlink>
+      <w:r>
+        <w:rPr>
+          <w:lang w:val="zh_TW" w:bidi="zh_TW"/>
+        </w:rPr>
+        <w:t>，</w:t>
+      </w:r>
+      <w:hyperlink r:id="rId14">
+        <w:r>
+          <w:rPr>
+            <w:lang w:val="zh_TW" w:bidi="zh_TW"/>
+          </w:rPr>
+          <w:rPr>
+            <w:color w:val="0000EE"/>
+            <w:u w:val="single"/>
+          </w:rPr>
+          <w:t>19</w:t>
+        </w:r>
+      </w:hyperlink>
+      <w:r>
+        <w:rPr>
+          <w:lang w:val="zh_TW" w:bidi="zh_TW"/>
+        </w:rPr>
+        <w:t>；</w:t>
+      </w:r>
+      <w:hyperlink r:id="rId15">
+        <w:r>
+          <w:rPr>
+            <w:lang w:val="zh_TW" w:bidi="zh_TW"/>
+          </w:rPr>
+          <w:rPr>
+            <w:color w:val="0000EE"/>
+            <w:u w:val="single"/>
+          </w:rPr>
+          <w:t>申15:2–3</w:t>
+        </w:r>
+      </w:hyperlink>
+      <w:r>
+        <w:rPr>
+          <w:lang w:val="zh_TW" w:bidi="zh_TW"/>
+        </w:rPr>
+        <w:t>）。在</w:t>
+      </w:r>
+      <w:hyperlink r:id="rId16">
+        <w:r>
+          <w:rPr>
+            <w:lang w:val="zh_TW" w:bidi="zh_TW"/>
+          </w:rPr>
+          <w:rPr>
+            <w:color w:val="0000EE"/>
+            <w:u w:val="single"/>
+          </w:rPr>
+          <w:t>利未記十九章18節</w:t>
+        </w:r>
+      </w:hyperlink>
+      <w:r>
+        <w:rPr>
+          <w:lang w:val="zh_TW" w:bidi="zh_TW"/>
+        </w:rPr>
+        <w:t>中，這段經文後來在新約中多次被引用，其中命令以色列人要「</w:t>
+      </w:r>
+      <w:r>
+        <w:rPr>
+          <w:lang w:val="zh_TW" w:bidi="zh_TW"/>
+        </w:rPr>
+        <w:t>愛人如己</w:t>
+      </w:r>
+      <w:r>
+        <w:rPr>
+          <w:lang w:val="zh_TW" w:bidi="zh_TW"/>
+        </w:rPr>
+        <w:t>」。然而，在</w:t>
       </w:r>
       <w:hyperlink r:id="rId17">
         <w:r>
@@ -342,16 +381,16 @@
             <w:color w:val="0000EE"/>
             <w:u w:val="single"/>
           </w:rPr>
-          <w:t>太10:2–4</w:t>
+          <w:t>十九章34節</w:t>
         </w:r>
       </w:hyperlink>
       <w:r>
         <w:rPr>
           <w:lang w:val="zh_TW" w:bidi="zh_TW"/>
         </w:rPr>
-        <w:t>；</w:t>
-      </w:r>
-      <w:hyperlink r:id="rId18">
+        <w:t>中，又特別指出這種愛也應該施予旅居其中的外邦人（或「寄居者」）。如果「鄰舍」（</w:t>
+      </w:r>
+      <w:hyperlink r:id="rId16">
         <w:r>
           <w:rPr>
             <w:lang w:val="zh_TW" w:bidi="zh_TW"/>
@@ -360,16 +399,16 @@
             <w:color w:val="0000EE"/>
             <w:u w:val="single"/>
           </w:rPr>
-          <w:t>可3:16–19</w:t>
+          <w:t>18</w:t>
         </w:r>
       </w:hyperlink>
       <w:r>
         <w:rPr>
           <w:lang w:val="zh_TW" w:bidi="zh_TW"/>
         </w:rPr>
-        <w:t>；</w:t>
-      </w:r>
-      <w:hyperlink r:id="rId19">
+        <w:t>節）暗示了一個更廣泛的概念，如「人類」或「同胞」，那麼在第</w:t>
+      </w:r>
+      <w:hyperlink r:id="rId17">
         <w:r>
           <w:rPr>
             <w:lang w:val="zh_TW" w:bidi="zh_TW"/>
@@ -378,14 +417,26 @@
             <w:color w:val="0000EE"/>
             <w:u w:val="single"/>
           </w:rPr>
-          <w:t>路6:14–16</w:t>
+          <w:t>34</w:t>
         </w:r>
       </w:hyperlink>
       <w:r>
         <w:rPr>
           <w:lang w:val="zh_TW" w:bidi="zh_TW"/>
         </w:rPr>
-        <w:t>），與約翰記載中拿但業跟隨腓力的呼召吻合；（3）巴多羅買的名字沒有出現在約翰福音中。</w:t>
+        <w:t>節中就沒有必要再特別提及</w:t>
+      </w:r>
+      <w:r>
+        <w:rPr>
+          <w:lang w:val="zh_TW" w:bidi="zh_TW"/>
+        </w:rPr>
+        <w:t>同居的外人</w:t>
+      </w:r>
+      <w:r>
+        <w:rPr>
+          <w:lang w:val="zh_TW" w:bidi="zh_TW"/>
+        </w:rPr>
+        <w:t>。因此，「鄰舍」應當是指一個人的直接鄰居，即以色列人。</w:t>
       </w:r>
     </w:p>
     <w:p>
@@ -399,7 +450,43 @@
         <w:rPr>
           <w:lang w:val="zh_TW" w:bidi="zh_TW"/>
         </w:rPr>
-        <w:t>另一種觀點認為，拿但業是亞勒腓的兒子雅各。根據此觀點，</w:t>
+        <w:t>在盟約社群中，愛鄰舍包含了一些律法上明確規定的責任。人應該公平地對待鄰舍（</w:t>
+      </w:r>
+      <w:hyperlink r:id="rId18">
+        <w:r>
+          <w:rPr>
+            <w:lang w:val="zh_TW" w:bidi="zh_TW"/>
+          </w:rPr>
+          <w:rPr>
+            <w:color w:val="0000EE"/>
+            <w:u w:val="single"/>
+          </w:rPr>
+          <w:t>出22:5–15</w:t>
+        </w:r>
+      </w:hyperlink>
+      <w:r>
+        <w:rPr>
+          <w:lang w:val="zh_TW" w:bidi="zh_TW"/>
+        </w:rPr>
+        <w:t>；</w:t>
+      </w:r>
+      <w:hyperlink r:id="rId19">
+        <w:r>
+          <w:rPr>
+            <w:lang w:val="zh_TW" w:bidi="zh_TW"/>
+          </w:rPr>
+          <w:rPr>
+            <w:color w:val="0000EE"/>
+            <w:u w:val="single"/>
+          </w:rPr>
+          <w:t>利6:2–7</w:t>
+        </w:r>
+      </w:hyperlink>
+      <w:r>
+        <w:rPr>
+          <w:lang w:val="zh_TW" w:bidi="zh_TW"/>
+        </w:rPr>
+        <w:t>，</w:t>
       </w:r>
       <w:hyperlink r:id="rId20">
         <w:r>
@@ -410,38 +497,146 @@
             <w:color w:val="0000EE"/>
             <w:u w:val="single"/>
           </w:rPr>
-          <w:t>約翰福音一章47節</w:t>
+          <w:t>19:9–18</w:t>
         </w:r>
       </w:hyperlink>
       <w:r>
         <w:rPr>
           <w:lang w:val="zh_TW" w:bidi="zh_TW"/>
         </w:rPr>
-        <w:t>中耶穌的話應譯作「看哪，以色列</w:t>
-      </w:r>
-      <w:r>
-        <w:rPr>
-          <w:lang w:val="zh_TW" w:bidi="zh_TW"/>
-        </w:rPr>
-        <w:t>〔</w:t>
-      </w:r>
-      <w:r>
-        <w:rPr>
-          <w:lang w:val="zh_TW" w:bidi="zh_TW"/>
-        </w:rPr>
-        <w:t>而非『真以色列人』</w:t>
-      </w:r>
-      <w:r>
-        <w:rPr>
-          <w:lang w:val="zh_TW" w:bidi="zh_TW"/>
-        </w:rPr>
-        <w:t>〕</w:t>
-      </w:r>
-      <w:r>
-        <w:rPr>
-          <w:lang w:val="zh_TW" w:bidi="zh_TW"/>
-        </w:rPr>
-        <w:t>是沒有詭詐的！」以色列是神賜給雅各的名字，而雅各在新約中對應名是雅各（James）。約翰稱亞勒腓的兒子雅各為拿但業，以區別於早期教會中的其他同名者。</w:t>
+        <w:t>），尊重他（</w:t>
+      </w:r>
+      <w:hyperlink r:id="rId21">
+        <w:r>
+          <w:rPr>
+            <w:lang w:val="zh_TW" w:bidi="zh_TW"/>
+          </w:rPr>
+          <w:rPr>
+            <w:color w:val="0000EE"/>
+            <w:u w:val="single"/>
+          </w:rPr>
+          <w:t>出20:16</w:t>
+        </w:r>
+      </w:hyperlink>
+      <w:r>
+        <w:rPr>
+          <w:lang w:val="zh_TW" w:bidi="zh_TW"/>
+        </w:rPr>
+        <w:t>）以及他的財物（</w:t>
+      </w:r>
+      <w:hyperlink r:id="rId22">
+        <w:r>
+          <w:rPr>
+            <w:lang w:val="zh_TW" w:bidi="zh_TW"/>
+          </w:rPr>
+          <w:rPr>
+            <w:color w:val="0000EE"/>
+            <w:u w:val="single"/>
+          </w:rPr>
+          <w:t>出20:17</w:t>
+        </w:r>
+      </w:hyperlink>
+      <w:r>
+        <w:rPr>
+          <w:lang w:val="zh_TW" w:bidi="zh_TW"/>
+        </w:rPr>
+        <w:t>）。為了促進盟約社群中公正和憐憫的關係，以色列人應視鄰舍為「</w:t>
+      </w:r>
+      <w:r>
+        <w:rPr>
+          <w:lang w:val="zh_TW" w:bidi="zh_TW"/>
+        </w:rPr>
+        <w:t>弟兄</w:t>
+      </w:r>
+      <w:r>
+        <w:rPr>
+          <w:lang w:val="zh_TW" w:bidi="zh_TW"/>
+        </w:rPr>
+        <w:t>」（</w:t>
+      </w:r>
+      <w:hyperlink r:id="rId23">
+        <w:r>
+          <w:rPr>
+            <w:lang w:val="zh_TW" w:bidi="zh_TW"/>
+          </w:rPr>
+          <w:rPr>
+            <w:color w:val="0000EE"/>
+            <w:u w:val="single"/>
+          </w:rPr>
+          <w:t>利25:25</w:t>
+        </w:r>
+      </w:hyperlink>
+      <w:r>
+        <w:rPr>
+          <w:lang w:val="zh_TW" w:bidi="zh_TW"/>
+        </w:rPr>
+        <w:t>；</w:t>
+      </w:r>
+      <w:hyperlink r:id="rId24">
+        <w:r>
+          <w:rPr>
+            <w:lang w:val="zh_TW" w:bidi="zh_TW"/>
+          </w:rPr>
+          <w:rPr>
+            <w:color w:val="0000EE"/>
+            <w:u w:val="single"/>
+          </w:rPr>
+          <w:t>申22:1–4</w:t>
+        </w:r>
+      </w:hyperlink>
+      <w:r>
+        <w:rPr>
+          <w:lang w:val="zh_TW" w:bidi="zh_TW"/>
+        </w:rPr>
+        <w:t>）。</w:t>
+      </w:r>
+      <w:r>
+        <w:rPr>
+          <w:lang w:val="zh_TW" w:bidi="zh_TW"/>
+        </w:rPr>
+        <w:t>對鄰舍所做的，應以同樣的方式回報</w:t>
+      </w:r>
+      <w:r>
+        <w:rPr>
+          <w:lang w:val="zh_TW" w:bidi="zh_TW"/>
+        </w:rPr>
+        <w:t>（</w:t>
+      </w:r>
+      <w:hyperlink r:id="rId25">
+        <w:r>
+          <w:rPr>
+            <w:lang w:val="zh_TW" w:bidi="zh_TW"/>
+          </w:rPr>
+          <w:rPr>
+            <w:color w:val="0000EE"/>
+            <w:u w:val="single"/>
+          </w:rPr>
+          <w:t>利24:19–23</w:t>
+        </w:r>
+      </w:hyperlink>
+      <w:r>
+        <w:rPr>
+          <w:lang w:val="zh_TW" w:bidi="zh_TW"/>
+        </w:rPr>
+        <w:t>；</w:t>
+      </w:r>
+      <w:hyperlink r:id="rId26">
+        <w:r>
+          <w:rPr>
+            <w:lang w:val="zh_TW" w:bidi="zh_TW"/>
+          </w:rPr>
+          <w:rPr>
+            <w:color w:val="0000EE"/>
+            <w:u w:val="single"/>
+          </w:rPr>
+          <w:t>申19:11–19</w:t>
+        </w:r>
+      </w:hyperlink>
+      <w:r>
+        <w:rPr>
+          <w:lang w:val="zh_TW" w:bidi="zh_TW"/>
+        </w:rPr>
+        <w:t>）。</w:t>
       </w:r>
     </w:p>
     <w:p>
@@ -455,7 +650,145 @@
         <w:rPr>
           <w:lang w:val="zh_TW" w:bidi="zh_TW"/>
         </w:rPr>
-        <w:t>也有兩種可能性較低的說法認為，拿但業可能是馬太或迦拿人西門。第一個觀點基於馬太（「耶和華的禮物」）和拿但業（「耶和華已賜」）名稱的相似語源；第二個觀點則基於兩人都來自迦拿。</w:t>
+        <w:t>對待鄰舍的重要性在於，這與人跟神的關係息息相關，並且可能顯著影響人與神之間的關係（</w:t>
+      </w:r>
+      <w:hyperlink r:id="rId13">
+        <w:r>
+          <w:rPr>
+            <w:lang w:val="zh_TW" w:bidi="zh_TW"/>
+          </w:rPr>
+          <w:rPr>
+            <w:color w:val="0000EE"/>
+            <w:u w:val="single"/>
+          </w:rPr>
+          <w:t>利6:1–7</w:t>
+        </w:r>
+      </w:hyperlink>
+      <w:r>
+        <w:rPr>
+          <w:lang w:val="zh_TW" w:bidi="zh_TW"/>
+        </w:rPr>
+        <w:t>，</w:t>
+      </w:r>
+      <w:hyperlink r:id="rId14">
+        <w:r>
+          <w:rPr>
+            <w:lang w:val="zh_TW" w:bidi="zh_TW"/>
+          </w:rPr>
+          <w:rPr>
+            <w:color w:val="0000EE"/>
+            <w:u w:val="single"/>
+          </w:rPr>
+          <w:t>19</w:t>
+        </w:r>
+      </w:hyperlink>
+      <w:r>
+        <w:rPr>
+          <w:lang w:val="zh_TW" w:bidi="zh_TW"/>
+        </w:rPr>
+        <w:t>，</w:t>
+      </w:r>
+      <w:hyperlink r:id="rId27">
+        <w:r>
+          <w:rPr>
+            <w:lang w:val="zh_TW" w:bidi="zh_TW"/>
+          </w:rPr>
+          <w:rPr>
+            <w:color w:val="0000EE"/>
+            <w:u w:val="single"/>
+          </w:rPr>
+          <w:t>25:17</w:t>
+        </w:r>
+      </w:hyperlink>
+      <w:r>
+        <w:rPr>
+          <w:lang w:val="zh_TW" w:bidi="zh_TW"/>
+        </w:rPr>
+        <w:t>；</w:t>
+      </w:r>
+      <w:hyperlink r:id="rId28">
+        <w:r>
+          <w:rPr>
+            <w:lang w:val="zh_TW" w:bidi="zh_TW"/>
+          </w:rPr>
+          <w:rPr>
+            <w:color w:val="0000EE"/>
+            <w:u w:val="single"/>
+          </w:rPr>
+          <w:t>申24:10–13</w:t>
+        </w:r>
+      </w:hyperlink>
+      <w:r>
+        <w:rPr>
+          <w:lang w:val="zh_TW" w:bidi="zh_TW"/>
+        </w:rPr>
+        <w:t>；</w:t>
+      </w:r>
+      <w:hyperlink r:id="rId29">
+        <w:r>
+          <w:rPr>
+            <w:lang w:val="zh_TW" w:bidi="zh_TW"/>
+          </w:rPr>
+          <w:rPr>
+            <w:color w:val="0000EE"/>
+            <w:u w:val="single"/>
+          </w:rPr>
+          <w:t>詩12</w:t>
+        </w:r>
+      </w:hyperlink>
+      <w:r>
+        <w:rPr>
+          <w:lang w:val="zh_TW" w:bidi="zh_TW"/>
+        </w:rPr>
+        <w:t>）。神曾</w:t>
+      </w:r>
+      <w:r>
+        <w:rPr>
+          <w:lang w:val="zh_TW" w:bidi="zh_TW"/>
+        </w:rPr>
+        <w:t>以</w:t>
+      </w:r>
+      <w:r>
+        <w:rPr>
+          <w:lang w:val="zh_TW" w:bidi="zh_TW"/>
+        </w:rPr>
+        <w:t>憐憫對待以色列人，因此他們也應當以同樣的愛來對待鄰舍（</w:t>
+      </w:r>
+      <w:hyperlink r:id="rId30">
+        <w:r>
+          <w:rPr>
+            <w:lang w:val="zh_TW" w:bidi="zh_TW"/>
+          </w:rPr>
+          <w:rPr>
+            <w:color w:val="0000EE"/>
+            <w:u w:val="single"/>
+          </w:rPr>
+          <w:t>出22:21</w:t>
+        </w:r>
+      </w:hyperlink>
+      <w:r>
+        <w:rPr>
+          <w:lang w:val="zh_TW" w:bidi="zh_TW"/>
+        </w:rPr>
+        <w:t>；</w:t>
+      </w:r>
+      <w:hyperlink r:id="rId31">
+        <w:r>
+          <w:rPr>
+            <w:lang w:val="zh_TW" w:bidi="zh_TW"/>
+          </w:rPr>
+          <w:rPr>
+            <w:color w:val="0000EE"/>
+            <w:u w:val="single"/>
+          </w:rPr>
+          <w:t>利25:35–38</w:t>
+        </w:r>
+      </w:hyperlink>
+      <w:r>
+        <w:rPr>
+          <w:lang w:val="zh_TW" w:bidi="zh_TW"/>
+        </w:rPr>
+        <w:t>）。</w:t>
       </w:r>
     </w:p>
     <w:p>
@@ -469,9 +802,9 @@
         <w:rPr>
           <w:lang w:val="zh_TW" w:bidi="zh_TW"/>
         </w:rPr>
-        <w:t>總結來看，最可能的結論是：拿但業並非十二使徒之一，而僅是約翰記載的門徒之一。此觀點與早期教父文獻相符。在約翰福音中，拿但業象徵了那些克服最初的懷疑，並信靠基督的真正猶太人。這一象徵性意義可從以下三點觀察到：（1）他對耶穌的最初反應類似於那些信仰律法和先知書之人的反應（</w:t>
-      </w:r>
-      <w:hyperlink r:id="rId21">
+        <w:t>當這些責任被忽視時，隨之而來的是社會的崩潰或國家的動盪（</w:t>
+      </w:r>
+      <w:hyperlink r:id="rId32">
         <w:r>
           <w:rPr>
             <w:lang w:val="zh_TW" w:bidi="zh_TW"/>
@@ -480,10 +813,16 @@
             <w:color w:val="0000EE"/>
             <w:u w:val="single"/>
           </w:rPr>
-          <w:t>約7:15、27、41，</w:t>
+          <w:t>申28:15–68</w:t>
         </w:r>
       </w:hyperlink>
-      <w:hyperlink r:id="rId22">
+      <w:r>
+        <w:rPr>
+          <w:lang w:val="zh_TW" w:bidi="zh_TW"/>
+        </w:rPr>
+        <w:t>；</w:t>
+      </w:r>
+      <w:hyperlink r:id="rId33">
         <w:r>
           <w:rPr>
             <w:lang w:val="zh_TW" w:bidi="zh_TW"/>
@@ -492,16 +831,16 @@
             <w:color w:val="0000EE"/>
             <w:u w:val="single"/>
           </w:rPr>
-          <w:t>9:41</w:t>
+          <w:t>何4:1–3</w:t>
         </w:r>
       </w:hyperlink>
       <w:r>
         <w:rPr>
           <w:lang w:val="zh_TW" w:bidi="zh_TW"/>
         </w:rPr>
-        <w:t>）；（2）耶穌提到祂看見拿但業在無花果樹下（</w:t>
-      </w:r>
-      <w:hyperlink r:id="rId23">
+        <w:t>；</w:t>
+      </w:r>
+      <w:hyperlink r:id="rId34">
         <w:r>
           <w:rPr>
             <w:lang w:val="zh_TW" w:bidi="zh_TW"/>
@@ -510,16 +849,16 @@
             <w:color w:val="0000EE"/>
             <w:u w:val="single"/>
           </w:rPr>
-          <w:t>1:48</w:t>
+          <w:t>摩2:6–7</w:t>
         </w:r>
       </w:hyperlink>
       <w:r>
         <w:rPr>
           <w:lang w:val="zh_TW" w:bidi="zh_TW"/>
         </w:rPr>
-        <w:t>），這表明他對律法的虔誠（拉比文學中，學習律法的理想地點就是無花果樹下）；（3）耶穌將拿但業與以色列的祖先雅各聯繫起來。在</w:t>
-      </w:r>
-      <w:hyperlink r:id="rId24">
+        <w:t>），這也顯示了鄰舍關係在盟約社群中的重要性。以色列人經常忽視對鄰舍的愛，特別是對有需要的鄰舍，而這正是導致他們受神懲罰而被擄的重要原因之一（</w:t>
+      </w:r>
+      <w:hyperlink r:id="rId35">
         <w:r>
           <w:rPr>
             <w:lang w:val="zh_TW" w:bidi="zh_TW"/>
@@ -528,16 +867,16 @@
             <w:color w:val="0000EE"/>
             <w:u w:val="single"/>
           </w:rPr>
-          <w:t>創世記二十五至三十二章</w:t>
+          <w:t>耶5:7–9</w:t>
         </w:r>
       </w:hyperlink>
       <w:r>
         <w:rPr>
           <w:lang w:val="zh_TW" w:bidi="zh_TW"/>
         </w:rPr>
-        <w:t>中，雅各確實在與以掃和拉班的相處中表現出狡猾和機智。</w:t>
-      </w:r>
-      <w:hyperlink r:id="rId25">
+        <w:t>，</w:t>
+      </w:r>
+      <w:hyperlink r:id="rId36">
         <w:r>
           <w:rPr>
             <w:lang w:val="zh_TW" w:bidi="zh_TW"/>
@@ -546,16 +885,16 @@
             <w:color w:val="0000EE"/>
             <w:u w:val="single"/>
           </w:rPr>
-          <w:t>約翰福音一章51節</w:t>
+          <w:t>7:1–15</w:t>
         </w:r>
       </w:hyperlink>
       <w:r>
         <w:rPr>
           <w:lang w:val="zh_TW" w:bidi="zh_TW"/>
         </w:rPr>
-        <w:t>進一步加強了拿但業與雅各的關聯，呈現了天使上去下來的意象，這讓人想起雅各的夢境，並且發生地靠近伯特利和雅博河，即雅各的經歷之地。拿但業因此成為敬虔以色列人的象徵，表達出真正以色列人應對耶穌的適當回應——從起初的懷疑到信心的建立（參</w:t>
-      </w:r>
-      <w:hyperlink r:id="rId26">
+        <w:t>，</w:t>
+      </w:r>
+      <w:hyperlink r:id="rId37">
         <w:r>
           <w:rPr>
             <w:lang w:val="zh_TW" w:bidi="zh_TW"/>
@@ -564,14 +903,133 @@
             <w:color w:val="0000EE"/>
             <w:u w:val="single"/>
           </w:rPr>
-          <w:t>羅9:6</w:t>
+          <w:t>9:2–9</w:t>
         </w:r>
       </w:hyperlink>
       <w:r>
         <w:rPr>
           <w:lang w:val="zh_TW" w:bidi="zh_TW"/>
         </w:rPr>
-        <w:t>）。</w:t>
+        <w:t>；</w:t>
+      </w:r>
+      <w:hyperlink r:id="rId33">
+        <w:r>
+          <w:rPr>
+            <w:lang w:val="zh_TW" w:bidi="zh_TW"/>
+          </w:rPr>
+          <w:rPr>
+            <w:color w:val="0000EE"/>
+            <w:u w:val="single"/>
+          </w:rPr>
+          <w:t>何4:1–3</w:t>
+        </w:r>
+      </w:hyperlink>
+      <w:r>
+        <w:rPr>
+          <w:lang w:val="zh_TW" w:bidi="zh_TW"/>
+        </w:rPr>
+        <w:t>；</w:t>
+      </w:r>
+      <w:hyperlink r:id="rId34">
+        <w:r>
+          <w:rPr>
+            <w:lang w:val="zh_TW" w:bidi="zh_TW"/>
+          </w:rPr>
+          <w:rPr>
+            <w:color w:val="0000EE"/>
+            <w:u w:val="single"/>
+          </w:rPr>
+          <w:t>摩2:6–7</w:t>
+        </w:r>
+      </w:hyperlink>
+      <w:r>
+        <w:rPr>
+          <w:lang w:val="zh_TW" w:bidi="zh_TW"/>
+        </w:rPr>
+        <w:t>，</w:t>
+      </w:r>
+      <w:hyperlink r:id="rId38">
+        <w:r>
+          <w:rPr>
+            <w:lang w:val="zh_TW" w:bidi="zh_TW"/>
+          </w:rPr>
+          <w:rPr>
+            <w:color w:val="0000EE"/>
+            <w:u w:val="single"/>
+          </w:rPr>
+          <w:t>5:10–13</w:t>
+        </w:r>
+      </w:hyperlink>
+      <w:r>
+        <w:rPr>
+          <w:lang w:val="zh_TW" w:bidi="zh_TW"/>
+        </w:rPr>
+        <w:t>，</w:t>
+      </w:r>
+      <w:hyperlink r:id="rId39">
+        <w:r>
+          <w:rPr>
+            <w:lang w:val="zh_TW" w:bidi="zh_TW"/>
+          </w:rPr>
+          <w:rPr>
+            <w:color w:val="0000EE"/>
+            <w:u w:val="single"/>
+          </w:rPr>
+          <w:t>8:4–6</w:t>
+        </w:r>
+      </w:hyperlink>
+      <w:r>
+        <w:rPr>
+          <w:lang w:val="zh_TW" w:bidi="zh_TW"/>
+        </w:rPr>
+        <w:t>）。然而，以色列人也曾盼望，在彌賽亞的時代，這種真正的鄰舍之愛能夠實現（</w:t>
+      </w:r>
+      <w:hyperlink r:id="rId40">
+        <w:r>
+          <w:rPr>
+            <w:lang w:val="zh_TW" w:bidi="zh_TW"/>
+          </w:rPr>
+          <w:rPr>
+            <w:color w:val="0000EE"/>
+            <w:u w:val="single"/>
+          </w:rPr>
+          <w:t>耶31:34</w:t>
+        </w:r>
+      </w:hyperlink>
+      <w:r>
+        <w:rPr>
+          <w:lang w:val="zh_TW" w:bidi="zh_TW"/>
+        </w:rPr>
+        <w:t>；</w:t>
+      </w:r>
+      <w:hyperlink r:id="rId41">
+        <w:r>
+          <w:rPr>
+            <w:lang w:val="zh_TW" w:bidi="zh_TW"/>
+          </w:rPr>
+          <w:rPr>
+            <w:color w:val="0000EE"/>
+            <w:u w:val="single"/>
+          </w:rPr>
+          <w:t>亞3:10</w:t>
+        </w:r>
+      </w:hyperlink>
+      <w:r>
+        <w:rPr>
+          <w:lang w:val="zh_TW" w:bidi="zh_TW"/>
+        </w:rPr>
+        <w:t>），這也顯示出這種愛在舊約時代的盟約社群中常常被忽略。</w:t>
+      </w:r>
+    </w:p>
+    <w:p>
+      <w:pPr>
+        <w:pStyle w:val="Heading3"/>
+      </w:pPr>
+      <w:r>
+        <w:rPr>
+          <w:lang w:val="zh_TW" w:bidi="zh_TW"/>
+        </w:rPr>
+        <w:t>在晚期猶太教中</w:t>
       </w:r>
     </w:p>
     <w:p>
@@ -583,38 +1041,134 @@
       </w:r>
       <w:r>
         <w:rPr>
-          <w:i/>
-          <w:lang w:val="zh_TW" w:bidi="zh_TW"/>
-        </w:rPr>
-        <w:t>另見</w:t>
-      </w:r>
-      <w:r>
-        <w:rPr>
-          <w:lang w:val="zh_TW" w:bidi="zh_TW"/>
-        </w:rPr>
-        <w:t xml:space="preserve"> </w:t>
-      </w:r>
-      <w:r>
-        <w:rPr>
-          <w:lang w:val="zh_TW" w:bidi="zh_TW"/>
-        </w:rPr>
-        <w:t>使徒，使徒職分</w:t>
-      </w:r>
-      <w:r>
-        <w:rPr>
-          <w:lang w:val="zh_TW" w:bidi="zh_TW"/>
-        </w:rPr>
-        <w:t>。</w:t>
-      </w:r>
-      <w:r>
-        <w:rPr>
-          <w:lang w:val="zh_TW" w:bidi="zh_TW"/>
-        </w:rPr>
-      </w:r>
-      <w:r>
-        <w:rPr>
-          <w:lang w:val="zh_TW" w:bidi="zh_TW"/>
-        </w:rPr>
+          <w:lang w:val="zh_TW" w:bidi="zh_TW"/>
+        </w:rPr>
+        <w:t>在被擄歸回後，以色列人認識到，神的祝福在某種程度上取決於人們是否彼此實踐公義和愛（</w:t>
+      </w:r>
+      <w:hyperlink r:id="rId42">
+        <w:r>
+          <w:rPr>
+            <w:lang w:val="zh_TW" w:bidi="zh_TW"/>
+          </w:rPr>
+          <w:rPr>
+            <w:color w:val="0000EE"/>
+            <w:u w:val="single"/>
+          </w:rPr>
+          <w:t>亞8:14–17</w:t>
+        </w:r>
+      </w:hyperlink>
+      <w:r>
+        <w:rPr>
+          <w:lang w:val="zh_TW" w:bidi="zh_TW"/>
+        </w:rPr>
+        <w:t>）。然而，對於「鄰舍」的定義仍然存在爭議。有以下幾個因素表明，在這個時期，「鄰舍」僅限於以色列人和改信猶太教的人（改信猶太教的外邦人）。從拉比文獻中可以看出，撒馬利亞人及居住在以色列地的外邦人，通常不被視為「鄰舍」，因此也不值得被愛。在昆蘭的猶太愛色尼派（Jewish Essene community at Qumran）社</w:t>
+      </w:r>
+      <w:r>
+        <w:rPr>
+          <w:lang w:val="zh_TW" w:bidi="zh_TW"/>
+        </w:rPr>
+        <w:t>群</w:t>
+      </w:r>
+      <w:r>
+        <w:rPr>
+          <w:lang w:val="zh_TW" w:bidi="zh_TW"/>
+        </w:rPr>
+        <w:t>內，</w:t>
+      </w:r>
+      <w:r>
+        <w:rPr>
+          <w:lang w:val="zh_TW" w:bidi="zh_TW"/>
+        </w:rPr>
+        <w:t>被尊重和公平對待的「鄰舍」僅限於社群成員</w:t>
+      </w:r>
+      <w:r>
+        <w:rPr>
+          <w:lang w:val="zh_TW" w:bidi="zh_TW"/>
+        </w:rPr>
+        <w:t>。最後，當耶穌</w:t>
+      </w:r>
+      <w:r>
+        <w:rPr>
+          <w:lang w:val="zh_TW" w:bidi="zh_TW"/>
+        </w:rPr>
+        <w:t>提到，</w:t>
+      </w:r>
+      <w:r>
+        <w:rPr>
+          <w:lang w:val="zh_TW" w:bidi="zh_TW"/>
+        </w:rPr>
+        <w:t>「</w:t>
+      </w:r>
+      <w:r>
+        <w:rPr>
+          <w:lang w:val="zh_TW" w:bidi="zh_TW"/>
+        </w:rPr>
+        <w:t>你們聽見有話說：『當愛你的鄰舍，恨你的仇敵。』</w:t>
+      </w:r>
+      <w:r>
+        <w:rPr>
+          <w:lang w:val="zh_TW" w:bidi="zh_TW"/>
+        </w:rPr>
+        <w:t>」（</w:t>
+      </w:r>
+      <w:hyperlink r:id="rId43">
+        <w:r>
+          <w:rPr>
+            <w:lang w:val="zh_TW" w:bidi="zh_TW"/>
+          </w:rPr>
+          <w:rPr>
+            <w:color w:val="0000EE"/>
+            <w:u w:val="single"/>
+          </w:rPr>
+          <w:t>太5:43</w:t>
+        </w:r>
+      </w:hyperlink>
+      <w:r>
+        <w:rPr>
+          <w:lang w:val="zh_TW" w:bidi="zh_TW"/>
+        </w:rPr>
+        <w:t>）時，衪只是引用了部份舊約（</w:t>
+      </w:r>
+      <w:hyperlink r:id="rId16">
+        <w:r>
+          <w:rPr>
+            <w:lang w:val="zh_TW" w:bidi="zh_TW"/>
+          </w:rPr>
+          <w:rPr>
+            <w:color w:val="0000EE"/>
+            <w:u w:val="single"/>
+          </w:rPr>
+          <w:t>利19:18</w:t>
+        </w:r>
+      </w:hyperlink>
+      <w:r>
+        <w:rPr>
+          <w:lang w:val="zh_TW" w:bidi="zh_TW"/>
+        </w:rPr>
+        <w:t>——「</w:t>
+      </w:r>
+      <w:r>
+        <w:rPr>
+          <w:lang w:val="zh_TW" w:bidi="zh_TW"/>
+        </w:rPr>
+        <w:t>要愛人如己</w:t>
+      </w:r>
+      <w:r>
+        <w:rPr>
+          <w:lang w:val="zh_TW" w:bidi="zh_TW"/>
+        </w:rPr>
+        <w:t>」）。而最後的片語「恨你的仇敵」則反映了當時猶太人的普遍觀念，即神只要求他們愛自己的同胞，而不必愛那些被視為「敵人」的外族人。</w:t>
+      </w:r>
+    </w:p>
+    <w:p>
+      <w:pPr>
+        <w:pStyle w:val="Heading3"/>
+      </w:pPr>
+      <w:r>
+        <w:rPr>
+          <w:lang w:val="zh_TW" w:bidi="zh_TW"/>
+        </w:rPr>
+        <w:t>在新約中</w:t>
       </w:r>
     </w:p>
     <w:p>
@@ -624,21 +1178,53 @@
           <w:lang w:val="zh_TW" w:bidi="zh_TW"/>
         </w:rPr>
       </w:r>
-    </w:p>
-    <w:p>
-      <w:pPr>
-        <w:pStyle w:val="Heading2"/>
-      </w:pPr>
-      <w:r>
-        <w:rPr>
-          <w:lang w:val="zh_TW" w:bidi="zh_TW"/>
-        </w:rPr>
-        <w:t>拿撒勒</w:t>
-      </w:r>
-      <w:r>
-        <w:rPr>
-          <w:lang w:val="zh_TW" w:bidi="zh_TW"/>
-        </w:rPr>
+      <w:r>
+        <w:rPr>
+          <w:lang w:val="zh_TW" w:bidi="zh_TW"/>
+        </w:rPr>
+        <w:t>耶穌對「鄰舍」的理解與當時猶太人的觀念大相逕庭，祂消除了對鄰舍之愛的限制。</w:t>
+      </w:r>
+      <w:r>
+        <w:rPr>
+          <w:lang w:val="zh_TW" w:bidi="zh_TW"/>
+        </w:rPr>
+        <w:t>與那些將愛狹義套用在同胞身上的人不同</w:t>
+      </w:r>
+      <w:r>
+        <w:rPr>
+          <w:lang w:val="zh_TW" w:bidi="zh_TW"/>
+        </w:rPr>
+        <w:t>，耶穌主張將對愛鄰舍的義務擴展到</w:t>
+      </w:r>
+      <w:r>
+        <w:rPr>
+          <w:lang w:val="zh_TW" w:bidi="zh_TW"/>
+        </w:rPr>
+        <w:t>仇敵</w:t>
+      </w:r>
+      <w:r>
+        <w:rPr>
+          <w:lang w:val="zh_TW" w:bidi="zh_TW"/>
+        </w:rPr>
+        <w:t>身上（</w:t>
+      </w:r>
+      <w:hyperlink r:id="rId44">
+        <w:r>
+          <w:rPr>
+            <w:lang w:val="zh_TW" w:bidi="zh_TW"/>
+          </w:rPr>
+          <w:rPr>
+            <w:color w:val="0000EE"/>
+            <w:u w:val="single"/>
+          </w:rPr>
+          <w:t>太5:43–48</w:t>
+        </w:r>
+      </w:hyperlink>
+      <w:r>
+        <w:rPr>
+          <w:lang w:val="zh_TW" w:bidi="zh_TW"/>
+        </w:rPr>
+        <w:t>），如此一來，祂完全消除了鄰舍與仇敵之間的區別。</w:t>
       </w:r>
     </w:p>
     <w:p>
@@ -652,9 +1238,21 @@
         <w:rPr>
           <w:lang w:val="zh_TW" w:bidi="zh_TW"/>
         </w:rPr>
-        <w:t>羅馬帝國加利利省的一個村莊，是約瑟、馬利亞和耶穌的家鄉。拿撒勒一直是個偏僻的小鎮。在舊約、次經、兩約之間時期的猶太文獻或約瑟夫的歷史著作中，都沒有提到這個地方。該城位於黎巴嫩南部山脈的石灰岩丘陵中，靠近以斯得倫（Esdraelon）平原北側，三面環山，形成了一個氣候溫和、適合水果和野花生長的庇護谷地。雖然拿撒勒附近有貿易路線和道路經過，但該村莊本身並不位於任何主要道路上。拿撒勒位於加利利海以西約15英里（24.1公里），地中海以東約20英里（32.2公里），而耶路撒冷則位於其南方約70英里（112.6公里）處。考古遺跡顯示，古代的拿撒勒比現今的村莊更靠近西邊的山丘（參</w:t>
-      </w:r>
-      <w:hyperlink r:id="rId27">
+        <w:t>在另一個場合中，</w:t>
+      </w:r>
+      <w:r>
+        <w:rPr>
+          <w:lang w:val="zh_TW" w:bidi="zh_TW"/>
+        </w:rPr>
+        <w:t>一個</w:t>
+      </w:r>
+      <w:r>
+        <w:rPr>
+          <w:lang w:val="zh_TW" w:bidi="zh_TW"/>
+        </w:rPr>
+        <w:t>文士問耶穌什麼是神賜下的最大誡命（</w:t>
+      </w:r>
+      <w:hyperlink r:id="rId45">
         <w:r>
           <w:rPr>
             <w:lang w:val="zh_TW" w:bidi="zh_TW"/>
@@ -663,16 +1261,28 @@
             <w:color w:val="0000EE"/>
             <w:u w:val="single"/>
           </w:rPr>
-          <w:t>路4:29</w:t>
+          <w:t>可12:28–31）</w:t>
         </w:r>
       </w:hyperlink>
       <w:r>
         <w:rPr>
           <w:lang w:val="zh_TW" w:bidi="zh_TW"/>
         </w:rPr>
-        <w:t>）。在基督時代，拿撒勒及整個加利利南部地區都處於猶太生活的主流範圍之外，這也提供了拿但業對腓力所說「拿撒勒還能出甚麼好的嗎？」（見</w:t>
-      </w:r>
-      <w:hyperlink r:id="rId28">
+        <w:t>。</w:t>
+      </w:r>
+      <w:r>
+        <w:rPr>
+          <w:lang w:val="zh_TW" w:bidi="zh_TW"/>
+        </w:rPr>
+        <w:t>耶穌回應時</w:t>
+      </w:r>
+      <w:r>
+        <w:rPr>
+          <w:lang w:val="zh_TW" w:bidi="zh_TW"/>
+        </w:rPr>
+        <w:t>引用了</w:t>
+      </w:r>
+      <w:hyperlink r:id="rId46">
         <w:r>
           <w:rPr>
             <w:lang w:val="zh_TW" w:bidi="zh_TW"/>
@@ -681,14 +1291,80 @@
             <w:color w:val="0000EE"/>
             <w:u w:val="single"/>
           </w:rPr>
-          <w:t>約1:46</w:t>
+          <w:t>申命記六章5節</w:t>
         </w:r>
       </w:hyperlink>
       <w:r>
         <w:rPr>
           <w:lang w:val="zh_TW" w:bidi="zh_TW"/>
         </w:rPr>
-        <w:t>）這句諷刺話的背景。</w:t>
+        <w:t>，關於神的本質以及人</w:t>
+      </w:r>
+      <w:r>
+        <w:rPr>
+          <w:lang w:val="zh_TW" w:bidi="zh_TW"/>
+        </w:rPr>
+        <w:t>應</w:t>
+      </w:r>
+      <w:r>
+        <w:rPr>
+          <w:lang w:val="zh_TW" w:bidi="zh_TW"/>
+        </w:rPr>
+        <w:t>盡心、盡性和盡力愛神的義務。而值得注意的是，耶穌並沒有止步於此，而是將此與第二條誡命，即「愛人如己」（</w:t>
+      </w:r>
+      <w:hyperlink r:id="rId16">
+        <w:r>
+          <w:rPr>
+            <w:lang w:val="zh_TW" w:bidi="zh_TW"/>
+          </w:rPr>
+          <w:rPr>
+            <w:color w:val="0000EE"/>
+            <w:u w:val="single"/>
+          </w:rPr>
+          <w:t>利19:18）</w:t>
+        </w:r>
+      </w:hyperlink>
+      <w:r>
+        <w:rPr>
+          <w:lang w:val="zh_TW" w:bidi="zh_TW"/>
+        </w:rPr>
+        <w:t>，連結起來。一些學者認為，這種將愛神和愛鄰舍緊密聯繫在一起的教導起源於耶穌。如果耶穌是第一個將這兩個誡命聯繫在一起的人（見</w:t>
+      </w:r>
+      <w:hyperlink r:id="rId47">
+        <w:r>
+          <w:rPr>
+            <w:lang w:val="zh_TW" w:bidi="zh_TW"/>
+          </w:rPr>
+          <w:rPr>
+            <w:color w:val="0000EE"/>
+            <w:u w:val="single"/>
+          </w:rPr>
+          <w:t>太22:37</w:t>
+        </w:r>
+      </w:hyperlink>
+      <w:r>
+        <w:rPr>
+          <w:lang w:val="zh_TW" w:bidi="zh_TW"/>
+        </w:rPr>
+        <w:t>；</w:t>
+      </w:r>
+      <w:hyperlink r:id="rId48">
+        <w:r>
+          <w:rPr>
+            <w:lang w:val="zh_TW" w:bidi="zh_TW"/>
+          </w:rPr>
+          <w:rPr>
+            <w:color w:val="0000EE"/>
+            <w:u w:val="single"/>
+          </w:rPr>
+          <w:t>可12:29–31</w:t>
+        </w:r>
+      </w:hyperlink>
+      <w:r>
+        <w:rPr>
+          <w:lang w:val="zh_TW" w:bidi="zh_TW"/>
+        </w:rPr>
+        <w:t>），這便揭示了我們的主對這兩項義務關係的理解；真正的愛鄰舍源於對神的愛，反之亦然，對神的愛與在愛中滿足鄰舍的需求是不可分割的。</w:t>
       </w:r>
     </w:p>
     <w:p>
@@ -702,9 +1378,9 @@
         <w:rPr>
           <w:lang w:val="zh_TW" w:bidi="zh_TW"/>
         </w:rPr>
-        <w:t>拿撒勒首次在新約中被提及，是作為馬利亞和約瑟的家鄉（</w:t>
-      </w:r>
-      <w:hyperlink r:id="rId29">
+        <w:t>在耶穌的時代，辯論的焦點不是如何正確地對待鄰舍，而是誰才是真正的鄰舍。一位律法師問了耶穌這個問題（</w:t>
+      </w:r>
+      <w:hyperlink r:id="rId49">
         <w:r>
           <w:rPr>
             <w:lang w:val="zh_TW" w:bidi="zh_TW"/>
@@ -713,16 +1389,52 @@
             <w:color w:val="0000EE"/>
             <w:u w:val="single"/>
           </w:rPr>
-          <w:t>路1:26–27</w:t>
+          <w:t>路10:29</w:t>
         </w:r>
       </w:hyperlink>
       <w:r>
         <w:rPr>
           <w:lang w:val="zh_TW" w:bidi="zh_TW"/>
         </w:rPr>
-        <w:t>）。耶穌在祂父母的祖籍伯利恆（位於南方約80英里或128.7公里處）出生後不久，馬利亞和約瑟便返回拿撒勒（</w:t>
-      </w:r>
-      <w:hyperlink r:id="rId30">
+        <w:t>）。耶穌讚揚這位律法師，因為他清楚理解</w:t>
+      </w:r>
+      <w:r>
+        <w:rPr>
+          <w:lang w:val="zh_TW" w:bidi="zh_TW"/>
+        </w:rPr>
+        <w:t>得到永生</w:t>
+      </w:r>
+      <w:r>
+        <w:rPr>
+          <w:lang w:val="zh_TW" w:bidi="zh_TW"/>
+        </w:rPr>
+        <w:t>所需的條件，即</w:t>
+      </w:r>
+      <w:r>
+        <w:rPr>
+          <w:lang w:val="zh_TW" w:bidi="zh_TW"/>
+        </w:rPr>
+        <w:t>愛神和愛鄰舍</w:t>
+      </w:r>
+      <w:r>
+        <w:rPr>
+          <w:lang w:val="zh_TW" w:bidi="zh_TW"/>
+        </w:rPr>
+        <w:t>。路加卻暗示，這位律法師提出的進一步限制性問題是為了「顯明自己有理」，也就是</w:t>
+      </w:r>
+      <w:r>
+        <w:rPr>
+          <w:lang w:val="zh_TW" w:bidi="zh_TW"/>
+        </w:rPr>
+        <w:t>為自己同胞有限的愛的行為辯護</w:t>
+      </w:r>
+      <w:r>
+        <w:rPr>
+          <w:lang w:val="zh_TW" w:bidi="zh_TW"/>
+        </w:rPr>
+        <w:t>。耶穌選擇不直接回答，而是用一個比喻來回應，就是我們耳熟能詳好撒馬利亞人的比喻（</w:t>
+      </w:r>
+      <w:hyperlink r:id="rId50">
         <w:r>
           <w:rPr>
             <w:lang w:val="zh_TW" w:bidi="zh_TW"/>
@@ -731,212 +1443,14 @@
             <w:color w:val="0000EE"/>
             <w:u w:val="single"/>
           </w:rPr>
-          <w:t>太2:23</w:t>
+          <w:t>30–35</w:t>
         </w:r>
       </w:hyperlink>
       <w:r>
         <w:rPr>
           <w:lang w:val="zh_TW" w:bidi="zh_TW"/>
         </w:rPr>
-        <w:t>；</w:t>
-      </w:r>
-      <w:hyperlink r:id="rId31">
-        <w:r>
-          <w:rPr>
-            <w:lang w:val="zh_TW" w:bidi="zh_TW"/>
-          </w:rPr>
-          <w:rPr>
-            <w:color w:val="0000EE"/>
-            <w:u w:val="single"/>
-          </w:rPr>
-          <w:t>路2:39</w:t>
-        </w:r>
-      </w:hyperlink>
-      <w:r>
-        <w:rPr>
-          <w:lang w:val="zh_TW" w:bidi="zh_TW"/>
-        </w:rPr>
-        <w:t>）。耶穌在那裡長大（</w:t>
-      </w:r>
-      <w:hyperlink r:id="rId32">
-        <w:r>
-          <w:rPr>
-            <w:lang w:val="zh_TW" w:bidi="zh_TW"/>
-          </w:rPr>
-          <w:rPr>
-            <w:color w:val="0000EE"/>
-            <w:u w:val="single"/>
-          </w:rPr>
-          <w:t>路2:39–40、51</w:t>
-        </w:r>
-      </w:hyperlink>
-      <w:r>
-        <w:rPr>
-          <w:lang w:val="zh_TW" w:bidi="zh_TW"/>
-        </w:rPr>
-        <w:t>），後來離開村莊前往約旦河接受約翰的洗禮（</w:t>
-      </w:r>
-      <w:hyperlink r:id="rId33">
-        <w:r>
-          <w:rPr>
-            <w:lang w:val="zh_TW" w:bidi="zh_TW"/>
-          </w:rPr>
-          <w:rPr>
-            <w:color w:val="0000EE"/>
-            <w:u w:val="single"/>
-          </w:rPr>
-          <w:t>可1:9</w:t>
-        </w:r>
-      </w:hyperlink>
-      <w:r>
-        <w:rPr>
-          <w:lang w:val="zh_TW" w:bidi="zh_TW"/>
-        </w:rPr>
-        <w:t>）。約翰被捕後，耶穌搬到迦百農居住（</w:t>
-      </w:r>
-      <w:hyperlink r:id="rId34">
-        <w:r>
-          <w:rPr>
-            <w:lang w:val="zh_TW" w:bidi="zh_TW"/>
-          </w:rPr>
-          <w:rPr>
-            <w:color w:val="0000EE"/>
-            <w:u w:val="single"/>
-          </w:rPr>
-          <w:t>太4:13</w:t>
-        </w:r>
-      </w:hyperlink>
-      <w:r>
-        <w:rPr>
-          <w:lang w:val="zh_TW" w:bidi="zh_TW"/>
-        </w:rPr>
-        <w:t>）。雖然耶穌經常被人以祂的童年成長的城而稱為「拿撒勒人耶穌」（見</w:t>
-      </w:r>
-      <w:hyperlink r:id="rId35">
-        <w:r>
-          <w:rPr>
-            <w:lang w:val="zh_TW" w:bidi="zh_TW"/>
-          </w:rPr>
-          <w:rPr>
-            <w:color w:val="0000EE"/>
-            <w:u w:val="single"/>
-          </w:rPr>
-          <w:t>可10:47</w:t>
-        </w:r>
-      </w:hyperlink>
-      <w:r>
-        <w:rPr>
-          <w:lang w:val="zh_TW" w:bidi="zh_TW"/>
-        </w:rPr>
-        <w:t>；</w:t>
-      </w:r>
-      <w:hyperlink r:id="rId36">
-        <w:r>
-          <w:rPr>
-            <w:lang w:val="zh_TW" w:bidi="zh_TW"/>
-          </w:rPr>
-          <w:rPr>
-            <w:color w:val="0000EE"/>
-            <w:u w:val="single"/>
-          </w:rPr>
-          <w:t>約18:5、7</w:t>
-        </w:r>
-      </w:hyperlink>
-      <w:r>
-        <w:rPr>
-          <w:lang w:val="zh_TW" w:bidi="zh_TW"/>
-        </w:rPr>
-        <w:t>；</w:t>
-      </w:r>
-      <w:hyperlink r:id="rId37">
-        <w:r>
-          <w:rPr>
-            <w:lang w:val="zh_TW" w:bidi="zh_TW"/>
-          </w:rPr>
-          <w:rPr>
-            <w:color w:val="0000EE"/>
-            <w:u w:val="single"/>
-          </w:rPr>
-          <w:t>徒2:22</w:t>
-        </w:r>
-      </w:hyperlink>
-      <w:r>
-        <w:rPr>
-          <w:lang w:val="zh_TW" w:bidi="zh_TW"/>
-        </w:rPr>
-        <w:t>），但新約僅記載耶穌在事工期間只回過拿撒勒一次。那次祂在會堂中講道，但卻被鎮民拒絕（</w:t>
-      </w:r>
-      <w:hyperlink r:id="rId38">
-        <w:r>
-          <w:rPr>
-            <w:lang w:val="zh_TW" w:bidi="zh_TW"/>
-          </w:rPr>
-          <w:rPr>
-            <w:color w:val="0000EE"/>
-            <w:u w:val="single"/>
-          </w:rPr>
-          <w:t>路4:16–30</w:t>
-        </w:r>
-      </w:hyperlink>
-      <w:r>
-        <w:rPr>
-          <w:lang w:val="zh_TW" w:bidi="zh_TW"/>
-        </w:rPr>
-        <w:t>；參</w:t>
-      </w:r>
-      <w:hyperlink r:id="rId39">
-        <w:r>
-          <w:rPr>
-            <w:lang w:val="zh_TW" w:bidi="zh_TW"/>
-          </w:rPr>
-          <w:rPr>
-            <w:color w:val="0000EE"/>
-            <w:u w:val="single"/>
-          </w:rPr>
-          <w:t>太13:54–58</w:t>
-        </w:r>
-      </w:hyperlink>
-      <w:r>
-        <w:rPr>
-          <w:lang w:val="zh_TW" w:bidi="zh_TW"/>
-        </w:rPr>
-        <w:t>；</w:t>
-      </w:r>
-      <w:hyperlink r:id="rId40">
-        <w:r>
-          <w:rPr>
-            <w:lang w:val="zh_TW" w:bidi="zh_TW"/>
-          </w:rPr>
-          <w:rPr>
-            <w:color w:val="0000EE"/>
-            <w:u w:val="single"/>
-          </w:rPr>
-          <w:t>可6:1–6</w:t>
-        </w:r>
-      </w:hyperlink>
-      <w:r>
-        <w:rPr>
-          <w:lang w:val="zh_TW" w:bidi="zh_TW"/>
-        </w:rPr>
-        <w:t>）。耶穌的跟隨者也被譏諷地稱為「拿撒勒教黨（Nazarenes）」（</w:t>
-      </w:r>
-      <w:hyperlink r:id="rId41">
-        <w:r>
-          <w:rPr>
-            <w:lang w:val="zh_TW" w:bidi="zh_TW"/>
-          </w:rPr>
-          <w:rPr>
-            <w:color w:val="0000EE"/>
-            <w:u w:val="single"/>
-          </w:rPr>
-          <w:t>徒24:5</w:t>
-        </w:r>
-      </w:hyperlink>
-      <w:r>
-        <w:rPr>
-          <w:lang w:val="zh_TW" w:bidi="zh_TW"/>
-        </w:rPr>
-        <w:t>）。</w:t>
+        <w:t>節）。</w:t>
       </w:r>
     </w:p>
     <w:p>
@@ -950,7 +1464,85 @@
         <w:rPr>
           <w:lang w:val="zh_TW" w:bidi="zh_TW"/>
         </w:rPr>
-        <w:t>拿撒勒一直是猶太人的城，直到君士坦丁皇帝（卒於公元327年）時期，它才成為基督徒朝聖的聖地。大約在公元600年，在拿撒勒建造了一座大型聖殿。阿拉伯人和十字軍先後控制該村莊，直到公元1517年村莊被土耳其人佔領，他們驅逐了所有的基督徒。基督徒於公元1620年返回，該城成為重要的基督教中心。</w:t>
+        <w:t>為了讓這位律法師看到他的問題是何等短視</w:t>
+      </w:r>
+      <w:r>
+        <w:rPr>
+          <w:lang w:val="zh_TW" w:bidi="zh_TW"/>
+        </w:rPr>
+        <w:t>和</w:t>
+      </w:r>
+      <w:r>
+        <w:rPr>
+          <w:lang w:val="zh_TW" w:bidi="zh_TW"/>
+        </w:rPr>
+        <w:t>可悲，耶穌講述了一個日常的故事：一個人行走在從耶路撒冷到耶利哥的道路上，因這條路常有強盜出沒，十分危險。這名旅行者被搶劫、剝光</w:t>
+      </w:r>
+      <w:r>
+        <w:rPr>
+          <w:lang w:val="zh_TW" w:bidi="zh_TW"/>
+        </w:rPr>
+        <w:t>衣服</w:t>
+      </w:r>
+      <w:r>
+        <w:rPr>
+          <w:lang w:val="zh_TW" w:bidi="zh_TW"/>
+        </w:rPr>
+        <w:t>、毆打，</w:t>
+      </w:r>
+      <w:r>
+        <w:rPr>
+          <w:lang w:val="zh_TW" w:bidi="zh_TW"/>
+        </w:rPr>
+        <w:t>並在半死狀態被丟下</w:t>
+      </w:r>
+      <w:r>
+        <w:rPr>
+          <w:lang w:val="zh_TW" w:bidi="zh_TW"/>
+        </w:rPr>
+        <w:t>。</w:t>
+      </w:r>
+      <w:r>
+        <w:rPr>
+          <w:lang w:val="zh_TW" w:bidi="zh_TW"/>
+        </w:rPr>
+        <w:t>到這裡</w:t>
+      </w:r>
+      <w:r>
+        <w:rPr>
+          <w:lang w:val="zh_TW" w:bidi="zh_TW"/>
+        </w:rPr>
+        <w:t>，律法師可能以為耶穌是在舉例說明誰是「鄰舍」，就是一位需要幫助的猶太同胞。然而，耶穌接著介紹了兩個人物，一位祭司和一</w:t>
+      </w:r>
+      <w:r>
+        <w:rPr>
+          <w:lang w:val="zh_TW" w:bidi="zh_TW"/>
+        </w:rPr>
+        <w:t>個</w:t>
+      </w:r>
+      <w:r>
+        <w:rPr>
+          <w:lang w:val="zh_TW" w:bidi="zh_TW"/>
+        </w:rPr>
+        <w:t>利未人，他們在學術討論誰是神要他們去愛的鄰舍。律法師無疑會預期這些律法師以正確的方式對待受害者。相反，當祭司和利未人看到需要幫助的人時，他們卻選擇從另一邊走過。由於這些律法師無法確定受害者是死了還是奄奄一息，又不想冒不潔的風險，他們便繞過，從而違反了律法師剛剛指出最大的誡命（</w:t>
+      </w:r>
+      <w:hyperlink r:id="rId51">
+        <w:r>
+          <w:rPr>
+            <w:lang w:val="zh_TW" w:bidi="zh_TW"/>
+          </w:rPr>
+          <w:rPr>
+            <w:color w:val="0000EE"/>
+            <w:u w:val="single"/>
+          </w:rPr>
+          <w:t>10:25–28</w:t>
+        </w:r>
+      </w:hyperlink>
+      <w:r>
+        <w:rPr>
+          <w:lang w:val="zh_TW" w:bidi="zh_TW"/>
+        </w:rPr>
+        <w:t>）。</w:t>
       </w:r>
     </w:p>
     <w:p>
@@ -962,22 +1554,153 @@
       </w:r>
       <w:r>
         <w:rPr>
-          <w:i/>
-          <w:lang w:val="zh_TW" w:bidi="zh_TW"/>
-        </w:rPr>
-        <w:t>另見</w:t>
-      </w:r>
-      <w:r>
-        <w:rPr>
-          <w:lang w:val="zh_TW" w:bidi="zh_TW"/>
-        </w:rPr>
-        <w:t xml:space="preserve"> </w:t>
-      </w:r>
-      <w:r>
-        <w:rPr>
-          <w:lang w:val="zh_TW" w:bidi="zh_TW"/>
-        </w:rPr>
-        <w:t>拿撒勒人</w:t>
+          <w:lang w:val="zh_TW" w:bidi="zh_TW"/>
+        </w:rPr>
+        <w:t>這時，</w:t>
+      </w:r>
+      <w:r>
+        <w:rPr>
+          <w:lang w:val="zh_TW" w:bidi="zh_TW"/>
+        </w:rPr>
+        <w:t>一位撒馬利亞人</w:t>
+      </w:r>
+      <w:r>
+        <w:rPr>
+          <w:lang w:val="zh_TW" w:bidi="zh_TW"/>
+        </w:rPr>
+        <w:t>出現了——</w:t>
+      </w:r>
+      <w:r>
+        <w:rPr>
+          <w:lang w:val="zh_TW" w:bidi="zh_TW"/>
+        </w:rPr>
+        <w:t>一個被猶太人特別鄙視的種族。</w:t>
+      </w:r>
+      <w:r>
+        <w:rPr>
+          <w:lang w:val="zh_TW" w:bidi="zh_TW"/>
+        </w:rPr>
+        <w:t>猶太宗教權威視撒馬利亞人為異端</w:t>
+      </w:r>
+      <w:r>
+        <w:rPr>
+          <w:lang w:val="zh_TW" w:bidi="zh_TW"/>
+        </w:rPr>
+        <w:t>，在</w:t>
+      </w:r>
+      <w:r>
+        <w:rPr>
+          <w:lang w:val="zh_TW" w:bidi="zh_TW"/>
+        </w:rPr>
+        <w:t>拉比圈子中，</w:t>
+      </w:r>
+      <w:r>
+        <w:rPr>
+          <w:lang w:val="zh_TW" w:bidi="zh_TW"/>
+        </w:rPr>
+        <w:t>撒馬利亞人</w:t>
+      </w:r>
+      <w:r>
+        <w:rPr>
+          <w:lang w:val="zh_TW" w:bidi="zh_TW"/>
+        </w:rPr>
+        <w:t>不被視為</w:t>
+      </w:r>
+      <w:r>
+        <w:rPr>
+          <w:lang w:val="zh_TW" w:bidi="zh_TW"/>
+        </w:rPr>
+        <w:t>「鄰舍」，因此不值得被愛。事實上，</w:t>
+      </w:r>
+      <w:r>
+        <w:rPr>
+          <w:lang w:val="zh_TW" w:bidi="zh_TW"/>
+        </w:rPr>
+        <w:t>前</w:t>
+      </w:r>
+      <w:r>
+        <w:rPr>
+          <w:lang w:val="zh_TW" w:bidi="zh_TW"/>
+        </w:rPr>
+        <w:t>幾個世紀</w:t>
+      </w:r>
+      <w:r>
+        <w:rPr>
+          <w:lang w:val="zh_TW" w:bidi="zh_TW"/>
+        </w:rPr>
+        <w:t>中，</w:t>
+      </w:r>
+      <w:r>
+        <w:rPr>
+          <w:lang w:val="zh_TW" w:bidi="zh_TW"/>
+        </w:rPr>
+        <w:t>許多撒馬利亞人被猶太統治者屠殺，兩族之間明顯存在敵意（見</w:t>
+      </w:r>
+      <w:hyperlink r:id="rId52">
+        <w:r>
+          <w:rPr>
+            <w:lang w:val="zh_TW" w:bidi="zh_TW"/>
+          </w:rPr>
+          <w:rPr>
+            <w:color w:val="0000EE"/>
+            <w:u w:val="single"/>
+          </w:rPr>
+          <w:t>約4:9</w:t>
+        </w:r>
+      </w:hyperlink>
+      <w:r>
+        <w:rPr>
+          <w:lang w:val="zh_TW" w:bidi="zh_TW"/>
+        </w:rPr>
+        <w:t>）。當律法師聽到這個比喻時，他本來預期祭司和利未人會公正地對待受害者，</w:t>
+      </w:r>
+      <w:r>
+        <w:rPr>
+          <w:lang w:val="zh_TW" w:bidi="zh_TW"/>
+        </w:rPr>
+        <w:t>但他一定驚訝於一個被憎恨的撒馬利亞人，竟然會表現出憐憫，從而履行了最大的誡命</w:t>
+      </w:r>
+      <w:r>
+        <w:rPr>
+          <w:lang w:val="zh_TW" w:bidi="zh_TW"/>
+        </w:rPr>
+        <w:t>。耶穌</w:t>
+      </w:r>
+      <w:r>
+        <w:rPr>
+          <w:lang w:val="zh_TW" w:bidi="zh_TW"/>
+        </w:rPr>
+        <w:t>特</w:t>
+      </w:r>
+      <w:r>
+        <w:rPr>
+          <w:lang w:val="zh_TW" w:bidi="zh_TW"/>
+        </w:rPr>
+        <w:t>意詳細描述了撒馬利亞人的憐憫（立即處理傷口、運送到旅店、在那裡照顧受害者，以及在離開時支付他人照顧的費用，</w:t>
+      </w:r>
+      <w:hyperlink r:id="rId53">
+        <w:r>
+          <w:rPr>
+            <w:lang w:val="zh_TW" w:bidi="zh_TW"/>
+          </w:rPr>
+          <w:rPr>
+            <w:color w:val="0000EE"/>
+            <w:u w:val="single"/>
+          </w:rPr>
+          <w:t>路10:34–35</w:t>
+        </w:r>
+      </w:hyperlink>
+      <w:r>
+        <w:rPr>
+          <w:lang w:val="zh_TW" w:bidi="zh_TW"/>
+        </w:rPr>
+        <w:t>），以</w:t>
+      </w:r>
+      <w:r>
+        <w:rPr>
+          <w:lang w:val="zh_TW" w:bidi="zh_TW"/>
+        </w:rPr>
+        <w:t>致律法師無疑會認為撒馬利亞人的愛是真誠的</w:t>
       </w:r>
       <w:r>
         <w:rPr>
@@ -989,11 +1712,55 @@
         <w:rPr>
           <w:lang w:val="zh_TW" w:bidi="zh_TW"/>
         </w:rPr>
-      </w:r>
-      <w:r>
-        <w:rPr>
-          <w:lang w:val="zh_TW" w:bidi="zh_TW"/>
-        </w:rPr>
+        <w:t>這個故事的諷刺之處在於</w:t>
+      </w:r>
+      <w:r>
+        <w:rPr>
+          <w:lang w:val="zh_TW" w:bidi="zh_TW"/>
+        </w:rPr>
+        <w:t>，一個不被猶太人</w:t>
+      </w:r>
+      <w:r>
+        <w:rPr>
+          <w:lang w:val="zh_TW" w:bidi="zh_TW"/>
+        </w:rPr>
+        <w:t>視為</w:t>
+      </w:r>
+      <w:r>
+        <w:rPr>
+          <w:lang w:val="zh_TW" w:bidi="zh_TW"/>
+        </w:rPr>
+        <w:t>值得被稱為「鄰舍」的人，</w:t>
+      </w:r>
+      <w:r>
+        <w:rPr>
+          <w:lang w:val="zh_TW" w:bidi="zh_TW"/>
+        </w:rPr>
+        <w:t>正是那個對受害者表現出「鄰舍」之愛的人</w:t>
+      </w:r>
+      <w:r>
+        <w:rPr>
+          <w:lang w:val="zh_TW" w:bidi="zh_TW"/>
+        </w:rPr>
+        <w:t>（</w:t>
+      </w:r>
+      <w:hyperlink r:id="rId54">
+        <w:r>
+          <w:rPr>
+            <w:lang w:val="zh_TW" w:bidi="zh_TW"/>
+          </w:rPr>
+          <w:rPr>
+            <w:color w:val="0000EE"/>
+            <w:u w:val="single"/>
+          </w:rPr>
+          <w:t>36–37節</w:t>
+        </w:r>
+      </w:hyperlink>
+      <w:r>
+        <w:rPr>
+          <w:lang w:val="zh_TW" w:bidi="zh_TW"/>
+        </w:rPr>
+        <w:t>）。</w:t>
       </w:r>
     </w:p>
     <w:p>
@@ -1003,21 +1770,41 @@
           <w:lang w:val="zh_TW" w:bidi="zh_TW"/>
         </w:rPr>
       </w:r>
-    </w:p>
-    <w:p>
-      <w:pPr>
-        <w:pStyle w:val="Heading2"/>
-      </w:pPr>
-      <w:r>
-        <w:rPr>
-          <w:lang w:val="zh_TW" w:bidi="zh_TW"/>
-        </w:rPr>
-        <w:t>拿撒勒人</w:t>
-      </w:r>
-      <w:r>
-        <w:rPr>
-          <w:lang w:val="zh_TW" w:bidi="zh_TW"/>
-        </w:rPr>
+      <w:r>
+        <w:rPr>
+          <w:lang w:val="zh_TW" w:bidi="zh_TW"/>
+        </w:rPr>
+        <w:t>這個比喻，就像在</w:t>
+      </w:r>
+      <w:hyperlink r:id="rId44">
+        <w:r>
+          <w:rPr>
+            <w:lang w:val="zh_TW" w:bidi="zh_TW"/>
+          </w:rPr>
+          <w:rPr>
+            <w:color w:val="0000EE"/>
+            <w:u w:val="single"/>
+          </w:rPr>
+          <w:t>馬太福音五章43至48節</w:t>
+        </w:r>
+      </w:hyperlink>
+      <w:r>
+        <w:rPr>
+          <w:lang w:val="zh_TW" w:bidi="zh_TW"/>
+        </w:rPr>
+        <w:t>中的陳述一樣，揭示了耶穌對「鄰舍」的理解以及「愛鄰舍」的要求。</w:t>
+      </w:r>
+      <w:r>
+        <w:rPr>
+          <w:lang w:val="zh_TW" w:bidi="zh_TW"/>
+        </w:rPr>
+        <w:t>耶穌對誰有資格成為神命令去愛的鄰舍，沒有設限</w:t>
+      </w:r>
+      <w:r>
+        <w:rPr>
+          <w:lang w:val="zh_TW" w:bidi="zh_TW"/>
+        </w:rPr>
+        <w:t>。</w:t>
       </w:r>
     </w:p>
     <w:p>
@@ -1031,23 +1818,21 @@
         <w:rPr>
           <w:lang w:val="zh_TW" w:bidi="zh_TW"/>
         </w:rPr>
-        <w:t>指來自新約時期加利利拿撒勒城的原住民或居民。</w:t>
-      </w:r>
-    </w:p>
-    <w:p>
-      <w:pPr/>
-      <w:r>
-        <w:rPr>
-          <w:lang w:val="zh_TW" w:bidi="zh_TW"/>
-        </w:rPr>
-      </w:r>
-      <w:r>
-        <w:rPr>
-          <w:lang w:val="zh_TW" w:bidi="zh_TW"/>
-        </w:rPr>
-        <w:t>拿撒勒是耶穌在世上頭三十年間所居住的家鄉。由於「耶穌」這個名字在猶太人中非常普遍，而且當時並沒有使用姓氏，因此「拿撒勒人」這一稱號可能是用來區別拿撒勒的耶穌與其他同名的人（見希臘文譯本的</w:t>
-      </w:r>
-      <w:hyperlink r:id="rId42">
+        <w:t>耶穌強而有力的教導——關於愛鄰舍及其與愛神直接關係——在初代教會中也有類似的強調。在兩個不同場合中，保羅稱愛鄰舍</w:t>
+      </w:r>
+      <w:r>
+        <w:rPr>
+          <w:lang w:val="zh_TW" w:bidi="zh_TW"/>
+        </w:rPr>
+        <w:t>完全了律法</w:t>
+      </w:r>
+      <w:r>
+        <w:rPr>
+          <w:lang w:val="zh_TW" w:bidi="zh_TW"/>
+        </w:rPr>
+        <w:t>（</w:t>
+      </w:r>
+      <w:hyperlink r:id="rId55">
         <w:r>
           <w:rPr>
             <w:lang w:val="zh_TW" w:bidi="zh_TW"/>
@@ -1056,7 +1841,7 @@
             <w:color w:val="0000EE"/>
             <w:u w:val="single"/>
           </w:rPr>
-          <w:t>太27:16–17</w:t>
+          <w:t>羅13:8–10</w:t>
         </w:r>
       </w:hyperlink>
       <w:r>
@@ -1065,7 +1850,7 @@
         </w:rPr>
         <w:t>；</w:t>
       </w:r>
-      <w:hyperlink r:id="rId43">
+      <w:hyperlink r:id="rId56">
         <w:r>
           <w:rPr>
             <w:lang w:val="zh_TW" w:bidi="zh_TW"/>
@@ -1074,16 +1859,16 @@
             <w:color w:val="0000EE"/>
             <w:u w:val="single"/>
           </w:rPr>
-          <w:t>徒7:45</w:t>
+          <w:t>加5:14</w:t>
         </w:r>
       </w:hyperlink>
       <w:r>
         <w:rPr>
           <w:lang w:val="zh_TW" w:bidi="zh_TW"/>
         </w:rPr>
-        <w:t>；</w:t>
-      </w:r>
-      <w:hyperlink r:id="rId44">
+        <w:t>），而雅各則將這誡命稱為「至尊的律法」（</w:t>
+      </w:r>
+      <w:hyperlink r:id="rId57">
         <w:r>
           <w:rPr>
             <w:lang w:val="zh_TW" w:bidi="zh_TW"/>
@@ -1092,493 +1877,14 @@
             <w:color w:val="0000EE"/>
             <w:u w:val="single"/>
           </w:rPr>
-          <w:t>西4:11</w:t>
+          <w:t>雅2:8</w:t>
         </w:r>
       </w:hyperlink>
       <w:r>
         <w:rPr>
           <w:lang w:val="zh_TW" w:bidi="zh_TW"/>
         </w:rPr>
-        <w:t>；</w:t>
-      </w:r>
-      <w:hyperlink r:id="rId45">
-        <w:r>
-          <w:rPr>
-            <w:lang w:val="zh_TW" w:bidi="zh_TW"/>
-          </w:rPr>
-          <w:rPr>
-            <w:color w:val="0000EE"/>
-            <w:u w:val="single"/>
-          </w:rPr>
-          <w:t>來4:8</w:t>
-        </w:r>
-      </w:hyperlink>
-      <w:r>
-        <w:rPr>
-          <w:lang w:val="zh_TW" w:bidi="zh_TW"/>
-        </w:rPr>
-        <w:t>，其中「耶穌」這個名字是指其他人）。</w:t>
-      </w:r>
-    </w:p>
-    <w:p>
-      <w:pPr/>
-      <w:r>
-        <w:rPr>
-          <w:lang w:val="zh_TW" w:bidi="zh_TW"/>
-        </w:rPr>
-      </w:r>
-      <w:r>
-        <w:rPr>
-          <w:lang w:val="zh_TW" w:bidi="zh_TW"/>
-        </w:rPr>
-        <w:t>在原文中，拿撒勒人耶穌的稱號被污鬼（</w:t>
-      </w:r>
-      <w:hyperlink r:id="rId46">
-        <w:r>
-          <w:rPr>
-            <w:lang w:val="zh_TW" w:bidi="zh_TW"/>
-          </w:rPr>
-          <w:rPr>
-            <w:color w:val="0000EE"/>
-            <w:u w:val="single"/>
-          </w:rPr>
-          <w:t>可1:24</w:t>
-        </w:r>
-      </w:hyperlink>
-      <w:r>
-        <w:rPr>
-          <w:lang w:val="zh_TW" w:bidi="zh_TW"/>
-        </w:rPr>
-        <w:t>；</w:t>
-      </w:r>
-      <w:hyperlink r:id="rId47">
-        <w:r>
-          <w:rPr>
-            <w:lang w:val="zh_TW" w:bidi="zh_TW"/>
-          </w:rPr>
-          <w:rPr>
-            <w:color w:val="0000EE"/>
-            <w:u w:val="single"/>
-          </w:rPr>
-          <w:t>路4:34</w:t>
-        </w:r>
-      </w:hyperlink>
-      <w:r>
-        <w:rPr>
-          <w:lang w:val="zh_TW" w:bidi="zh_TW"/>
-        </w:rPr>
-        <w:t>）、耶利哥城外的群眾（</w:t>
-      </w:r>
-      <w:hyperlink r:id="rId35">
-        <w:r>
-          <w:rPr>
-            <w:lang w:val="zh_TW" w:bidi="zh_TW"/>
-          </w:rPr>
-          <w:rPr>
-            <w:color w:val="0000EE"/>
-            <w:u w:val="single"/>
-          </w:rPr>
-          <w:t>可10:47</w:t>
-        </w:r>
-      </w:hyperlink>
-      <w:r>
-        <w:rPr>
-          <w:lang w:val="zh_TW" w:bidi="zh_TW"/>
-        </w:rPr>
-        <w:t>；</w:t>
-      </w:r>
-      <w:hyperlink r:id="rId48">
-        <w:r>
-          <w:rPr>
-            <w:lang w:val="zh_TW" w:bidi="zh_TW"/>
-          </w:rPr>
-          <w:rPr>
-            <w:color w:val="0000EE"/>
-            <w:u w:val="single"/>
-          </w:rPr>
-          <w:t>路18:37</w:t>
-        </w:r>
-      </w:hyperlink>
-      <w:r>
-        <w:rPr>
-          <w:lang w:val="zh_TW" w:bidi="zh_TW"/>
-        </w:rPr>
-        <w:t>）、一個使女（</w:t>
-      </w:r>
-      <w:hyperlink r:id="rId49">
-        <w:r>
-          <w:rPr>
-            <w:lang w:val="zh_TW" w:bidi="zh_TW"/>
-          </w:rPr>
-          <w:rPr>
-            <w:color w:val="0000EE"/>
-            <w:u w:val="single"/>
-          </w:rPr>
-          <w:t>可14:67</w:t>
-        </w:r>
-      </w:hyperlink>
-      <w:r>
-        <w:rPr>
-          <w:lang w:val="zh_TW" w:bidi="zh_TW"/>
-        </w:rPr>
-        <w:t>）、兵丁（</w:t>
-      </w:r>
-      <w:hyperlink r:id="rId50">
-        <w:r>
-          <w:rPr>
-            <w:lang w:val="zh_TW" w:bidi="zh_TW"/>
-          </w:rPr>
-          <w:rPr>
-            <w:color w:val="0000EE"/>
-            <w:u w:val="single"/>
-          </w:rPr>
-          <w:t>約18:5–7</w:t>
-        </w:r>
-      </w:hyperlink>
-      <w:r>
-        <w:rPr>
-          <w:lang w:val="zh_TW" w:bidi="zh_TW"/>
-        </w:rPr>
-        <w:t>）、彼拉多（</w:t>
-      </w:r>
-      <w:hyperlink r:id="rId51">
-        <w:r>
-          <w:rPr>
-            <w:lang w:val="zh_TW" w:bidi="zh_TW"/>
-          </w:rPr>
-          <w:rPr>
-            <w:color w:val="0000EE"/>
-            <w:u w:val="single"/>
-          </w:rPr>
-          <w:t>約19:19</w:t>
-        </w:r>
-      </w:hyperlink>
-      <w:r>
-        <w:rPr>
-          <w:lang w:val="zh_TW" w:bidi="zh_TW"/>
-        </w:rPr>
-        <w:t>）、在往以馬忤斯路上的兩個門徒（</w:t>
-      </w:r>
-      <w:hyperlink r:id="rId52">
-        <w:r>
-          <w:rPr>
-            <w:lang w:val="zh_TW" w:bidi="zh_TW"/>
-          </w:rPr>
-          <w:rPr>
-            <w:color w:val="0000EE"/>
-            <w:u w:val="single"/>
-          </w:rPr>
-          <w:t>路24:19</w:t>
-        </w:r>
-      </w:hyperlink>
-      <w:r>
-        <w:rPr>
-          <w:lang w:val="zh_TW" w:bidi="zh_TW"/>
-        </w:rPr>
-        <w:t>）和墓旁的天使（</w:t>
-      </w:r>
-      <w:hyperlink r:id="rId53">
-        <w:r>
-          <w:rPr>
-            <w:lang w:val="zh_TW" w:bidi="zh_TW"/>
-          </w:rPr>
-          <w:rPr>
-            <w:color w:val="0000EE"/>
-            <w:u w:val="single"/>
-          </w:rPr>
-          <w:t>可16:6</w:t>
-        </w:r>
-      </w:hyperlink>
-      <w:r>
-        <w:rPr>
-          <w:lang w:val="zh_TW" w:bidi="zh_TW"/>
-        </w:rPr>
-        <w:t>）所使用。</w:t>
-      </w:r>
-    </w:p>
-    <w:p>
-      <w:pPr/>
-      <w:r>
-        <w:rPr>
-          <w:lang w:val="zh_TW" w:bidi="zh_TW"/>
-        </w:rPr>
-      </w:r>
-      <w:r>
-        <w:rPr>
-          <w:lang w:val="zh_TW" w:bidi="zh_TW"/>
-        </w:rPr>
-        <w:t>使徒行傳中的使徒們也用「拿撒勒人」這個稱號來指認耶穌，彼得在五旬節那天的講道中提到拿撒勒人耶穌（</w:t>
-      </w:r>
-      <w:hyperlink r:id="rId37">
-        <w:r>
-          <w:rPr>
-            <w:lang w:val="zh_TW" w:bidi="zh_TW"/>
-          </w:rPr>
-          <w:rPr>
-            <w:color w:val="0000EE"/>
-            <w:u w:val="single"/>
-          </w:rPr>
-          <w:t>徒2:22</w:t>
-        </w:r>
-      </w:hyperlink>
-      <w:r>
-        <w:rPr>
-          <w:lang w:val="zh_TW" w:bidi="zh_TW"/>
-        </w:rPr>
-        <w:t>），並在隨後的聖殿門口的醫治事蹟中再次提及（</w:t>
-      </w:r>
-      <w:hyperlink r:id="rId54">
-        <w:r>
-          <w:rPr>
-            <w:lang w:val="zh_TW" w:bidi="zh_TW"/>
-          </w:rPr>
-          <w:rPr>
-            <w:color w:val="0000EE"/>
-            <w:u w:val="single"/>
-          </w:rPr>
-          <w:t>3:6</w:t>
-        </w:r>
-      </w:hyperlink>
-      <w:r>
-        <w:rPr>
-          <w:lang w:val="zh_TW" w:bidi="zh_TW"/>
-        </w:rPr>
-        <w:t>，</w:t>
-      </w:r>
-      <w:hyperlink r:id="rId55">
-        <w:r>
-          <w:rPr>
-            <w:lang w:val="zh_TW" w:bidi="zh_TW"/>
-          </w:rPr>
-          <w:rPr>
-            <w:color w:val="0000EE"/>
-            <w:u w:val="single"/>
-          </w:rPr>
-          <w:t>4:10</w:t>
-        </w:r>
-      </w:hyperlink>
-      <w:r>
-        <w:rPr>
-          <w:lang w:val="zh_TW" w:bidi="zh_TW"/>
-        </w:rPr>
-        <w:t>）。保羅在</w:t>
-      </w:r>
-      <w:hyperlink r:id="rId56">
-        <w:r>
-          <w:rPr>
-            <w:lang w:val="zh_TW" w:bidi="zh_TW"/>
-          </w:rPr>
-          <w:rPr>
-            <w:color w:val="0000EE"/>
-            <w:u w:val="single"/>
-          </w:rPr>
-          <w:t>使徒行傳二十六章9節</w:t>
-        </w:r>
-      </w:hyperlink>
-      <w:r>
-        <w:rPr>
-          <w:lang w:val="zh_TW" w:bidi="zh_TW"/>
-        </w:rPr>
-        <w:t>中也稱耶穌為「拿撒勒人」。</w:t>
-      </w:r>
-    </w:p>
-    <w:p>
-      <w:pPr/>
-      <w:r>
-        <w:rPr>
-          <w:lang w:val="zh_TW" w:bidi="zh_TW"/>
-        </w:rPr>
-      </w:r>
-      <w:r>
-        <w:rPr>
-          <w:lang w:val="zh_TW" w:bidi="zh_TW"/>
-        </w:rPr>
-        <w:t>有一處敵對性的提及是在</w:t>
-      </w:r>
-      <w:hyperlink r:id="rId57">
-        <w:r>
-          <w:rPr>
-            <w:lang w:val="zh_TW" w:bidi="zh_TW"/>
-          </w:rPr>
-          <w:rPr>
-            <w:color w:val="0000EE"/>
-            <w:u w:val="single"/>
-          </w:rPr>
-          <w:t>使徒行傳六章14節</w:t>
-        </w:r>
-      </w:hyperlink>
-      <w:r>
-        <w:rPr>
-          <w:lang w:val="zh_TW" w:bidi="zh_TW"/>
-        </w:rPr>
-        <w:t>。針對司提反作假見證的人在公會前控告他說：「這拿撒勒人耶穌要毀壞此地（聖殿），也要改變摩西所交給我們的規條。」（見希臘文譯本）。另一個敵對性的提及在</w:t>
-      </w:r>
-      <w:hyperlink r:id="rId41">
-        <w:r>
-          <w:rPr>
-            <w:lang w:val="zh_TW" w:bidi="zh_TW"/>
-          </w:rPr>
-          <w:rPr>
-            <w:color w:val="0000EE"/>
-            <w:u w:val="single"/>
-          </w:rPr>
-          <w:t>使徒行傳二十四章5節</w:t>
-        </w:r>
-      </w:hyperlink>
-      <w:r>
-        <w:rPr>
-          <w:lang w:val="zh_TW" w:bidi="zh_TW"/>
-        </w:rPr>
-        <w:t>，這是唯一一次提到耶穌的跟隨者為拿撒勒教黨。帖土羅控告保羅說：「我們看這個人，如同瘟疫一般，是鼓動普天下眾猶太人生亂的，又是拿撒勒教黨裡的一個頭目。」</w:t>
-      </w:r>
-    </w:p>
-    <w:p>
-      <w:pPr/>
-      <w:r>
-        <w:rPr>
-          <w:lang w:val="zh_TW" w:bidi="zh_TW"/>
-        </w:rPr>
-      </w:r>
-      <w:r>
-        <w:rPr>
-          <w:lang w:val="zh_TW" w:bidi="zh_TW"/>
-        </w:rPr>
-        <w:t>關於「拿撒勒人」這個名稱，在</w:t>
-      </w:r>
-      <w:hyperlink r:id="rId30">
-        <w:r>
-          <w:rPr>
-            <w:lang w:val="zh_TW" w:bidi="zh_TW"/>
-          </w:rPr>
-          <w:rPr>
-            <w:color w:val="0000EE"/>
-            <w:u w:val="single"/>
-          </w:rPr>
-          <w:t>馬太福音二章23節</w:t>
-        </w:r>
-      </w:hyperlink>
-      <w:r>
-        <w:rPr>
-          <w:lang w:val="zh_TW" w:bidi="zh_TW"/>
-        </w:rPr>
-        <w:t>一直是個難題：「到了一座城，名叫拿撒勒，就住在那裡。這是要應驗先知所說，他將稱為拿撒勒人的話了」。舊約中沒有任何先知直接預言彌賽亞將被稱為拿撒勒人。一些學者將馬太福音的引用與</w:t>
-      </w:r>
-      <w:hyperlink r:id="rId58">
-        <w:r>
-          <w:rPr>
-            <w:lang w:val="zh_TW" w:bidi="zh_TW"/>
-          </w:rPr>
-          <w:rPr>
-            <w:color w:val="0000EE"/>
-            <w:u w:val="single"/>
-          </w:rPr>
-          <w:t>以賽亞書十一章1節</w:t>
-        </w:r>
-      </w:hyperlink>
-      <w:r>
-        <w:rPr>
-          <w:lang w:val="zh_TW" w:bidi="zh_TW"/>
-        </w:rPr>
-        <w:t>聯繫起來，該處提到彌賽亞是枝子，這個希伯來文詞語源自與「拿撒勒」相同的詞根。另一些人則認為這段舊約預言指的是彌賽亞將被人輕視和辱罵，因為他們認為彌賽亞應該來自大衛之城伯利恆。然而，儘管耶穌確實在伯利恆出生，但祂卻在拿撒勒長大，後來被稱為拿撒勒人，因而被人嘲笑。因此，當一些同時代的人稱祂為拿撒勒人時，這預言就應驗了，因為拿撒勒被視為一個不受人重視的地方（</w:t>
-      </w:r>
-      <w:hyperlink r:id="rId28">
-        <w:r>
-          <w:rPr>
-            <w:lang w:val="zh_TW" w:bidi="zh_TW"/>
-          </w:rPr>
-          <w:rPr>
-            <w:color w:val="0000EE"/>
-            <w:u w:val="single"/>
-          </w:rPr>
-          <w:t>約1:46</w:t>
-        </w:r>
-      </w:hyperlink>
-      <w:r>
-        <w:rPr>
-          <w:lang w:val="zh_TW" w:bidi="zh_TW"/>
-        </w:rPr>
-        <w:t>；參</w:t>
-      </w:r>
-      <w:hyperlink r:id="rId59">
-        <w:r>
-          <w:rPr>
-            <w:lang w:val="zh_TW" w:bidi="zh_TW"/>
-          </w:rPr>
-          <w:rPr>
-            <w:color w:val="0000EE"/>
-            <w:u w:val="single"/>
-          </w:rPr>
-          <w:t>太13:54</w:t>
-        </w:r>
-      </w:hyperlink>
-      <w:r>
-        <w:rPr>
-          <w:lang w:val="zh_TW" w:bidi="zh_TW"/>
-        </w:rPr>
-        <w:t>；</w:t>
-      </w:r>
-      <w:hyperlink r:id="rId60">
-        <w:r>
-          <w:rPr>
-            <w:lang w:val="zh_TW" w:bidi="zh_TW"/>
-          </w:rPr>
-          <w:rPr>
-            <w:color w:val="0000EE"/>
-            <w:u w:val="single"/>
-          </w:rPr>
-          <w:t>可6:2–3</w:t>
-        </w:r>
-      </w:hyperlink>
-      <w:r>
-        <w:rPr>
-          <w:lang w:val="zh_TW" w:bidi="zh_TW"/>
-        </w:rPr>
-        <w:t>；</w:t>
-      </w:r>
-      <w:hyperlink r:id="rId61">
-        <w:r>
-          <w:rPr>
-            <w:lang w:val="zh_TW" w:bidi="zh_TW"/>
-          </w:rPr>
-          <w:rPr>
-            <w:color w:val="0000EE"/>
-            <w:u w:val="single"/>
-          </w:rPr>
-          <w:t>路4:22</w:t>
-        </w:r>
-      </w:hyperlink>
-      <w:r>
-        <w:rPr>
-          <w:lang w:val="zh_TW" w:bidi="zh_TW"/>
-        </w:rPr>
         <w:t>）。</w:t>
-      </w:r>
-    </w:p>
-    <w:p>
-      <w:pPr/>
-      <w:r>
-        <w:rPr>
-          <w:lang w:val="zh_TW" w:bidi="zh_TW"/>
-        </w:rPr>
-      </w:r>
-      <w:r>
-        <w:rPr>
-          <w:i/>
-          <w:lang w:val="zh_TW" w:bidi="zh_TW"/>
-        </w:rPr>
-        <w:t>另見</w:t>
-      </w:r>
-      <w:r>
-        <w:rPr>
-          <w:lang w:val="zh_TW" w:bidi="zh_TW"/>
-        </w:rPr>
-        <w:t>拿撒勒</w:t>
-      </w:r>
-      <w:r>
-        <w:rPr>
-          <w:lang w:val="zh_TW" w:bidi="zh_TW"/>
-        </w:rPr>
-        <w:t>。</w:t>
       </w:r>
       <w:r>
         <w:rPr>

--- a/zht/docx/082.content.docx
+++ b/zht/docx/082.content.docx
@@ -19,7 +19,7 @@
         <w:rPr>
           <w:lang w:val="zh_TW" w:bidi="zh_TW"/>
         </w:rPr>
-        <w:t>Resource: 聖經詞典 (Tyndale)</w:t>
+        <w:t>Resource: Tyndale Open Bible Dictionary</w:t>
       </w:r>
       <w:r>
         <w:rPr>
@@ -112,7 +112,7 @@
         <w:rPr>
           <w:lang w:val="zh_TW" w:bidi="zh_TW"/>
         </w:rPr>
-        <w:t>聖經詞典 (Tyndale)</w:t>
+        <w:t>Tyndale Open Bible Dictionary</w:t>
       </w:r>
     </w:p>
     <w:p>
@@ -149,7 +149,7 @@
         <w:rPr>
           <w:lang w:val="zh_TW" w:bidi="zh_TW"/>
         </w:rPr>
-        <w:t>lin</w:t>
+        <w:t>li</w:t>
       </w:r>
       <w:r>
         <w:rPr>
@@ -212,7 +212,7 @@
         <w:rPr>
           <w:lang w:val="zh_TW" w:bidi="zh_TW"/>
         </w:rPr>
-        <w:t>鄰舍</w:t>
+        <w:t>黎巴嫩</w:t>
       </w:r>
       <w:r>
         <w:rPr>
@@ -231,37 +231,25 @@
         <w:rPr>
           <w:lang w:val="zh_TW" w:bidi="zh_TW"/>
         </w:rPr>
-        <w:t>在舊約時期和猶太教</w:t>
-      </w:r>
-      <w:r>
-        <w:rPr>
-          <w:lang w:val="zh_TW" w:bidi="zh_TW"/>
-        </w:rPr>
-        <w:t>晚期</w:t>
-      </w:r>
-      <w:r>
-        <w:rPr>
-          <w:lang w:val="zh_TW" w:bidi="zh_TW"/>
-        </w:rPr>
-        <w:t>，</w:t>
-      </w:r>
-      <w:r>
-        <w:rPr>
-          <w:lang w:val="zh_TW" w:bidi="zh_TW"/>
-        </w:rPr>
-        <w:t>這個概念顯然僅限於以色列人，或與神訂的盟約</w:t>
-      </w:r>
-      <w:r>
-        <w:rPr>
-          <w:lang w:val="zh_TW" w:bidi="zh_TW"/>
-        </w:rPr>
-        <w:t>群體</w:t>
-      </w:r>
-      <w:r>
-        <w:rPr>
-          <w:lang w:val="zh_TW" w:bidi="zh_TW"/>
-        </w:rPr>
-        <w:t>中之成員。然而，耶穌將這一概念擴展，使其涵蓋所有在人生旅途中遇見的人。</w:t>
+        <w:t>聖經中僅在舊約中提到的地區，但其中的城市，包括泰爾和西頓，在新約中也有所提及。黎巴嫩通常指的是兩條平行的山脈，從靠近泰爾的地區開始，沿著地中海海岸向東北延伸。這兩條山脈分別為西面的黎巴嫩山脈和東面的外黎巴嫩山脈。黎巴嫩這個名字源自希伯來文詞根l-b-n，意思是「白色」，可能是指這些山脈的白色石灰岩或覆蓋山頂長達六個月的積雪（</w:t>
+      </w:r>
+      <w:hyperlink r:id="rId13">
+        <w:r>
+          <w:rPr>
+            <w:lang w:val="zh_TW" w:bidi="zh_TW"/>
+          </w:rPr>
+          <w:rPr>
+            <w:color w:val="0000EE"/>
+            <w:u w:val="single"/>
+          </w:rPr>
+          <w:t>耶18:14</w:t>
+        </w:r>
+      </w:hyperlink>
+      <w:r>
+        <w:rPr>
+          <w:lang w:val="zh_TW" w:bidi="zh_TW"/>
+        </w:rPr>
+        <w:t>）。</w:t>
       </w:r>
     </w:p>
     <w:p>
@@ -272,7 +260,7 @@
         <w:rPr>
           <w:lang w:val="zh_TW" w:bidi="zh_TW"/>
         </w:rPr>
-        <w:t>在舊約中</w:t>
+        <w:t>地理</w:t>
       </w:r>
     </w:p>
     <w:p>
@@ -286,9 +274,9 @@
         <w:rPr>
           <w:lang w:val="zh_TW" w:bidi="zh_TW"/>
         </w:rPr>
-        <w:t>雖然舊約從未明確將「鄰舍」限制為以色列人，但這個詞通常指的是盟約中的成員，即其他以色列人（見</w:t>
-      </w:r>
-      <w:hyperlink r:id="rId13">
+        <w:t>黎巴嫩山脈在南端與加利利北部的山丘連接，外黎巴嫩山脈中的赫門山（西連、示尼珥）尤為顯著，海拔達9,230英尺（2,813.3米）。這兩條山脈之間隔著一條寬闊的山谷，即黎巴嫩山谷（</w:t>
+      </w:r>
+      <w:hyperlink r:id="rId14">
         <w:r>
           <w:rPr>
             <w:lang w:val="zh_TW" w:bidi="zh_TW"/>
@@ -297,16 +285,16 @@
             <w:color w:val="0000EE"/>
             <w:u w:val="single"/>
           </w:rPr>
-          <w:t>利6:1–7</w:t>
+          <w:t>書11:17</w:t>
         </w:r>
       </w:hyperlink>
       <w:r>
         <w:rPr>
           <w:lang w:val="zh_TW" w:bidi="zh_TW"/>
         </w:rPr>
-        <w:t>，</w:t>
-      </w:r>
-      <w:hyperlink r:id="rId14">
+        <w:t>）或「哈馬口」（</w:t>
+      </w:r>
+      <w:hyperlink r:id="rId15">
         <w:r>
           <w:rPr>
             <w:lang w:val="zh_TW" w:bidi="zh_TW"/>
@@ -315,128 +303,14 @@
             <w:color w:val="0000EE"/>
             <w:u w:val="single"/>
           </w:rPr>
-          <w:t>19</w:t>
+          <w:t>民34:8</w:t>
         </w:r>
       </w:hyperlink>
       <w:r>
         <w:rPr>
           <w:lang w:val="zh_TW" w:bidi="zh_TW"/>
         </w:rPr>
-        <w:t>；</w:t>
-      </w:r>
-      <w:hyperlink r:id="rId15">
-        <w:r>
-          <w:rPr>
-            <w:lang w:val="zh_TW" w:bidi="zh_TW"/>
-          </w:rPr>
-          <w:rPr>
-            <w:color w:val="0000EE"/>
-            <w:u w:val="single"/>
-          </w:rPr>
-          <w:t>申15:2–3</w:t>
-        </w:r>
-      </w:hyperlink>
-      <w:r>
-        <w:rPr>
-          <w:lang w:val="zh_TW" w:bidi="zh_TW"/>
-        </w:rPr>
-        <w:t>）。在</w:t>
-      </w:r>
-      <w:hyperlink r:id="rId16">
-        <w:r>
-          <w:rPr>
-            <w:lang w:val="zh_TW" w:bidi="zh_TW"/>
-          </w:rPr>
-          <w:rPr>
-            <w:color w:val="0000EE"/>
-            <w:u w:val="single"/>
-          </w:rPr>
-          <w:t>利未記十九章18節</w:t>
-        </w:r>
-      </w:hyperlink>
-      <w:r>
-        <w:rPr>
-          <w:lang w:val="zh_TW" w:bidi="zh_TW"/>
-        </w:rPr>
-        <w:t>中，這段經文後來在新約中多次被引用，其中命令以色列人要「</w:t>
-      </w:r>
-      <w:r>
-        <w:rPr>
-          <w:lang w:val="zh_TW" w:bidi="zh_TW"/>
-        </w:rPr>
-        <w:t>愛人如己</w:t>
-      </w:r>
-      <w:r>
-        <w:rPr>
-          <w:lang w:val="zh_TW" w:bidi="zh_TW"/>
-        </w:rPr>
-        <w:t>」。然而，在</w:t>
-      </w:r>
-      <w:hyperlink r:id="rId17">
-        <w:r>
-          <w:rPr>
-            <w:lang w:val="zh_TW" w:bidi="zh_TW"/>
-          </w:rPr>
-          <w:rPr>
-            <w:color w:val="0000EE"/>
-            <w:u w:val="single"/>
-          </w:rPr>
-          <w:t>十九章34節</w:t>
-        </w:r>
-      </w:hyperlink>
-      <w:r>
-        <w:rPr>
-          <w:lang w:val="zh_TW" w:bidi="zh_TW"/>
-        </w:rPr>
-        <w:t>中，又特別指出這種愛也應該施予旅居其中的外邦人（或「寄居者」）。如果「鄰舍」（</w:t>
-      </w:r>
-      <w:hyperlink r:id="rId16">
-        <w:r>
-          <w:rPr>
-            <w:lang w:val="zh_TW" w:bidi="zh_TW"/>
-          </w:rPr>
-          <w:rPr>
-            <w:color w:val="0000EE"/>
-            <w:u w:val="single"/>
-          </w:rPr>
-          <w:t>18</w:t>
-        </w:r>
-      </w:hyperlink>
-      <w:r>
-        <w:rPr>
-          <w:lang w:val="zh_TW" w:bidi="zh_TW"/>
-        </w:rPr>
-        <w:t>節）暗示了一個更廣泛的概念，如「人類」或「同胞」，那麼在第</w:t>
-      </w:r>
-      <w:hyperlink r:id="rId17">
-        <w:r>
-          <w:rPr>
-            <w:lang w:val="zh_TW" w:bidi="zh_TW"/>
-          </w:rPr>
-          <w:rPr>
-            <w:color w:val="0000EE"/>
-            <w:u w:val="single"/>
-          </w:rPr>
-          <w:t>34</w:t>
-        </w:r>
-      </w:hyperlink>
-      <w:r>
-        <w:rPr>
-          <w:lang w:val="zh_TW" w:bidi="zh_TW"/>
-        </w:rPr>
-        <w:t>節中就沒有必要再特別提及</w:t>
-      </w:r>
-      <w:r>
-        <w:rPr>
-          <w:lang w:val="zh_TW" w:bidi="zh_TW"/>
-        </w:rPr>
-        <w:t>同居的外人</w:t>
-      </w:r>
-      <w:r>
-        <w:rPr>
-          <w:lang w:val="zh_TW" w:bidi="zh_TW"/>
-        </w:rPr>
-        <w:t>。因此，「鄰舍」應當是指一個人的直接鄰居，即以色列人。</w:t>
+        <w:t>），即現代的貝卡谷地（Beqa’a）。</w:t>
       </w:r>
     </w:p>
     <w:p>
@@ -450,193 +324,7 @@
         <w:rPr>
           <w:lang w:val="zh_TW" w:bidi="zh_TW"/>
         </w:rPr>
-        <w:t>在盟約社群中，愛鄰舍包含了一些律法上明確規定的責任。人應該公平地對待鄰舍（</w:t>
-      </w:r>
-      <w:hyperlink r:id="rId18">
-        <w:r>
-          <w:rPr>
-            <w:lang w:val="zh_TW" w:bidi="zh_TW"/>
-          </w:rPr>
-          <w:rPr>
-            <w:color w:val="0000EE"/>
-            <w:u w:val="single"/>
-          </w:rPr>
-          <w:t>出22:5–15</w:t>
-        </w:r>
-      </w:hyperlink>
-      <w:r>
-        <w:rPr>
-          <w:lang w:val="zh_TW" w:bidi="zh_TW"/>
-        </w:rPr>
-        <w:t>；</w:t>
-      </w:r>
-      <w:hyperlink r:id="rId19">
-        <w:r>
-          <w:rPr>
-            <w:lang w:val="zh_TW" w:bidi="zh_TW"/>
-          </w:rPr>
-          <w:rPr>
-            <w:color w:val="0000EE"/>
-            <w:u w:val="single"/>
-          </w:rPr>
-          <w:t>利6:2–7</w:t>
-        </w:r>
-      </w:hyperlink>
-      <w:r>
-        <w:rPr>
-          <w:lang w:val="zh_TW" w:bidi="zh_TW"/>
-        </w:rPr>
-        <w:t>，</w:t>
-      </w:r>
-      <w:hyperlink r:id="rId20">
-        <w:r>
-          <w:rPr>
-            <w:lang w:val="zh_TW" w:bidi="zh_TW"/>
-          </w:rPr>
-          <w:rPr>
-            <w:color w:val="0000EE"/>
-            <w:u w:val="single"/>
-          </w:rPr>
-          <w:t>19:9–18</w:t>
-        </w:r>
-      </w:hyperlink>
-      <w:r>
-        <w:rPr>
-          <w:lang w:val="zh_TW" w:bidi="zh_TW"/>
-        </w:rPr>
-        <w:t>），尊重他（</w:t>
-      </w:r>
-      <w:hyperlink r:id="rId21">
-        <w:r>
-          <w:rPr>
-            <w:lang w:val="zh_TW" w:bidi="zh_TW"/>
-          </w:rPr>
-          <w:rPr>
-            <w:color w:val="0000EE"/>
-            <w:u w:val="single"/>
-          </w:rPr>
-          <w:t>出20:16</w:t>
-        </w:r>
-      </w:hyperlink>
-      <w:r>
-        <w:rPr>
-          <w:lang w:val="zh_TW" w:bidi="zh_TW"/>
-        </w:rPr>
-        <w:t>）以及他的財物（</w:t>
-      </w:r>
-      <w:hyperlink r:id="rId22">
-        <w:r>
-          <w:rPr>
-            <w:lang w:val="zh_TW" w:bidi="zh_TW"/>
-          </w:rPr>
-          <w:rPr>
-            <w:color w:val="0000EE"/>
-            <w:u w:val="single"/>
-          </w:rPr>
-          <w:t>出20:17</w:t>
-        </w:r>
-      </w:hyperlink>
-      <w:r>
-        <w:rPr>
-          <w:lang w:val="zh_TW" w:bidi="zh_TW"/>
-        </w:rPr>
-        <w:t>）。為了促進盟約社群中公正和憐憫的關係，以色列人應視鄰舍為「</w:t>
-      </w:r>
-      <w:r>
-        <w:rPr>
-          <w:lang w:val="zh_TW" w:bidi="zh_TW"/>
-        </w:rPr>
-        <w:t>弟兄</w:t>
-      </w:r>
-      <w:r>
-        <w:rPr>
-          <w:lang w:val="zh_TW" w:bidi="zh_TW"/>
-        </w:rPr>
-        <w:t>」（</w:t>
-      </w:r>
-      <w:hyperlink r:id="rId23">
-        <w:r>
-          <w:rPr>
-            <w:lang w:val="zh_TW" w:bidi="zh_TW"/>
-          </w:rPr>
-          <w:rPr>
-            <w:color w:val="0000EE"/>
-            <w:u w:val="single"/>
-          </w:rPr>
-          <w:t>利25:25</w:t>
-        </w:r>
-      </w:hyperlink>
-      <w:r>
-        <w:rPr>
-          <w:lang w:val="zh_TW" w:bidi="zh_TW"/>
-        </w:rPr>
-        <w:t>；</w:t>
-      </w:r>
-      <w:hyperlink r:id="rId24">
-        <w:r>
-          <w:rPr>
-            <w:lang w:val="zh_TW" w:bidi="zh_TW"/>
-          </w:rPr>
-          <w:rPr>
-            <w:color w:val="0000EE"/>
-            <w:u w:val="single"/>
-          </w:rPr>
-          <w:t>申22:1–4</w:t>
-        </w:r>
-      </w:hyperlink>
-      <w:r>
-        <w:rPr>
-          <w:lang w:val="zh_TW" w:bidi="zh_TW"/>
-        </w:rPr>
-        <w:t>）。</w:t>
-      </w:r>
-      <w:r>
-        <w:rPr>
-          <w:lang w:val="zh_TW" w:bidi="zh_TW"/>
-        </w:rPr>
-        <w:t>對鄰舍所做的，應以同樣的方式回報</w:t>
-      </w:r>
-      <w:r>
-        <w:rPr>
-          <w:lang w:val="zh_TW" w:bidi="zh_TW"/>
-        </w:rPr>
-        <w:t>（</w:t>
-      </w:r>
-      <w:hyperlink r:id="rId25">
-        <w:r>
-          <w:rPr>
-            <w:lang w:val="zh_TW" w:bidi="zh_TW"/>
-          </w:rPr>
-          <w:rPr>
-            <w:color w:val="0000EE"/>
-            <w:u w:val="single"/>
-          </w:rPr>
-          <w:t>利24:19–23</w:t>
-        </w:r>
-      </w:hyperlink>
-      <w:r>
-        <w:rPr>
-          <w:lang w:val="zh_TW" w:bidi="zh_TW"/>
-        </w:rPr>
-        <w:t>；</w:t>
-      </w:r>
-      <w:hyperlink r:id="rId26">
-        <w:r>
-          <w:rPr>
-            <w:lang w:val="zh_TW" w:bidi="zh_TW"/>
-          </w:rPr>
-          <w:rPr>
-            <w:color w:val="0000EE"/>
-            <w:u w:val="single"/>
-          </w:rPr>
-          <w:t>申19:11–19</w:t>
-        </w:r>
-      </w:hyperlink>
-      <w:r>
-        <w:rPr>
-          <w:lang w:val="zh_TW" w:bidi="zh_TW"/>
-        </w:rPr>
-        <w:t>）。</w:t>
+        <w:t>黎巴嫩山脈南段與加利利山丘之間隔著一道深峽，利塔尼河（Litani River）從此處流過，並在泰爾以北注入地中海。其上游沿著貝卡谷地向東北延伸，幾乎到達巴力貝克（Baalbek）。黎巴嫩山脈約長100英里（160.9公里），北端延伸至東西向的奈赫爾卡比爾山谷（Nahr el-Kebir），並由一系列山峰構成。南部有里罕山（Gebel Rihan）、托馬特山（Tomat）和尼哈山（Gebel Niha），海拔介於5,350至6,230英尺（1,636.7至1,898.9米）之間，位於西頓以東。中部有巴魯克山（Gebel Baruk）、庫尼耶賽山（Gebel Kuneiyiseh）和蘇寧山（Gebel Sunnin），海拔分別為7,220英尺、6,890英尺和8,530英尺（2,200.7米、2,100.1米和2,599.9米），位於貝魯特以東。再往北，位於的黎波里以東的是庫爾內特薩烏達（Qurnet es-Sauda），海拔達9,840英尺（2,999.2米），以及庫爾內特阿魯巴（Qurnet Aruba），海拔約7,320英尺（2,231.1米）。</w:t>
       </w:r>
     </w:p>
     <w:p>
@@ -650,145 +338,7 @@
         <w:rPr>
           <w:lang w:val="zh_TW" w:bidi="zh_TW"/>
         </w:rPr>
-        <w:t>對待鄰舍的重要性在於，這與人跟神的關係息息相關，並且可能顯著影響人與神之間的關係（</w:t>
-      </w:r>
-      <w:hyperlink r:id="rId13">
-        <w:r>
-          <w:rPr>
-            <w:lang w:val="zh_TW" w:bidi="zh_TW"/>
-          </w:rPr>
-          <w:rPr>
-            <w:color w:val="0000EE"/>
-            <w:u w:val="single"/>
-          </w:rPr>
-          <w:t>利6:1–7</w:t>
-        </w:r>
-      </w:hyperlink>
-      <w:r>
-        <w:rPr>
-          <w:lang w:val="zh_TW" w:bidi="zh_TW"/>
-        </w:rPr>
-        <w:t>，</w:t>
-      </w:r>
-      <w:hyperlink r:id="rId14">
-        <w:r>
-          <w:rPr>
-            <w:lang w:val="zh_TW" w:bidi="zh_TW"/>
-          </w:rPr>
-          <w:rPr>
-            <w:color w:val="0000EE"/>
-            <w:u w:val="single"/>
-          </w:rPr>
-          <w:t>19</w:t>
-        </w:r>
-      </w:hyperlink>
-      <w:r>
-        <w:rPr>
-          <w:lang w:val="zh_TW" w:bidi="zh_TW"/>
-        </w:rPr>
-        <w:t>，</w:t>
-      </w:r>
-      <w:hyperlink r:id="rId27">
-        <w:r>
-          <w:rPr>
-            <w:lang w:val="zh_TW" w:bidi="zh_TW"/>
-          </w:rPr>
-          <w:rPr>
-            <w:color w:val="0000EE"/>
-            <w:u w:val="single"/>
-          </w:rPr>
-          <w:t>25:17</w:t>
-        </w:r>
-      </w:hyperlink>
-      <w:r>
-        <w:rPr>
-          <w:lang w:val="zh_TW" w:bidi="zh_TW"/>
-        </w:rPr>
-        <w:t>；</w:t>
-      </w:r>
-      <w:hyperlink r:id="rId28">
-        <w:r>
-          <w:rPr>
-            <w:lang w:val="zh_TW" w:bidi="zh_TW"/>
-          </w:rPr>
-          <w:rPr>
-            <w:color w:val="0000EE"/>
-            <w:u w:val="single"/>
-          </w:rPr>
-          <w:t>申24:10–13</w:t>
-        </w:r>
-      </w:hyperlink>
-      <w:r>
-        <w:rPr>
-          <w:lang w:val="zh_TW" w:bidi="zh_TW"/>
-        </w:rPr>
-        <w:t>；</w:t>
-      </w:r>
-      <w:hyperlink r:id="rId29">
-        <w:r>
-          <w:rPr>
-            <w:lang w:val="zh_TW" w:bidi="zh_TW"/>
-          </w:rPr>
-          <w:rPr>
-            <w:color w:val="0000EE"/>
-            <w:u w:val="single"/>
-          </w:rPr>
-          <w:t>詩12</w:t>
-        </w:r>
-      </w:hyperlink>
-      <w:r>
-        <w:rPr>
-          <w:lang w:val="zh_TW" w:bidi="zh_TW"/>
-        </w:rPr>
-        <w:t>）。神曾</w:t>
-      </w:r>
-      <w:r>
-        <w:rPr>
-          <w:lang w:val="zh_TW" w:bidi="zh_TW"/>
-        </w:rPr>
-        <w:t>以</w:t>
-      </w:r>
-      <w:r>
-        <w:rPr>
-          <w:lang w:val="zh_TW" w:bidi="zh_TW"/>
-        </w:rPr>
-        <w:t>憐憫對待以色列人，因此他們也應當以同樣的愛來對待鄰舍（</w:t>
-      </w:r>
-      <w:hyperlink r:id="rId30">
-        <w:r>
-          <w:rPr>
-            <w:lang w:val="zh_TW" w:bidi="zh_TW"/>
-          </w:rPr>
-          <w:rPr>
-            <w:color w:val="0000EE"/>
-            <w:u w:val="single"/>
-          </w:rPr>
-          <w:t>出22:21</w:t>
-        </w:r>
-      </w:hyperlink>
-      <w:r>
-        <w:rPr>
-          <w:lang w:val="zh_TW" w:bidi="zh_TW"/>
-        </w:rPr>
-        <w:t>；</w:t>
-      </w:r>
-      <w:hyperlink r:id="rId31">
-        <w:r>
-          <w:rPr>
-            <w:lang w:val="zh_TW" w:bidi="zh_TW"/>
-          </w:rPr>
-          <w:rPr>
-            <w:color w:val="0000EE"/>
-            <w:u w:val="single"/>
-          </w:rPr>
-          <w:t>利25:35–38</w:t>
-        </w:r>
-      </w:hyperlink>
-      <w:r>
-        <w:rPr>
-          <w:lang w:val="zh_TW" w:bidi="zh_TW"/>
-        </w:rPr>
-        <w:t>）。</w:t>
+        <w:t>這些高山將來自地中海的雨水困住，為山區及其下方的沿海地帶提供充足的降雨；而山脈之外的降雨則減少。腓尼基人在這些山脈與大海之間的沿海地帶繁榮發展，並建立了像泰爾、撒勒法、西頓、貝魯特（Berytus）、比布魯斯（迦巴勒）和的黎波里等城。沿海地區有多處山脈的延伸地帶，海岸公路需要穿過或繞過這些延伸地。例如貝魯特以北的納赫爾·卡勒布（Nahr el-Kelb）的岬角就是一個典型的例子。</w:t>
       </w:r>
     </w:p>
     <w:p>
@@ -802,234 +352,31 @@
         <w:rPr>
           <w:lang w:val="zh_TW" w:bidi="zh_TW"/>
         </w:rPr>
-        <w:t>當這些責任被忽視時，隨之而來的是社會的崩潰或國家的動盪（</w:t>
-      </w:r>
-      <w:hyperlink r:id="rId32">
-        <w:r>
-          <w:rPr>
-            <w:lang w:val="zh_TW" w:bidi="zh_TW"/>
-          </w:rPr>
-          <w:rPr>
-            <w:color w:val="0000EE"/>
-            <w:u w:val="single"/>
-          </w:rPr>
-          <w:t>申28:15–68</w:t>
-        </w:r>
-      </w:hyperlink>
-      <w:r>
-        <w:rPr>
-          <w:lang w:val="zh_TW" w:bidi="zh_TW"/>
-        </w:rPr>
-        <w:t>；</w:t>
-      </w:r>
-      <w:hyperlink r:id="rId33">
-        <w:r>
-          <w:rPr>
-            <w:lang w:val="zh_TW" w:bidi="zh_TW"/>
-          </w:rPr>
-          <w:rPr>
-            <w:color w:val="0000EE"/>
-            <w:u w:val="single"/>
-          </w:rPr>
-          <w:t>何4:1–3</w:t>
-        </w:r>
-      </w:hyperlink>
-      <w:r>
-        <w:rPr>
-          <w:lang w:val="zh_TW" w:bidi="zh_TW"/>
-        </w:rPr>
-        <w:t>；</w:t>
-      </w:r>
-      <w:hyperlink r:id="rId34">
-        <w:r>
-          <w:rPr>
-            <w:lang w:val="zh_TW" w:bidi="zh_TW"/>
-          </w:rPr>
-          <w:rPr>
-            <w:color w:val="0000EE"/>
-            <w:u w:val="single"/>
-          </w:rPr>
-          <w:t>摩2:6–7</w:t>
-        </w:r>
-      </w:hyperlink>
-      <w:r>
-        <w:rPr>
-          <w:lang w:val="zh_TW" w:bidi="zh_TW"/>
-        </w:rPr>
-        <w:t>），這也顯示了鄰舍關係在盟約社群中的重要性。以色列人經常忽視對鄰舍的愛，特別是對有需要的鄰舍，而這正是導致他們受神懲罰而被擄的重要原因之一（</w:t>
-      </w:r>
-      <w:hyperlink r:id="rId35">
-        <w:r>
-          <w:rPr>
-            <w:lang w:val="zh_TW" w:bidi="zh_TW"/>
-          </w:rPr>
-          <w:rPr>
-            <w:color w:val="0000EE"/>
-            <w:u w:val="single"/>
-          </w:rPr>
-          <w:t>耶5:7–9</w:t>
-        </w:r>
-      </w:hyperlink>
-      <w:r>
-        <w:rPr>
-          <w:lang w:val="zh_TW" w:bidi="zh_TW"/>
-        </w:rPr>
-        <w:t>，</w:t>
-      </w:r>
-      <w:hyperlink r:id="rId36">
-        <w:r>
-          <w:rPr>
-            <w:lang w:val="zh_TW" w:bidi="zh_TW"/>
-          </w:rPr>
-          <w:rPr>
-            <w:color w:val="0000EE"/>
-            <w:u w:val="single"/>
-          </w:rPr>
-          <w:t>7:1–15</w:t>
-        </w:r>
-      </w:hyperlink>
-      <w:r>
-        <w:rPr>
-          <w:lang w:val="zh_TW" w:bidi="zh_TW"/>
-        </w:rPr>
-        <w:t>，</w:t>
-      </w:r>
-      <w:hyperlink r:id="rId37">
-        <w:r>
-          <w:rPr>
-            <w:lang w:val="zh_TW" w:bidi="zh_TW"/>
-          </w:rPr>
-          <w:rPr>
-            <w:color w:val="0000EE"/>
-            <w:u w:val="single"/>
-          </w:rPr>
-          <w:t>9:2–9</w:t>
-        </w:r>
-      </w:hyperlink>
-      <w:r>
-        <w:rPr>
-          <w:lang w:val="zh_TW" w:bidi="zh_TW"/>
-        </w:rPr>
-        <w:t>；</w:t>
-      </w:r>
-      <w:hyperlink r:id="rId33">
-        <w:r>
-          <w:rPr>
-            <w:lang w:val="zh_TW" w:bidi="zh_TW"/>
-          </w:rPr>
-          <w:rPr>
-            <w:color w:val="0000EE"/>
-            <w:u w:val="single"/>
-          </w:rPr>
-          <w:t>何4:1–3</w:t>
-        </w:r>
-      </w:hyperlink>
-      <w:r>
-        <w:rPr>
-          <w:lang w:val="zh_TW" w:bidi="zh_TW"/>
-        </w:rPr>
-        <w:t>；</w:t>
-      </w:r>
-      <w:hyperlink r:id="rId34">
-        <w:r>
-          <w:rPr>
-            <w:lang w:val="zh_TW" w:bidi="zh_TW"/>
-          </w:rPr>
-          <w:rPr>
-            <w:color w:val="0000EE"/>
-            <w:u w:val="single"/>
-          </w:rPr>
-          <w:t>摩2:6–7</w:t>
-        </w:r>
-      </w:hyperlink>
-      <w:r>
-        <w:rPr>
-          <w:lang w:val="zh_TW" w:bidi="zh_TW"/>
-        </w:rPr>
-        <w:t>，</w:t>
-      </w:r>
-      <w:hyperlink r:id="rId38">
-        <w:r>
-          <w:rPr>
-            <w:lang w:val="zh_TW" w:bidi="zh_TW"/>
-          </w:rPr>
-          <w:rPr>
-            <w:color w:val="0000EE"/>
-            <w:u w:val="single"/>
-          </w:rPr>
-          <w:t>5:10–13</w:t>
-        </w:r>
-      </w:hyperlink>
-      <w:r>
-        <w:rPr>
-          <w:lang w:val="zh_TW" w:bidi="zh_TW"/>
-        </w:rPr>
-        <w:t>，</w:t>
-      </w:r>
-      <w:hyperlink r:id="rId39">
-        <w:r>
-          <w:rPr>
-            <w:lang w:val="zh_TW" w:bidi="zh_TW"/>
-          </w:rPr>
-          <w:rPr>
-            <w:color w:val="0000EE"/>
-            <w:u w:val="single"/>
-          </w:rPr>
-          <w:t>8:4–6</w:t>
-        </w:r>
-      </w:hyperlink>
-      <w:r>
-        <w:rPr>
-          <w:lang w:val="zh_TW" w:bidi="zh_TW"/>
-        </w:rPr>
-        <w:t>）。然而，以色列人也曾盼望，在彌賽亞的時代，這種真正的鄰舍之愛能夠實現（</w:t>
-      </w:r>
-      <w:hyperlink r:id="rId40">
-        <w:r>
-          <w:rPr>
-            <w:lang w:val="zh_TW" w:bidi="zh_TW"/>
-          </w:rPr>
-          <w:rPr>
-            <w:color w:val="0000EE"/>
-            <w:u w:val="single"/>
-          </w:rPr>
-          <w:t>耶31:34</w:t>
-        </w:r>
-      </w:hyperlink>
-      <w:r>
-        <w:rPr>
-          <w:lang w:val="zh_TW" w:bidi="zh_TW"/>
-        </w:rPr>
-        <w:t>；</w:t>
-      </w:r>
-      <w:hyperlink r:id="rId41">
-        <w:r>
-          <w:rPr>
-            <w:lang w:val="zh_TW" w:bidi="zh_TW"/>
-          </w:rPr>
-          <w:rPr>
-            <w:color w:val="0000EE"/>
-            <w:u w:val="single"/>
-          </w:rPr>
-          <w:t>亞3:10</w:t>
-        </w:r>
-      </w:hyperlink>
-      <w:r>
-        <w:rPr>
-          <w:lang w:val="zh_TW" w:bidi="zh_TW"/>
-        </w:rPr>
-        <w:t>），這也顯示出這種愛在舊約時代的盟約社群中常常被忽略。</w:t>
-      </w:r>
-    </w:p>
-    <w:p>
-      <w:pPr>
-        <w:pStyle w:val="Heading3"/>
-      </w:pPr>
-      <w:r>
-        <w:rPr>
-          <w:lang w:val="zh_TW" w:bidi="zh_TW"/>
-        </w:rPr>
-        <w:t>在晚期猶太教中</w:t>
+        <w:t>黎巴嫩山脈的東側是貝卡谷地。</w:t>
+      </w:r>
+      <w:r>
+        <w:rPr>
+          <w:lang w:val="zh_TW" w:bidi="zh_TW"/>
+        </w:rPr>
+        <w:t>奧龍特斯河畔（</w:t>
+      </w:r>
+      <w:r>
+        <w:rPr>
+          <w:lang w:val="zh_TW" w:bidi="zh_TW"/>
+        </w:rPr>
+        <w:t>Orontes River</w:t>
+      </w:r>
+      <w:r>
+        <w:rPr>
+          <w:lang w:val="zh_TW" w:bidi="zh_TW"/>
+        </w:rPr>
+        <w:t>）</w:t>
+      </w:r>
+      <w:r>
+        <w:rPr>
+          <w:lang w:val="zh_TW" w:bidi="zh_TW"/>
+        </w:rPr>
+        <w:t>發源於這個谷地的北部，向北流入地中海，位於古烏加里特（Ugarit）的北部。這整個谷地地區在古典文學中被稱為敘利亞中空地區。它是羅馬人的「糧倉」。</w:t>
       </w:r>
     </w:p>
     <w:p>
@@ -1043,9 +390,9 @@
         <w:rPr>
           <w:lang w:val="zh_TW" w:bidi="zh_TW"/>
         </w:rPr>
-        <w:t>在被擄歸回後，以色列人認識到，神的祝福在某種程度上取決於人們是否彼此實踐公義和愛（</w:t>
-      </w:r>
-      <w:hyperlink r:id="rId42">
+        <w:t>在貝卡谷地的東邊是外黎巴嫩山脈，巴拉達河（Barada River）在此發源並向東流向大馬士革的肥沃綠洲。山脈南部的赫門山，腓尼基人稱之為西連，亞摩利人稱之為示尼珥（</w:t>
+      </w:r>
+      <w:hyperlink r:id="rId16">
         <w:r>
           <w:rPr>
             <w:lang w:val="zh_TW" w:bidi="zh_TW"/>
@@ -1054,110 +401,14 @@
             <w:color w:val="0000EE"/>
             <w:u w:val="single"/>
           </w:rPr>
-          <w:t>亞8:14–17</w:t>
+          <w:t>申3:9</w:t>
         </w:r>
       </w:hyperlink>
       <w:r>
         <w:rPr>
           <w:lang w:val="zh_TW" w:bidi="zh_TW"/>
         </w:rPr>
-        <w:t>）。然而，對於「鄰舍」的定義仍然存在爭議。有以下幾個因素表明，在這個時期，「鄰舍」僅限於以色列人和改信猶太教的人（改信猶太教的外邦人）。從拉比文獻中可以看出，撒馬利亞人及居住在以色列地的外邦人，通常不被視為「鄰舍」，因此也不值得被愛。在昆蘭的猶太愛色尼派（Jewish Essene community at Qumran）社</w:t>
-      </w:r>
-      <w:r>
-        <w:rPr>
-          <w:lang w:val="zh_TW" w:bidi="zh_TW"/>
-        </w:rPr>
-        <w:t>群</w:t>
-      </w:r>
-      <w:r>
-        <w:rPr>
-          <w:lang w:val="zh_TW" w:bidi="zh_TW"/>
-        </w:rPr>
-        <w:t>內，</w:t>
-      </w:r>
-      <w:r>
-        <w:rPr>
-          <w:lang w:val="zh_TW" w:bidi="zh_TW"/>
-        </w:rPr>
-        <w:t>被尊重和公平對待的「鄰舍」僅限於社群成員</w:t>
-      </w:r>
-      <w:r>
-        <w:rPr>
-          <w:lang w:val="zh_TW" w:bidi="zh_TW"/>
-        </w:rPr>
-        <w:t>。最後，當耶穌</w:t>
-      </w:r>
-      <w:r>
-        <w:rPr>
-          <w:lang w:val="zh_TW" w:bidi="zh_TW"/>
-        </w:rPr>
-        <w:t>提到，</w:t>
-      </w:r>
-      <w:r>
-        <w:rPr>
-          <w:lang w:val="zh_TW" w:bidi="zh_TW"/>
-        </w:rPr>
-        <w:t>「</w:t>
-      </w:r>
-      <w:r>
-        <w:rPr>
-          <w:lang w:val="zh_TW" w:bidi="zh_TW"/>
-        </w:rPr>
-        <w:t>你們聽見有話說：『當愛你的鄰舍，恨你的仇敵。』</w:t>
-      </w:r>
-      <w:r>
-        <w:rPr>
-          <w:lang w:val="zh_TW" w:bidi="zh_TW"/>
-        </w:rPr>
-        <w:t>」（</w:t>
-      </w:r>
-      <w:hyperlink r:id="rId43">
-        <w:r>
-          <w:rPr>
-            <w:lang w:val="zh_TW" w:bidi="zh_TW"/>
-          </w:rPr>
-          <w:rPr>
-            <w:color w:val="0000EE"/>
-            <w:u w:val="single"/>
-          </w:rPr>
-          <w:t>太5:43</w:t>
-        </w:r>
-      </w:hyperlink>
-      <w:r>
-        <w:rPr>
-          <w:lang w:val="zh_TW" w:bidi="zh_TW"/>
-        </w:rPr>
-        <w:t>）時，衪只是引用了部份舊約（</w:t>
-      </w:r>
-      <w:hyperlink r:id="rId16">
-        <w:r>
-          <w:rPr>
-            <w:lang w:val="zh_TW" w:bidi="zh_TW"/>
-          </w:rPr>
-          <w:rPr>
-            <w:color w:val="0000EE"/>
-            <w:u w:val="single"/>
-          </w:rPr>
-          <w:t>利19:18</w:t>
-        </w:r>
-      </w:hyperlink>
-      <w:r>
-        <w:rPr>
-          <w:lang w:val="zh_TW" w:bidi="zh_TW"/>
-        </w:rPr>
-        <w:t>——「</w:t>
-      </w:r>
-      <w:r>
-        <w:rPr>
-          <w:lang w:val="zh_TW" w:bidi="zh_TW"/>
-        </w:rPr>
-        <w:t>要愛人如己</w:t>
-      </w:r>
-      <w:r>
-        <w:rPr>
-          <w:lang w:val="zh_TW" w:bidi="zh_TW"/>
-        </w:rPr>
-        <w:t>」）。而最後的片語「恨你的仇敵」則反映了當時猶太人的普遍觀念，即神只要求他們愛自己的同胞，而不必愛那些被視為「敵人」的外族人。</w:t>
+        <w:t>）。</w:t>
       </w:r>
     </w:p>
     <w:p>
@@ -1168,7 +419,7 @@
         <w:rPr>
           <w:lang w:val="zh_TW" w:bidi="zh_TW"/>
         </w:rPr>
-        <w:t>在新約中</w:t>
+        <w:t>資源</w:t>
       </w:r>
     </w:p>
     <w:p>
@@ -1182,33 +433,9 @@
         <w:rPr>
           <w:lang w:val="zh_TW" w:bidi="zh_TW"/>
         </w:rPr>
-        <w:t>耶穌對「鄰舍」的理解與當時猶太人的觀念大相逕庭，祂消除了對鄰舍之愛的限制。</w:t>
-      </w:r>
-      <w:r>
-        <w:rPr>
-          <w:lang w:val="zh_TW" w:bidi="zh_TW"/>
-        </w:rPr>
-        <w:t>與那些將愛狹義套用在同胞身上的人不同</w:t>
-      </w:r>
-      <w:r>
-        <w:rPr>
-          <w:lang w:val="zh_TW" w:bidi="zh_TW"/>
-        </w:rPr>
-        <w:t>，耶穌主張將對愛鄰舍的義務擴展到</w:t>
-      </w:r>
-      <w:r>
-        <w:rPr>
-          <w:lang w:val="zh_TW" w:bidi="zh_TW"/>
-        </w:rPr>
-        <w:t>仇敵</w:t>
-      </w:r>
-      <w:r>
-        <w:rPr>
-          <w:lang w:val="zh_TW" w:bidi="zh_TW"/>
-        </w:rPr>
-        <w:t>身上（</w:t>
-      </w:r>
-      <w:hyperlink r:id="rId44">
+        <w:t>黎巴嫩在古代以其豐富的杉木和松樹森林而聞名。沿海地區、貝卡谷地和山坡較低處適合種植橄欖樹、果樹和葡萄樹，並能耕種一些穀物。海中有一種腹足綱軟體動物，可以用來製取紅色或紫色染料。「腓尼基人」這個名字源自希臘文phoinos，即紅紫色。約公元前1500年，烏加列已經可以製造紫色染料的羊毛。腓尼基人幾個世紀來壟斷了這個產業。以色列人用大量的紫色染料來製作會幕的幔子（</w:t>
+      </w:r>
+      <w:hyperlink r:id="rId17">
         <w:r>
           <w:rPr>
             <w:lang w:val="zh_TW" w:bidi="zh_TW"/>
@@ -1217,14 +444,44 @@
             <w:color w:val="0000EE"/>
             <w:u w:val="single"/>
           </w:rPr>
-          <w:t>太5:43–48</w:t>
+          <w:t>出26章</w:t>
         </w:r>
       </w:hyperlink>
       <w:r>
         <w:rPr>
           <w:lang w:val="zh_TW" w:bidi="zh_TW"/>
         </w:rPr>
-        <w:t>），如此一來，祂完全消除了鄰舍與仇敵之間的區別。</w:t>
+        <w:t>）和祭司的衣服（</w:t>
+      </w:r>
+      <w:hyperlink r:id="rId18">
+        <w:r>
+          <w:rPr>
+            <w:lang w:val="zh_TW" w:bidi="zh_TW"/>
+          </w:rPr>
+          <w:rPr>
+            <w:color w:val="0000EE"/>
+            <w:u w:val="single"/>
+          </w:rPr>
+          <w:t>出28:4–6，</w:t>
+        </w:r>
+      </w:hyperlink>
+      <w:hyperlink r:id="rId19">
+        <w:r>
+          <w:rPr>
+            <w:lang w:val="zh_TW" w:bidi="zh_TW"/>
+          </w:rPr>
+          <w:rPr>
+            <w:color w:val="0000EE"/>
+            <w:u w:val="single"/>
+          </w:rPr>
+          <w:t>39:1、28–29</w:t>
+        </w:r>
+      </w:hyperlink>
+      <w:r>
+        <w:rPr>
+          <w:lang w:val="zh_TW" w:bidi="zh_TW"/>
+        </w:rPr>
+        <w:t>），他們的染料可能就是從腓尼基人那裡購得的。</w:t>
       </w:r>
     </w:p>
     <w:p>
@@ -1238,21 +495,9 @@
         <w:rPr>
           <w:lang w:val="zh_TW" w:bidi="zh_TW"/>
         </w:rPr>
-        <w:t>在另一個場合中，</w:t>
-      </w:r>
-      <w:r>
-        <w:rPr>
-          <w:lang w:val="zh_TW" w:bidi="zh_TW"/>
-        </w:rPr>
-        <w:t>一個</w:t>
-      </w:r>
-      <w:r>
-        <w:rPr>
-          <w:lang w:val="zh_TW" w:bidi="zh_TW"/>
-        </w:rPr>
-        <w:t>文士問耶穌什麼是神賜下的最大誡命（</w:t>
-      </w:r>
-      <w:hyperlink r:id="rId45">
+        <w:t>所羅門王與腓尼基建立了重要的貿易關係。為建造耶路撒冷的聖殿，他從泰爾王希蘭一世那裡取得了柏木和松木（</w:t>
+      </w:r>
+      <w:hyperlink r:id="rId20">
         <w:r>
           <w:rPr>
             <w:lang w:val="zh_TW" w:bidi="zh_TW"/>
@@ -1261,28 +506,16 @@
             <w:color w:val="0000EE"/>
             <w:u w:val="single"/>
           </w:rPr>
-          <w:t>可12:28–31）</w:t>
+          <w:t>王上5:6、9、14</w:t>
         </w:r>
       </w:hyperlink>
       <w:r>
         <w:rPr>
           <w:lang w:val="zh_TW" w:bidi="zh_TW"/>
         </w:rPr>
-        <w:t>。</w:t>
-      </w:r>
-      <w:r>
-        <w:rPr>
-          <w:lang w:val="zh_TW" w:bidi="zh_TW"/>
-        </w:rPr>
-        <w:t>耶穌回應時</w:t>
-      </w:r>
-      <w:r>
-        <w:rPr>
-          <w:lang w:val="zh_TW" w:bidi="zh_TW"/>
-        </w:rPr>
-        <w:t>引用了</w:t>
-      </w:r>
-      <w:hyperlink r:id="rId46">
+        <w:t>，</w:t>
+      </w:r>
+      <w:hyperlink r:id="rId21">
         <w:r>
           <w:rPr>
             <w:lang w:val="zh_TW" w:bidi="zh_TW"/>
@@ -1291,28 +524,16 @@
             <w:color w:val="0000EE"/>
             <w:u w:val="single"/>
           </w:rPr>
-          <w:t>申命記六章5節</w:t>
+          <w:t>7:2</w:t>
         </w:r>
       </w:hyperlink>
       <w:r>
         <w:rPr>
           <w:lang w:val="zh_TW" w:bidi="zh_TW"/>
         </w:rPr>
-        <w:t>，關於神的本質以及人</w:t>
-      </w:r>
-      <w:r>
-        <w:rPr>
-          <w:lang w:val="zh_TW" w:bidi="zh_TW"/>
-        </w:rPr>
-        <w:t>應</w:t>
-      </w:r>
-      <w:r>
-        <w:rPr>
-          <w:lang w:val="zh_TW" w:bidi="zh_TW"/>
-        </w:rPr>
-        <w:t>盡心、盡性和盡力愛神的義務。而值得注意的是，耶穌並沒有止步於此，而是將此與第二條誡命，即「愛人如己」（</w:t>
-      </w:r>
-      <w:hyperlink r:id="rId16">
+        <w:t>，</w:t>
+      </w:r>
+      <w:hyperlink r:id="rId22">
         <w:r>
           <w:rPr>
             <w:lang w:val="zh_TW" w:bidi="zh_TW"/>
@@ -1321,16 +542,16 @@
             <w:color w:val="0000EE"/>
             <w:u w:val="single"/>
           </w:rPr>
-          <w:t>利19:18）</w:t>
+          <w:t>10:17、21</w:t>
         </w:r>
       </w:hyperlink>
       <w:r>
         <w:rPr>
           <w:lang w:val="zh_TW" w:bidi="zh_TW"/>
         </w:rPr>
-        <w:t>，連結起來。一些學者認為，這種將愛神和愛鄰舍緊密聯繫在一起的教導起源於耶穌。如果耶穌是第一個將這兩個誡命聯繫在一起的人（見</w:t>
-      </w:r>
-      <w:hyperlink r:id="rId47">
+        <w:t>；</w:t>
+      </w:r>
+      <w:hyperlink r:id="rId23">
         <w:r>
           <w:rPr>
             <w:lang w:val="zh_TW" w:bidi="zh_TW"/>
@@ -1339,16 +560,16 @@
             <w:color w:val="0000EE"/>
             <w:u w:val="single"/>
           </w:rPr>
-          <w:t>太22:37</w:t>
+          <w:t>代下2:8、16</w:t>
         </w:r>
       </w:hyperlink>
       <w:r>
         <w:rPr>
           <w:lang w:val="zh_TW" w:bidi="zh_TW"/>
         </w:rPr>
-        <w:t>；</w:t>
-      </w:r>
-      <w:hyperlink r:id="rId48">
+        <w:t>）。所羅門用麥子和橄欖油支付這些木材（</w:t>
+      </w:r>
+      <w:hyperlink r:id="rId24">
         <w:r>
           <w:rPr>
             <w:lang w:val="zh_TW" w:bidi="zh_TW"/>
@@ -1357,14 +578,50 @@
             <w:color w:val="0000EE"/>
             <w:u w:val="single"/>
           </w:rPr>
-          <w:t>可12:29–31</w:t>
+          <w:t>王上5:11</w:t>
         </w:r>
       </w:hyperlink>
       <w:r>
         <w:rPr>
           <w:lang w:val="zh_TW" w:bidi="zh_TW"/>
         </w:rPr>
-        <w:t>），這便揭示了我們的主對這兩項義務關係的理解；真正的愛鄰舍源於對神的愛，反之亦然，對神的愛與在愛中滿足鄰舍的需求是不可分割的。</w:t>
+        <w:t>）。這些樹木被海運漂浮到所羅門的領土內，再從那裡運到耶路撒冷。黎巴嫩和外黎巴嫩的杉木和松木為推羅提供了造船的木材（</w:t>
+      </w:r>
+      <w:hyperlink r:id="rId25">
+        <w:r>
+          <w:rPr>
+            <w:lang w:val="zh_TW" w:bidi="zh_TW"/>
+          </w:rPr>
+          <w:rPr>
+            <w:color w:val="0000EE"/>
+            <w:u w:val="single"/>
+          </w:rPr>
+          <w:t>結27:5</w:t>
+        </w:r>
+      </w:hyperlink>
+      <w:r>
+        <w:rPr>
+          <w:lang w:val="zh_TW" w:bidi="zh_TW"/>
+        </w:rPr>
+        <w:t>），為埃及提供了聖船和家具，並為重建耶路撒冷的第二聖殿提供了木材（</w:t>
+      </w:r>
+      <w:hyperlink r:id="rId26">
+        <w:r>
+          <w:rPr>
+            <w:lang w:val="zh_TW" w:bidi="zh_TW"/>
+          </w:rPr>
+          <w:rPr>
+            <w:color w:val="0000EE"/>
+            <w:u w:val="single"/>
+          </w:rPr>
+          <w:t>拉3:7</w:t>
+        </w:r>
+      </w:hyperlink>
+      <w:r>
+        <w:rPr>
+          <w:lang w:val="zh_TW" w:bidi="zh_TW"/>
+        </w:rPr>
+        <w:t>）。</w:t>
       </w:r>
     </w:p>
     <w:p>
@@ -1378,9 +635,9 @@
         <w:rPr>
           <w:lang w:val="zh_TW" w:bidi="zh_TW"/>
         </w:rPr>
-        <w:t>在耶穌的時代，辯論的焦點不是如何正確地對待鄰舍，而是誰才是真正的鄰舍。一位律法師問了耶穌這個問題（</w:t>
-      </w:r>
-      <w:hyperlink r:id="rId49">
+        <w:t>腓尼基人從黎巴嫩的港口與許多國進行貿易。他們掌握了造船技術，並將船隻用於和平與戰爭中。</w:t>
+      </w:r>
+      <w:hyperlink r:id="rId27">
         <w:r>
           <w:rPr>
             <w:lang w:val="zh_TW" w:bidi="zh_TW"/>
@@ -1389,68 +646,25 @@
             <w:color w:val="0000EE"/>
             <w:u w:val="single"/>
           </w:rPr>
-          <w:t>路10:29</w:t>
+          <w:t>以西結書第二十七章</w:t>
         </w:r>
       </w:hyperlink>
       <w:r>
         <w:rPr>
           <w:lang w:val="zh_TW" w:bidi="zh_TW"/>
         </w:rPr>
-        <w:t>）。耶穌讚揚這位律法師，因為他清楚理解</w:t>
-      </w:r>
-      <w:r>
-        <w:rPr>
-          <w:lang w:val="zh_TW" w:bidi="zh_TW"/>
-        </w:rPr>
-        <w:t>得到永生</w:t>
-      </w:r>
-      <w:r>
-        <w:rPr>
-          <w:lang w:val="zh_TW" w:bidi="zh_TW"/>
-        </w:rPr>
-        <w:t>所需的條件，即</w:t>
-      </w:r>
-      <w:r>
-        <w:rPr>
-          <w:lang w:val="zh_TW" w:bidi="zh_TW"/>
-        </w:rPr>
-        <w:t>愛神和愛鄰舍</w:t>
-      </w:r>
-      <w:r>
-        <w:rPr>
-          <w:lang w:val="zh_TW" w:bidi="zh_TW"/>
-        </w:rPr>
-        <w:t>。路加卻暗示，這位律法師提出的進一步限制性問題是為了「顯明自己有理」，也就是</w:t>
-      </w:r>
-      <w:r>
-        <w:rPr>
-          <w:lang w:val="zh_TW" w:bidi="zh_TW"/>
-        </w:rPr>
-        <w:t>為自己同胞有限的愛的行為辯護</w:t>
-      </w:r>
-      <w:r>
-        <w:rPr>
-          <w:lang w:val="zh_TW" w:bidi="zh_TW"/>
-        </w:rPr>
-        <w:t>。耶穌選擇不直接回答，而是用一個比喻來回應，就是我們耳熟能詳好撒馬利亞人的比喻（</w:t>
-      </w:r>
-      <w:hyperlink r:id="rId50">
-        <w:r>
-          <w:rPr>
-            <w:lang w:val="zh_TW" w:bidi="zh_TW"/>
-          </w:rPr>
-          <w:rPr>
-            <w:color w:val="0000EE"/>
-            <w:u w:val="single"/>
-          </w:rPr>
-          <w:t>30–35</w:t>
-        </w:r>
-      </w:hyperlink>
-      <w:r>
-        <w:rPr>
-          <w:lang w:val="zh_TW" w:bidi="zh_TW"/>
-        </w:rPr>
-        <w:t>節）。</w:t>
+        <w:t>中生動地描述了來自泰爾、西頓、迦巴勒和亞發的商人的貿易活動，詳細說明了他們貿易的範圍和性質。</w:t>
+      </w:r>
+    </w:p>
+    <w:p>
+      <w:pPr>
+        <w:pStyle w:val="Heading3"/>
+      </w:pPr>
+      <w:r>
+        <w:rPr>
+          <w:lang w:val="zh_TW" w:bidi="zh_TW"/>
+        </w:rPr>
+        <w:t>歷史</w:t>
       </w:r>
     </w:p>
     <w:p>
@@ -1464,85 +678,7 @@
         <w:rPr>
           <w:lang w:val="zh_TW" w:bidi="zh_TW"/>
         </w:rPr>
-        <w:t>為了讓這位律法師看到他的問題是何等短視</w:t>
-      </w:r>
-      <w:r>
-        <w:rPr>
-          <w:lang w:val="zh_TW" w:bidi="zh_TW"/>
-        </w:rPr>
-        <w:t>和</w:t>
-      </w:r>
-      <w:r>
-        <w:rPr>
-          <w:lang w:val="zh_TW" w:bidi="zh_TW"/>
-        </w:rPr>
-        <w:t>可悲，耶穌講述了一個日常的故事：一個人行走在從耶路撒冷到耶利哥的道路上，因這條路常有強盜出沒，十分危險。這名旅行者被搶劫、剝光</w:t>
-      </w:r>
-      <w:r>
-        <w:rPr>
-          <w:lang w:val="zh_TW" w:bidi="zh_TW"/>
-        </w:rPr>
-        <w:t>衣服</w:t>
-      </w:r>
-      <w:r>
-        <w:rPr>
-          <w:lang w:val="zh_TW" w:bidi="zh_TW"/>
-        </w:rPr>
-        <w:t>、毆打，</w:t>
-      </w:r>
-      <w:r>
-        <w:rPr>
-          <w:lang w:val="zh_TW" w:bidi="zh_TW"/>
-        </w:rPr>
-        <w:t>並在半死狀態被丟下</w:t>
-      </w:r>
-      <w:r>
-        <w:rPr>
-          <w:lang w:val="zh_TW" w:bidi="zh_TW"/>
-        </w:rPr>
-        <w:t>。</w:t>
-      </w:r>
-      <w:r>
-        <w:rPr>
-          <w:lang w:val="zh_TW" w:bidi="zh_TW"/>
-        </w:rPr>
-        <w:t>到這裡</w:t>
-      </w:r>
-      <w:r>
-        <w:rPr>
-          <w:lang w:val="zh_TW" w:bidi="zh_TW"/>
-        </w:rPr>
-        <w:t>，律法師可能以為耶穌是在舉例說明誰是「鄰舍」，就是一位需要幫助的猶太同胞。然而，耶穌接著介紹了兩個人物，一位祭司和一</w:t>
-      </w:r>
-      <w:r>
-        <w:rPr>
-          <w:lang w:val="zh_TW" w:bidi="zh_TW"/>
-        </w:rPr>
-        <w:t>個</w:t>
-      </w:r>
-      <w:r>
-        <w:rPr>
-          <w:lang w:val="zh_TW" w:bidi="zh_TW"/>
-        </w:rPr>
-        <w:t>利未人，他們在學術討論誰是神要他們去愛的鄰舍。律法師無疑會預期這些律法師以正確的方式對待受害者。相反，當祭司和利未人看到需要幫助的人時，他們卻選擇從另一邊走過。由於這些律法師無法確定受害者是死了還是奄奄一息，又不想冒不潔的風險，他們便繞過，從而違反了律法師剛剛指出最大的誡命（</w:t>
-      </w:r>
-      <w:hyperlink r:id="rId51">
-        <w:r>
-          <w:rPr>
-            <w:lang w:val="zh_TW" w:bidi="zh_TW"/>
-          </w:rPr>
-          <w:rPr>
-            <w:color w:val="0000EE"/>
-            <w:u w:val="single"/>
-          </w:rPr>
-          <w:t>10:25–28</w:t>
-        </w:r>
-      </w:hyperlink>
-      <w:r>
-        <w:rPr>
-          <w:lang w:val="zh_TW" w:bidi="zh_TW"/>
-        </w:rPr>
-        <w:t>）。</w:t>
+        <w:t>早在埃及第四王朝時期（約公元前2600年），黎巴嫩地區就引起了埃及人的興趣，法老斯努夫（Snofru）從黎巴嫩取得了40艘船載的杉木。迦巴勒在第十二王朝時期（約公元前1980–1800年）受到埃及的影響，埃及人用金飾交換黎巴嫩的杉木。在第十八王朝（約公元前1552–1306年）期間，埃及征服了敘利亞，記錄中經常提到杉木被作為貢品帶回。後來，拉美西斯十一世（Ramses XI）的一位使者文阿蒙（Wenamon）曾以高價購得杉木（約公元前1100年）。</w:t>
       </w:r>
     </w:p>
     <w:p>
@@ -1556,87 +692,21 @@
         <w:rPr>
           <w:lang w:val="zh_TW" w:bidi="zh_TW"/>
         </w:rPr>
-        <w:t>這時，</w:t>
-      </w:r>
-      <w:r>
-        <w:rPr>
-          <w:lang w:val="zh_TW" w:bidi="zh_TW"/>
-        </w:rPr>
-        <w:t>一位撒馬利亞人</w:t>
-      </w:r>
-      <w:r>
-        <w:rPr>
-          <w:lang w:val="zh_TW" w:bidi="zh_TW"/>
-        </w:rPr>
-        <w:t>出現了——</w:t>
-      </w:r>
-      <w:r>
-        <w:rPr>
-          <w:lang w:val="zh_TW" w:bidi="zh_TW"/>
-        </w:rPr>
-        <w:t>一個被猶太人特別鄙視的種族。</w:t>
-      </w:r>
-      <w:r>
-        <w:rPr>
-          <w:lang w:val="zh_TW" w:bidi="zh_TW"/>
-        </w:rPr>
-        <w:t>猶太宗教權威視撒馬利亞人為異端</w:t>
-      </w:r>
-      <w:r>
-        <w:rPr>
-          <w:lang w:val="zh_TW" w:bidi="zh_TW"/>
-        </w:rPr>
-        <w:t>，在</w:t>
-      </w:r>
-      <w:r>
-        <w:rPr>
-          <w:lang w:val="zh_TW" w:bidi="zh_TW"/>
-        </w:rPr>
-        <w:t>拉比圈子中，</w:t>
-      </w:r>
-      <w:r>
-        <w:rPr>
-          <w:lang w:val="zh_TW" w:bidi="zh_TW"/>
-        </w:rPr>
-        <w:t>撒馬利亞人</w:t>
-      </w:r>
-      <w:r>
-        <w:rPr>
-          <w:lang w:val="zh_TW" w:bidi="zh_TW"/>
-        </w:rPr>
-        <w:t>不被視為</w:t>
-      </w:r>
-      <w:r>
-        <w:rPr>
-          <w:lang w:val="zh_TW" w:bidi="zh_TW"/>
-        </w:rPr>
-        <w:t>「鄰舍」，因此不值得被愛。事實上，</w:t>
-      </w:r>
-      <w:r>
-        <w:rPr>
-          <w:lang w:val="zh_TW" w:bidi="zh_TW"/>
-        </w:rPr>
-        <w:t>前</w:t>
-      </w:r>
-      <w:r>
-        <w:rPr>
-          <w:lang w:val="zh_TW" w:bidi="zh_TW"/>
-        </w:rPr>
-        <w:t>幾個世紀</w:t>
-      </w:r>
-      <w:r>
-        <w:rPr>
-          <w:lang w:val="zh_TW" w:bidi="zh_TW"/>
-        </w:rPr>
-        <w:t>中，</w:t>
-      </w:r>
-      <w:r>
-        <w:rPr>
-          <w:lang w:val="zh_TW" w:bidi="zh_TW"/>
-        </w:rPr>
-        <w:t>許多撒馬利亞人被猶太統治者屠殺，兩族之間明顯存在敵意（見</w:t>
-      </w:r>
-      <w:hyperlink r:id="rId52">
+        <w:t>當埃及的勢力衰退時，亞述人控制了該地區，並從</w:t>
+      </w:r>
+      <w:r>
+        <w:rPr>
+          <w:lang w:val="zh_TW" w:bidi="zh_TW"/>
+        </w:rPr>
+        <w:t>提革拉毗列色</w:t>
+      </w:r>
+      <w:r>
+        <w:rPr>
+          <w:lang w:val="zh_TW" w:bidi="zh_TW"/>
+        </w:rPr>
+        <w:t>一世（Tiglath-pileser I，約公元前1100年）開始，將大量的杉木作為貢品。尼布甲尼撒和巴比倫國同樣控制了黎巴嫩，並運走大量杉木來建造神廟和宮殿。以賽亞書（</w:t>
+      </w:r>
+      <w:hyperlink r:id="rId28">
         <w:r>
           <w:rPr>
             <w:lang w:val="zh_TW" w:bidi="zh_TW"/>
@@ -1645,40 +715,16 @@
             <w:color w:val="0000EE"/>
             <w:u w:val="single"/>
           </w:rPr>
-          <w:t>約4:9</w:t>
+          <w:t>賽14:8</w:t>
         </w:r>
       </w:hyperlink>
       <w:r>
         <w:rPr>
           <w:lang w:val="zh_TW" w:bidi="zh_TW"/>
         </w:rPr>
-        <w:t>）。當律法師聽到這個比喻時，他本來預期祭司和利未人會公正地對待受害者，</w:t>
-      </w:r>
-      <w:r>
-        <w:rPr>
-          <w:lang w:val="zh_TW" w:bidi="zh_TW"/>
-        </w:rPr>
-        <w:t>但他一定驚訝於一個被憎恨的撒馬利亞人，竟然會表現出憐憫，從而履行了最大的誡命</w:t>
-      </w:r>
-      <w:r>
-        <w:rPr>
-          <w:lang w:val="zh_TW" w:bidi="zh_TW"/>
-        </w:rPr>
-        <w:t>。耶穌</w:t>
-      </w:r>
-      <w:r>
-        <w:rPr>
-          <w:lang w:val="zh_TW" w:bidi="zh_TW"/>
-        </w:rPr>
-        <w:t>特</w:t>
-      </w:r>
-      <w:r>
-        <w:rPr>
-          <w:lang w:val="zh_TW" w:bidi="zh_TW"/>
-        </w:rPr>
-        <w:t>意詳細描述了撒馬利亞人的憐憫（立即處理傷口、運送到旅店、在那裡照顧受害者，以及在離開時支付他人照顧的費用，</w:t>
-      </w:r>
-      <w:hyperlink r:id="rId53">
+        <w:t>）和哈巴谷書（</w:t>
+      </w:r>
+      <w:hyperlink r:id="rId29">
         <w:r>
           <w:rPr>
             <w:lang w:val="zh_TW" w:bidi="zh_TW"/>
@@ -1687,80 +733,14 @@
             <w:color w:val="0000EE"/>
             <w:u w:val="single"/>
           </w:rPr>
-          <w:t>路10:34–35</w:t>
+          <w:t>哈2:17</w:t>
         </w:r>
       </w:hyperlink>
       <w:r>
         <w:rPr>
           <w:lang w:val="zh_TW" w:bidi="zh_TW"/>
         </w:rPr>
-        <w:t>），以</w:t>
-      </w:r>
-      <w:r>
-        <w:rPr>
-          <w:lang w:val="zh_TW" w:bidi="zh_TW"/>
-        </w:rPr>
-        <w:t>致律法師無疑會認為撒馬利亞人的愛是真誠的</w:t>
-      </w:r>
-      <w:r>
-        <w:rPr>
-          <w:lang w:val="zh_TW" w:bidi="zh_TW"/>
-        </w:rPr>
-        <w:t>。</w:t>
-      </w:r>
-      <w:r>
-        <w:rPr>
-          <w:lang w:val="zh_TW" w:bidi="zh_TW"/>
-        </w:rPr>
-        <w:t>這個故事的諷刺之處在於</w:t>
-      </w:r>
-      <w:r>
-        <w:rPr>
-          <w:lang w:val="zh_TW" w:bidi="zh_TW"/>
-        </w:rPr>
-        <w:t>，一個不被猶太人</w:t>
-      </w:r>
-      <w:r>
-        <w:rPr>
-          <w:lang w:val="zh_TW" w:bidi="zh_TW"/>
-        </w:rPr>
-        <w:t>視為</w:t>
-      </w:r>
-      <w:r>
-        <w:rPr>
-          <w:lang w:val="zh_TW" w:bidi="zh_TW"/>
-        </w:rPr>
-        <w:t>值得被稱為「鄰舍」的人，</w:t>
-      </w:r>
-      <w:r>
-        <w:rPr>
-          <w:lang w:val="zh_TW" w:bidi="zh_TW"/>
-        </w:rPr>
-        <w:t>正是那個對受害者表現出「鄰舍」之愛的人</w:t>
-      </w:r>
-      <w:r>
-        <w:rPr>
-          <w:lang w:val="zh_TW" w:bidi="zh_TW"/>
-        </w:rPr>
-        <w:t>（</w:t>
-      </w:r>
-      <w:hyperlink r:id="rId54">
-        <w:r>
-          <w:rPr>
-            <w:lang w:val="zh_TW" w:bidi="zh_TW"/>
-          </w:rPr>
-          <w:rPr>
-            <w:color w:val="0000EE"/>
-            <w:u w:val="single"/>
-          </w:rPr>
-          <w:t>36–37節</w:t>
-        </w:r>
-      </w:hyperlink>
-      <w:r>
-        <w:rPr>
-          <w:lang w:val="zh_TW" w:bidi="zh_TW"/>
-        </w:rPr>
-        <w:t>）。</w:t>
+        <w:t>）都提到過黎巴嫩森林的被破壞。在後來的幾個世紀裡，黎巴嫩先後被波斯人、希臘人和羅馬人統治。</w:t>
       </w:r>
     </w:p>
     <w:p>
@@ -1774,9 +754,9 @@
         <w:rPr>
           <w:lang w:val="zh_TW" w:bidi="zh_TW"/>
         </w:rPr>
-        <w:t>這個比喻，就像在</w:t>
-      </w:r>
-      <w:hyperlink r:id="rId44">
+        <w:t>在新約時代，泰爾和西頓的城通常被一起提及（</w:t>
+      </w:r>
+      <w:hyperlink r:id="rId30">
         <w:r>
           <w:rPr>
             <w:lang w:val="zh_TW" w:bidi="zh_TW"/>
@@ -1785,26 +765,348 @@
             <w:color w:val="0000EE"/>
             <w:u w:val="single"/>
           </w:rPr>
-          <w:t>馬太福音五章43至48節</w:t>
+          <w:t>太15:21</w:t>
         </w:r>
       </w:hyperlink>
       <w:r>
         <w:rPr>
           <w:lang w:val="zh_TW" w:bidi="zh_TW"/>
         </w:rPr>
-        <w:t>中的陳述一樣，揭示了耶穌對「鄰舍」的理解以及「愛鄰舍」的要求。</w:t>
-      </w:r>
-      <w:r>
-        <w:rPr>
-          <w:lang w:val="zh_TW" w:bidi="zh_TW"/>
-        </w:rPr>
-        <w:t>耶穌對誰有資格成為神命令去愛的鄰舍，沒有設限</w:t>
-      </w:r>
-      <w:r>
-        <w:rPr>
-          <w:lang w:val="zh_TW" w:bidi="zh_TW"/>
-        </w:rPr>
-        <w:t>。</w:t>
+        <w:t>；</w:t>
+      </w:r>
+      <w:hyperlink r:id="rId31">
+        <w:r>
+          <w:rPr>
+            <w:lang w:val="zh_TW" w:bidi="zh_TW"/>
+          </w:rPr>
+          <w:rPr>
+            <w:color w:val="0000EE"/>
+            <w:u w:val="single"/>
+          </w:rPr>
+          <w:t>可3:8</w:t>
+        </w:r>
+      </w:hyperlink>
+      <w:r>
+        <w:rPr>
+          <w:lang w:val="zh_TW" w:bidi="zh_TW"/>
+        </w:rPr>
+        <w:t>，</w:t>
+      </w:r>
+      <w:hyperlink r:id="rId32">
+        <w:r>
+          <w:rPr>
+            <w:lang w:val="zh_TW" w:bidi="zh_TW"/>
+          </w:rPr>
+          <w:rPr>
+            <w:color w:val="0000EE"/>
+            <w:u w:val="single"/>
+          </w:rPr>
+          <w:t>7:24、31</w:t>
+        </w:r>
+      </w:hyperlink>
+      <w:r>
+        <w:rPr>
+          <w:lang w:val="zh_TW" w:bidi="zh_TW"/>
+        </w:rPr>
+        <w:t>；</w:t>
+      </w:r>
+      <w:hyperlink r:id="rId33">
+        <w:r>
+          <w:rPr>
+            <w:lang w:val="zh_TW" w:bidi="zh_TW"/>
+          </w:rPr>
+          <w:rPr>
+            <w:color w:val="0000EE"/>
+            <w:u w:val="single"/>
+          </w:rPr>
+          <w:t>路6:17</w:t>
+        </w:r>
+      </w:hyperlink>
+      <w:r>
+        <w:rPr>
+          <w:lang w:val="zh_TW" w:bidi="zh_TW"/>
+        </w:rPr>
+        <w:t>，</w:t>
+      </w:r>
+      <w:hyperlink r:id="rId34">
+        <w:r>
+          <w:rPr>
+            <w:lang w:val="zh_TW" w:bidi="zh_TW"/>
+          </w:rPr>
+          <w:rPr>
+            <w:color w:val="0000EE"/>
+            <w:u w:val="single"/>
+          </w:rPr>
+          <w:t>10:13–14</w:t>
+        </w:r>
+      </w:hyperlink>
+      <w:r>
+        <w:rPr>
+          <w:lang w:val="zh_TW" w:bidi="zh_TW"/>
+        </w:rPr>
+        <w:t>；</w:t>
+      </w:r>
+      <w:hyperlink r:id="rId35">
+        <w:r>
+          <w:rPr>
+            <w:lang w:val="zh_TW" w:bidi="zh_TW"/>
+          </w:rPr>
+          <w:rPr>
+            <w:color w:val="0000EE"/>
+            <w:u w:val="single"/>
+          </w:rPr>
+          <w:t>徒12:20</w:t>
+        </w:r>
+      </w:hyperlink>
+      <w:r>
+        <w:rPr>
+          <w:lang w:val="zh_TW" w:bidi="zh_TW"/>
+        </w:rPr>
+        <w:t>），但有時也分別提及（</w:t>
+      </w:r>
+      <w:hyperlink r:id="rId36">
+        <w:r>
+          <w:rPr>
+            <w:lang w:val="zh_TW" w:bidi="zh_TW"/>
+          </w:rPr>
+          <w:rPr>
+            <w:color w:val="0000EE"/>
+            <w:u w:val="single"/>
+          </w:rPr>
+          <w:t>徒21:3、7</w:t>
+        </w:r>
+      </w:hyperlink>
+      <w:r>
+        <w:rPr>
+          <w:lang w:val="zh_TW" w:bidi="zh_TW"/>
+        </w:rPr>
+        <w:t>）。</w:t>
+      </w:r>
+      <w:hyperlink r:id="rId37">
+        <w:r>
+          <w:rPr>
+            <w:lang w:val="zh_TW" w:bidi="zh_TW"/>
+          </w:rPr>
+          <w:rPr>
+            <w:color w:val="0000EE"/>
+            <w:u w:val="single"/>
+          </w:rPr>
+          <w:t>馬可福音七章26節</w:t>
+        </w:r>
+      </w:hyperlink>
+      <w:r>
+        <w:rPr>
+          <w:lang w:val="zh_TW" w:bidi="zh_TW"/>
+        </w:rPr>
+        <w:t>中提到的一位希臘婦人是敘利亞腓尼基人。耶穌在祂事工期間曾在這些地區講道。在聖經詩歌中，黎巴嫩的高大香柏樹象徵著威嚴和力量（</w:t>
+      </w:r>
+      <w:hyperlink r:id="rId38">
+        <w:r>
+          <w:rPr>
+            <w:lang w:val="zh_TW" w:bidi="zh_TW"/>
+          </w:rPr>
+          <w:rPr>
+            <w:color w:val="0000EE"/>
+            <w:u w:val="single"/>
+          </w:rPr>
+          <w:t>士9:15</w:t>
+        </w:r>
+      </w:hyperlink>
+      <w:r>
+        <w:rPr>
+          <w:lang w:val="zh_TW" w:bidi="zh_TW"/>
+        </w:rPr>
+        <w:t>；</w:t>
+      </w:r>
+      <w:hyperlink r:id="rId39">
+        <w:r>
+          <w:rPr>
+            <w:lang w:val="zh_TW" w:bidi="zh_TW"/>
+          </w:rPr>
+          <w:rPr>
+            <w:color w:val="0000EE"/>
+            <w:u w:val="single"/>
+          </w:rPr>
+          <w:t>王下14:9</w:t>
+        </w:r>
+      </w:hyperlink>
+      <w:r>
+        <w:rPr>
+          <w:lang w:val="zh_TW" w:bidi="zh_TW"/>
+        </w:rPr>
+        <w:t>；</w:t>
+      </w:r>
+      <w:hyperlink r:id="rId40">
+        <w:r>
+          <w:rPr>
+            <w:lang w:val="zh_TW" w:bidi="zh_TW"/>
+          </w:rPr>
+          <w:rPr>
+            <w:color w:val="0000EE"/>
+            <w:u w:val="single"/>
+          </w:rPr>
+          <w:t>詩92:12</w:t>
+        </w:r>
+      </w:hyperlink>
+      <w:r>
+        <w:rPr>
+          <w:lang w:val="zh_TW" w:bidi="zh_TW"/>
+        </w:rPr>
+        <w:t>，</w:t>
+      </w:r>
+      <w:hyperlink r:id="rId41">
+        <w:r>
+          <w:rPr>
+            <w:lang w:val="zh_TW" w:bidi="zh_TW"/>
+          </w:rPr>
+          <w:rPr>
+            <w:color w:val="0000EE"/>
+            <w:u w:val="single"/>
+          </w:rPr>
+          <w:t>104:16</w:t>
+        </w:r>
+      </w:hyperlink>
+      <w:r>
+        <w:rPr>
+          <w:lang w:val="zh_TW" w:bidi="zh_TW"/>
+        </w:rPr>
+        <w:t>；</w:t>
+      </w:r>
+      <w:hyperlink r:id="rId42">
+        <w:r>
+          <w:rPr>
+            <w:lang w:val="zh_TW" w:bidi="zh_TW"/>
+          </w:rPr>
+          <w:rPr>
+            <w:color w:val="0000EE"/>
+            <w:u w:val="single"/>
+          </w:rPr>
+          <w:t>賽35:2</w:t>
+        </w:r>
+      </w:hyperlink>
+      <w:r>
+        <w:rPr>
+          <w:lang w:val="zh_TW" w:bidi="zh_TW"/>
+        </w:rPr>
+        <w:t>，</w:t>
+      </w:r>
+      <w:hyperlink r:id="rId43">
+        <w:r>
+          <w:rPr>
+            <w:lang w:val="zh_TW" w:bidi="zh_TW"/>
+          </w:rPr>
+          <w:rPr>
+            <w:color w:val="0000EE"/>
+            <w:u w:val="single"/>
+          </w:rPr>
+          <w:t>60:13</w:t>
+        </w:r>
+      </w:hyperlink>
+      <w:r>
+        <w:rPr>
+          <w:lang w:val="zh_TW" w:bidi="zh_TW"/>
+        </w:rPr>
+        <w:t>）。它們也象徵著終將在神的震怒下被摧毀的世上驕傲（</w:t>
+      </w:r>
+      <w:hyperlink r:id="rId44">
+        <w:r>
+          <w:rPr>
+            <w:lang w:val="zh_TW" w:bidi="zh_TW"/>
+          </w:rPr>
+          <w:rPr>
+            <w:color w:val="0000EE"/>
+            <w:u w:val="single"/>
+          </w:rPr>
+          <w:t>詩29:5</w:t>
+        </w:r>
+      </w:hyperlink>
+      <w:r>
+        <w:rPr>
+          <w:lang w:val="zh_TW" w:bidi="zh_TW"/>
+        </w:rPr>
+        <w:t>；</w:t>
+      </w:r>
+      <w:hyperlink r:id="rId45">
+        <w:r>
+          <w:rPr>
+            <w:lang w:val="zh_TW" w:bidi="zh_TW"/>
+          </w:rPr>
+          <w:rPr>
+            <w:color w:val="0000EE"/>
+            <w:u w:val="single"/>
+          </w:rPr>
+          <w:t>賽2:13</w:t>
+        </w:r>
+      </w:hyperlink>
+      <w:r>
+        <w:rPr>
+          <w:lang w:val="zh_TW" w:bidi="zh_TW"/>
+        </w:rPr>
+        <w:t>，</w:t>
+      </w:r>
+      <w:hyperlink r:id="rId46">
+        <w:r>
+          <w:rPr>
+            <w:lang w:val="zh_TW" w:bidi="zh_TW"/>
+          </w:rPr>
+          <w:rPr>
+            <w:color w:val="0000EE"/>
+            <w:u w:val="single"/>
+          </w:rPr>
+          <w:t>10:34</w:t>
+        </w:r>
+      </w:hyperlink>
+      <w:r>
+        <w:rPr>
+          <w:lang w:val="zh_TW" w:bidi="zh_TW"/>
+        </w:rPr>
+        <w:t>；</w:t>
+      </w:r>
+      <w:hyperlink r:id="rId47">
+        <w:r>
+          <w:rPr>
+            <w:lang w:val="zh_TW" w:bidi="zh_TW"/>
+          </w:rPr>
+          <w:rPr>
+            <w:color w:val="0000EE"/>
+            <w:u w:val="single"/>
+          </w:rPr>
+          <w:t>耶22:6</w:t>
+        </w:r>
+      </w:hyperlink>
+      <w:r>
+        <w:rPr>
+          <w:lang w:val="zh_TW" w:bidi="zh_TW"/>
+        </w:rPr>
+        <w:t>；</w:t>
+      </w:r>
+      <w:hyperlink r:id="rId48">
+        <w:r>
+          <w:rPr>
+            <w:lang w:val="zh_TW" w:bidi="zh_TW"/>
+          </w:rPr>
+          <w:rPr>
+            <w:color w:val="0000EE"/>
+            <w:u w:val="single"/>
+          </w:rPr>
+          <w:t>結31:3</w:t>
+        </w:r>
+      </w:hyperlink>
+      <w:r>
+        <w:rPr>
+          <w:lang w:val="zh_TW" w:bidi="zh_TW"/>
+        </w:rPr>
+        <w:t>）。</w:t>
+      </w:r>
+      <w:r>
+        <w:rPr>
+          <w:lang w:val="zh_TW" w:bidi="zh_TW"/>
+        </w:rPr>
+      </w:r>
+      <w:r>
+        <w:rPr>
+          <w:lang w:val="zh_TW" w:bidi="zh_TW"/>
+        </w:rPr>
       </w:r>
     </w:p>
     <w:p>
@@ -1814,25 +1116,37 @@
           <w:lang w:val="zh_TW" w:bidi="zh_TW"/>
         </w:rPr>
       </w:r>
-      <w:r>
-        <w:rPr>
-          <w:lang w:val="zh_TW" w:bidi="zh_TW"/>
-        </w:rPr>
-        <w:t>耶穌強而有力的教導——關於愛鄰舍及其與愛神直接關係——在初代教會中也有類似的強調。在兩個不同場合中，保羅稱愛鄰舍</w:t>
-      </w:r>
-      <w:r>
-        <w:rPr>
-          <w:lang w:val="zh_TW" w:bidi="zh_TW"/>
-        </w:rPr>
-        <w:t>完全了律法</w:t>
-      </w:r>
-      <w:r>
-        <w:rPr>
-          <w:lang w:val="zh_TW" w:bidi="zh_TW"/>
-        </w:rPr>
-        <w:t>（</w:t>
-      </w:r>
-      <w:hyperlink r:id="rId55">
+    </w:p>
+    <w:p>
+      <w:pPr>
+        <w:pStyle w:val="Heading2"/>
+      </w:pPr>
+      <w:r>
+        <w:rPr>
+          <w:lang w:val="zh_TW" w:bidi="zh_TW"/>
+        </w:rPr>
+        <w:t>利都是族，利都是人</w:t>
+      </w:r>
+      <w:r>
+        <w:rPr>
+          <w:lang w:val="zh_TW" w:bidi="zh_TW"/>
+        </w:rPr>
+      </w:r>
+    </w:p>
+    <w:p>
+      <w:pPr/>
+      <w:r>
+        <w:rPr>
+          <w:lang w:val="zh_TW" w:bidi="zh_TW"/>
+        </w:rPr>
+      </w:r>
+      <w:r>
+        <w:rPr>
+          <w:lang w:val="zh_TW" w:bidi="zh_TW"/>
+        </w:rPr>
+        <w:t>源於底但三個兒子中的第二位的部族。底但是亞伯拉罕與基土拉的後裔，出自約珊的家系（</w:t>
+      </w:r>
+      <w:hyperlink r:id="rId49">
         <w:r>
           <w:rPr>
             <w:lang w:val="zh_TW" w:bidi="zh_TW"/>
@@ -1841,16 +1155,72 @@
             <w:color w:val="0000EE"/>
             <w:u w:val="single"/>
           </w:rPr>
-          <w:t>羅13:8–10</w:t>
+          <w:t>創25:3</w:t>
         </w:r>
       </w:hyperlink>
       <w:r>
         <w:rPr>
           <w:lang w:val="zh_TW" w:bidi="zh_TW"/>
         </w:rPr>
-        <w:t>；</w:t>
-      </w:r>
-      <w:hyperlink r:id="rId56">
+        <w:t>）。有些學者認為，這個部族後來定居在阿拉伯的北部地區。</w:t>
+      </w:r>
+      <w:r>
+        <w:rPr>
+          <w:lang w:val="zh_TW" w:bidi="zh_TW"/>
+        </w:rPr>
+      </w:r>
+      <w:r>
+        <w:rPr>
+          <w:lang w:val="zh_TW" w:bidi="zh_TW"/>
+        </w:rPr>
+      </w:r>
+    </w:p>
+    <w:p>
+      <w:pPr/>
+      <w:r>
+        <w:rPr>
+          <w:lang w:val="zh_TW" w:bidi="zh_TW"/>
+        </w:rPr>
+      </w:r>
+    </w:p>
+    <w:p>
+      <w:pPr>
+        <w:pStyle w:val="Heading2"/>
+      </w:pPr>
+      <w:r>
+        <w:rPr>
+          <w:lang w:val="zh_TW" w:bidi="zh_TW"/>
+        </w:rPr>
+        <w:t>利未（人名）</w:t>
+      </w:r>
+      <w:r>
+        <w:rPr>
+          <w:lang w:val="zh_TW" w:bidi="zh_TW"/>
+        </w:rPr>
+      </w:r>
+    </w:p>
+    <w:p>
+      <w:pPr>
+        <w:pStyle w:val="ListNumber"/>
+        <w:numPr>
+          <w:ilvl w:val="0"/>
+          <w:numId w:val="14"/>
+        </w:numPr>
+        <w:spacing w:line="240" w:lineRule="auto"/>
+        <w:ind w:left="720"/>
+      </w:pPr>
+      <w:r>
+        <w:rPr>
+          <w:lang w:val="zh_TW" w:bidi="zh_TW"/>
+        </w:rPr>
+      </w:r>
+      <w:r>
+        <w:rPr>
+          <w:lang w:val="zh_TW" w:bidi="zh_TW"/>
+        </w:rPr>
+        <w:t>雅各從利亞所生的第三個兒子（</w:t>
+      </w:r>
+      <w:hyperlink r:id="rId50">
         <w:r>
           <w:rPr>
             <w:lang w:val="zh_TW" w:bidi="zh_TW"/>
@@ -1859,16 +1229,16 @@
             <w:color w:val="0000EE"/>
             <w:u w:val="single"/>
           </w:rPr>
-          <w:t>加5:14</w:t>
+          <w:t>創29:34</w:t>
         </w:r>
       </w:hyperlink>
       <w:r>
         <w:rPr>
           <w:lang w:val="zh_TW" w:bidi="zh_TW"/>
         </w:rPr>
-        <w:t>），而雅各則將這誡命稱為「至尊的律法」（</w:t>
-      </w:r>
-      <w:hyperlink r:id="rId57">
+        <w:t>）。這個名稱詞源不詳。利未的名字與在示劍發生的悲劇有關，當時利未和西緬因妹妹底拿被赫人示劍侵犯，憤而為她雪恥，並將該城一切男丁殘忍的殺死。雅各譴責該行為，臨死前宣告了利未的審判（</w:t>
+      </w:r>
+      <w:hyperlink r:id="rId51">
         <w:r>
           <w:rPr>
             <w:lang w:val="zh_TW" w:bidi="zh_TW"/>
@@ -1877,14 +1247,1146 @@
             <w:color w:val="0000EE"/>
             <w:u w:val="single"/>
           </w:rPr>
-          <w:t>雅2:8</w:t>
+          <w:t>49:5–7</w:t>
         </w:r>
       </w:hyperlink>
       <w:r>
         <w:rPr>
           <w:lang w:val="zh_TW" w:bidi="zh_TW"/>
         </w:rPr>
+        <w:t>）。照他的話說，利未的後裔要散住在眾支派中間。</w:t>
+        <w:br/>
+      </w:r>
+      <w:r>
+        <w:rPr>
+          <w:lang w:val="zh_TW" w:bidi="zh_TW"/>
+        </w:rPr>
+        <w:t>利未支派由利未的三個兒子組成：革順、哥轄和米拉利。摩西、亞倫和米利暗的族系皆源自哥轄（</w:t>
+      </w:r>
+      <w:hyperlink r:id="rId52">
+        <w:r>
+          <w:rPr>
+            <w:lang w:val="zh_TW" w:bidi="zh_TW"/>
+          </w:rPr>
+          <w:rPr>
+            <w:color w:val="0000EE"/>
+            <w:u w:val="single"/>
+          </w:rPr>
+          <w:t>出6:16</w:t>
+        </w:r>
+      </w:hyperlink>
+      <w:r>
+        <w:rPr>
+          <w:lang w:val="zh_TW" w:bidi="zh_TW"/>
+        </w:rPr>
+        <w:t>）。利未人在何烈山下金牛犢事件中對耶和華保持忠心 。他們因此獲賞，能在會幕（</w:t>
+      </w:r>
+      <w:hyperlink r:id="rId53">
+        <w:r>
+          <w:rPr>
+            <w:lang w:val="zh_TW" w:bidi="zh_TW"/>
+          </w:rPr>
+          <w:rPr>
+            <w:color w:val="0000EE"/>
+            <w:u w:val="single"/>
+          </w:rPr>
+          <w:t>32</w:t>
+        </w:r>
+      </w:hyperlink>
+      <w:r>
+        <w:rPr>
+          <w:lang w:val="zh_TW" w:bidi="zh_TW"/>
+        </w:rPr>
+        <w:t>章）內與周圍以及後來的聖殿內特別供職。</w:t>
+        <w:br/>
+      </w:r>
+      <w:r>
+        <w:rPr>
+          <w:i/>
+          <w:lang w:val="zh_TW" w:bidi="zh_TW"/>
+        </w:rPr>
+        <w:t>另見</w:t>
+      </w:r>
+      <w:r>
+        <w:rPr>
+          <w:lang w:val="zh_TW" w:bidi="zh_TW"/>
+        </w:rPr>
+        <w:t>利未支派</w:t>
+      </w:r>
+      <w:r>
+        <w:rPr>
+          <w:lang w:val="zh_TW" w:bidi="zh_TW"/>
+        </w:rPr>
+        <w:t>。</w:t>
+      </w:r>
+    </w:p>
+    <w:p>
+      <w:pPr>
+        <w:pStyle w:val="ListNumber"/>
+        <w:spacing w:line="240" w:lineRule="auto"/>
+        <w:ind w:left="720"/>
+      </w:pPr>
+      <w:r>
+        <w:rPr>
+          <w:lang w:val="zh_TW" w:bidi="zh_TW"/>
+        </w:rPr>
+      </w:r>
+      <w:r>
+        <w:rPr>
+          <w:lang w:val="zh_TW" w:bidi="zh_TW"/>
+        </w:rPr>
+        <w:t>迦百農的稅吏（</w:t>
+      </w:r>
+      <w:hyperlink r:id="rId54">
+        <w:r>
+          <w:rPr>
+            <w:lang w:val="zh_TW" w:bidi="zh_TW"/>
+          </w:rPr>
+          <w:rPr>
+            <w:color w:val="0000EE"/>
+            <w:u w:val="single"/>
+          </w:rPr>
+          <w:t>可2:14</w:t>
+        </w:r>
+      </w:hyperlink>
+      <w:r>
+        <w:rPr>
+          <w:lang w:val="zh_TW" w:bidi="zh_TW"/>
+        </w:rPr>
+        <w:t>）；又稱馬太的十二門徒之一（</w:t>
+      </w:r>
+      <w:hyperlink r:id="rId54">
+        <w:r>
+          <w:rPr>
+            <w:lang w:val="zh_TW" w:bidi="zh_TW"/>
+          </w:rPr>
+          <w:rPr>
+            <w:color w:val="0000EE"/>
+            <w:u w:val="single"/>
+          </w:rPr>
+          <w:t>可2:14</w:t>
+        </w:r>
+      </w:hyperlink>
+      <w:r>
+        <w:rPr>
+          <w:lang w:val="zh_TW" w:bidi="zh_TW"/>
+        </w:rPr>
+        <w:t xml:space="preserve">； </w:t>
+      </w:r>
+      <w:hyperlink r:id="rId55">
+        <w:r>
+          <w:rPr>
+            <w:lang w:val="zh_TW" w:bidi="zh_TW"/>
+          </w:rPr>
+          <w:rPr>
+            <w:color w:val="0000EE"/>
+            <w:u w:val="single"/>
+          </w:rPr>
+          <w:t>路5:27</w:t>
+        </w:r>
+      </w:hyperlink>
+      <w:r>
+        <w:rPr>
+          <w:lang w:val="zh_TW" w:bidi="zh_TW"/>
+        </w:rPr>
+        <w:t>；參見</w:t>
+      </w:r>
+      <w:hyperlink r:id="rId56">
+        <w:r>
+          <w:rPr>
+            <w:lang w:val="zh_TW" w:bidi="zh_TW"/>
+          </w:rPr>
+          <w:rPr>
+            <w:color w:val="0000EE"/>
+            <w:u w:val="single"/>
+          </w:rPr>
+          <w:t>太9:9</w:t>
+        </w:r>
+      </w:hyperlink>
+      <w:r>
+        <w:rPr>
+          <w:lang w:val="zh_TW" w:bidi="zh_TW"/>
+        </w:rPr>
+        <w:t>）</w:t>
+      </w:r>
+      <w:r>
+        <w:rPr>
+          <w:i/>
+          <w:lang w:val="zh_TW" w:bidi="zh_TW"/>
+        </w:rPr>
+        <w:t>見</w:t>
+      </w:r>
+      <w:r>
+        <w:rPr>
+          <w:lang w:val="zh_TW" w:bidi="zh_TW"/>
+        </w:rPr>
+        <w:t>馬太（人名）</w:t>
+      </w:r>
+      <w:r>
+        <w:rPr>
+          <w:lang w:val="zh_TW" w:bidi="zh_TW"/>
+        </w:rPr>
+        <w:t>。</w:t>
+      </w:r>
+    </w:p>
+    <w:p>
+      <w:pPr>
+        <w:pStyle w:val="ListNumber"/>
+        <w:spacing w:line="240" w:lineRule="auto"/>
+        <w:ind w:left="720"/>
+      </w:pPr>
+      <w:r>
+        <w:rPr>
+          <w:lang w:val="zh_TW" w:bidi="zh_TW"/>
+        </w:rPr>
+      </w:r>
+      <w:r>
+        <w:rPr>
+          <w:lang w:val="zh_TW" w:bidi="zh_TW"/>
+        </w:rPr>
+        <w:t>麥基的兒子並耶穌的祖先（</w:t>
+      </w:r>
+      <w:hyperlink r:id="rId57">
+        <w:r>
+          <w:rPr>
+            <w:lang w:val="zh_TW" w:bidi="zh_TW"/>
+          </w:rPr>
+          <w:rPr>
+            <w:color w:val="0000EE"/>
+            <w:u w:val="single"/>
+          </w:rPr>
+          <w:t>路3:24</w:t>
+        </w:r>
+      </w:hyperlink>
+      <w:r>
+        <w:rPr>
+          <w:lang w:val="zh_TW" w:bidi="zh_TW"/>
+        </w:rPr>
         <w:t>）。</w:t>
+      </w:r>
+      <w:r>
+        <w:rPr>
+          <w:i/>
+          <w:lang w:val="zh_TW" w:bidi="zh_TW"/>
+        </w:rPr>
+        <w:t>見</w:t>
+      </w:r>
+      <w:r>
+        <w:rPr>
+          <w:lang w:val="zh_TW" w:bidi="zh_TW"/>
+        </w:rPr>
+        <w:t>耶穌基督的家譜</w:t>
+      </w:r>
+      <w:r>
+        <w:rPr>
+          <w:lang w:val="zh_TW" w:bidi="zh_TW"/>
+        </w:rPr>
+        <w:t>。</w:t>
+      </w:r>
+    </w:p>
+    <w:p>
+      <w:pPr>
+        <w:pStyle w:val="ListNumber"/>
+        <w:spacing w:line="240" w:lineRule="auto"/>
+        <w:ind w:left="720"/>
+      </w:pPr>
+      <w:r>
+        <w:rPr>
+          <w:lang w:val="zh_TW" w:bidi="zh_TW"/>
+        </w:rPr>
+      </w:r>
+      <w:r>
+        <w:rPr>
+          <w:lang w:val="zh_TW" w:bidi="zh_TW"/>
+        </w:rPr>
+        <w:t>西緬的兒子並耶穌的祖先（</w:t>
+      </w:r>
+      <w:hyperlink r:id="rId58">
+        <w:r>
+          <w:rPr>
+            <w:lang w:val="zh_TW" w:bidi="zh_TW"/>
+          </w:rPr>
+          <w:rPr>
+            <w:color w:val="0000EE"/>
+            <w:u w:val="single"/>
+          </w:rPr>
+          <w:t>路3:30</w:t>
+        </w:r>
+      </w:hyperlink>
+      <w:r>
+        <w:rPr>
+          <w:lang w:val="zh_TW" w:bidi="zh_TW"/>
+        </w:rPr>
+        <w:t>）。</w:t>
+      </w:r>
+      <w:r>
+        <w:rPr>
+          <w:i/>
+          <w:lang w:val="zh_TW" w:bidi="zh_TW"/>
+        </w:rPr>
+        <w:t>見</w:t>
+      </w:r>
+      <w:r>
+        <w:rPr>
+          <w:lang w:val="zh_TW" w:bidi="zh_TW"/>
+        </w:rPr>
+        <w:t>耶穌基督的家譜</w:t>
+      </w:r>
+      <w:r>
+        <w:rPr>
+          <w:lang w:val="zh_TW" w:bidi="zh_TW"/>
+        </w:rPr>
+        <w:t>。</w:t>
+      </w:r>
+      <w:r>
+        <w:rPr>
+          <w:lang w:val="zh_TW" w:bidi="zh_TW"/>
+        </w:rPr>
+      </w:r>
+      <w:r>
+        <w:rPr>
+          <w:lang w:val="zh_TW" w:bidi="zh_TW"/>
+        </w:rPr>
+      </w:r>
+    </w:p>
+    <w:p>
+      <w:pPr/>
+      <w:r>
+        <w:rPr>
+          <w:lang w:val="zh_TW" w:bidi="zh_TW"/>
+        </w:rPr>
+      </w:r>
+    </w:p>
+    <w:p>
+      <w:pPr>
+        <w:pStyle w:val="Heading2"/>
+      </w:pPr>
+      <w:r>
+        <w:rPr>
+          <w:lang w:val="zh_TW" w:bidi="zh_TW"/>
+        </w:rPr>
+        <w:t>利烏米族，利烏米人</w:t>
+      </w:r>
+      <w:r>
+        <w:rPr>
+          <w:lang w:val="zh_TW" w:bidi="zh_TW"/>
+        </w:rPr>
+      </w:r>
+    </w:p>
+    <w:p>
+      <w:pPr/>
+      <w:r>
+        <w:rPr>
+          <w:lang w:val="zh_TW" w:bidi="zh_TW"/>
+        </w:rPr>
+      </w:r>
+      <w:r>
+        <w:rPr>
+          <w:lang w:val="zh_TW" w:bidi="zh_TW"/>
+        </w:rPr>
+        <w:t>這是源於由底但三個兒子中的第三位的部族。底但是亞伯拉罕與基土拉的後裔，出自約珊的家系（</w:t>
+      </w:r>
+      <w:hyperlink r:id="rId49">
+        <w:r>
+          <w:rPr>
+            <w:lang w:val="zh_TW" w:bidi="zh_TW"/>
+          </w:rPr>
+          <w:rPr>
+            <w:color w:val="0000EE"/>
+            <w:u w:val="single"/>
+          </w:rPr>
+          <w:t>創25:3</w:t>
+        </w:r>
+      </w:hyperlink>
+      <w:r>
+        <w:rPr>
+          <w:lang w:val="zh_TW" w:bidi="zh_TW"/>
+        </w:rPr>
+        <w:t>）。這個部族很可能定居在阿拉伯的北部地區。</w:t>
+      </w:r>
+      <w:r>
+        <w:rPr>
+          <w:lang w:val="zh_TW" w:bidi="zh_TW"/>
+        </w:rPr>
+      </w:r>
+      <w:r>
+        <w:rPr>
+          <w:lang w:val="zh_TW" w:bidi="zh_TW"/>
+        </w:rPr>
+      </w:r>
+    </w:p>
+    <w:p>
+      <w:pPr/>
+      <w:r>
+        <w:rPr>
+          <w:lang w:val="zh_TW" w:bidi="zh_TW"/>
+        </w:rPr>
+      </w:r>
+    </w:p>
+    <w:p>
+      <w:pPr>
+        <w:pStyle w:val="Heading2"/>
+      </w:pPr>
+      <w:r>
+        <w:rPr>
+          <w:lang w:val="zh_TW" w:bidi="zh_TW"/>
+        </w:rPr>
+        <w:t>利亞</w:t>
+      </w:r>
+      <w:r>
+        <w:rPr>
+          <w:lang w:val="zh_TW" w:bidi="zh_TW"/>
+        </w:rPr>
+      </w:r>
+    </w:p>
+    <w:p>
+      <w:pPr/>
+      <w:r>
+        <w:rPr>
+          <w:lang w:val="zh_TW" w:bidi="zh_TW"/>
+        </w:rPr>
+      </w:r>
+      <w:r>
+        <w:rPr>
+          <w:lang w:val="zh_TW" w:bidi="zh_TW"/>
+        </w:rPr>
+        <w:t>利亞是拉班的女兒和拉結的姐姐。</w:t>
+      </w:r>
+    </w:p>
+    <w:p>
+      <w:pPr/>
+      <w:r>
+        <w:rPr>
+          <w:lang w:val="zh_TW" w:bidi="zh_TW"/>
+        </w:rPr>
+      </w:r>
+      <w:r>
+        <w:rPr>
+          <w:lang w:val="zh_TW" w:bidi="zh_TW"/>
+        </w:rPr>
+        <w:t>她是雅各的妻子，而雅各曾欺騙他的父親以撒，使以撒把原本給以掃的祝福給了他（</w:t>
+      </w:r>
+      <w:hyperlink r:id="rId59">
+        <w:r>
+          <w:rPr>
+            <w:lang w:val="zh_TW" w:bidi="zh_TW"/>
+          </w:rPr>
+          <w:rPr>
+            <w:color w:val="0000EE"/>
+            <w:u w:val="single"/>
+          </w:rPr>
+          <w:t>創27:5–40</w:t>
+        </w:r>
+      </w:hyperlink>
+      <w:r>
+        <w:rPr>
+          <w:lang w:val="zh_TW" w:bidi="zh_TW"/>
+        </w:rPr>
+        <w:t>）。雅各為了躲避以掃的怒氣並娶妻（</w:t>
+      </w:r>
+      <w:hyperlink r:id="rId60">
+        <w:r>
+          <w:rPr>
+            <w:lang w:val="zh_TW" w:bidi="zh_TW"/>
+          </w:rPr>
+          <w:rPr>
+            <w:color w:val="0000EE"/>
+            <w:u w:val="single"/>
+          </w:rPr>
+          <w:t>創27:46–28:2</w:t>
+        </w:r>
+      </w:hyperlink>
+      <w:r>
+        <w:rPr>
+          <w:lang w:val="zh_TW" w:bidi="zh_TW"/>
+        </w:rPr>
+        <w:t>），而前往他在美索不達米亞的母舅拉班那裡（</w:t>
+      </w:r>
+      <w:hyperlink r:id="rId61">
+        <w:r>
+          <w:rPr>
+            <w:lang w:val="zh_TW" w:bidi="zh_TW"/>
+          </w:rPr>
+          <w:rPr>
+            <w:color w:val="0000EE"/>
+            <w:u w:val="single"/>
+          </w:rPr>
+          <w:t>創27:43，</w:t>
+        </w:r>
+      </w:hyperlink>
+      <w:hyperlink r:id="rId62">
+        <w:r>
+          <w:rPr>
+            <w:lang w:val="zh_TW" w:bidi="zh_TW"/>
+          </w:rPr>
+          <w:rPr>
+            <w:color w:val="0000EE"/>
+            <w:u w:val="single"/>
+          </w:rPr>
+          <w:t>28:2</w:t>
+        </w:r>
+      </w:hyperlink>
+      <w:r>
+        <w:rPr>
+          <w:lang w:val="zh_TW" w:bidi="zh_TW"/>
+        </w:rPr>
+        <w:t>）。他愛上了拉班的小女兒拉結，並答應為拉班工作七年，以娶她為妻（</w:t>
+      </w:r>
+      <w:hyperlink r:id="rId63">
+        <w:r>
+          <w:rPr>
+            <w:lang w:val="zh_TW" w:bidi="zh_TW"/>
+          </w:rPr>
+          <w:rPr>
+            <w:color w:val="0000EE"/>
+            <w:u w:val="single"/>
+          </w:rPr>
+          <w:t>創29:17–18</w:t>
+        </w:r>
+      </w:hyperlink>
+      <w:r>
+        <w:rPr>
+          <w:lang w:val="zh_TW" w:bidi="zh_TW"/>
+        </w:rPr>
+        <w:t>）。</w:t>
+      </w:r>
+    </w:p>
+    <w:p>
+      <w:pPr/>
+      <w:r>
+        <w:rPr>
+          <w:lang w:val="zh_TW" w:bidi="zh_TW"/>
+        </w:rPr>
+      </w:r>
+      <w:r>
+        <w:rPr>
+          <w:lang w:val="zh_TW" w:bidi="zh_TW"/>
+        </w:rPr>
+        <w:t>到成親的時候，拉班欺騙雅各，把年長的女兒利亞嫁給他，而不是拉結（</w:t>
+      </w:r>
+      <w:hyperlink r:id="rId64">
+        <w:r>
+          <w:rPr>
+            <w:lang w:val="zh_TW" w:bidi="zh_TW"/>
+          </w:rPr>
+          <w:rPr>
+            <w:color w:val="0000EE"/>
+            <w:u w:val="single"/>
+          </w:rPr>
+          <w:t>創29:21–25</w:t>
+        </w:r>
+      </w:hyperlink>
+      <w:r>
+        <w:rPr>
+          <w:lang w:val="zh_TW" w:bidi="zh_TW"/>
+        </w:rPr>
+        <w:t>）。拉班辯稱，必須先讓大女兒出嫁（</w:t>
+      </w:r>
+      <w:hyperlink r:id="rId65">
+        <w:r>
+          <w:rPr>
+            <w:lang w:val="zh_TW" w:bidi="zh_TW"/>
+          </w:rPr>
+          <w:rPr>
+            <w:color w:val="0000EE"/>
+            <w:u w:val="single"/>
+          </w:rPr>
+          <w:t>創29:26</w:t>
+        </w:r>
+      </w:hyperlink>
+      <w:r>
+        <w:rPr>
+          <w:lang w:val="zh_TW" w:bidi="zh_TW"/>
+        </w:rPr>
+        <w:t>）。經文形容利亞「眼睛沒有神氣」，拉結卻「生得美貌俊秀」（</w:t>
+      </w:r>
+      <w:hyperlink r:id="rId66">
+        <w:r>
+          <w:rPr>
+            <w:lang w:val="zh_TW" w:bidi="zh_TW"/>
+          </w:rPr>
+          <w:rPr>
+            <w:color w:val="0000EE"/>
+            <w:u w:val="single"/>
+          </w:rPr>
+          <w:t>創29:17</w:t>
+        </w:r>
+      </w:hyperlink>
+      <w:r>
+        <w:rPr>
+          <w:lang w:val="zh_TW" w:bidi="zh_TW"/>
+        </w:rPr>
+        <w:t>）。</w:t>
+      </w:r>
+    </w:p>
+    <w:p>
+      <w:pPr/>
+      <w:r>
+        <w:rPr>
+          <w:lang w:val="zh_TW" w:bidi="zh_TW"/>
+        </w:rPr>
+      </w:r>
+      <w:r>
+        <w:rPr>
+          <w:lang w:val="zh_TW" w:bidi="zh_TW"/>
+        </w:rPr>
+        <w:t>雅各為了娶他深愛的拉結，再為拉班工作七年（</w:t>
+      </w:r>
+      <w:hyperlink r:id="rId67">
+        <w:r>
+          <w:rPr>
+            <w:lang w:val="zh_TW" w:bidi="zh_TW"/>
+          </w:rPr>
+          <w:rPr>
+            <w:color w:val="0000EE"/>
+            <w:u w:val="single"/>
+          </w:rPr>
+          <w:t>創29:20</w:t>
+        </w:r>
+      </w:hyperlink>
+      <w:r>
+        <w:rPr>
+          <w:lang w:val="zh_TW" w:bidi="zh_TW"/>
+        </w:rPr>
+        <w:t>）。利亞不像拉結那樣得寵，但她在拉結還沒有生子以前，已經生了六個兒子和一個女兒（</w:t>
+      </w:r>
+      <w:hyperlink r:id="rId68">
+        <w:r>
+          <w:rPr>
+            <w:lang w:val="zh_TW" w:bidi="zh_TW"/>
+          </w:rPr>
+          <w:rPr>
+            <w:color w:val="0000EE"/>
+            <w:u w:val="single"/>
+          </w:rPr>
+          <w:t>創29:31–30:22</w:t>
+        </w:r>
+      </w:hyperlink>
+      <w:r>
+        <w:rPr>
+          <w:lang w:val="zh_TW" w:bidi="zh_TW"/>
+        </w:rPr>
+        <w:t>）：</w:t>
+      </w:r>
+    </w:p>
+    <w:p>
+      <w:pPr>
+        <w:pStyle w:val="ListNumber"/>
+        <w:numPr>
+          <w:ilvl w:val="0"/>
+          <w:numId w:val="15"/>
+        </w:numPr>
+        <w:spacing w:line="240" w:lineRule="auto"/>
+        <w:ind w:left="720"/>
+      </w:pPr>
+      <w:r>
+        <w:rPr>
+          <w:lang w:val="zh_TW" w:bidi="zh_TW"/>
+        </w:rPr>
+      </w:r>
+      <w:r>
+        <w:rPr>
+          <w:lang w:val="zh_TW" w:bidi="zh_TW"/>
+        </w:rPr>
+        <w:t>呂便</w:t>
+      </w:r>
+    </w:p>
+    <w:p>
+      <w:pPr>
+        <w:pStyle w:val="ListNumber"/>
+        <w:spacing w:line="240" w:lineRule="auto"/>
+        <w:ind w:left="720"/>
+      </w:pPr>
+      <w:r>
+        <w:rPr>
+          <w:lang w:val="zh_TW" w:bidi="zh_TW"/>
+        </w:rPr>
+      </w:r>
+      <w:r>
+        <w:rPr>
+          <w:lang w:val="zh_TW" w:bidi="zh_TW"/>
+        </w:rPr>
+        <w:t>西緬</w:t>
+      </w:r>
+    </w:p>
+    <w:p>
+      <w:pPr>
+        <w:pStyle w:val="ListNumber"/>
+        <w:spacing w:line="240" w:lineRule="auto"/>
+        <w:ind w:left="720"/>
+      </w:pPr>
+      <w:r>
+        <w:rPr>
+          <w:lang w:val="zh_TW" w:bidi="zh_TW"/>
+        </w:rPr>
+      </w:r>
+      <w:r>
+        <w:rPr>
+          <w:lang w:val="zh_TW" w:bidi="zh_TW"/>
+        </w:rPr>
+        <w:t>利未</w:t>
+      </w:r>
+    </w:p>
+    <w:p>
+      <w:pPr>
+        <w:pStyle w:val="ListNumber"/>
+        <w:spacing w:line="240" w:lineRule="auto"/>
+        <w:ind w:left="720"/>
+      </w:pPr>
+      <w:r>
+        <w:rPr>
+          <w:lang w:val="zh_TW" w:bidi="zh_TW"/>
+        </w:rPr>
+      </w:r>
+      <w:r>
+        <w:rPr>
+          <w:lang w:val="zh_TW" w:bidi="zh_TW"/>
+        </w:rPr>
+        <w:t>猶大</w:t>
+      </w:r>
+    </w:p>
+    <w:p>
+      <w:pPr>
+        <w:pStyle w:val="ListNumber"/>
+        <w:spacing w:line="240" w:lineRule="auto"/>
+        <w:ind w:left="720"/>
+      </w:pPr>
+      <w:r>
+        <w:rPr>
+          <w:lang w:val="zh_TW" w:bidi="zh_TW"/>
+        </w:rPr>
+      </w:r>
+      <w:r>
+        <w:rPr>
+          <w:lang w:val="zh_TW" w:bidi="zh_TW"/>
+        </w:rPr>
+        <w:t>以薩迦</w:t>
+      </w:r>
+    </w:p>
+    <w:p>
+      <w:pPr>
+        <w:pStyle w:val="ListNumber"/>
+        <w:spacing w:line="240" w:lineRule="auto"/>
+        <w:ind w:left="720"/>
+      </w:pPr>
+      <w:r>
+        <w:rPr>
+          <w:lang w:val="zh_TW" w:bidi="zh_TW"/>
+        </w:rPr>
+      </w:r>
+      <w:r>
+        <w:rPr>
+          <w:lang w:val="zh_TW" w:bidi="zh_TW"/>
+        </w:rPr>
+        <w:t>西布倫</w:t>
+      </w:r>
+    </w:p>
+    <w:p>
+      <w:pPr>
+        <w:pStyle w:val="ListNumber"/>
+        <w:spacing w:line="240" w:lineRule="auto"/>
+        <w:ind w:left="720"/>
+      </w:pPr>
+      <w:r>
+        <w:rPr>
+          <w:lang w:val="zh_TW" w:bidi="zh_TW"/>
+        </w:rPr>
+      </w:r>
+      <w:r>
+        <w:rPr>
+          <w:lang w:val="zh_TW" w:bidi="zh_TW"/>
+        </w:rPr>
+        <w:t>底拿</w:t>
+      </w:r>
+    </w:p>
+    <w:p>
+      <w:pPr/>
+      <w:r>
+        <w:rPr>
+          <w:lang w:val="zh_TW" w:bidi="zh_TW"/>
+        </w:rPr>
+      </w:r>
+      <w:r>
+        <w:rPr>
+          <w:lang w:val="zh_TW" w:bidi="zh_TW"/>
+        </w:rPr>
+        <w:t>拉結因不能生育而深感痛苦，她甚至為了懷孕而跟利亞交換了風茄──人們認為有助受孕的植物（</w:t>
+      </w:r>
+      <w:hyperlink r:id="rId69">
+        <w:r>
+          <w:rPr>
+            <w:lang w:val="zh_TW" w:bidi="zh_TW"/>
+          </w:rPr>
+          <w:rPr>
+            <w:color w:val="0000EE"/>
+            <w:u w:val="single"/>
+          </w:rPr>
+          <w:t>創30:14–17</w:t>
+        </w:r>
+      </w:hyperlink>
+      <w:r>
+        <w:rPr>
+          <w:lang w:val="zh_TW" w:bidi="zh_TW"/>
+        </w:rPr>
+        <w:t>）。</w:t>
+      </w:r>
+    </w:p>
+    <w:p>
+      <w:pPr/>
+      <w:r>
+        <w:rPr>
+          <w:lang w:val="zh_TW" w:bidi="zh_TW"/>
+        </w:rPr>
+      </w:r>
+      <w:r>
+        <w:rPr>
+          <w:lang w:val="zh_TW" w:bidi="zh_TW"/>
+        </w:rPr>
+        <w:t>利亞的眾兒子在以色列歷史上佔有重要地位。她的兒子利未成了祭司的先祖，而猶大成了君王家系的先祖，耶穌基督正是從這個家系而來（</w:t>
+      </w:r>
+      <w:hyperlink r:id="rId70">
+        <w:r>
+          <w:rPr>
+            <w:lang w:val="zh_TW" w:bidi="zh_TW"/>
+          </w:rPr>
+          <w:rPr>
+            <w:color w:val="0000EE"/>
+            <w:u w:val="single"/>
+          </w:rPr>
+          <w:t>創3:15，</w:t>
+        </w:r>
+      </w:hyperlink>
+      <w:hyperlink r:id="rId71">
+        <w:r>
+          <w:rPr>
+            <w:lang w:val="zh_TW" w:bidi="zh_TW"/>
+          </w:rPr>
+          <w:rPr>
+            <w:color w:val="0000EE"/>
+            <w:u w:val="single"/>
+          </w:rPr>
+          <w:t>12:2–3</w:t>
+        </w:r>
+      </w:hyperlink>
+      <w:r>
+        <w:rPr>
+          <w:lang w:val="zh_TW" w:bidi="zh_TW"/>
+        </w:rPr>
+        <w:t>；</w:t>
+      </w:r>
+      <w:hyperlink r:id="rId72">
+        <w:r>
+          <w:rPr>
+            <w:lang w:val="zh_TW" w:bidi="zh_TW"/>
+          </w:rPr>
+          <w:rPr>
+            <w:color w:val="0000EE"/>
+            <w:u w:val="single"/>
+          </w:rPr>
+          <w:t>撒下7:16</w:t>
+        </w:r>
+      </w:hyperlink>
+      <w:r>
+        <w:rPr>
+          <w:lang w:val="zh_TW" w:bidi="zh_TW"/>
+        </w:rPr>
+        <w:t>；</w:t>
+      </w:r>
+      <w:hyperlink r:id="rId73">
+        <w:r>
+          <w:rPr>
+            <w:lang w:val="zh_TW" w:bidi="zh_TW"/>
+          </w:rPr>
+          <w:rPr>
+            <w:color w:val="0000EE"/>
+            <w:u w:val="single"/>
+          </w:rPr>
+          <w:t>太1:1</w:t>
+        </w:r>
+      </w:hyperlink>
+      <w:r>
+        <w:rPr>
+          <w:lang w:val="zh_TW" w:bidi="zh_TW"/>
+        </w:rPr>
+        <w:t>）。</w:t>
+      </w:r>
+    </w:p>
+    <w:p>
+      <w:pPr/>
+      <w:r>
+        <w:rPr>
+          <w:lang w:val="zh_TW" w:bidi="zh_TW"/>
+        </w:rPr>
+      </w:r>
+      <w:r>
+        <w:rPr>
+          <w:i/>
+          <w:lang w:val="zh_TW" w:bidi="zh_TW"/>
+        </w:rPr>
+        <w:t>另見</w:t>
+      </w:r>
+      <w:r>
+        <w:rPr>
+          <w:lang w:val="zh_TW" w:bidi="zh_TW"/>
+        </w:rPr>
+        <w:t>雅各#1</w:t>
+      </w:r>
+      <w:r>
+        <w:rPr>
+          <w:lang w:val="zh_TW" w:bidi="zh_TW"/>
+        </w:rPr>
+        <w:t>。</w:t>
+      </w:r>
+      <w:r>
+        <w:rPr>
+          <w:lang w:val="zh_TW" w:bidi="zh_TW"/>
+        </w:rPr>
+      </w:r>
+      <w:r>
+        <w:rPr>
+          <w:lang w:val="zh_TW" w:bidi="zh_TW"/>
+        </w:rPr>
+      </w:r>
+    </w:p>
+    <w:p>
+      <w:pPr/>
+      <w:r>
+        <w:rPr>
+          <w:lang w:val="zh_TW" w:bidi="zh_TW"/>
+        </w:rPr>
+      </w:r>
+    </w:p>
+    <w:p>
+      <w:pPr>
+        <w:pStyle w:val="Heading2"/>
+      </w:pPr>
+      <w:r>
+        <w:rPr>
+          <w:lang w:val="zh_TW" w:bidi="zh_TW"/>
+        </w:rPr>
+        <w:t>麗貝卡，利百加</w:t>
+      </w:r>
+      <w:r>
+        <w:rPr>
+          <w:lang w:val="zh_TW" w:bidi="zh_TW"/>
+        </w:rPr>
+      </w:r>
+    </w:p>
+    <w:p>
+      <w:pPr/>
+      <w:r>
+        <w:rPr>
+          <w:lang w:val="zh_TW" w:bidi="zh_TW"/>
+        </w:rPr>
+      </w:r>
+      <w:r>
+        <w:rPr>
+          <w:lang w:val="zh_TW" w:bidi="zh_TW"/>
+        </w:rPr>
+        <w:t>彼土利的女兒，也是族長以撒的妻子。她的名字意為「豐滿」或「選擇」，在創世記中出現了31次（主要在第</w:t>
+      </w:r>
+      <w:hyperlink r:id="rId74">
+        <w:r>
+          <w:rPr>
+            <w:lang w:val="zh_TW" w:bidi="zh_TW"/>
+          </w:rPr>
+          <w:rPr>
+            <w:color w:val="0000EE"/>
+            <w:u w:val="single"/>
+          </w:rPr>
+          <w:t>24–27</w:t>
+        </w:r>
+      </w:hyperlink>
+      <w:r>
+        <w:rPr>
+          <w:lang w:val="zh_TW" w:bidi="zh_TW"/>
+        </w:rPr>
+        <w:t>章），並在</w:t>
+      </w:r>
+      <w:hyperlink r:id="rId75">
+        <w:r>
+          <w:rPr>
+            <w:lang w:val="zh_TW" w:bidi="zh_TW"/>
+          </w:rPr>
+          <w:rPr>
+            <w:color w:val="0000EE"/>
+            <w:u w:val="single"/>
+          </w:rPr>
+          <w:t>羅馬書九章10節</w:t>
+        </w:r>
+      </w:hyperlink>
+      <w:r>
+        <w:rPr>
+          <w:lang w:val="zh_TW" w:bidi="zh_TW"/>
+        </w:rPr>
+        <w:t>中出現一次。</w:t>
+      </w:r>
+    </w:p>
+    <w:p>
+      <w:pPr/>
+      <w:r>
+        <w:rPr>
+          <w:lang w:val="zh_TW" w:bidi="zh_TW"/>
+        </w:rPr>
+      </w:r>
+      <w:r>
+        <w:rPr>
+          <w:lang w:val="zh_TW" w:bidi="zh_TW"/>
+        </w:rPr>
+        <w:t>利百加的父親是彼土利，而彼土利是密迦和拿鶴的兒子，拿鶴是亞伯拉罕的兄弟（</w:t>
+      </w:r>
+      <w:hyperlink r:id="rId76">
+        <w:r>
+          <w:rPr>
+            <w:lang w:val="zh_TW" w:bidi="zh_TW"/>
+          </w:rPr>
+          <w:rPr>
+            <w:color w:val="0000EE"/>
+            <w:u w:val="single"/>
+          </w:rPr>
+          <w:t>創22:20–23</w:t>
+        </w:r>
+      </w:hyperlink>
+      <w:r>
+        <w:rPr>
+          <w:lang w:val="zh_TW" w:bidi="zh_TW"/>
+        </w:rPr>
+        <w:t>）。亞伯拉罕是她的叔公，當然，最終也是她的公公。拉班是利亞和拉結的父親，也是利百加的哥哥。後來，利百加的兒子雅各娶了他的兩位表姐妹，這兩位是姐妹。</w:t>
+      </w:r>
+    </w:p>
+    <w:p>
+      <w:pPr/>
+      <w:r>
+        <w:rPr>
+          <w:lang w:val="zh_TW" w:bidi="zh_TW"/>
+        </w:rPr>
+      </w:r>
+      <w:hyperlink r:id="rId77">
+        <w:r>
+          <w:rPr>
+            <w:lang w:val="zh_TW" w:bidi="zh_TW"/>
+          </w:rPr>
+          <w:rPr>
+            <w:color w:val="0000EE"/>
+            <w:u w:val="single"/>
+          </w:rPr>
+          <w:t>創世記二十四章</w:t>
+        </w:r>
+      </w:hyperlink>
+      <w:r>
+        <w:rPr>
+          <w:lang w:val="zh_TW" w:bidi="zh_TW"/>
+        </w:rPr>
+        <w:t>記載了亞伯拉罕的僕人為以撒尋得妻子的過程。他遵從亞伯拉罕的指示，前往亞蘭·納哈拉音（美索不達米亞西北部），因為亞伯拉罕不希望他的兒子娶當地的迦南女子。僕人的禱告得到了回應，利百加不僅給他水喝，也給他的駱駝水喝。在款待了亞伯拉罕的僕人，並且收到聘禮後，利百加心甘情願地去見她的新丈夫。</w:t>
+      </w:r>
+    </w:p>
+    <w:p>
+      <w:pPr/>
+      <w:r>
+        <w:rPr>
+          <w:lang w:val="zh_TW" w:bidi="zh_TW"/>
+        </w:rPr>
+      </w:r>
+      <w:r>
+        <w:rPr>
+          <w:lang w:val="zh_TW" w:bidi="zh_TW"/>
+        </w:rPr>
+        <w:t>利百加生了雙胞胎，以掃和雅各（</w:t>
+      </w:r>
+      <w:hyperlink r:id="rId78">
+        <w:r>
+          <w:rPr>
+            <w:lang w:val="zh_TW" w:bidi="zh_TW"/>
+          </w:rPr>
+          <w:rPr>
+            <w:color w:val="0000EE"/>
+            <w:u w:val="single"/>
+          </w:rPr>
+          <w:t>25:20–27</w:t>
+        </w:r>
+      </w:hyperlink>
+      <w:r>
+        <w:rPr>
+          <w:lang w:val="zh_TW" w:bidi="zh_TW"/>
+        </w:rPr>
+        <w:t>）。她偏愛弟弟雅各勝過以掃，並和雅各一起欺騙她的丈夫以確保雅各能獲得長子的權利。她出主意，讓雅各摸上去、看上去、聞起來都像常在野外的以掃。此外，她還準備了以撒最喜愛的菜餚以促成此事（</w:t>
+      </w:r>
+      <w:hyperlink r:id="rId79">
+        <w:r>
+          <w:rPr>
+            <w:lang w:val="zh_TW" w:bidi="zh_TW"/>
+          </w:rPr>
+          <w:rPr>
+            <w:color w:val="0000EE"/>
+            <w:u w:val="single"/>
+          </w:rPr>
+          <w:t>27:5–17</w:t>
+        </w:r>
+      </w:hyperlink>
+      <w:r>
+        <w:rPr>
+          <w:lang w:val="zh_TW" w:bidi="zh_TW"/>
+        </w:rPr>
+        <w:t>）。</w:t>
+      </w:r>
+    </w:p>
+    <w:p>
+      <w:pPr/>
+      <w:r>
+        <w:rPr>
+          <w:lang w:val="zh_TW" w:bidi="zh_TW"/>
+        </w:rPr>
+      </w:r>
+      <w:r>
+        <w:rPr>
+          <w:lang w:val="zh_TW" w:bidi="zh_TW"/>
+        </w:rPr>
+        <w:t>聖經對她一生的記載不多，但記載她被埋葬在幔利附近麥比拉的洞中，與她的丈夫葬在一起（</w:t>
+      </w:r>
+      <w:hyperlink r:id="rId80">
+        <w:r>
+          <w:rPr>
+            <w:lang w:val="zh_TW" w:bidi="zh_TW"/>
+          </w:rPr>
+          <w:rPr>
+            <w:color w:val="0000EE"/>
+            <w:u w:val="single"/>
+          </w:rPr>
+          <w:t>49:31</w:t>
+        </w:r>
+      </w:hyperlink>
+      <w:r>
+        <w:rPr>
+          <w:lang w:val="zh_TW" w:bidi="zh_TW"/>
+        </w:rPr>
+        <w:t>）。</w:t>
+      </w:r>
+    </w:p>
+    <w:p>
+      <w:pPr/>
+      <w:r>
+        <w:rPr>
+          <w:lang w:val="zh_TW" w:bidi="zh_TW"/>
+        </w:rPr>
+      </w:r>
+      <w:r>
+        <w:rPr>
+          <w:i/>
+          <w:lang w:val="zh_TW" w:bidi="zh_TW"/>
+        </w:rPr>
+        <w:t>另見</w:t>
+      </w:r>
+      <w:r>
+        <w:rPr>
+          <w:lang w:val="zh_TW" w:bidi="zh_TW"/>
+        </w:rPr>
+        <w:t>以撒</w:t>
+      </w:r>
+      <w:r>
+        <w:rPr>
+          <w:lang w:val="zh_TW" w:bidi="zh_TW"/>
+        </w:rPr>
+        <w:t>。</w:t>
       </w:r>
       <w:r>
         <w:rPr>
@@ -3786,6 +4288,18 @@
   </w:num>
   <w:num w:numId="13" w16cid:durableId="592781308">
     <w:abstractNumId w:val="11"/>
+  </w:num>
+  <w:num w:numId="14">
+    <w:abstractNumId w:val="3"/>
+    <w:lvlOverride w:ilvl="0">
+      <w:startOverride w:val="1"/>
+    </w:lvlOverride>
+  </w:num>
+  <w:num w:numId="15">
+    <w:abstractNumId w:val="3"/>
+    <w:lvlOverride w:ilvl="0">
+      <w:startOverride w:val="1"/>
+    </w:lvlOverride>
   </w:num>
   <w:numIdMacAtCleanup w:val="10"/>
 </w:numbering>

--- a/zht/docx/082.content.docx
+++ b/zht/docx/082.content.docx
@@ -149,7 +149,7 @@
         <w:rPr>
           <w:lang w:val="zh_TW" w:bidi="zh_TW"/>
         </w:rPr>
-        <w:t>li</w:t>
+        <w:t>lei</w:t>
       </w:r>
       <w:r>
         <w:rPr>
@@ -212,7 +212,7 @@
         <w:rPr>
           <w:lang w:val="zh_TW" w:bidi="zh_TW"/>
         </w:rPr>
-        <w:t>黎巴嫩</w:t>
+        <w:t>雷子</w:t>
       </w:r>
       <w:r>
         <w:rPr>
@@ -231,7 +231,7 @@
         <w:rPr>
           <w:lang w:val="zh_TW" w:bidi="zh_TW"/>
         </w:rPr>
-        <w:t>聖經中僅在舊約中提到的地區，但其中的城市，包括泰爾和西頓，在新約中也有所提及。黎巴嫩通常指的是兩條平行的山脈，從靠近泰爾的地區開始，沿著地中海海岸向東北延伸。這兩條山脈分別為西面的黎巴嫩山脈和東面的外黎巴嫩山脈。黎巴嫩這個名字源自希伯來文詞根l-b-n，意思是「白色」，可能是指這些山脈的白色石灰岩或覆蓋山頂長達六個月的積雪（</w:t>
+        <w:t>「半尼其」翻譯出來的意思，即耶穌給雅各和約翰的稱號（</w:t>
       </w:r>
       <w:hyperlink r:id="rId13">
         <w:r>
@@ -242,1220 +242,7 @@
             <w:color w:val="0000EE"/>
             <w:u w:val="single"/>
           </w:rPr>
-          <w:t>耶18:14</w:t>
-        </w:r>
-      </w:hyperlink>
-      <w:r>
-        <w:rPr>
-          <w:lang w:val="zh_TW" w:bidi="zh_TW"/>
-        </w:rPr>
-        <w:t>）。</w:t>
-      </w:r>
-    </w:p>
-    <w:p>
-      <w:pPr>
-        <w:pStyle w:val="Heading3"/>
-      </w:pPr>
-      <w:r>
-        <w:rPr>
-          <w:lang w:val="zh_TW" w:bidi="zh_TW"/>
-        </w:rPr>
-        <w:t>地理</w:t>
-      </w:r>
-    </w:p>
-    <w:p>
-      <w:pPr/>
-      <w:r>
-        <w:rPr>
-          <w:lang w:val="zh_TW" w:bidi="zh_TW"/>
-        </w:rPr>
-      </w:r>
-      <w:r>
-        <w:rPr>
-          <w:lang w:val="zh_TW" w:bidi="zh_TW"/>
-        </w:rPr>
-        <w:t>黎巴嫩山脈在南端與加利利北部的山丘連接，外黎巴嫩山脈中的赫門山（西連、示尼珥）尤為顯著，海拔達9,230英尺（2,813.3米）。這兩條山脈之間隔著一條寬闊的山谷，即黎巴嫩山谷（</w:t>
-      </w:r>
-      <w:hyperlink r:id="rId14">
-        <w:r>
-          <w:rPr>
-            <w:lang w:val="zh_TW" w:bidi="zh_TW"/>
-          </w:rPr>
-          <w:rPr>
-            <w:color w:val="0000EE"/>
-            <w:u w:val="single"/>
-          </w:rPr>
-          <w:t>書11:17</w:t>
-        </w:r>
-      </w:hyperlink>
-      <w:r>
-        <w:rPr>
-          <w:lang w:val="zh_TW" w:bidi="zh_TW"/>
-        </w:rPr>
-        <w:t>）或「哈馬口」（</w:t>
-      </w:r>
-      <w:hyperlink r:id="rId15">
-        <w:r>
-          <w:rPr>
-            <w:lang w:val="zh_TW" w:bidi="zh_TW"/>
-          </w:rPr>
-          <w:rPr>
-            <w:color w:val="0000EE"/>
-            <w:u w:val="single"/>
-          </w:rPr>
-          <w:t>民34:8</w:t>
-        </w:r>
-      </w:hyperlink>
-      <w:r>
-        <w:rPr>
-          <w:lang w:val="zh_TW" w:bidi="zh_TW"/>
-        </w:rPr>
-        <w:t>），即現代的貝卡谷地（Beqa’a）。</w:t>
-      </w:r>
-    </w:p>
-    <w:p>
-      <w:pPr/>
-      <w:r>
-        <w:rPr>
-          <w:lang w:val="zh_TW" w:bidi="zh_TW"/>
-        </w:rPr>
-      </w:r>
-      <w:r>
-        <w:rPr>
-          <w:lang w:val="zh_TW" w:bidi="zh_TW"/>
-        </w:rPr>
-        <w:t>黎巴嫩山脈南段與加利利山丘之間隔著一道深峽，利塔尼河（Litani River）從此處流過，並在泰爾以北注入地中海。其上游沿著貝卡谷地向東北延伸，幾乎到達巴力貝克（Baalbek）。黎巴嫩山脈約長100英里（160.9公里），北端延伸至東西向的奈赫爾卡比爾山谷（Nahr el-Kebir），並由一系列山峰構成。南部有里罕山（Gebel Rihan）、托馬特山（Tomat）和尼哈山（Gebel Niha），海拔介於5,350至6,230英尺（1,636.7至1,898.9米）之間，位於西頓以東。中部有巴魯克山（Gebel Baruk）、庫尼耶賽山（Gebel Kuneiyiseh）和蘇寧山（Gebel Sunnin），海拔分別為7,220英尺、6,890英尺和8,530英尺（2,200.7米、2,100.1米和2,599.9米），位於貝魯特以東。再往北，位於的黎波里以東的是庫爾內特薩烏達（Qurnet es-Sauda），海拔達9,840英尺（2,999.2米），以及庫爾內特阿魯巴（Qurnet Aruba），海拔約7,320英尺（2,231.1米）。</w:t>
-      </w:r>
-    </w:p>
-    <w:p>
-      <w:pPr/>
-      <w:r>
-        <w:rPr>
-          <w:lang w:val="zh_TW" w:bidi="zh_TW"/>
-        </w:rPr>
-      </w:r>
-      <w:r>
-        <w:rPr>
-          <w:lang w:val="zh_TW" w:bidi="zh_TW"/>
-        </w:rPr>
-        <w:t>這些高山將來自地中海的雨水困住，為山區及其下方的沿海地帶提供充足的降雨；而山脈之外的降雨則減少。腓尼基人在這些山脈與大海之間的沿海地帶繁榮發展，並建立了像泰爾、撒勒法、西頓、貝魯特（Berytus）、比布魯斯（迦巴勒）和的黎波里等城。沿海地區有多處山脈的延伸地帶，海岸公路需要穿過或繞過這些延伸地。例如貝魯特以北的納赫爾·卡勒布（Nahr el-Kelb）的岬角就是一個典型的例子。</w:t>
-      </w:r>
-    </w:p>
-    <w:p>
-      <w:pPr/>
-      <w:r>
-        <w:rPr>
-          <w:lang w:val="zh_TW" w:bidi="zh_TW"/>
-        </w:rPr>
-      </w:r>
-      <w:r>
-        <w:rPr>
-          <w:lang w:val="zh_TW" w:bidi="zh_TW"/>
-        </w:rPr>
-        <w:t>黎巴嫩山脈的東側是貝卡谷地。</w:t>
-      </w:r>
-      <w:r>
-        <w:rPr>
-          <w:lang w:val="zh_TW" w:bidi="zh_TW"/>
-        </w:rPr>
-        <w:t>奧龍特斯河畔（</w:t>
-      </w:r>
-      <w:r>
-        <w:rPr>
-          <w:lang w:val="zh_TW" w:bidi="zh_TW"/>
-        </w:rPr>
-        <w:t>Orontes River</w:t>
-      </w:r>
-      <w:r>
-        <w:rPr>
-          <w:lang w:val="zh_TW" w:bidi="zh_TW"/>
-        </w:rPr>
-        <w:t>）</w:t>
-      </w:r>
-      <w:r>
-        <w:rPr>
-          <w:lang w:val="zh_TW" w:bidi="zh_TW"/>
-        </w:rPr>
-        <w:t>發源於這個谷地的北部，向北流入地中海，位於古烏加里特（Ugarit）的北部。這整個谷地地區在古典文學中被稱為敘利亞中空地區。它是羅馬人的「糧倉」。</w:t>
-      </w:r>
-    </w:p>
-    <w:p>
-      <w:pPr/>
-      <w:r>
-        <w:rPr>
-          <w:lang w:val="zh_TW" w:bidi="zh_TW"/>
-        </w:rPr>
-      </w:r>
-      <w:r>
-        <w:rPr>
-          <w:lang w:val="zh_TW" w:bidi="zh_TW"/>
-        </w:rPr>
-        <w:t>在貝卡谷地的東邊是外黎巴嫩山脈，巴拉達河（Barada River）在此發源並向東流向大馬士革的肥沃綠洲。山脈南部的赫門山，腓尼基人稱之為西連，亞摩利人稱之為示尼珥（</w:t>
-      </w:r>
-      <w:hyperlink r:id="rId16">
-        <w:r>
-          <w:rPr>
-            <w:lang w:val="zh_TW" w:bidi="zh_TW"/>
-          </w:rPr>
-          <w:rPr>
-            <w:color w:val="0000EE"/>
-            <w:u w:val="single"/>
-          </w:rPr>
-          <w:t>申3:9</w:t>
-        </w:r>
-      </w:hyperlink>
-      <w:r>
-        <w:rPr>
-          <w:lang w:val="zh_TW" w:bidi="zh_TW"/>
-        </w:rPr>
-        <w:t>）。</w:t>
-      </w:r>
-    </w:p>
-    <w:p>
-      <w:pPr>
-        <w:pStyle w:val="Heading3"/>
-      </w:pPr>
-      <w:r>
-        <w:rPr>
-          <w:lang w:val="zh_TW" w:bidi="zh_TW"/>
-        </w:rPr>
-        <w:t>資源</w:t>
-      </w:r>
-    </w:p>
-    <w:p>
-      <w:pPr/>
-      <w:r>
-        <w:rPr>
-          <w:lang w:val="zh_TW" w:bidi="zh_TW"/>
-        </w:rPr>
-      </w:r>
-      <w:r>
-        <w:rPr>
-          <w:lang w:val="zh_TW" w:bidi="zh_TW"/>
-        </w:rPr>
-        <w:t>黎巴嫩在古代以其豐富的杉木和松樹森林而聞名。沿海地區、貝卡谷地和山坡較低處適合種植橄欖樹、果樹和葡萄樹，並能耕種一些穀物。海中有一種腹足綱軟體動物，可以用來製取紅色或紫色染料。「腓尼基人」這個名字源自希臘文phoinos，即紅紫色。約公元前1500年，烏加列已經可以製造紫色染料的羊毛。腓尼基人幾個世紀來壟斷了這個產業。以色列人用大量的紫色染料來製作會幕的幔子（</w:t>
-      </w:r>
-      <w:hyperlink r:id="rId17">
-        <w:r>
-          <w:rPr>
-            <w:lang w:val="zh_TW" w:bidi="zh_TW"/>
-          </w:rPr>
-          <w:rPr>
-            <w:color w:val="0000EE"/>
-            <w:u w:val="single"/>
-          </w:rPr>
-          <w:t>出26章</w:t>
-        </w:r>
-      </w:hyperlink>
-      <w:r>
-        <w:rPr>
-          <w:lang w:val="zh_TW" w:bidi="zh_TW"/>
-        </w:rPr>
-        <w:t>）和祭司的衣服（</w:t>
-      </w:r>
-      <w:hyperlink r:id="rId18">
-        <w:r>
-          <w:rPr>
-            <w:lang w:val="zh_TW" w:bidi="zh_TW"/>
-          </w:rPr>
-          <w:rPr>
-            <w:color w:val="0000EE"/>
-            <w:u w:val="single"/>
-          </w:rPr>
-          <w:t>出28:4–6，</w:t>
-        </w:r>
-      </w:hyperlink>
-      <w:hyperlink r:id="rId19">
-        <w:r>
-          <w:rPr>
-            <w:lang w:val="zh_TW" w:bidi="zh_TW"/>
-          </w:rPr>
-          <w:rPr>
-            <w:color w:val="0000EE"/>
-            <w:u w:val="single"/>
-          </w:rPr>
-          <w:t>39:1、28–29</w:t>
-        </w:r>
-      </w:hyperlink>
-      <w:r>
-        <w:rPr>
-          <w:lang w:val="zh_TW" w:bidi="zh_TW"/>
-        </w:rPr>
-        <w:t>），他們的染料可能就是從腓尼基人那裡購得的。</w:t>
-      </w:r>
-    </w:p>
-    <w:p>
-      <w:pPr/>
-      <w:r>
-        <w:rPr>
-          <w:lang w:val="zh_TW" w:bidi="zh_TW"/>
-        </w:rPr>
-      </w:r>
-      <w:r>
-        <w:rPr>
-          <w:lang w:val="zh_TW" w:bidi="zh_TW"/>
-        </w:rPr>
-        <w:t>所羅門王與腓尼基建立了重要的貿易關係。為建造耶路撒冷的聖殿，他從泰爾王希蘭一世那裡取得了柏木和松木（</w:t>
-      </w:r>
-      <w:hyperlink r:id="rId20">
-        <w:r>
-          <w:rPr>
-            <w:lang w:val="zh_TW" w:bidi="zh_TW"/>
-          </w:rPr>
-          <w:rPr>
-            <w:color w:val="0000EE"/>
-            <w:u w:val="single"/>
-          </w:rPr>
-          <w:t>王上5:6、9、14</w:t>
-        </w:r>
-      </w:hyperlink>
-      <w:r>
-        <w:rPr>
-          <w:lang w:val="zh_TW" w:bidi="zh_TW"/>
-        </w:rPr>
-        <w:t>，</w:t>
-      </w:r>
-      <w:hyperlink r:id="rId21">
-        <w:r>
-          <w:rPr>
-            <w:lang w:val="zh_TW" w:bidi="zh_TW"/>
-          </w:rPr>
-          <w:rPr>
-            <w:color w:val="0000EE"/>
-            <w:u w:val="single"/>
-          </w:rPr>
-          <w:t>7:2</w:t>
-        </w:r>
-      </w:hyperlink>
-      <w:r>
-        <w:rPr>
-          <w:lang w:val="zh_TW" w:bidi="zh_TW"/>
-        </w:rPr>
-        <w:t>，</w:t>
-      </w:r>
-      <w:hyperlink r:id="rId22">
-        <w:r>
-          <w:rPr>
-            <w:lang w:val="zh_TW" w:bidi="zh_TW"/>
-          </w:rPr>
-          <w:rPr>
-            <w:color w:val="0000EE"/>
-            <w:u w:val="single"/>
-          </w:rPr>
-          <w:t>10:17、21</w:t>
-        </w:r>
-      </w:hyperlink>
-      <w:r>
-        <w:rPr>
-          <w:lang w:val="zh_TW" w:bidi="zh_TW"/>
-        </w:rPr>
-        <w:t>；</w:t>
-      </w:r>
-      <w:hyperlink r:id="rId23">
-        <w:r>
-          <w:rPr>
-            <w:lang w:val="zh_TW" w:bidi="zh_TW"/>
-          </w:rPr>
-          <w:rPr>
-            <w:color w:val="0000EE"/>
-            <w:u w:val="single"/>
-          </w:rPr>
-          <w:t>代下2:8、16</w:t>
-        </w:r>
-      </w:hyperlink>
-      <w:r>
-        <w:rPr>
-          <w:lang w:val="zh_TW" w:bidi="zh_TW"/>
-        </w:rPr>
-        <w:t>）。所羅門用麥子和橄欖油支付這些木材（</w:t>
-      </w:r>
-      <w:hyperlink r:id="rId24">
-        <w:r>
-          <w:rPr>
-            <w:lang w:val="zh_TW" w:bidi="zh_TW"/>
-          </w:rPr>
-          <w:rPr>
-            <w:color w:val="0000EE"/>
-            <w:u w:val="single"/>
-          </w:rPr>
-          <w:t>王上5:11</w:t>
-        </w:r>
-      </w:hyperlink>
-      <w:r>
-        <w:rPr>
-          <w:lang w:val="zh_TW" w:bidi="zh_TW"/>
-        </w:rPr>
-        <w:t>）。這些樹木被海運漂浮到所羅門的領土內，再從那裡運到耶路撒冷。黎巴嫩和外黎巴嫩的杉木和松木為推羅提供了造船的木材（</w:t>
-      </w:r>
-      <w:hyperlink r:id="rId25">
-        <w:r>
-          <w:rPr>
-            <w:lang w:val="zh_TW" w:bidi="zh_TW"/>
-          </w:rPr>
-          <w:rPr>
-            <w:color w:val="0000EE"/>
-            <w:u w:val="single"/>
-          </w:rPr>
-          <w:t>結27:5</w:t>
-        </w:r>
-      </w:hyperlink>
-      <w:r>
-        <w:rPr>
-          <w:lang w:val="zh_TW" w:bidi="zh_TW"/>
-        </w:rPr>
-        <w:t>），為埃及提供了聖船和家具，並為重建耶路撒冷的第二聖殿提供了木材（</w:t>
-      </w:r>
-      <w:hyperlink r:id="rId26">
-        <w:r>
-          <w:rPr>
-            <w:lang w:val="zh_TW" w:bidi="zh_TW"/>
-          </w:rPr>
-          <w:rPr>
-            <w:color w:val="0000EE"/>
-            <w:u w:val="single"/>
-          </w:rPr>
-          <w:t>拉3:7</w:t>
-        </w:r>
-      </w:hyperlink>
-      <w:r>
-        <w:rPr>
-          <w:lang w:val="zh_TW" w:bidi="zh_TW"/>
-        </w:rPr>
-        <w:t>）。</w:t>
-      </w:r>
-    </w:p>
-    <w:p>
-      <w:pPr/>
-      <w:r>
-        <w:rPr>
-          <w:lang w:val="zh_TW" w:bidi="zh_TW"/>
-        </w:rPr>
-      </w:r>
-      <w:r>
-        <w:rPr>
-          <w:lang w:val="zh_TW" w:bidi="zh_TW"/>
-        </w:rPr>
-        <w:t>腓尼基人從黎巴嫩的港口與許多國進行貿易。他們掌握了造船技術，並將船隻用於和平與戰爭中。</w:t>
-      </w:r>
-      <w:hyperlink r:id="rId27">
-        <w:r>
-          <w:rPr>
-            <w:lang w:val="zh_TW" w:bidi="zh_TW"/>
-          </w:rPr>
-          <w:rPr>
-            <w:color w:val="0000EE"/>
-            <w:u w:val="single"/>
-          </w:rPr>
-          <w:t>以西結書第二十七章</w:t>
-        </w:r>
-      </w:hyperlink>
-      <w:r>
-        <w:rPr>
-          <w:lang w:val="zh_TW" w:bidi="zh_TW"/>
-        </w:rPr>
-        <w:t>中生動地描述了來自泰爾、西頓、迦巴勒和亞發的商人的貿易活動，詳細說明了他們貿易的範圍和性質。</w:t>
-      </w:r>
-    </w:p>
-    <w:p>
-      <w:pPr>
-        <w:pStyle w:val="Heading3"/>
-      </w:pPr>
-      <w:r>
-        <w:rPr>
-          <w:lang w:val="zh_TW" w:bidi="zh_TW"/>
-        </w:rPr>
-        <w:t>歷史</w:t>
-      </w:r>
-    </w:p>
-    <w:p>
-      <w:pPr/>
-      <w:r>
-        <w:rPr>
-          <w:lang w:val="zh_TW" w:bidi="zh_TW"/>
-        </w:rPr>
-      </w:r>
-      <w:r>
-        <w:rPr>
-          <w:lang w:val="zh_TW" w:bidi="zh_TW"/>
-        </w:rPr>
-        <w:t>早在埃及第四王朝時期（約公元前2600年），黎巴嫩地區就引起了埃及人的興趣，法老斯努夫（Snofru）從黎巴嫩取得了40艘船載的杉木。迦巴勒在第十二王朝時期（約公元前1980–1800年）受到埃及的影響，埃及人用金飾交換黎巴嫩的杉木。在第十八王朝（約公元前1552–1306年）期間，埃及征服了敘利亞，記錄中經常提到杉木被作為貢品帶回。後來，拉美西斯十一世（Ramses XI）的一位使者文阿蒙（Wenamon）曾以高價購得杉木（約公元前1100年）。</w:t>
-      </w:r>
-    </w:p>
-    <w:p>
-      <w:pPr/>
-      <w:r>
-        <w:rPr>
-          <w:lang w:val="zh_TW" w:bidi="zh_TW"/>
-        </w:rPr>
-      </w:r>
-      <w:r>
-        <w:rPr>
-          <w:lang w:val="zh_TW" w:bidi="zh_TW"/>
-        </w:rPr>
-        <w:t>當埃及的勢力衰退時，亞述人控制了該地區，並從</w:t>
-      </w:r>
-      <w:r>
-        <w:rPr>
-          <w:lang w:val="zh_TW" w:bidi="zh_TW"/>
-        </w:rPr>
-        <w:t>提革拉毗列色</w:t>
-      </w:r>
-      <w:r>
-        <w:rPr>
-          <w:lang w:val="zh_TW" w:bidi="zh_TW"/>
-        </w:rPr>
-        <w:t>一世（Tiglath-pileser I，約公元前1100年）開始，將大量的杉木作為貢品。尼布甲尼撒和巴比倫國同樣控制了黎巴嫩，並運走大量杉木來建造神廟和宮殿。以賽亞書（</w:t>
-      </w:r>
-      <w:hyperlink r:id="rId28">
-        <w:r>
-          <w:rPr>
-            <w:lang w:val="zh_TW" w:bidi="zh_TW"/>
-          </w:rPr>
-          <w:rPr>
-            <w:color w:val="0000EE"/>
-            <w:u w:val="single"/>
-          </w:rPr>
-          <w:t>賽14:8</w:t>
-        </w:r>
-      </w:hyperlink>
-      <w:r>
-        <w:rPr>
-          <w:lang w:val="zh_TW" w:bidi="zh_TW"/>
-        </w:rPr>
-        <w:t>）和哈巴谷書（</w:t>
-      </w:r>
-      <w:hyperlink r:id="rId29">
-        <w:r>
-          <w:rPr>
-            <w:lang w:val="zh_TW" w:bidi="zh_TW"/>
-          </w:rPr>
-          <w:rPr>
-            <w:color w:val="0000EE"/>
-            <w:u w:val="single"/>
-          </w:rPr>
-          <w:t>哈2:17</w:t>
-        </w:r>
-      </w:hyperlink>
-      <w:r>
-        <w:rPr>
-          <w:lang w:val="zh_TW" w:bidi="zh_TW"/>
-        </w:rPr>
-        <w:t>）都提到過黎巴嫩森林的被破壞。在後來的幾個世紀裡，黎巴嫩先後被波斯人、希臘人和羅馬人統治。</w:t>
-      </w:r>
-    </w:p>
-    <w:p>
-      <w:pPr/>
-      <w:r>
-        <w:rPr>
-          <w:lang w:val="zh_TW" w:bidi="zh_TW"/>
-        </w:rPr>
-      </w:r>
-      <w:r>
-        <w:rPr>
-          <w:lang w:val="zh_TW" w:bidi="zh_TW"/>
-        </w:rPr>
-        <w:t>在新約時代，泰爾和西頓的城通常被一起提及（</w:t>
-      </w:r>
-      <w:hyperlink r:id="rId30">
-        <w:r>
-          <w:rPr>
-            <w:lang w:val="zh_TW" w:bidi="zh_TW"/>
-          </w:rPr>
-          <w:rPr>
-            <w:color w:val="0000EE"/>
-            <w:u w:val="single"/>
-          </w:rPr>
-          <w:t>太15:21</w:t>
-        </w:r>
-      </w:hyperlink>
-      <w:r>
-        <w:rPr>
-          <w:lang w:val="zh_TW" w:bidi="zh_TW"/>
-        </w:rPr>
-        <w:t>；</w:t>
-      </w:r>
-      <w:hyperlink r:id="rId31">
-        <w:r>
-          <w:rPr>
-            <w:lang w:val="zh_TW" w:bidi="zh_TW"/>
-          </w:rPr>
-          <w:rPr>
-            <w:color w:val="0000EE"/>
-            <w:u w:val="single"/>
-          </w:rPr>
-          <w:t>可3:8</w:t>
-        </w:r>
-      </w:hyperlink>
-      <w:r>
-        <w:rPr>
-          <w:lang w:val="zh_TW" w:bidi="zh_TW"/>
-        </w:rPr>
-        <w:t>，</w:t>
-      </w:r>
-      <w:hyperlink r:id="rId32">
-        <w:r>
-          <w:rPr>
-            <w:lang w:val="zh_TW" w:bidi="zh_TW"/>
-          </w:rPr>
-          <w:rPr>
-            <w:color w:val="0000EE"/>
-            <w:u w:val="single"/>
-          </w:rPr>
-          <w:t>7:24、31</w:t>
-        </w:r>
-      </w:hyperlink>
-      <w:r>
-        <w:rPr>
-          <w:lang w:val="zh_TW" w:bidi="zh_TW"/>
-        </w:rPr>
-        <w:t>；</w:t>
-      </w:r>
-      <w:hyperlink r:id="rId33">
-        <w:r>
-          <w:rPr>
-            <w:lang w:val="zh_TW" w:bidi="zh_TW"/>
-          </w:rPr>
-          <w:rPr>
-            <w:color w:val="0000EE"/>
-            <w:u w:val="single"/>
-          </w:rPr>
-          <w:t>路6:17</w:t>
-        </w:r>
-      </w:hyperlink>
-      <w:r>
-        <w:rPr>
-          <w:lang w:val="zh_TW" w:bidi="zh_TW"/>
-        </w:rPr>
-        <w:t>，</w:t>
-      </w:r>
-      <w:hyperlink r:id="rId34">
-        <w:r>
-          <w:rPr>
-            <w:lang w:val="zh_TW" w:bidi="zh_TW"/>
-          </w:rPr>
-          <w:rPr>
-            <w:color w:val="0000EE"/>
-            <w:u w:val="single"/>
-          </w:rPr>
-          <w:t>10:13–14</w:t>
-        </w:r>
-      </w:hyperlink>
-      <w:r>
-        <w:rPr>
-          <w:lang w:val="zh_TW" w:bidi="zh_TW"/>
-        </w:rPr>
-        <w:t>；</w:t>
-      </w:r>
-      <w:hyperlink r:id="rId35">
-        <w:r>
-          <w:rPr>
-            <w:lang w:val="zh_TW" w:bidi="zh_TW"/>
-          </w:rPr>
-          <w:rPr>
-            <w:color w:val="0000EE"/>
-            <w:u w:val="single"/>
-          </w:rPr>
-          <w:t>徒12:20</w:t>
-        </w:r>
-      </w:hyperlink>
-      <w:r>
-        <w:rPr>
-          <w:lang w:val="zh_TW" w:bidi="zh_TW"/>
-        </w:rPr>
-        <w:t>），但有時也分別提及（</w:t>
-      </w:r>
-      <w:hyperlink r:id="rId36">
-        <w:r>
-          <w:rPr>
-            <w:lang w:val="zh_TW" w:bidi="zh_TW"/>
-          </w:rPr>
-          <w:rPr>
-            <w:color w:val="0000EE"/>
-            <w:u w:val="single"/>
-          </w:rPr>
-          <w:t>徒21:3、7</w:t>
-        </w:r>
-      </w:hyperlink>
-      <w:r>
-        <w:rPr>
-          <w:lang w:val="zh_TW" w:bidi="zh_TW"/>
-        </w:rPr>
-        <w:t>）。</w:t>
-      </w:r>
-      <w:hyperlink r:id="rId37">
-        <w:r>
-          <w:rPr>
-            <w:lang w:val="zh_TW" w:bidi="zh_TW"/>
-          </w:rPr>
-          <w:rPr>
-            <w:color w:val="0000EE"/>
-            <w:u w:val="single"/>
-          </w:rPr>
-          <w:t>馬可福音七章26節</w:t>
-        </w:r>
-      </w:hyperlink>
-      <w:r>
-        <w:rPr>
-          <w:lang w:val="zh_TW" w:bidi="zh_TW"/>
-        </w:rPr>
-        <w:t>中提到的一位希臘婦人是敘利亞腓尼基人。耶穌在祂事工期間曾在這些地區講道。在聖經詩歌中，黎巴嫩的高大香柏樹象徵著威嚴和力量（</w:t>
-      </w:r>
-      <w:hyperlink r:id="rId38">
-        <w:r>
-          <w:rPr>
-            <w:lang w:val="zh_TW" w:bidi="zh_TW"/>
-          </w:rPr>
-          <w:rPr>
-            <w:color w:val="0000EE"/>
-            <w:u w:val="single"/>
-          </w:rPr>
-          <w:t>士9:15</w:t>
-        </w:r>
-      </w:hyperlink>
-      <w:r>
-        <w:rPr>
-          <w:lang w:val="zh_TW" w:bidi="zh_TW"/>
-        </w:rPr>
-        <w:t>；</w:t>
-      </w:r>
-      <w:hyperlink r:id="rId39">
-        <w:r>
-          <w:rPr>
-            <w:lang w:val="zh_TW" w:bidi="zh_TW"/>
-          </w:rPr>
-          <w:rPr>
-            <w:color w:val="0000EE"/>
-            <w:u w:val="single"/>
-          </w:rPr>
-          <w:t>王下14:9</w:t>
-        </w:r>
-      </w:hyperlink>
-      <w:r>
-        <w:rPr>
-          <w:lang w:val="zh_TW" w:bidi="zh_TW"/>
-        </w:rPr>
-        <w:t>；</w:t>
-      </w:r>
-      <w:hyperlink r:id="rId40">
-        <w:r>
-          <w:rPr>
-            <w:lang w:val="zh_TW" w:bidi="zh_TW"/>
-          </w:rPr>
-          <w:rPr>
-            <w:color w:val="0000EE"/>
-            <w:u w:val="single"/>
-          </w:rPr>
-          <w:t>詩92:12</w:t>
-        </w:r>
-      </w:hyperlink>
-      <w:r>
-        <w:rPr>
-          <w:lang w:val="zh_TW" w:bidi="zh_TW"/>
-        </w:rPr>
-        <w:t>，</w:t>
-      </w:r>
-      <w:hyperlink r:id="rId41">
-        <w:r>
-          <w:rPr>
-            <w:lang w:val="zh_TW" w:bidi="zh_TW"/>
-          </w:rPr>
-          <w:rPr>
-            <w:color w:val="0000EE"/>
-            <w:u w:val="single"/>
-          </w:rPr>
-          <w:t>104:16</w:t>
-        </w:r>
-      </w:hyperlink>
-      <w:r>
-        <w:rPr>
-          <w:lang w:val="zh_TW" w:bidi="zh_TW"/>
-        </w:rPr>
-        <w:t>；</w:t>
-      </w:r>
-      <w:hyperlink r:id="rId42">
-        <w:r>
-          <w:rPr>
-            <w:lang w:val="zh_TW" w:bidi="zh_TW"/>
-          </w:rPr>
-          <w:rPr>
-            <w:color w:val="0000EE"/>
-            <w:u w:val="single"/>
-          </w:rPr>
-          <w:t>賽35:2</w:t>
-        </w:r>
-      </w:hyperlink>
-      <w:r>
-        <w:rPr>
-          <w:lang w:val="zh_TW" w:bidi="zh_TW"/>
-        </w:rPr>
-        <w:t>，</w:t>
-      </w:r>
-      <w:hyperlink r:id="rId43">
-        <w:r>
-          <w:rPr>
-            <w:lang w:val="zh_TW" w:bidi="zh_TW"/>
-          </w:rPr>
-          <w:rPr>
-            <w:color w:val="0000EE"/>
-            <w:u w:val="single"/>
-          </w:rPr>
-          <w:t>60:13</w:t>
-        </w:r>
-      </w:hyperlink>
-      <w:r>
-        <w:rPr>
-          <w:lang w:val="zh_TW" w:bidi="zh_TW"/>
-        </w:rPr>
-        <w:t>）。它們也象徵著終將在神的震怒下被摧毀的世上驕傲（</w:t>
-      </w:r>
-      <w:hyperlink r:id="rId44">
-        <w:r>
-          <w:rPr>
-            <w:lang w:val="zh_TW" w:bidi="zh_TW"/>
-          </w:rPr>
-          <w:rPr>
-            <w:color w:val="0000EE"/>
-            <w:u w:val="single"/>
-          </w:rPr>
-          <w:t>詩29:5</w:t>
-        </w:r>
-      </w:hyperlink>
-      <w:r>
-        <w:rPr>
-          <w:lang w:val="zh_TW" w:bidi="zh_TW"/>
-        </w:rPr>
-        <w:t>；</w:t>
-      </w:r>
-      <w:hyperlink r:id="rId45">
-        <w:r>
-          <w:rPr>
-            <w:lang w:val="zh_TW" w:bidi="zh_TW"/>
-          </w:rPr>
-          <w:rPr>
-            <w:color w:val="0000EE"/>
-            <w:u w:val="single"/>
-          </w:rPr>
-          <w:t>賽2:13</w:t>
-        </w:r>
-      </w:hyperlink>
-      <w:r>
-        <w:rPr>
-          <w:lang w:val="zh_TW" w:bidi="zh_TW"/>
-        </w:rPr>
-        <w:t>，</w:t>
-      </w:r>
-      <w:hyperlink r:id="rId46">
-        <w:r>
-          <w:rPr>
-            <w:lang w:val="zh_TW" w:bidi="zh_TW"/>
-          </w:rPr>
-          <w:rPr>
-            <w:color w:val="0000EE"/>
-            <w:u w:val="single"/>
-          </w:rPr>
-          <w:t>10:34</w:t>
-        </w:r>
-      </w:hyperlink>
-      <w:r>
-        <w:rPr>
-          <w:lang w:val="zh_TW" w:bidi="zh_TW"/>
-        </w:rPr>
-        <w:t>；</w:t>
-      </w:r>
-      <w:hyperlink r:id="rId47">
-        <w:r>
-          <w:rPr>
-            <w:lang w:val="zh_TW" w:bidi="zh_TW"/>
-          </w:rPr>
-          <w:rPr>
-            <w:color w:val="0000EE"/>
-            <w:u w:val="single"/>
-          </w:rPr>
-          <w:t>耶22:6</w:t>
-        </w:r>
-      </w:hyperlink>
-      <w:r>
-        <w:rPr>
-          <w:lang w:val="zh_TW" w:bidi="zh_TW"/>
-        </w:rPr>
-        <w:t>；</w:t>
-      </w:r>
-      <w:hyperlink r:id="rId48">
-        <w:r>
-          <w:rPr>
-            <w:lang w:val="zh_TW" w:bidi="zh_TW"/>
-          </w:rPr>
-          <w:rPr>
-            <w:color w:val="0000EE"/>
-            <w:u w:val="single"/>
-          </w:rPr>
-          <w:t>結31:3</w:t>
-        </w:r>
-      </w:hyperlink>
-      <w:r>
-        <w:rPr>
-          <w:lang w:val="zh_TW" w:bidi="zh_TW"/>
-        </w:rPr>
-        <w:t>）。</w:t>
-      </w:r>
-      <w:r>
-        <w:rPr>
-          <w:lang w:val="zh_TW" w:bidi="zh_TW"/>
-        </w:rPr>
-      </w:r>
-      <w:r>
-        <w:rPr>
-          <w:lang w:val="zh_TW" w:bidi="zh_TW"/>
-        </w:rPr>
-      </w:r>
-    </w:p>
-    <w:p>
-      <w:pPr/>
-      <w:r>
-        <w:rPr>
-          <w:lang w:val="zh_TW" w:bidi="zh_TW"/>
-        </w:rPr>
-      </w:r>
-    </w:p>
-    <w:p>
-      <w:pPr>
-        <w:pStyle w:val="Heading2"/>
-      </w:pPr>
-      <w:r>
-        <w:rPr>
-          <w:lang w:val="zh_TW" w:bidi="zh_TW"/>
-        </w:rPr>
-        <w:t>利都是族，利都是人</w:t>
-      </w:r>
-      <w:r>
-        <w:rPr>
-          <w:lang w:val="zh_TW" w:bidi="zh_TW"/>
-        </w:rPr>
-      </w:r>
-    </w:p>
-    <w:p>
-      <w:pPr/>
-      <w:r>
-        <w:rPr>
-          <w:lang w:val="zh_TW" w:bidi="zh_TW"/>
-        </w:rPr>
-      </w:r>
-      <w:r>
-        <w:rPr>
-          <w:lang w:val="zh_TW" w:bidi="zh_TW"/>
-        </w:rPr>
-        <w:t>源於底但三個兒子中的第二位的部族。底但是亞伯拉罕與基土拉的後裔，出自約珊的家系（</w:t>
-      </w:r>
-      <w:hyperlink r:id="rId49">
-        <w:r>
-          <w:rPr>
-            <w:lang w:val="zh_TW" w:bidi="zh_TW"/>
-          </w:rPr>
-          <w:rPr>
-            <w:color w:val="0000EE"/>
-            <w:u w:val="single"/>
-          </w:rPr>
-          <w:t>創25:3</w:t>
-        </w:r>
-      </w:hyperlink>
-      <w:r>
-        <w:rPr>
-          <w:lang w:val="zh_TW" w:bidi="zh_TW"/>
-        </w:rPr>
-        <w:t>）。有些學者認為，這個部族後來定居在阿拉伯的北部地區。</w:t>
-      </w:r>
-      <w:r>
-        <w:rPr>
-          <w:lang w:val="zh_TW" w:bidi="zh_TW"/>
-        </w:rPr>
-      </w:r>
-      <w:r>
-        <w:rPr>
-          <w:lang w:val="zh_TW" w:bidi="zh_TW"/>
-        </w:rPr>
-      </w:r>
-    </w:p>
-    <w:p>
-      <w:pPr/>
-      <w:r>
-        <w:rPr>
-          <w:lang w:val="zh_TW" w:bidi="zh_TW"/>
-        </w:rPr>
-      </w:r>
-    </w:p>
-    <w:p>
-      <w:pPr>
-        <w:pStyle w:val="Heading2"/>
-      </w:pPr>
-      <w:r>
-        <w:rPr>
-          <w:lang w:val="zh_TW" w:bidi="zh_TW"/>
-        </w:rPr>
-        <w:t>利未（人名）</w:t>
-      </w:r>
-      <w:r>
-        <w:rPr>
-          <w:lang w:val="zh_TW" w:bidi="zh_TW"/>
-        </w:rPr>
-      </w:r>
-    </w:p>
-    <w:p>
-      <w:pPr>
-        <w:pStyle w:val="ListNumber"/>
-        <w:numPr>
-          <w:ilvl w:val="0"/>
-          <w:numId w:val="14"/>
-        </w:numPr>
-        <w:spacing w:line="240" w:lineRule="auto"/>
-        <w:ind w:left="720"/>
-      </w:pPr>
-      <w:r>
-        <w:rPr>
-          <w:lang w:val="zh_TW" w:bidi="zh_TW"/>
-        </w:rPr>
-      </w:r>
-      <w:r>
-        <w:rPr>
-          <w:lang w:val="zh_TW" w:bidi="zh_TW"/>
-        </w:rPr>
-        <w:t>雅各從利亞所生的第三個兒子（</w:t>
-      </w:r>
-      <w:hyperlink r:id="rId50">
-        <w:r>
-          <w:rPr>
-            <w:lang w:val="zh_TW" w:bidi="zh_TW"/>
-          </w:rPr>
-          <w:rPr>
-            <w:color w:val="0000EE"/>
-            <w:u w:val="single"/>
-          </w:rPr>
-          <w:t>創29:34</w:t>
-        </w:r>
-      </w:hyperlink>
-      <w:r>
-        <w:rPr>
-          <w:lang w:val="zh_TW" w:bidi="zh_TW"/>
-        </w:rPr>
-        <w:t>）。這個名稱詞源不詳。利未的名字與在示劍發生的悲劇有關，當時利未和西緬因妹妹底拿被赫人示劍侵犯，憤而為她雪恥，並將該城一切男丁殘忍的殺死。雅各譴責該行為，臨死前宣告了利未的審判（</w:t>
-      </w:r>
-      <w:hyperlink r:id="rId51">
-        <w:r>
-          <w:rPr>
-            <w:lang w:val="zh_TW" w:bidi="zh_TW"/>
-          </w:rPr>
-          <w:rPr>
-            <w:color w:val="0000EE"/>
-            <w:u w:val="single"/>
-          </w:rPr>
-          <w:t>49:5–7</w:t>
-        </w:r>
-      </w:hyperlink>
-      <w:r>
-        <w:rPr>
-          <w:lang w:val="zh_TW" w:bidi="zh_TW"/>
-        </w:rPr>
-        <w:t>）。照他的話說，利未的後裔要散住在眾支派中間。</w:t>
-        <w:br/>
-      </w:r>
-      <w:r>
-        <w:rPr>
-          <w:lang w:val="zh_TW" w:bidi="zh_TW"/>
-        </w:rPr>
-        <w:t>利未支派由利未的三個兒子組成：革順、哥轄和米拉利。摩西、亞倫和米利暗的族系皆源自哥轄（</w:t>
-      </w:r>
-      <w:hyperlink r:id="rId52">
-        <w:r>
-          <w:rPr>
-            <w:lang w:val="zh_TW" w:bidi="zh_TW"/>
-          </w:rPr>
-          <w:rPr>
-            <w:color w:val="0000EE"/>
-            <w:u w:val="single"/>
-          </w:rPr>
-          <w:t>出6:16</w:t>
-        </w:r>
-      </w:hyperlink>
-      <w:r>
-        <w:rPr>
-          <w:lang w:val="zh_TW" w:bidi="zh_TW"/>
-        </w:rPr>
-        <w:t>）。利未人在何烈山下金牛犢事件中對耶和華保持忠心 。他們因此獲賞，能在會幕（</w:t>
-      </w:r>
-      <w:hyperlink r:id="rId53">
-        <w:r>
-          <w:rPr>
-            <w:lang w:val="zh_TW" w:bidi="zh_TW"/>
-          </w:rPr>
-          <w:rPr>
-            <w:color w:val="0000EE"/>
-            <w:u w:val="single"/>
-          </w:rPr>
-          <w:t>32</w:t>
-        </w:r>
-      </w:hyperlink>
-      <w:r>
-        <w:rPr>
-          <w:lang w:val="zh_TW" w:bidi="zh_TW"/>
-        </w:rPr>
-        <w:t>章）內與周圍以及後來的聖殿內特別供職。</w:t>
-        <w:br/>
-      </w:r>
-      <w:r>
-        <w:rPr>
-          <w:i/>
-          <w:lang w:val="zh_TW" w:bidi="zh_TW"/>
-        </w:rPr>
-        <w:t>另見</w:t>
-      </w:r>
-      <w:r>
-        <w:rPr>
-          <w:lang w:val="zh_TW" w:bidi="zh_TW"/>
-        </w:rPr>
-        <w:t>利未支派</w:t>
-      </w:r>
-      <w:r>
-        <w:rPr>
-          <w:lang w:val="zh_TW" w:bidi="zh_TW"/>
-        </w:rPr>
-        <w:t>。</w:t>
-      </w:r>
-    </w:p>
-    <w:p>
-      <w:pPr>
-        <w:pStyle w:val="ListNumber"/>
-        <w:spacing w:line="240" w:lineRule="auto"/>
-        <w:ind w:left="720"/>
-      </w:pPr>
-      <w:r>
-        <w:rPr>
-          <w:lang w:val="zh_TW" w:bidi="zh_TW"/>
-        </w:rPr>
-      </w:r>
-      <w:r>
-        <w:rPr>
-          <w:lang w:val="zh_TW" w:bidi="zh_TW"/>
-        </w:rPr>
-        <w:t>迦百農的稅吏（</w:t>
-      </w:r>
-      <w:hyperlink r:id="rId54">
-        <w:r>
-          <w:rPr>
-            <w:lang w:val="zh_TW" w:bidi="zh_TW"/>
-          </w:rPr>
-          <w:rPr>
-            <w:color w:val="0000EE"/>
-            <w:u w:val="single"/>
-          </w:rPr>
-          <w:t>可2:14</w:t>
-        </w:r>
-      </w:hyperlink>
-      <w:r>
-        <w:rPr>
-          <w:lang w:val="zh_TW" w:bidi="zh_TW"/>
-        </w:rPr>
-        <w:t>）；又稱馬太的十二門徒之一（</w:t>
-      </w:r>
-      <w:hyperlink r:id="rId54">
-        <w:r>
-          <w:rPr>
-            <w:lang w:val="zh_TW" w:bidi="zh_TW"/>
-          </w:rPr>
-          <w:rPr>
-            <w:color w:val="0000EE"/>
-            <w:u w:val="single"/>
-          </w:rPr>
-          <w:t>可2:14</w:t>
-        </w:r>
-      </w:hyperlink>
-      <w:r>
-        <w:rPr>
-          <w:lang w:val="zh_TW" w:bidi="zh_TW"/>
-        </w:rPr>
-        <w:t xml:space="preserve">； </w:t>
-      </w:r>
-      <w:hyperlink r:id="rId55">
-        <w:r>
-          <w:rPr>
-            <w:lang w:val="zh_TW" w:bidi="zh_TW"/>
-          </w:rPr>
-          <w:rPr>
-            <w:color w:val="0000EE"/>
-            <w:u w:val="single"/>
-          </w:rPr>
-          <w:t>路5:27</w:t>
-        </w:r>
-      </w:hyperlink>
-      <w:r>
-        <w:rPr>
-          <w:lang w:val="zh_TW" w:bidi="zh_TW"/>
-        </w:rPr>
-        <w:t>；參見</w:t>
-      </w:r>
-      <w:hyperlink r:id="rId56">
-        <w:r>
-          <w:rPr>
-            <w:lang w:val="zh_TW" w:bidi="zh_TW"/>
-          </w:rPr>
-          <w:rPr>
-            <w:color w:val="0000EE"/>
-            <w:u w:val="single"/>
-          </w:rPr>
-          <w:t>太9:9</w:t>
-        </w:r>
-      </w:hyperlink>
-      <w:r>
-        <w:rPr>
-          <w:lang w:val="zh_TW" w:bidi="zh_TW"/>
-        </w:rPr>
-        <w:t>）</w:t>
-      </w:r>
-      <w:r>
-        <w:rPr>
-          <w:i/>
-          <w:lang w:val="zh_TW" w:bidi="zh_TW"/>
-        </w:rPr>
-        <w:t>見</w:t>
-      </w:r>
-      <w:r>
-        <w:rPr>
-          <w:lang w:val="zh_TW" w:bidi="zh_TW"/>
-        </w:rPr>
-        <w:t>馬太（人名）</w:t>
-      </w:r>
-      <w:r>
-        <w:rPr>
-          <w:lang w:val="zh_TW" w:bidi="zh_TW"/>
-        </w:rPr>
-        <w:t>。</w:t>
-      </w:r>
-    </w:p>
-    <w:p>
-      <w:pPr>
-        <w:pStyle w:val="ListNumber"/>
-        <w:spacing w:line="240" w:lineRule="auto"/>
-        <w:ind w:left="720"/>
-      </w:pPr>
-      <w:r>
-        <w:rPr>
-          <w:lang w:val="zh_TW" w:bidi="zh_TW"/>
-        </w:rPr>
-      </w:r>
-      <w:r>
-        <w:rPr>
-          <w:lang w:val="zh_TW" w:bidi="zh_TW"/>
-        </w:rPr>
-        <w:t>麥基的兒子並耶穌的祖先（</w:t>
-      </w:r>
-      <w:hyperlink r:id="rId57">
-        <w:r>
-          <w:rPr>
-            <w:lang w:val="zh_TW" w:bidi="zh_TW"/>
-          </w:rPr>
-          <w:rPr>
-            <w:color w:val="0000EE"/>
-            <w:u w:val="single"/>
-          </w:rPr>
-          <w:t>路3:24</w:t>
+          <w:t>可3:17</w:t>
         </w:r>
       </w:hyperlink>
       <w:r>
@@ -1475,62 +262,13 @@
         <w:rPr>
           <w:lang w:val="zh_TW" w:bidi="zh_TW"/>
         </w:rPr>
-        <w:t>耶穌基督的家譜</w:t>
+        <w:t xml:space="preserve"> </w:t>
       </w:r>
       <w:r>
         <w:rPr>
           <w:lang w:val="zh_TW" w:bidi="zh_TW"/>
         </w:rPr>
-        <w:t>。</w:t>
-      </w:r>
-    </w:p>
-    <w:p>
-      <w:pPr>
-        <w:pStyle w:val="ListNumber"/>
-        <w:spacing w:line="240" w:lineRule="auto"/>
-        <w:ind w:left="720"/>
-      </w:pPr>
-      <w:r>
-        <w:rPr>
-          <w:lang w:val="zh_TW" w:bidi="zh_TW"/>
-        </w:rPr>
-      </w:r>
-      <w:r>
-        <w:rPr>
-          <w:lang w:val="zh_TW" w:bidi="zh_TW"/>
-        </w:rPr>
-        <w:t>西緬的兒子並耶穌的祖先（</w:t>
-      </w:r>
-      <w:hyperlink r:id="rId58">
-        <w:r>
-          <w:rPr>
-            <w:lang w:val="zh_TW" w:bidi="zh_TW"/>
-          </w:rPr>
-          <w:rPr>
-            <w:color w:val="0000EE"/>
-            <w:u w:val="single"/>
-          </w:rPr>
-          <w:t>路3:30</w:t>
-        </w:r>
-      </w:hyperlink>
-      <w:r>
-        <w:rPr>
-          <w:lang w:val="zh_TW" w:bidi="zh_TW"/>
-        </w:rPr>
-        <w:t>）。</w:t>
-      </w:r>
-      <w:r>
-        <w:rPr>
-          <w:i/>
-          <w:lang w:val="zh_TW" w:bidi="zh_TW"/>
-        </w:rPr>
-        <w:t>見</w:t>
-      </w:r>
-      <w:r>
-        <w:rPr>
-          <w:lang w:val="zh_TW" w:bidi="zh_TW"/>
-        </w:rPr>
-        <w:t>耶穌基督的家譜</w:t>
+        <w:t>半尼其</w:t>
       </w:r>
       <w:r>
         <w:rPr>
@@ -1565,7 +303,7 @@
         <w:rPr>
           <w:lang w:val="zh_TW" w:bidi="zh_TW"/>
         </w:rPr>
-        <w:t>利烏米族，利烏米人</w:t>
+        <w:t>雷子</w:t>
       </w:r>
       <w:r>
         <w:rPr>
@@ -1584,9 +322,9 @@
         <w:rPr>
           <w:lang w:val="zh_TW" w:bidi="zh_TW"/>
         </w:rPr>
-        <w:t>這是源於由底但三個兒子中的第三位的部族。底但是亞伯拉罕與基土拉的後裔，出自約珊的家系（</w:t>
+        <w:t>「半尼其」這個詞翻譯出來的意思，是耶穌給雅各和約翰的綽號（</w:t>
       </w:r>
-      <w:hyperlink r:id="rId49">
+      <w:hyperlink r:id="rId13">
         <w:r>
           <w:rPr>
             <w:lang w:val="zh_TW" w:bidi="zh_TW"/>
@@ -1595,153 +333,7 @@
             <w:color w:val="0000EE"/>
             <w:u w:val="single"/>
           </w:rPr>
-          <w:t>創25:3</w:t>
-        </w:r>
-      </w:hyperlink>
-      <w:r>
-        <w:rPr>
-          <w:lang w:val="zh_TW" w:bidi="zh_TW"/>
-        </w:rPr>
-        <w:t>）。這個部族很可能定居在阿拉伯的北部地區。</w:t>
-      </w:r>
-      <w:r>
-        <w:rPr>
-          <w:lang w:val="zh_TW" w:bidi="zh_TW"/>
-        </w:rPr>
-      </w:r>
-      <w:r>
-        <w:rPr>
-          <w:lang w:val="zh_TW" w:bidi="zh_TW"/>
-        </w:rPr>
-      </w:r>
-    </w:p>
-    <w:p>
-      <w:pPr/>
-      <w:r>
-        <w:rPr>
-          <w:lang w:val="zh_TW" w:bidi="zh_TW"/>
-        </w:rPr>
-      </w:r>
-    </w:p>
-    <w:p>
-      <w:pPr>
-        <w:pStyle w:val="Heading2"/>
-      </w:pPr>
-      <w:r>
-        <w:rPr>
-          <w:lang w:val="zh_TW" w:bidi="zh_TW"/>
-        </w:rPr>
-        <w:t>利亞</w:t>
-      </w:r>
-      <w:r>
-        <w:rPr>
-          <w:lang w:val="zh_TW" w:bidi="zh_TW"/>
-        </w:rPr>
-      </w:r>
-    </w:p>
-    <w:p>
-      <w:pPr/>
-      <w:r>
-        <w:rPr>
-          <w:lang w:val="zh_TW" w:bidi="zh_TW"/>
-        </w:rPr>
-      </w:r>
-      <w:r>
-        <w:rPr>
-          <w:lang w:val="zh_TW" w:bidi="zh_TW"/>
-        </w:rPr>
-        <w:t>利亞是拉班的女兒和拉結的姐姐。</w:t>
-      </w:r>
-    </w:p>
-    <w:p>
-      <w:pPr/>
-      <w:r>
-        <w:rPr>
-          <w:lang w:val="zh_TW" w:bidi="zh_TW"/>
-        </w:rPr>
-      </w:r>
-      <w:r>
-        <w:rPr>
-          <w:lang w:val="zh_TW" w:bidi="zh_TW"/>
-        </w:rPr>
-        <w:t>她是雅各的妻子，而雅各曾欺騙他的父親以撒，使以撒把原本給以掃的祝福給了他（</w:t>
-      </w:r>
-      <w:hyperlink r:id="rId59">
-        <w:r>
-          <w:rPr>
-            <w:lang w:val="zh_TW" w:bidi="zh_TW"/>
-          </w:rPr>
-          <w:rPr>
-            <w:color w:val="0000EE"/>
-            <w:u w:val="single"/>
-          </w:rPr>
-          <w:t>創27:5–40</w:t>
-        </w:r>
-      </w:hyperlink>
-      <w:r>
-        <w:rPr>
-          <w:lang w:val="zh_TW" w:bidi="zh_TW"/>
-        </w:rPr>
-        <w:t>）。雅各為了躲避以掃的怒氣並娶妻（</w:t>
-      </w:r>
-      <w:hyperlink r:id="rId60">
-        <w:r>
-          <w:rPr>
-            <w:lang w:val="zh_TW" w:bidi="zh_TW"/>
-          </w:rPr>
-          <w:rPr>
-            <w:color w:val="0000EE"/>
-            <w:u w:val="single"/>
-          </w:rPr>
-          <w:t>創27:46–28:2</w:t>
-        </w:r>
-      </w:hyperlink>
-      <w:r>
-        <w:rPr>
-          <w:lang w:val="zh_TW" w:bidi="zh_TW"/>
-        </w:rPr>
-        <w:t>），而前往他在美索不達米亞的母舅拉班那裡（</w:t>
-      </w:r>
-      <w:hyperlink r:id="rId61">
-        <w:r>
-          <w:rPr>
-            <w:lang w:val="zh_TW" w:bidi="zh_TW"/>
-          </w:rPr>
-          <w:rPr>
-            <w:color w:val="0000EE"/>
-            <w:u w:val="single"/>
-          </w:rPr>
-          <w:t>創27:43，</w:t>
-        </w:r>
-      </w:hyperlink>
-      <w:hyperlink r:id="rId62">
-        <w:r>
-          <w:rPr>
-            <w:lang w:val="zh_TW" w:bidi="zh_TW"/>
-          </w:rPr>
-          <w:rPr>
-            <w:color w:val="0000EE"/>
-            <w:u w:val="single"/>
-          </w:rPr>
-          <w:t>28:2</w:t>
-        </w:r>
-      </w:hyperlink>
-      <w:r>
-        <w:rPr>
-          <w:lang w:val="zh_TW" w:bidi="zh_TW"/>
-        </w:rPr>
-        <w:t>）。他愛上了拉班的小女兒拉結，並答應為拉班工作七年，以娶她為妻（</w:t>
-      </w:r>
-      <w:hyperlink r:id="rId63">
-        <w:r>
-          <w:rPr>
-            <w:lang w:val="zh_TW" w:bidi="zh_TW"/>
-          </w:rPr>
-          <w:rPr>
-            <w:color w:val="0000EE"/>
-            <w:u w:val="single"/>
-          </w:rPr>
-          <w:t>創29:17–18</w:t>
+          <w:t>可3:17</w:t>
         </w:r>
       </w:hyperlink>
       <w:r>
@@ -1750,637 +342,24 @@
         </w:rPr>
         <w:t>）。</w:t>
       </w:r>
-    </w:p>
-    <w:p>
-      <w:pPr/>
       <w:r>
         <w:rPr>
+          <w:i/>
           <w:lang w:val="zh_TW" w:bidi="zh_TW"/>
         </w:rPr>
+        <w:t>見</w:t>
       </w:r>
       <w:r>
         <w:rPr>
           <w:lang w:val="zh_TW" w:bidi="zh_TW"/>
         </w:rPr>
-        <w:t>到成親的時候，拉班欺騙雅各，把年長的女兒利亞嫁給他，而不是拉結（</w:t>
-      </w:r>
-      <w:hyperlink r:id="rId64">
-        <w:r>
-          <w:rPr>
-            <w:lang w:val="zh_TW" w:bidi="zh_TW"/>
-          </w:rPr>
-          <w:rPr>
-            <w:color w:val="0000EE"/>
-            <w:u w:val="single"/>
-          </w:rPr>
-          <w:t>創29:21–25</w:t>
-        </w:r>
-      </w:hyperlink>
-      <w:r>
-        <w:rPr>
-          <w:lang w:val="zh_TW" w:bidi="zh_TW"/>
-        </w:rPr>
-        <w:t>）。拉班辯稱，必須先讓大女兒出嫁（</w:t>
-      </w:r>
-      <w:hyperlink r:id="rId65">
-        <w:r>
-          <w:rPr>
-            <w:lang w:val="zh_TW" w:bidi="zh_TW"/>
-          </w:rPr>
-          <w:rPr>
-            <w:color w:val="0000EE"/>
-            <w:u w:val="single"/>
-          </w:rPr>
-          <w:t>創29:26</w:t>
-        </w:r>
-      </w:hyperlink>
-      <w:r>
-        <w:rPr>
-          <w:lang w:val="zh_TW" w:bidi="zh_TW"/>
-        </w:rPr>
-        <w:t>）。經文形容利亞「眼睛沒有神氣」，拉結卻「生得美貌俊秀」（</w:t>
-      </w:r>
-      <w:hyperlink r:id="rId66">
-        <w:r>
-          <w:rPr>
-            <w:lang w:val="zh_TW" w:bidi="zh_TW"/>
-          </w:rPr>
-          <w:rPr>
-            <w:color w:val="0000EE"/>
-            <w:u w:val="single"/>
-          </w:rPr>
-          <w:t>創29:17</w:t>
-        </w:r>
-      </w:hyperlink>
-      <w:r>
-        <w:rPr>
-          <w:lang w:val="zh_TW" w:bidi="zh_TW"/>
-        </w:rPr>
-        <w:t>）。</w:t>
-      </w:r>
-    </w:p>
-    <w:p>
-      <w:pPr/>
-      <w:r>
-        <w:rPr>
-          <w:lang w:val="zh_TW" w:bidi="zh_TW"/>
-        </w:rPr>
+        <w:t xml:space="preserve"> </w:t>
       </w:r>
       <w:r>
         <w:rPr>
           <w:lang w:val="zh_TW" w:bidi="zh_TW"/>
         </w:rPr>
-        <w:t>雅各為了娶他深愛的拉結，再為拉班工作七年（</w:t>
-      </w:r>
-      <w:hyperlink r:id="rId67">
-        <w:r>
-          <w:rPr>
-            <w:lang w:val="zh_TW" w:bidi="zh_TW"/>
-          </w:rPr>
-          <w:rPr>
-            <w:color w:val="0000EE"/>
-            <w:u w:val="single"/>
-          </w:rPr>
-          <w:t>創29:20</w:t>
-        </w:r>
-      </w:hyperlink>
-      <w:r>
-        <w:rPr>
-          <w:lang w:val="zh_TW" w:bidi="zh_TW"/>
-        </w:rPr>
-        <w:t>）。利亞不像拉結那樣得寵，但她在拉結還沒有生子以前，已經生了六個兒子和一個女兒（</w:t>
-      </w:r>
-      <w:hyperlink r:id="rId68">
-        <w:r>
-          <w:rPr>
-            <w:lang w:val="zh_TW" w:bidi="zh_TW"/>
-          </w:rPr>
-          <w:rPr>
-            <w:color w:val="0000EE"/>
-            <w:u w:val="single"/>
-          </w:rPr>
-          <w:t>創29:31–30:22</w:t>
-        </w:r>
-      </w:hyperlink>
-      <w:r>
-        <w:rPr>
-          <w:lang w:val="zh_TW" w:bidi="zh_TW"/>
-        </w:rPr>
-        <w:t>）：</w:t>
-      </w:r>
-    </w:p>
-    <w:p>
-      <w:pPr>
-        <w:pStyle w:val="ListNumber"/>
-        <w:numPr>
-          <w:ilvl w:val="0"/>
-          <w:numId w:val="15"/>
-        </w:numPr>
-        <w:spacing w:line="240" w:lineRule="auto"/>
-        <w:ind w:left="720"/>
-      </w:pPr>
-      <w:r>
-        <w:rPr>
-          <w:lang w:val="zh_TW" w:bidi="zh_TW"/>
-        </w:rPr>
-      </w:r>
-      <w:r>
-        <w:rPr>
-          <w:lang w:val="zh_TW" w:bidi="zh_TW"/>
-        </w:rPr>
-        <w:t>呂便</w:t>
-      </w:r>
-    </w:p>
-    <w:p>
-      <w:pPr>
-        <w:pStyle w:val="ListNumber"/>
-        <w:spacing w:line="240" w:lineRule="auto"/>
-        <w:ind w:left="720"/>
-      </w:pPr>
-      <w:r>
-        <w:rPr>
-          <w:lang w:val="zh_TW" w:bidi="zh_TW"/>
-        </w:rPr>
-      </w:r>
-      <w:r>
-        <w:rPr>
-          <w:lang w:val="zh_TW" w:bidi="zh_TW"/>
-        </w:rPr>
-        <w:t>西緬</w:t>
-      </w:r>
-    </w:p>
-    <w:p>
-      <w:pPr>
-        <w:pStyle w:val="ListNumber"/>
-        <w:spacing w:line="240" w:lineRule="auto"/>
-        <w:ind w:left="720"/>
-      </w:pPr>
-      <w:r>
-        <w:rPr>
-          <w:lang w:val="zh_TW" w:bidi="zh_TW"/>
-        </w:rPr>
-      </w:r>
-      <w:r>
-        <w:rPr>
-          <w:lang w:val="zh_TW" w:bidi="zh_TW"/>
-        </w:rPr>
-        <w:t>利未</w:t>
-      </w:r>
-    </w:p>
-    <w:p>
-      <w:pPr>
-        <w:pStyle w:val="ListNumber"/>
-        <w:spacing w:line="240" w:lineRule="auto"/>
-        <w:ind w:left="720"/>
-      </w:pPr>
-      <w:r>
-        <w:rPr>
-          <w:lang w:val="zh_TW" w:bidi="zh_TW"/>
-        </w:rPr>
-      </w:r>
-      <w:r>
-        <w:rPr>
-          <w:lang w:val="zh_TW" w:bidi="zh_TW"/>
-        </w:rPr>
-        <w:t>猶大</w:t>
-      </w:r>
-    </w:p>
-    <w:p>
-      <w:pPr>
-        <w:pStyle w:val="ListNumber"/>
-        <w:spacing w:line="240" w:lineRule="auto"/>
-        <w:ind w:left="720"/>
-      </w:pPr>
-      <w:r>
-        <w:rPr>
-          <w:lang w:val="zh_TW" w:bidi="zh_TW"/>
-        </w:rPr>
-      </w:r>
-      <w:r>
-        <w:rPr>
-          <w:lang w:val="zh_TW" w:bidi="zh_TW"/>
-        </w:rPr>
-        <w:t>以薩迦</w:t>
-      </w:r>
-    </w:p>
-    <w:p>
-      <w:pPr>
-        <w:pStyle w:val="ListNumber"/>
-        <w:spacing w:line="240" w:lineRule="auto"/>
-        <w:ind w:left="720"/>
-      </w:pPr>
-      <w:r>
-        <w:rPr>
-          <w:lang w:val="zh_TW" w:bidi="zh_TW"/>
-        </w:rPr>
-      </w:r>
-      <w:r>
-        <w:rPr>
-          <w:lang w:val="zh_TW" w:bidi="zh_TW"/>
-        </w:rPr>
-        <w:t>西布倫</w:t>
-      </w:r>
-    </w:p>
-    <w:p>
-      <w:pPr>
-        <w:pStyle w:val="ListNumber"/>
-        <w:spacing w:line="240" w:lineRule="auto"/>
-        <w:ind w:left="720"/>
-      </w:pPr>
-      <w:r>
-        <w:rPr>
-          <w:lang w:val="zh_TW" w:bidi="zh_TW"/>
-        </w:rPr>
-      </w:r>
-      <w:r>
-        <w:rPr>
-          <w:lang w:val="zh_TW" w:bidi="zh_TW"/>
-        </w:rPr>
-        <w:t>底拿</w:t>
-      </w:r>
-    </w:p>
-    <w:p>
-      <w:pPr/>
-      <w:r>
-        <w:rPr>
-          <w:lang w:val="zh_TW" w:bidi="zh_TW"/>
-        </w:rPr>
-      </w:r>
-      <w:r>
-        <w:rPr>
-          <w:lang w:val="zh_TW" w:bidi="zh_TW"/>
-        </w:rPr>
-        <w:t>拉結因不能生育而深感痛苦，她甚至為了懷孕而跟利亞交換了風茄──人們認為有助受孕的植物（</w:t>
-      </w:r>
-      <w:hyperlink r:id="rId69">
-        <w:r>
-          <w:rPr>
-            <w:lang w:val="zh_TW" w:bidi="zh_TW"/>
-          </w:rPr>
-          <w:rPr>
-            <w:color w:val="0000EE"/>
-            <w:u w:val="single"/>
-          </w:rPr>
-          <w:t>創30:14–17</w:t>
-        </w:r>
-      </w:hyperlink>
-      <w:r>
-        <w:rPr>
-          <w:lang w:val="zh_TW" w:bidi="zh_TW"/>
-        </w:rPr>
-        <w:t>）。</w:t>
-      </w:r>
-    </w:p>
-    <w:p>
-      <w:pPr/>
-      <w:r>
-        <w:rPr>
-          <w:lang w:val="zh_TW" w:bidi="zh_TW"/>
-        </w:rPr>
-      </w:r>
-      <w:r>
-        <w:rPr>
-          <w:lang w:val="zh_TW" w:bidi="zh_TW"/>
-        </w:rPr>
-        <w:t>利亞的眾兒子在以色列歷史上佔有重要地位。她的兒子利未成了祭司的先祖，而猶大成了君王家系的先祖，耶穌基督正是從這個家系而來（</w:t>
-      </w:r>
-      <w:hyperlink r:id="rId70">
-        <w:r>
-          <w:rPr>
-            <w:lang w:val="zh_TW" w:bidi="zh_TW"/>
-          </w:rPr>
-          <w:rPr>
-            <w:color w:val="0000EE"/>
-            <w:u w:val="single"/>
-          </w:rPr>
-          <w:t>創3:15，</w:t>
-        </w:r>
-      </w:hyperlink>
-      <w:hyperlink r:id="rId71">
-        <w:r>
-          <w:rPr>
-            <w:lang w:val="zh_TW" w:bidi="zh_TW"/>
-          </w:rPr>
-          <w:rPr>
-            <w:color w:val="0000EE"/>
-            <w:u w:val="single"/>
-          </w:rPr>
-          <w:t>12:2–3</w:t>
-        </w:r>
-      </w:hyperlink>
-      <w:r>
-        <w:rPr>
-          <w:lang w:val="zh_TW" w:bidi="zh_TW"/>
-        </w:rPr>
-        <w:t>；</w:t>
-      </w:r>
-      <w:hyperlink r:id="rId72">
-        <w:r>
-          <w:rPr>
-            <w:lang w:val="zh_TW" w:bidi="zh_TW"/>
-          </w:rPr>
-          <w:rPr>
-            <w:color w:val="0000EE"/>
-            <w:u w:val="single"/>
-          </w:rPr>
-          <w:t>撒下7:16</w:t>
-        </w:r>
-      </w:hyperlink>
-      <w:r>
-        <w:rPr>
-          <w:lang w:val="zh_TW" w:bidi="zh_TW"/>
-        </w:rPr>
-        <w:t>；</w:t>
-      </w:r>
-      <w:hyperlink r:id="rId73">
-        <w:r>
-          <w:rPr>
-            <w:lang w:val="zh_TW" w:bidi="zh_TW"/>
-          </w:rPr>
-          <w:rPr>
-            <w:color w:val="0000EE"/>
-            <w:u w:val="single"/>
-          </w:rPr>
-          <w:t>太1:1</w:t>
-        </w:r>
-      </w:hyperlink>
-      <w:r>
-        <w:rPr>
-          <w:lang w:val="zh_TW" w:bidi="zh_TW"/>
-        </w:rPr>
-        <w:t>）。</w:t>
-      </w:r>
-    </w:p>
-    <w:p>
-      <w:pPr/>
-      <w:r>
-        <w:rPr>
-          <w:lang w:val="zh_TW" w:bidi="zh_TW"/>
-        </w:rPr>
-      </w:r>
-      <w:r>
-        <w:rPr>
-          <w:i/>
-          <w:lang w:val="zh_TW" w:bidi="zh_TW"/>
-        </w:rPr>
-        <w:t>另見</w:t>
-      </w:r>
-      <w:r>
-        <w:rPr>
-          <w:lang w:val="zh_TW" w:bidi="zh_TW"/>
-        </w:rPr>
-        <w:t>雅各#1</w:t>
-      </w:r>
-      <w:r>
-        <w:rPr>
-          <w:lang w:val="zh_TW" w:bidi="zh_TW"/>
-        </w:rPr>
-        <w:t>。</w:t>
-      </w:r>
-      <w:r>
-        <w:rPr>
-          <w:lang w:val="zh_TW" w:bidi="zh_TW"/>
-        </w:rPr>
-      </w:r>
-      <w:r>
-        <w:rPr>
-          <w:lang w:val="zh_TW" w:bidi="zh_TW"/>
-        </w:rPr>
-      </w:r>
-    </w:p>
-    <w:p>
-      <w:pPr/>
-      <w:r>
-        <w:rPr>
-          <w:lang w:val="zh_TW" w:bidi="zh_TW"/>
-        </w:rPr>
-      </w:r>
-    </w:p>
-    <w:p>
-      <w:pPr>
-        <w:pStyle w:val="Heading2"/>
-      </w:pPr>
-      <w:r>
-        <w:rPr>
-          <w:lang w:val="zh_TW" w:bidi="zh_TW"/>
-        </w:rPr>
-        <w:t>麗貝卡，利百加</w:t>
-      </w:r>
-      <w:r>
-        <w:rPr>
-          <w:lang w:val="zh_TW" w:bidi="zh_TW"/>
-        </w:rPr>
-      </w:r>
-    </w:p>
-    <w:p>
-      <w:pPr/>
-      <w:r>
-        <w:rPr>
-          <w:lang w:val="zh_TW" w:bidi="zh_TW"/>
-        </w:rPr>
-      </w:r>
-      <w:r>
-        <w:rPr>
-          <w:lang w:val="zh_TW" w:bidi="zh_TW"/>
-        </w:rPr>
-        <w:t>彼土利的女兒，也是族長以撒的妻子。她的名字意為「豐滿」或「選擇」，在創世記中出現了31次（主要在第</w:t>
-      </w:r>
-      <w:hyperlink r:id="rId74">
-        <w:r>
-          <w:rPr>
-            <w:lang w:val="zh_TW" w:bidi="zh_TW"/>
-          </w:rPr>
-          <w:rPr>
-            <w:color w:val="0000EE"/>
-            <w:u w:val="single"/>
-          </w:rPr>
-          <w:t>24–27</w:t>
-        </w:r>
-      </w:hyperlink>
-      <w:r>
-        <w:rPr>
-          <w:lang w:val="zh_TW" w:bidi="zh_TW"/>
-        </w:rPr>
-        <w:t>章），並在</w:t>
-      </w:r>
-      <w:hyperlink r:id="rId75">
-        <w:r>
-          <w:rPr>
-            <w:lang w:val="zh_TW" w:bidi="zh_TW"/>
-          </w:rPr>
-          <w:rPr>
-            <w:color w:val="0000EE"/>
-            <w:u w:val="single"/>
-          </w:rPr>
-          <w:t>羅馬書九章10節</w:t>
-        </w:r>
-      </w:hyperlink>
-      <w:r>
-        <w:rPr>
-          <w:lang w:val="zh_TW" w:bidi="zh_TW"/>
-        </w:rPr>
-        <w:t>中出現一次。</w:t>
-      </w:r>
-    </w:p>
-    <w:p>
-      <w:pPr/>
-      <w:r>
-        <w:rPr>
-          <w:lang w:val="zh_TW" w:bidi="zh_TW"/>
-        </w:rPr>
-      </w:r>
-      <w:r>
-        <w:rPr>
-          <w:lang w:val="zh_TW" w:bidi="zh_TW"/>
-        </w:rPr>
-        <w:t>利百加的父親是彼土利，而彼土利是密迦和拿鶴的兒子，拿鶴是亞伯拉罕的兄弟（</w:t>
-      </w:r>
-      <w:hyperlink r:id="rId76">
-        <w:r>
-          <w:rPr>
-            <w:lang w:val="zh_TW" w:bidi="zh_TW"/>
-          </w:rPr>
-          <w:rPr>
-            <w:color w:val="0000EE"/>
-            <w:u w:val="single"/>
-          </w:rPr>
-          <w:t>創22:20–23</w:t>
-        </w:r>
-      </w:hyperlink>
-      <w:r>
-        <w:rPr>
-          <w:lang w:val="zh_TW" w:bidi="zh_TW"/>
-        </w:rPr>
-        <w:t>）。亞伯拉罕是她的叔公，當然，最終也是她的公公。拉班是利亞和拉結的父親，也是利百加的哥哥。後來，利百加的兒子雅各娶了他的兩位表姐妹，這兩位是姐妹。</w:t>
-      </w:r>
-    </w:p>
-    <w:p>
-      <w:pPr/>
-      <w:r>
-        <w:rPr>
-          <w:lang w:val="zh_TW" w:bidi="zh_TW"/>
-        </w:rPr>
-      </w:r>
-      <w:hyperlink r:id="rId77">
-        <w:r>
-          <w:rPr>
-            <w:lang w:val="zh_TW" w:bidi="zh_TW"/>
-          </w:rPr>
-          <w:rPr>
-            <w:color w:val="0000EE"/>
-            <w:u w:val="single"/>
-          </w:rPr>
-          <w:t>創世記二十四章</w:t>
-        </w:r>
-      </w:hyperlink>
-      <w:r>
-        <w:rPr>
-          <w:lang w:val="zh_TW" w:bidi="zh_TW"/>
-        </w:rPr>
-        <w:t>記載了亞伯拉罕的僕人為以撒尋得妻子的過程。他遵從亞伯拉罕的指示，前往亞蘭·納哈拉音（美索不達米亞西北部），因為亞伯拉罕不希望他的兒子娶當地的迦南女子。僕人的禱告得到了回應，利百加不僅給他水喝，也給他的駱駝水喝。在款待了亞伯拉罕的僕人，並且收到聘禮後，利百加心甘情願地去見她的新丈夫。</w:t>
-      </w:r>
-    </w:p>
-    <w:p>
-      <w:pPr/>
-      <w:r>
-        <w:rPr>
-          <w:lang w:val="zh_TW" w:bidi="zh_TW"/>
-        </w:rPr>
-      </w:r>
-      <w:r>
-        <w:rPr>
-          <w:lang w:val="zh_TW" w:bidi="zh_TW"/>
-        </w:rPr>
-        <w:t>利百加生了雙胞胎，以掃和雅各（</w:t>
-      </w:r>
-      <w:hyperlink r:id="rId78">
-        <w:r>
-          <w:rPr>
-            <w:lang w:val="zh_TW" w:bidi="zh_TW"/>
-          </w:rPr>
-          <w:rPr>
-            <w:color w:val="0000EE"/>
-            <w:u w:val="single"/>
-          </w:rPr>
-          <w:t>25:20–27</w:t>
-        </w:r>
-      </w:hyperlink>
-      <w:r>
-        <w:rPr>
-          <w:lang w:val="zh_TW" w:bidi="zh_TW"/>
-        </w:rPr>
-        <w:t>）。她偏愛弟弟雅各勝過以掃，並和雅各一起欺騙她的丈夫以確保雅各能獲得長子的權利。她出主意，讓雅各摸上去、看上去、聞起來都像常在野外的以掃。此外，她還準備了以撒最喜愛的菜餚以促成此事（</w:t>
-      </w:r>
-      <w:hyperlink r:id="rId79">
-        <w:r>
-          <w:rPr>
-            <w:lang w:val="zh_TW" w:bidi="zh_TW"/>
-          </w:rPr>
-          <w:rPr>
-            <w:color w:val="0000EE"/>
-            <w:u w:val="single"/>
-          </w:rPr>
-          <w:t>27:5–17</w:t>
-        </w:r>
-      </w:hyperlink>
-      <w:r>
-        <w:rPr>
-          <w:lang w:val="zh_TW" w:bidi="zh_TW"/>
-        </w:rPr>
-        <w:t>）。</w:t>
-      </w:r>
-    </w:p>
-    <w:p>
-      <w:pPr/>
-      <w:r>
-        <w:rPr>
-          <w:lang w:val="zh_TW" w:bidi="zh_TW"/>
-        </w:rPr>
-      </w:r>
-      <w:r>
-        <w:rPr>
-          <w:lang w:val="zh_TW" w:bidi="zh_TW"/>
-        </w:rPr>
-        <w:t>聖經對她一生的記載不多，但記載她被埋葬在幔利附近麥比拉的洞中，與她的丈夫葬在一起（</w:t>
-      </w:r>
-      <w:hyperlink r:id="rId80">
-        <w:r>
-          <w:rPr>
-            <w:lang w:val="zh_TW" w:bidi="zh_TW"/>
-          </w:rPr>
-          <w:rPr>
-            <w:color w:val="0000EE"/>
-            <w:u w:val="single"/>
-          </w:rPr>
-          <w:t>49:31</w:t>
-        </w:r>
-      </w:hyperlink>
-      <w:r>
-        <w:rPr>
-          <w:lang w:val="zh_TW" w:bidi="zh_TW"/>
-        </w:rPr>
-        <w:t>）。</w:t>
-      </w:r>
-    </w:p>
-    <w:p>
-      <w:pPr/>
-      <w:r>
-        <w:rPr>
-          <w:lang w:val="zh_TW" w:bidi="zh_TW"/>
-        </w:rPr>
-      </w:r>
-      <w:r>
-        <w:rPr>
-          <w:i/>
-          <w:lang w:val="zh_TW" w:bidi="zh_TW"/>
-        </w:rPr>
-        <w:t>另見</w:t>
-      </w:r>
-      <w:r>
-        <w:rPr>
-          <w:lang w:val="zh_TW" w:bidi="zh_TW"/>
-        </w:rPr>
-        <w:t>以撒</w:t>
+        <w:t>半尼其</w:t>
       </w:r>
       <w:r>
         <w:rPr>
@@ -4288,18 +2267,6 @@
   </w:num>
   <w:num w:numId="13" w16cid:durableId="592781308">
     <w:abstractNumId w:val="11"/>
-  </w:num>
-  <w:num w:numId="14">
-    <w:abstractNumId w:val="3"/>
-    <w:lvlOverride w:ilvl="0">
-      <w:startOverride w:val="1"/>
-    </w:lvlOverride>
-  </w:num>
-  <w:num w:numId="15">
-    <w:abstractNumId w:val="3"/>
-    <w:lvlOverride w:ilvl="0">
-      <w:startOverride w:val="1"/>
-    </w:lvlOverride>
   </w:num>
   <w:numIdMacAtCleanup w:val="10"/>
 </w:numbering>

--- a/zht/docx/082.content.docx
+++ b/zht/docx/082.content.docx
@@ -149,7 +149,7 @@
         <w:rPr>
           <w:lang w:val="zh_TW" w:bidi="zh_TW"/>
         </w:rPr>
-        <w:t>lei</w:t>
+        <w:t>la</w:t>
       </w:r>
       <w:r>
         <w:rPr>
@@ -212,7 +212,7 @@
         <w:rPr>
           <w:lang w:val="zh_TW" w:bidi="zh_TW"/>
         </w:rPr>
-        <w:t>雷子</w:t>
+        <w:t>拉班（人物）</w:t>
       </w:r>
       <w:r>
         <w:rPr>
@@ -231,7 +231,7 @@
         <w:rPr>
           <w:lang w:val="zh_TW" w:bidi="zh_TW"/>
         </w:rPr>
-        <w:t>「半尼其」翻譯出來的意思，即耶穌給雅各和約翰的稱號（</w:t>
+        <w:t>拉班是彼土利的兒子（</w:t>
       </w:r>
       <w:hyperlink r:id="rId13">
         <w:r>
@@ -242,49 +242,122 @@
             <w:color w:val="0000EE"/>
             <w:u w:val="single"/>
           </w:rPr>
-          <w:t>可3:17</w:t>
+          <w:t>創24:24</w:t>
         </w:r>
       </w:hyperlink>
       <w:r>
         <w:rPr>
           <w:lang w:val="zh_TW" w:bidi="zh_TW"/>
         </w:rPr>
-        <w:t>）。</w:t>
-      </w:r>
-      <w:r>
-        <w:rPr>
-          <w:i/>
-          <w:lang w:val="zh_TW" w:bidi="zh_TW"/>
-        </w:rPr>
-        <w:t>見</w:t>
-      </w:r>
-      <w:r>
-        <w:rPr>
-          <w:lang w:val="zh_TW" w:bidi="zh_TW"/>
-        </w:rPr>
-        <w:t xml:space="preserve"> </w:t>
-      </w:r>
-      <w:r>
-        <w:rPr>
-          <w:lang w:val="zh_TW" w:bidi="zh_TW"/>
-        </w:rPr>
-        <w:t>半尼其</w:t>
-      </w:r>
-      <w:r>
-        <w:rPr>
-          <w:lang w:val="zh_TW" w:bidi="zh_TW"/>
-        </w:rPr>
-        <w:t>。</w:t>
-      </w:r>
-      <w:r>
-        <w:rPr>
-          <w:lang w:val="zh_TW" w:bidi="zh_TW"/>
-        </w:rPr>
-      </w:r>
-      <w:r>
-        <w:rPr>
-          <w:lang w:val="zh_TW" w:bidi="zh_TW"/>
-        </w:rPr>
+        <w:t>、</w:t>
+      </w:r>
+      <w:hyperlink r:id="rId13">
+        <w:r>
+          <w:rPr>
+            <w:lang w:val="zh_TW" w:bidi="zh_TW"/>
+          </w:rPr>
+          <w:rPr>
+            <w:color w:val="0000EE"/>
+            <w:u w:val="single"/>
+          </w:rPr>
+          <w:t>29</w:t>
+        </w:r>
+      </w:hyperlink>
+      <w:r>
+        <w:rPr>
+          <w:lang w:val="zh_TW" w:bidi="zh_TW"/>
+        </w:rPr>
+        <w:t>）、利百加的哥哥（</w:t>
+      </w:r>
+      <w:hyperlink r:id="rId14">
+        <w:r>
+          <w:rPr>
+            <w:lang w:val="zh_TW" w:bidi="zh_TW"/>
+          </w:rPr>
+          <w:rPr>
+            <w:color w:val="0000EE"/>
+            <w:u w:val="single"/>
+          </w:rPr>
+          <w:t>15</w:t>
+        </w:r>
+      </w:hyperlink>
+      <w:r>
+        <w:rPr>
+          <w:lang w:val="zh_TW" w:bidi="zh_TW"/>
+        </w:rPr>
+        <w:t>、</w:t>
+      </w:r>
+      <w:hyperlink r:id="rId14">
+        <w:r>
+          <w:rPr>
+            <w:lang w:val="zh_TW" w:bidi="zh_TW"/>
+          </w:rPr>
+          <w:rPr>
+            <w:color w:val="0000EE"/>
+            <w:u w:val="single"/>
+          </w:rPr>
+          <w:t>29</w:t>
+        </w:r>
+      </w:hyperlink>
+      <w:r>
+        <w:rPr>
+          <w:lang w:val="zh_TW" w:bidi="zh_TW"/>
+        </w:rPr>
+        <w:t>節）、利亞和拉結的父親（</w:t>
+      </w:r>
+      <w:hyperlink r:id="rId15">
+        <w:r>
+          <w:rPr>
+            <w:lang w:val="zh_TW" w:bidi="zh_TW"/>
+          </w:rPr>
+          <w:rPr>
+            <w:color w:val="0000EE"/>
+            <w:u w:val="single"/>
+          </w:rPr>
+          <w:t>29:16</w:t>
+        </w:r>
+      </w:hyperlink>
+      <w:r>
+        <w:rPr>
+          <w:lang w:val="zh_TW" w:bidi="zh_TW"/>
+        </w:rPr>
+        <w:t>），也是雅各的舅舅和岳父。拉班的先祖原本住在吾珥，但他的父親彼土利被稱為巴旦‧亞蘭地的亞蘭人，拉班也被稱為亞蘭人（有英文譯本譯為Syrian，</w:t>
+      </w:r>
+      <w:hyperlink r:id="rId16">
+        <w:r>
+          <w:rPr>
+            <w:lang w:val="zh_TW" w:bidi="zh_TW"/>
+          </w:rPr>
+          <w:rPr>
+            <w:color w:val="0000EE"/>
+            <w:u w:val="single"/>
+          </w:rPr>
+          <w:t>25:20</w:t>
+        </w:r>
+      </w:hyperlink>
+      <w:r>
+        <w:rPr>
+          <w:lang w:val="zh_TW" w:bidi="zh_TW"/>
+        </w:rPr>
+        <w:t>，參</w:t>
+      </w:r>
+      <w:hyperlink r:id="rId17">
+        <w:r>
+          <w:rPr>
+            <w:lang w:val="zh_TW" w:bidi="zh_TW"/>
+          </w:rPr>
+          <w:rPr>
+            <w:color w:val="0000EE"/>
+            <w:u w:val="single"/>
+          </w:rPr>
+          <w:t>28:5</w:t>
+        </w:r>
+      </w:hyperlink>
+      <w:r>
+        <w:rPr>
+          <w:lang w:val="zh_TW" w:bidi="zh_TW"/>
+        </w:rPr>
+        <w:t>）。他們的家鄉是位於敘利亞地區的哈蘭，與吾珥一樣是敬拜月神辛（Sin）或南納（Nannar）的重要敬拜中心。</w:t>
       </w:r>
     </w:p>
     <w:p>
@@ -294,21 +367,83 @@
           <w:lang w:val="zh_TW" w:bidi="zh_TW"/>
         </w:rPr>
       </w:r>
-    </w:p>
-    <w:p>
-      <w:pPr>
-        <w:pStyle w:val="Heading2"/>
-      </w:pPr>
-      <w:r>
-        <w:rPr>
-          <w:lang w:val="zh_TW" w:bidi="zh_TW"/>
-        </w:rPr>
-        <w:t>雷子</w:t>
-      </w:r>
-      <w:r>
-        <w:rPr>
-          <w:lang w:val="zh_TW" w:bidi="zh_TW"/>
-        </w:rPr>
+      <w:r>
+        <w:rPr>
+          <w:lang w:val="zh_TW" w:bidi="zh_TW"/>
+        </w:rPr>
+        <w:t>當以撒年紀漸長時，亞伯拉罕差遣僕人以利以謝回到哈蘭，為以撒物色妻子。拉班熱情地接待以利以謝，並為他和他的駱駝預備住宿與所需（</w:t>
+      </w:r>
+      <w:hyperlink r:id="rId18">
+        <w:r>
+          <w:rPr>
+            <w:lang w:val="zh_TW" w:bidi="zh_TW"/>
+          </w:rPr>
+          <w:rPr>
+            <w:color w:val="0000EE"/>
+            <w:u w:val="single"/>
+          </w:rPr>
+          <w:t>創24:29–33</w:t>
+        </w:r>
+      </w:hyperlink>
+      <w:r>
+        <w:rPr>
+          <w:lang w:val="zh_TW" w:bidi="zh_TW"/>
+        </w:rPr>
+        <w:t>、</w:t>
+      </w:r>
+      <w:hyperlink r:id="rId18">
+        <w:r>
+          <w:rPr>
+            <w:lang w:val="zh_TW" w:bidi="zh_TW"/>
+          </w:rPr>
+          <w:rPr>
+            <w:color w:val="0000EE"/>
+            <w:u w:val="single"/>
+          </w:rPr>
+          <w:t>54</w:t>
+        </w:r>
+      </w:hyperlink>
+      <w:r>
+        <w:rPr>
+          <w:lang w:val="zh_TW" w:bidi="zh_TW"/>
+        </w:rPr>
+        <w:t>）。拉班是家中的主人，故是由他決定是否將利百加嫁給以撒（</w:t>
+      </w:r>
+      <w:hyperlink r:id="rId19">
+        <w:r>
+          <w:rPr>
+            <w:lang w:val="zh_TW" w:bidi="zh_TW"/>
+          </w:rPr>
+          <w:rPr>
+            <w:color w:val="0000EE"/>
+            <w:u w:val="single"/>
+          </w:rPr>
+          <w:t>50–51</w:t>
+        </w:r>
+      </w:hyperlink>
+      <w:r>
+        <w:rPr>
+          <w:lang w:val="zh_TW" w:bidi="zh_TW"/>
+        </w:rPr>
+        <w:t>節），因此，以利以謝也將貴重的禮物獻給拉班與他母親（</w:t>
+      </w:r>
+      <w:hyperlink r:id="rId20">
+        <w:r>
+          <w:rPr>
+            <w:lang w:val="zh_TW" w:bidi="zh_TW"/>
+          </w:rPr>
+          <w:rPr>
+            <w:color w:val="0000EE"/>
+            <w:u w:val="single"/>
+          </w:rPr>
+          <w:t>53</w:t>
+        </w:r>
+      </w:hyperlink>
+      <w:r>
+        <w:rPr>
+          <w:lang w:val="zh_TW" w:bidi="zh_TW"/>
+        </w:rPr>
+        <w:t>節）。</w:t>
       </w:r>
     </w:p>
     <w:p>
@@ -322,9 +457,9 @@
         <w:rPr>
           <w:lang w:val="zh_TW" w:bidi="zh_TW"/>
         </w:rPr>
-        <w:t>「半尼其」這個詞翻譯出來的意思，是耶穌給雅各和約翰的綽號（</w:t>
-      </w:r>
-      <w:hyperlink r:id="rId13">
+        <w:t>拉班在他外甥雅各物色妻子的故事中佔有重要地位。在利百加與雅各設計欺哄以撒之後，利百加擔心以掃會殺死雅各，便勸他逃往她哥哥拉班那裡（</w:t>
+      </w:r>
+      <w:hyperlink r:id="rId21">
         <w:r>
           <w:rPr>
             <w:lang w:val="zh_TW" w:bidi="zh_TW"/>
@@ -333,33 +468,1429 @@
             <w:color w:val="0000EE"/>
             <w:u w:val="single"/>
           </w:rPr>
-          <w:t>可3:17</w:t>
+          <w:t>創27:43</w:t>
         </w:r>
       </w:hyperlink>
       <w:r>
         <w:rPr>
           <w:lang w:val="zh_TW" w:bidi="zh_TW"/>
         </w:rPr>
+        <w:t>）；同時，她也說服以撒讓雅各前往哈蘭，從親族中娶妻。當雅各抵達哈蘭地區時，遇見拉班的小女兒拉結，並受到熱情款待（</w:t>
+      </w:r>
+      <w:hyperlink r:id="rId22">
+        <w:r>
+          <w:rPr>
+            <w:lang w:val="zh_TW" w:bidi="zh_TW"/>
+          </w:rPr>
+          <w:rPr>
+            <w:color w:val="0000EE"/>
+            <w:u w:val="single"/>
+          </w:rPr>
+          <w:t>創29:13</w:t>
+        </w:r>
+      </w:hyperlink>
+      <w:r>
+        <w:rPr>
+          <w:lang w:val="zh_TW" w:bidi="zh_TW"/>
+        </w:rPr>
+        <w:t>）。拉班僱用雅各牧羊，雙方同意雅各工作七年後可娶拉結為妻。七年期滿後，拉班卻將大女兒利亞代替拉結給雅各為妻。雅各提出抗議，最後兩人達成協議，只要雅各再事奉七年，便能娶拉結為妻。</w:t>
+      </w:r>
+    </w:p>
+    <w:p>
+      <w:pPr/>
+      <w:r>
+        <w:rPr>
+          <w:lang w:val="zh_TW" w:bidi="zh_TW"/>
+        </w:rPr>
+      </w:r>
+      <w:r>
+        <w:rPr>
+          <w:lang w:val="zh_TW" w:bidi="zh_TW"/>
+        </w:rPr>
+        <w:t>雅各與拉班兩人都善於盤算，並且在工資問題上有多次激烈爭執。雅各曾提出，他的工資可以是羊群中特定的一部分。拉班同意後，耶和華賜福給雅各，使他的羊群大大增多，這使拉班心生不滿。雅各指出，拉班曾十次更改他的工價（</w:t>
+      </w:r>
+      <w:hyperlink r:id="rId23">
+        <w:r>
+          <w:rPr>
+            <w:lang w:val="zh_TW" w:bidi="zh_TW"/>
+          </w:rPr>
+          <w:rPr>
+            <w:color w:val="0000EE"/>
+            <w:u w:val="single"/>
+          </w:rPr>
+          <w:t>創31:7</w:t>
+        </w:r>
+      </w:hyperlink>
+      <w:r>
+        <w:rPr>
+          <w:lang w:val="zh_TW" w:bidi="zh_TW"/>
+        </w:rPr>
+        <w:t>、</w:t>
+      </w:r>
+      <w:hyperlink r:id="rId23">
+        <w:r>
+          <w:rPr>
+            <w:lang w:val="zh_TW" w:bidi="zh_TW"/>
+          </w:rPr>
+          <w:rPr>
+            <w:color w:val="0000EE"/>
+            <w:u w:val="single"/>
+          </w:rPr>
+          <w:t>41</w:t>
+        </w:r>
+      </w:hyperlink>
+      <w:r>
+        <w:rPr>
+          <w:lang w:val="zh_TW" w:bidi="zh_TW"/>
+        </w:rPr>
         <w:t>）。</w:t>
       </w:r>
+    </w:p>
+    <w:p>
+      <w:pPr/>
+      <w:r>
+        <w:rPr>
+          <w:lang w:val="zh_TW" w:bidi="zh_TW"/>
+        </w:rPr>
+      </w:r>
+      <w:r>
+        <w:rPr>
+          <w:lang w:val="zh_TW" w:bidi="zh_TW"/>
+        </w:rPr>
+        <w:t>後來雅各逃離哈蘭。拉班追趕他，因為他發現自家的神像失蹤了，而擁有這些神像的人可繼承家產。但其實是拉結偷偷將神像帶走，並巧妙地隱藏，使她父親未能搜出。</w:t>
+      </w:r>
+    </w:p>
+    <w:p>
+      <w:pPr/>
+      <w:r>
+        <w:rPr>
+          <w:lang w:val="zh_TW" w:bidi="zh_TW"/>
+        </w:rPr>
+      </w:r>
+      <w:r>
+        <w:rPr>
+          <w:lang w:val="zh_TW" w:bidi="zh_TW"/>
+        </w:rPr>
+        <w:t>最後，拉班與雅各立下和平之約，二人堆起一堆石頭作為彼此之間的見證（</w:t>
+      </w:r>
+      <w:hyperlink r:id="rId24">
+        <w:r>
+          <w:rPr>
+            <w:lang w:val="zh_TW" w:bidi="zh_TW"/>
+          </w:rPr>
+          <w:rPr>
+            <w:color w:val="0000EE"/>
+            <w:u w:val="single"/>
+          </w:rPr>
+          <w:t>創31:46–50</w:t>
+        </w:r>
+      </w:hyperlink>
+      <w:r>
+        <w:rPr>
+          <w:lang w:val="zh_TW" w:bidi="zh_TW"/>
+        </w:rPr>
+        <w:t>）。</w:t>
+      </w:r>
+    </w:p>
+    <w:p>
+      <w:pPr/>
+      <w:r>
+        <w:rPr>
+          <w:lang w:val="zh_TW" w:bidi="zh_TW"/>
+        </w:rPr>
+      </w:r>
       <w:r>
         <w:rPr>
           <w:i/>
           <w:lang w:val="zh_TW" w:bidi="zh_TW"/>
         </w:rPr>
+        <w:t xml:space="preserve">另見 </w:t>
+      </w:r>
+      <w:r>
+        <w:rPr>
+          <w:lang w:val="zh_TW" w:bidi="zh_TW"/>
+        </w:rPr>
+        <w:t>雅各 #1</w:t>
+      </w:r>
+      <w:r>
+        <w:rPr>
+          <w:lang w:val="zh_TW" w:bidi="zh_TW"/>
+        </w:rPr>
+        <w:t>。</w:t>
+      </w:r>
+      <w:r>
+        <w:rPr>
+          <w:lang w:val="zh_TW" w:bidi="zh_TW"/>
+        </w:rPr>
+      </w:r>
+      <w:r>
+        <w:rPr>
+          <w:lang w:val="zh_TW" w:bidi="zh_TW"/>
+        </w:rPr>
+      </w:r>
+    </w:p>
+    <w:p>
+      <w:pPr/>
+      <w:r>
+        <w:rPr>
+          <w:lang w:val="zh_TW" w:bidi="zh_TW"/>
+        </w:rPr>
+      </w:r>
+    </w:p>
+    <w:p>
+      <w:pPr>
+        <w:pStyle w:val="Heading2"/>
+      </w:pPr>
+      <w:r>
+        <w:rPr>
+          <w:lang w:val="zh_TW" w:bidi="zh_TW"/>
+        </w:rPr>
+        <w:t>拉比</w:t>
+      </w:r>
+      <w:r>
+        <w:rPr>
+          <w:lang w:val="zh_TW" w:bidi="zh_TW"/>
+        </w:rPr>
+      </w:r>
+    </w:p>
+    <w:p>
+      <w:pPr/>
+      <w:r>
+        <w:rPr>
+          <w:lang w:val="zh_TW" w:bidi="zh_TW"/>
+        </w:rPr>
+      </w:r>
+      <w:r>
+        <w:rPr>
+          <w:lang w:val="zh_TW" w:bidi="zh_TW"/>
+        </w:rPr>
+        <w:t>一種尊稱，意思是「我的大人」或「在我之上者」。猶太人在耶穌的時代用這個稱號來稱呼他們的宗教教師。</w:t>
+      </w:r>
+    </w:p>
+    <w:p>
+      <w:pPr/>
+      <w:r>
+        <w:rPr>
+          <w:lang w:val="zh_TW" w:bidi="zh_TW"/>
+        </w:rPr>
+      </w:r>
+      <w:r>
+        <w:rPr>
+          <w:lang w:val="zh_TW" w:bidi="zh_TW"/>
+        </w:rPr>
+        <w:t>根據</w:t>
+      </w:r>
+      <w:hyperlink r:id="rId25">
+        <w:r>
+          <w:rPr>
+            <w:lang w:val="zh_TW" w:bidi="zh_TW"/>
+          </w:rPr>
+          <w:rPr>
+            <w:color w:val="0000EE"/>
+            <w:u w:val="single"/>
+          </w:rPr>
+          <w:t>馬太福音二十三章7節</w:t>
+        </w:r>
+      </w:hyperlink>
+      <w:r>
+        <w:rPr>
+          <w:lang w:val="zh_TW" w:bidi="zh_TW"/>
+        </w:rPr>
+        <w:t>，「拉比」是用於稱呼猶太文士和法利賽人的頭銜。然而，在新約聖經中，當其他人對耶穌說話時，它最常用作尊稱。在福音書中的許多故事中，人們都稱呼耶穌為「拉比」。比如：</w:t>
+      </w:r>
+    </w:p>
+    <w:p>
+      <w:pPr>
+        <w:pStyle w:val="ListBullet"/>
+        <w:spacing w:line="240" w:lineRule="auto"/>
+        <w:ind w:left="720"/>
+      </w:pPr>
+      <w:r>
+        <w:rPr>
+          <w:lang w:val="zh_TW" w:bidi="zh_TW"/>
+        </w:rPr>
+      </w:r>
+      <w:hyperlink r:id="rId26">
+        <w:r>
+          <w:rPr>
+            <w:lang w:val="zh_TW" w:bidi="zh_TW"/>
+          </w:rPr>
+          <w:rPr>
+            <w:color w:val="0000EE"/>
+            <w:u w:val="single"/>
+          </w:rPr>
+          <w:t>約翰福音一章49節</w:t>
+        </w:r>
+      </w:hyperlink>
+      <w:r>
+        <w:rPr>
+          <w:lang w:val="zh_TW" w:bidi="zh_TW"/>
+        </w:rPr>
+        <w:t>中的拿但業</w:t>
+      </w:r>
+    </w:p>
+    <w:p>
+      <w:pPr>
+        <w:pStyle w:val="ListBullet"/>
+        <w:spacing w:line="240" w:lineRule="auto"/>
+        <w:ind w:left="720"/>
+      </w:pPr>
+      <w:r>
+        <w:rPr>
+          <w:lang w:val="zh_TW" w:bidi="zh_TW"/>
+        </w:rPr>
+      </w:r>
+      <w:hyperlink r:id="rId27">
+        <w:r>
+          <w:rPr>
+            <w:lang w:val="zh_TW" w:bidi="zh_TW"/>
+          </w:rPr>
+          <w:rPr>
+            <w:color w:val="0000EE"/>
+            <w:u w:val="single"/>
+          </w:rPr>
+          <w:t>約翰福音一章38節</w:t>
+        </w:r>
+      </w:hyperlink>
+      <w:r>
+        <w:rPr>
+          <w:lang w:val="zh_TW" w:bidi="zh_TW"/>
+        </w:rPr>
+        <w:t>中的彼得和安得烈</w:t>
+      </w:r>
+    </w:p>
+    <w:p>
+      <w:pPr>
+        <w:pStyle w:val="ListBullet"/>
+        <w:spacing w:line="240" w:lineRule="auto"/>
+        <w:ind w:left="720"/>
+      </w:pPr>
+      <w:r>
+        <w:rPr>
+          <w:lang w:val="zh_TW" w:bidi="zh_TW"/>
+        </w:rPr>
+      </w:r>
+      <w:hyperlink r:id="rId28">
+        <w:r>
+          <w:rPr>
+            <w:lang w:val="zh_TW" w:bidi="zh_TW"/>
+          </w:rPr>
+          <w:rPr>
+            <w:color w:val="0000EE"/>
+            <w:u w:val="single"/>
+          </w:rPr>
+          <w:t>約翰福音三章2節</w:t>
+        </w:r>
+      </w:hyperlink>
+      <w:r>
+        <w:rPr>
+          <w:lang w:val="zh_TW" w:bidi="zh_TW"/>
+        </w:rPr>
+        <w:t>中的尼哥德慕</w:t>
+      </w:r>
+    </w:p>
+    <w:p>
+      <w:pPr>
+        <w:pStyle w:val="ListBullet"/>
+        <w:spacing w:line="240" w:lineRule="auto"/>
+        <w:ind w:left="720"/>
+      </w:pPr>
+      <w:r>
+        <w:rPr>
+          <w:lang w:val="zh_TW" w:bidi="zh_TW"/>
+        </w:rPr>
+      </w:r>
+      <w:hyperlink r:id="rId29">
+        <w:r>
+          <w:rPr>
+            <w:lang w:val="zh_TW" w:bidi="zh_TW"/>
+          </w:rPr>
+          <w:rPr>
+            <w:color w:val="0000EE"/>
+            <w:u w:val="single"/>
+          </w:rPr>
+          <w:t>約翰福音九章2節</w:t>
+        </w:r>
+      </w:hyperlink>
+      <w:r>
+        <w:rPr>
+          <w:lang w:val="zh_TW" w:bidi="zh_TW"/>
+        </w:rPr>
+        <w:t>，</w:t>
+      </w:r>
+      <w:hyperlink r:id="rId30">
+        <w:r>
+          <w:rPr>
+            <w:lang w:val="zh_TW" w:bidi="zh_TW"/>
+          </w:rPr>
+          <w:rPr>
+            <w:color w:val="0000EE"/>
+            <w:u w:val="single"/>
+          </w:rPr>
+          <w:t>十一章8節</w:t>
+        </w:r>
+      </w:hyperlink>
+      <w:r>
+        <w:rPr>
+          <w:lang w:val="zh_TW" w:bidi="zh_TW"/>
+        </w:rPr>
+        <w:t>中的門徒（群體）</w:t>
+      </w:r>
+    </w:p>
+    <w:p>
+      <w:pPr>
+        <w:pStyle w:val="ListBullet"/>
+        <w:spacing w:line="240" w:lineRule="auto"/>
+        <w:ind w:left="720"/>
+      </w:pPr>
+      <w:r>
+        <w:rPr>
+          <w:lang w:val="zh_TW" w:bidi="zh_TW"/>
+        </w:rPr>
+      </w:r>
+      <w:hyperlink r:id="rId31">
+        <w:r>
+          <w:rPr>
+            <w:lang w:val="zh_TW" w:bidi="zh_TW"/>
+          </w:rPr>
+          <w:rPr>
+            <w:color w:val="0000EE"/>
+            <w:u w:val="single"/>
+          </w:rPr>
+          <w:t>約翰福音六章25節</w:t>
+        </w:r>
+      </w:hyperlink>
+      <w:r>
+        <w:rPr>
+          <w:lang w:val="zh_TW" w:bidi="zh_TW"/>
+        </w:rPr>
+        <w:t>中的群眾</w:t>
+      </w:r>
+    </w:p>
+    <w:p>
+      <w:pPr/>
+      <w:r>
+        <w:rPr>
+          <w:lang w:val="zh_TW" w:bidi="zh_TW"/>
+        </w:rPr>
+      </w:r>
+      <w:r>
+        <w:rPr>
+          <w:lang w:val="zh_TW" w:bidi="zh_TW"/>
+        </w:rPr>
+        <w:t>抹大拉的馬利亞和盲人巴底買都使用較長的形式「拉波尼」來直接稱呼耶穌（</w:t>
+      </w:r>
+      <w:hyperlink r:id="rId32">
+        <w:r>
+          <w:rPr>
+            <w:lang w:val="zh_TW" w:bidi="zh_TW"/>
+          </w:rPr>
+          <w:rPr>
+            <w:color w:val="0000EE"/>
+            <w:u w:val="single"/>
+          </w:rPr>
+          <w:t>馬可福音10:51</w:t>
+        </w:r>
+      </w:hyperlink>
+      <w:r>
+        <w:rPr>
+          <w:lang w:val="zh_TW" w:bidi="zh_TW"/>
+        </w:rPr>
+        <w:t>；</w:t>
+      </w:r>
+      <w:hyperlink r:id="rId33">
+        <w:r>
+          <w:rPr>
+            <w:lang w:val="zh_TW" w:bidi="zh_TW"/>
+          </w:rPr>
+          <w:rPr>
+            <w:color w:val="0000EE"/>
+            <w:u w:val="single"/>
+          </w:rPr>
+          <w:t>約翰福音20:16</w:t>
+        </w:r>
+      </w:hyperlink>
+      <w:r>
+        <w:rPr>
+          <w:lang w:val="zh_TW" w:bidi="zh_TW"/>
+        </w:rPr>
+        <w:t>）。這比使用較短的稱呼「拉比」更表現出深刻的尊敬。在約翰福音書寫成的時候，「拉比」這個稱呼的意思是「老師」。約翰在</w:t>
+      </w:r>
+      <w:hyperlink r:id="rId27">
+        <w:r>
+          <w:rPr>
+            <w:lang w:val="zh_TW" w:bidi="zh_TW"/>
+          </w:rPr>
+          <w:rPr>
+            <w:color w:val="0000EE"/>
+            <w:u w:val="single"/>
+          </w:rPr>
+          <w:t>一章38節</w:t>
+        </w:r>
+      </w:hyperlink>
+      <w:r>
+        <w:rPr>
+          <w:lang w:val="zh_TW" w:bidi="zh_TW"/>
+        </w:rPr>
+        <w:t>中明確指出這一點，並在</w:t>
+      </w:r>
+      <w:hyperlink r:id="rId28">
+        <w:r>
+          <w:rPr>
+            <w:lang w:val="zh_TW" w:bidi="zh_TW"/>
+          </w:rPr>
+          <w:rPr>
+            <w:color w:val="0000EE"/>
+            <w:u w:val="single"/>
+          </w:rPr>
+          <w:t>三章2節</w:t>
+        </w:r>
+      </w:hyperlink>
+      <w:r>
+        <w:rPr>
+          <w:lang w:val="zh_TW" w:bidi="zh_TW"/>
+        </w:rPr>
+        <w:t>中暗示了這一點。</w:t>
+      </w:r>
+    </w:p>
+    <w:p>
+      <w:pPr/>
+      <w:r>
+        <w:rPr>
+          <w:lang w:val="zh_TW" w:bidi="zh_TW"/>
+        </w:rPr>
+      </w:r>
+      <w:r>
+        <w:rPr>
+          <w:lang w:val="zh_TW" w:bidi="zh_TW"/>
+        </w:rPr>
+        <w:t>耶穌譴責文士和法利賽人因這個稱呼而驕傲，他們堅持人們在公共場合稱呼他們「拉比」（</w:t>
+      </w:r>
+      <w:hyperlink r:id="rId34">
+        <w:r>
+          <w:rPr>
+            <w:lang w:val="zh_TW" w:bidi="zh_TW"/>
+          </w:rPr>
+          <w:rPr>
+            <w:color w:val="0000EE"/>
+            <w:u w:val="single"/>
+          </w:rPr>
+          <w:t>馬太福音23:7–8</w:t>
+        </w:r>
+      </w:hyperlink>
+      <w:r>
+        <w:rPr>
+          <w:lang w:val="zh_TW" w:bidi="zh_TW"/>
+        </w:rPr>
+        <w:t>）。耶穌禁止他的門徒使用這個稱呼，說：「</w:t>
+      </w:r>
+      <w:r>
+        <w:rPr>
+          <w:lang w:val="zh_TW" w:bidi="zh_TW"/>
+        </w:rPr>
+        <w:t>你們不要受拉比的稱呼</w:t>
+      </w:r>
+      <w:r>
+        <w:rPr>
+          <w:lang w:val="zh_TW" w:bidi="zh_TW"/>
+        </w:rPr>
+        <w:t>。」耶穌並未禁止合理使用這個稱呼，但拒絕驕傲地尋求與之相關的榮譽。當人們以敬畏的方式使用耶穌的稱呼時，並未受到責備。</w:t>
+      </w:r>
+      <w:r>
+        <w:rPr>
+          <w:lang w:val="zh_TW" w:bidi="zh_TW"/>
+        </w:rPr>
+      </w:r>
+      <w:r>
+        <w:rPr>
+          <w:lang w:val="zh_TW" w:bidi="zh_TW"/>
+        </w:rPr>
+      </w:r>
+    </w:p>
+    <w:p>
+      <w:pPr/>
+      <w:r>
+        <w:rPr>
+          <w:lang w:val="zh_TW" w:bidi="zh_TW"/>
+        </w:rPr>
+      </w:r>
+    </w:p>
+    <w:p>
+      <w:pPr>
+        <w:pStyle w:val="Heading2"/>
+      </w:pPr>
+      <w:r>
+        <w:rPr>
+          <w:lang w:val="zh_TW" w:bidi="zh_TW"/>
+        </w:rPr>
+        <w:t>拉波尼</w:t>
+      </w:r>
+      <w:r>
+        <w:rPr>
+          <w:lang w:val="zh_TW" w:bidi="zh_TW"/>
+        </w:rPr>
+      </w:r>
+    </w:p>
+    <w:p>
+      <w:pPr/>
+      <w:r>
+        <w:rPr>
+          <w:lang w:val="zh_TW" w:bidi="zh_TW"/>
+        </w:rPr>
+      </w:r>
+      <w:r>
+        <w:rPr>
+          <w:lang w:val="zh_TW" w:bidi="zh_TW"/>
+        </w:rPr>
+        <w:t>尊稱</w:t>
+      </w:r>
+      <w:r>
+        <w:rPr>
+          <w:i/>
+          <w:lang w:val="zh_TW" w:bidi="zh_TW"/>
+        </w:rPr>
+        <w:t>拉比</w:t>
+      </w:r>
+      <w:r>
+        <w:rPr>
+          <w:lang w:val="zh_TW" w:bidi="zh_TW"/>
+        </w:rPr>
+        <w:t>的變體，意思是「我偉大的那一位」或「我至上的那一位」。這個稱謂是用來稱呼老師的。拉波尼僅用於</w:t>
+      </w:r>
+      <w:hyperlink r:id="rId32">
+        <w:r>
+          <w:rPr>
+            <w:lang w:val="zh_TW" w:bidi="zh_TW"/>
+          </w:rPr>
+          <w:rPr>
+            <w:color w:val="0000EE"/>
+            <w:u w:val="single"/>
+          </w:rPr>
+          <w:t>馬可福音十章51節</w:t>
+        </w:r>
+      </w:hyperlink>
+      <w:r>
+        <w:rPr>
+          <w:lang w:val="zh_TW" w:bidi="zh_TW"/>
+        </w:rPr>
+        <w:t>和</w:t>
+      </w:r>
+      <w:hyperlink r:id="rId33">
+        <w:r>
+          <w:rPr>
+            <w:lang w:val="zh_TW" w:bidi="zh_TW"/>
+          </w:rPr>
+          <w:rPr>
+            <w:color w:val="0000EE"/>
+            <w:u w:val="single"/>
+          </w:rPr>
+          <w:t>約翰福音二十章16節</w:t>
+        </w:r>
+      </w:hyperlink>
+      <w:r>
+        <w:rPr>
+          <w:lang w:val="zh_TW" w:bidi="zh_TW"/>
+        </w:rPr>
+        <w:t>。</w:t>
+      </w:r>
+      <w:r>
+        <w:rPr>
+          <w:i/>
+          <w:lang w:val="zh_TW" w:bidi="zh_TW"/>
+        </w:rPr>
         <w:t>見</w:t>
       </w:r>
       <w:r>
         <w:rPr>
           <w:lang w:val="zh_TW" w:bidi="zh_TW"/>
         </w:rPr>
-        <w:t xml:space="preserve"> </w:t>
-      </w:r>
-      <w:r>
-        <w:rPr>
-          <w:lang w:val="zh_TW" w:bidi="zh_TW"/>
-        </w:rPr>
-        <w:t>半尼其</w:t>
+        <w:t>拉比</w:t>
+      </w:r>
+      <w:r>
+        <w:rPr>
+          <w:lang w:val="zh_TW" w:bidi="zh_TW"/>
+        </w:rPr>
+        <w:t>。</w:t>
+      </w:r>
+      <w:r>
+        <w:rPr>
+          <w:lang w:val="zh_TW" w:bidi="zh_TW"/>
+        </w:rPr>
+      </w:r>
+      <w:r>
+        <w:rPr>
+          <w:lang w:val="zh_TW" w:bidi="zh_TW"/>
+        </w:rPr>
+      </w:r>
+    </w:p>
+    <w:p>
+      <w:pPr/>
+      <w:r>
+        <w:rPr>
+          <w:lang w:val="zh_TW" w:bidi="zh_TW"/>
+        </w:rPr>
+      </w:r>
+    </w:p>
+    <w:p>
+      <w:pPr>
+        <w:pStyle w:val="Heading2"/>
+      </w:pPr>
+      <w:r>
+        <w:rPr>
+          <w:lang w:val="zh_TW" w:bidi="zh_TW"/>
+        </w:rPr>
+        <w:t>拉海‧萊 （Lahai-Roi）</w:t>
+      </w:r>
+      <w:r>
+        <w:rPr>
+          <w:lang w:val="zh_TW" w:bidi="zh_TW"/>
+        </w:rPr>
+      </w:r>
+    </w:p>
+    <w:p>
+      <w:pPr/>
+      <w:r>
+        <w:rPr>
+          <w:lang w:val="zh_TW" w:bidi="zh_TW"/>
+        </w:rPr>
+      </w:r>
+      <w:r>
+        <w:rPr>
+          <w:lang w:val="zh_TW" w:bidi="zh_TW"/>
+        </w:rPr>
+        <w:t>這是某英文譯本對庇耳‧拉海‧萊（Beer-lahai-roi）的拼寫形式。這個名稱指的是一口井，記載於</w:t>
+      </w:r>
+      <w:hyperlink r:id="rId35">
+        <w:r>
+          <w:rPr>
+            <w:lang w:val="zh_TW" w:bidi="zh_TW"/>
+          </w:rPr>
+          <w:rPr>
+            <w:color w:val="0000EE"/>
+            <w:u w:val="single"/>
+          </w:rPr>
+          <w:t>創世記二十四章62節</w:t>
+        </w:r>
+      </w:hyperlink>
+      <w:r>
+        <w:rPr>
+          <w:lang w:val="zh_TW" w:bidi="zh_TW"/>
+        </w:rPr>
+        <w:t>和</w:t>
+      </w:r>
+      <w:hyperlink r:id="rId36">
+        <w:r>
+          <w:rPr>
+            <w:lang w:val="zh_TW" w:bidi="zh_TW"/>
+          </w:rPr>
+          <w:rPr>
+            <w:color w:val="0000EE"/>
+            <w:u w:val="single"/>
+          </w:rPr>
+          <w:t>二十五章11節</w:t>
+        </w:r>
+      </w:hyperlink>
+      <w:r>
+        <w:rPr>
+          <w:lang w:val="zh_TW" w:bidi="zh_TW"/>
+        </w:rPr>
+        <w:t>。</w:t>
+      </w:r>
+    </w:p>
+    <w:p>
+      <w:pPr/>
+      <w:r>
+        <w:rPr>
+          <w:lang w:val="zh_TW" w:bidi="zh_TW"/>
+        </w:rPr>
+      </w:r>
+      <w:r>
+        <w:rPr>
+          <w:i/>
+          <w:lang w:val="zh_TW" w:bidi="zh_TW"/>
+        </w:rPr>
+        <w:t xml:space="preserve">見 </w:t>
+      </w:r>
+      <w:r>
+        <w:rPr>
+          <w:lang w:val="zh_TW" w:bidi="zh_TW"/>
+        </w:rPr>
+        <w:t>庇耳‧拉海‧萊</w:t>
+      </w:r>
+      <w:r>
+        <w:rPr>
+          <w:lang w:val="zh_TW" w:bidi="zh_TW"/>
+        </w:rPr>
+        <w:t>。</w:t>
+      </w:r>
+      <w:r>
+        <w:rPr>
+          <w:lang w:val="zh_TW" w:bidi="zh_TW"/>
+        </w:rPr>
+      </w:r>
+      <w:r>
+        <w:rPr>
+          <w:lang w:val="zh_TW" w:bidi="zh_TW"/>
+        </w:rPr>
+      </w:r>
+    </w:p>
+    <w:p>
+      <w:pPr/>
+      <w:r>
+        <w:rPr>
+          <w:lang w:val="zh_TW" w:bidi="zh_TW"/>
+        </w:rPr>
+      </w:r>
+    </w:p>
+    <w:p>
+      <w:pPr>
+        <w:pStyle w:val="Heading2"/>
+      </w:pPr>
+      <w:r>
+        <w:rPr>
+          <w:lang w:val="zh_TW" w:bidi="zh_TW"/>
+        </w:rPr>
+        <w:t>拉瑪</w:t>
+      </w:r>
+      <w:r>
+        <w:rPr>
+          <w:lang w:val="zh_TW" w:bidi="zh_TW"/>
+        </w:rPr>
+      </w:r>
+    </w:p>
+    <w:p>
+      <w:pPr>
+        <w:pStyle w:val="Heading2"/>
+      </w:pPr>
+      <w:r>
+        <w:rPr>
+          <w:lang w:val="zh_TW" w:bidi="zh_TW"/>
+        </w:rPr>
+        <w:t>拉瑪</w:t>
+      </w:r>
+    </w:p>
+    <w:p>
+      <w:pPr/>
+      <w:r>
+        <w:rPr>
+          <w:lang w:val="zh_TW" w:bidi="zh_TW"/>
+        </w:rPr>
+      </w:r>
+      <w:r>
+        <w:rPr>
+          <w:lang w:val="zh_TW" w:bidi="zh_TW"/>
+        </w:rPr>
+        <w:t>古實的五個兒子之一，且是含的後裔，是示巴和底但的父親（</w:t>
+      </w:r>
+      <w:hyperlink r:id="rId37">
+        <w:r>
+          <w:rPr>
+            <w:lang w:val="zh_TW" w:bidi="zh_TW"/>
+          </w:rPr>
+          <w:rPr>
+            <w:color w:val="0000EE"/>
+            <w:u w:val="single"/>
+          </w:rPr>
+          <w:t>創10:7</w:t>
+        </w:r>
+      </w:hyperlink>
+      <w:r>
+        <w:rPr>
+          <w:lang w:val="zh_TW" w:bidi="zh_TW"/>
+        </w:rPr>
+        <w:t>；</w:t>
+      </w:r>
+      <w:hyperlink r:id="rId38">
+        <w:r>
+          <w:rPr>
+            <w:lang w:val="zh_TW" w:bidi="zh_TW"/>
+          </w:rPr>
+          <w:rPr>
+            <w:color w:val="0000EE"/>
+            <w:u w:val="single"/>
+          </w:rPr>
+          <w:t>代上1:9</w:t>
+        </w:r>
+      </w:hyperlink>
+      <w:r>
+        <w:rPr>
+          <w:lang w:val="zh_TW" w:bidi="zh_TW"/>
+        </w:rPr>
+        <w:t>）。</w:t>
+      </w:r>
+      <w:hyperlink r:id="rId39">
+        <w:r>
+          <w:rPr>
+            <w:lang w:val="zh_TW" w:bidi="zh_TW"/>
+          </w:rPr>
+          <w:rPr>
+            <w:color w:val="0000EE"/>
+            <w:u w:val="single"/>
+          </w:rPr>
+          <w:t>以西結書二十七章22節</w:t>
+        </w:r>
+      </w:hyperlink>
+      <w:r>
+        <w:rPr>
+          <w:lang w:val="zh_TW" w:bidi="zh_TW"/>
+        </w:rPr>
+        <w:t>提到示巴人和拉瑪人與泰爾的商人交易香料和寶石。拉瑪的名字後來被用來作為一個城鎮的名稱，或許就是阿拉伯西南部的麥因（Ma'in） 。</w:t>
+      </w:r>
+      <w:r>
+        <w:rPr>
+          <w:lang w:val="zh_TW" w:bidi="zh_TW"/>
+        </w:rPr>
+      </w:r>
+      <w:r>
+        <w:rPr>
+          <w:lang w:val="zh_TW" w:bidi="zh_TW"/>
+        </w:rPr>
+      </w:r>
+    </w:p>
+    <w:p>
+      <w:pPr/>
+      <w:r>
+        <w:rPr>
+          <w:lang w:val="zh_TW" w:bidi="zh_TW"/>
+        </w:rPr>
+      </w:r>
+    </w:p>
+    <w:p>
+      <w:pPr>
+        <w:pStyle w:val="Heading2"/>
+      </w:pPr>
+      <w:r>
+        <w:rPr>
+          <w:lang w:val="zh_TW" w:bidi="zh_TW"/>
+        </w:rPr>
+        <w:t>拉麥</w:t>
+      </w:r>
+      <w:r>
+        <w:rPr>
+          <w:lang w:val="zh_TW" w:bidi="zh_TW"/>
+        </w:rPr>
+      </w:r>
+    </w:p>
+    <w:p>
+      <w:pPr>
+        <w:pStyle w:val="ListNumber"/>
+        <w:numPr>
+          <w:ilvl w:val="0"/>
+          <w:numId w:val="14"/>
+        </w:numPr>
+        <w:spacing w:line="240" w:lineRule="auto"/>
+        <w:ind w:left="720"/>
+      </w:pPr>
+      <w:r>
+        <w:rPr>
+          <w:lang w:val="zh_TW" w:bidi="zh_TW"/>
+        </w:rPr>
+      </w:r>
+      <w:r>
+        <w:rPr>
+          <w:lang w:val="zh_TW" w:bidi="zh_TW"/>
+        </w:rPr>
+        <w:t>瑪土撒利的兒子，該隱的後裔，亞大和洗拉的丈夫。</w:t>
+        <w:br/>
+      </w:r>
+      <w:r>
+        <w:rPr>
+          <w:lang w:val="zh_TW" w:bidi="zh_TW"/>
+        </w:rPr>
+        <w:t>拉麥與亞大所生的兒子是：</w:t>
+      </w:r>
+    </w:p>
+    <w:p>
+      <w:pPr>
+        <w:pStyle w:val="ListBullet"/>
+        <w:spacing w:line="240" w:lineRule="auto"/>
+        <w:ind w:left="1440"/>
+      </w:pPr>
+      <w:r>
+        <w:rPr>
+          <w:lang w:val="zh_TW" w:bidi="zh_TW"/>
+        </w:rPr>
+      </w:r>
+      <w:r>
+        <w:rPr>
+          <w:lang w:val="zh_TW" w:bidi="zh_TW"/>
+        </w:rPr>
+        <w:t>雅八，「住帳棚、牧養牲畜之人的祖師」</w:t>
+      </w:r>
+    </w:p>
+    <w:p>
+      <w:pPr>
+        <w:pStyle w:val="ListBullet"/>
+        <w:spacing w:line="240" w:lineRule="auto"/>
+        <w:ind w:left="1440"/>
+      </w:pPr>
+      <w:r>
+        <w:rPr>
+          <w:lang w:val="zh_TW" w:bidi="zh_TW"/>
+        </w:rPr>
+      </w:r>
+      <w:r>
+        <w:rPr>
+          <w:lang w:val="zh_TW" w:bidi="zh_TW"/>
+        </w:rPr>
+        <w:t>猶八，「一切彈琴吹簫之人的祖師」</w:t>
+      </w:r>
+    </w:p>
+    <w:p>
+      <w:pPr/>
+      <w:r>
+        <w:rPr>
+          <w:lang w:val="zh_TW" w:bidi="zh_TW"/>
+        </w:rPr>
+      </w:r>
+      <w:r>
+        <w:rPr>
+          <w:lang w:val="zh_TW" w:bidi="zh_TW"/>
+        </w:rPr>
+        <w:t>他與洗拉所生的兒女是：</w:t>
+      </w:r>
+    </w:p>
+    <w:p>
+      <w:pPr>
+        <w:pStyle w:val="ListBullet"/>
+        <w:spacing w:line="240" w:lineRule="auto"/>
+        <w:ind w:left="1440"/>
+      </w:pPr>
+      <w:r>
+        <w:rPr>
+          <w:lang w:val="zh_TW" w:bidi="zh_TW"/>
+        </w:rPr>
+      </w:r>
+      <w:r>
+        <w:rPr>
+          <w:lang w:val="zh_TW" w:bidi="zh_TW"/>
+        </w:rPr>
+        <w:t>土八‧該隱，「打造各樣銅鐵利器的」</w:t>
+      </w:r>
+    </w:p>
+    <w:p>
+      <w:pPr>
+        <w:pStyle w:val="ListBullet"/>
+        <w:spacing w:line="240" w:lineRule="auto"/>
+        <w:ind w:left="1440"/>
+      </w:pPr>
+      <w:r>
+        <w:rPr>
+          <w:lang w:val="zh_TW" w:bidi="zh_TW"/>
+        </w:rPr>
+      </w:r>
+      <w:r>
+        <w:rPr>
+          <w:lang w:val="zh_TW" w:bidi="zh_TW"/>
+        </w:rPr>
+        <w:t>拿瑪（</w:t>
+      </w:r>
+      <w:hyperlink r:id="rId40">
+        <w:r>
+          <w:rPr>
+            <w:lang w:val="zh_TW" w:bidi="zh_TW"/>
+          </w:rPr>
+          <w:rPr>
+            <w:color w:val="0000EE"/>
+            <w:u w:val="single"/>
+          </w:rPr>
+          <w:t>創4:18–22</w:t>
+        </w:r>
+      </w:hyperlink>
+      <w:r>
+        <w:rPr>
+          <w:lang w:val="zh_TW" w:bidi="zh_TW"/>
+        </w:rPr>
+        <w:t>）</w:t>
+      </w:r>
+    </w:p>
+    <w:p>
+      <w:pPr/>
+      <w:r>
+        <w:rPr>
+          <w:lang w:val="zh_TW" w:bidi="zh_TW"/>
+        </w:rPr>
+      </w:r>
+      <w:r>
+        <w:rPr>
+          <w:lang w:val="zh_TW" w:bidi="zh_TW"/>
+        </w:rPr>
+        <w:t>創世記較早的章節記載，拉麥的兒女象徵畜牧、音樂與金屬工藝的起源。拉麥的歌（</w:t>
+      </w:r>
+      <w:hyperlink r:id="rId41">
+        <w:r>
+          <w:rPr>
+            <w:lang w:val="zh_TW" w:bidi="zh_TW"/>
+          </w:rPr>
+          <w:rPr>
+            <w:color w:val="0000EE"/>
+            <w:u w:val="single"/>
+          </w:rPr>
+          <w:t>創4:23–24</w:t>
+        </w:r>
+      </w:hyperlink>
+      <w:r>
+        <w:rPr>
+          <w:lang w:val="zh_TW" w:bidi="zh_TW"/>
+        </w:rPr>
+        <w:t>）是希伯來詩歌的早期例子。在這首歌裡，拉麥誇口自己殺了一個傷害他的人，把自己的報復與該隱殺亞伯相比（</w:t>
+      </w:r>
+      <w:hyperlink r:id="rId42">
+        <w:r>
+          <w:rPr>
+            <w:lang w:val="zh_TW" w:bidi="zh_TW"/>
+          </w:rPr>
+          <w:rPr>
+            <w:color w:val="0000EE"/>
+            <w:u w:val="single"/>
+          </w:rPr>
+          <w:t>創4:8–12</w:t>
+        </w:r>
+      </w:hyperlink>
+      <w:r>
+        <w:rPr>
+          <w:lang w:val="zh_TW" w:bidi="zh_TW"/>
+        </w:rPr>
+        <w:t>）。他說：「若殺該隱，遭報七倍，殺拉麥，必遭報七十七倍。」這首歌顯示，隨著文明發展，驕傲與暴力也隨之增長，這與耶穌關於饒恕的教導形成強烈對比──耶穌教導門徒要饒恕「七十個七次」（</w:t>
+      </w:r>
+      <w:hyperlink r:id="rId43">
+        <w:r>
+          <w:rPr>
+            <w:lang w:val="zh_TW" w:bidi="zh_TW"/>
+          </w:rPr>
+          <w:rPr>
+            <w:color w:val="0000EE"/>
+            <w:u w:val="single"/>
+          </w:rPr>
+          <w:t>太18:22</w:t>
+        </w:r>
+      </w:hyperlink>
+      <w:r>
+        <w:rPr>
+          <w:lang w:val="zh_TW" w:bidi="zh_TW"/>
+        </w:rPr>
+        <w:t>）。</w:t>
+      </w:r>
+    </w:p>
+    <w:p>
+      <w:pPr>
+        <w:pStyle w:val="ListNumber"/>
+        <w:numPr>
+          <w:ilvl w:val="0"/>
+          <w:numId w:val="15"/>
+        </w:numPr>
+        <w:spacing w:line="240" w:lineRule="auto"/>
+        <w:ind w:left="720"/>
+      </w:pPr>
+      <w:r>
+        <w:rPr>
+          <w:lang w:val="zh_TW" w:bidi="zh_TW"/>
+        </w:rPr>
+      </w:r>
+      <w:r>
+        <w:rPr>
+          <w:lang w:val="zh_TW" w:bidi="zh_TW"/>
+        </w:rPr>
+        <w:t>瑪土撒拉的兒子，挪亞的父親（</w:t>
+      </w:r>
+      <w:hyperlink r:id="rId44">
+        <w:r>
+          <w:rPr>
+            <w:lang w:val="zh_TW" w:bidi="zh_TW"/>
+          </w:rPr>
+          <w:rPr>
+            <w:color w:val="0000EE"/>
+            <w:u w:val="single"/>
+          </w:rPr>
+          <w:t>創5:25–31</w:t>
+        </w:r>
+      </w:hyperlink>
+      <w:r>
+        <w:rPr>
+          <w:lang w:val="zh_TW" w:bidi="zh_TW"/>
+        </w:rPr>
+        <w:t>；</w:t>
+      </w:r>
+      <w:hyperlink r:id="rId45">
+        <w:r>
+          <w:rPr>
+            <w:lang w:val="zh_TW" w:bidi="zh_TW"/>
+          </w:rPr>
+          <w:rPr>
+            <w:color w:val="0000EE"/>
+            <w:u w:val="single"/>
+          </w:rPr>
+          <w:t>代上1:3</w:t>
+        </w:r>
+      </w:hyperlink>
+      <w:r>
+        <w:rPr>
+          <w:lang w:val="zh_TW" w:bidi="zh_TW"/>
+        </w:rPr>
+        <w:t>）。挪亞出生時，拉麥盼望這孩子能使人類從降在亞當身上的咒詛中得著安慰（</w:t>
+      </w:r>
+      <w:hyperlink r:id="rId46">
+        <w:r>
+          <w:rPr>
+            <w:lang w:val="zh_TW" w:bidi="zh_TW"/>
+          </w:rPr>
+          <w:rPr>
+            <w:color w:val="0000EE"/>
+            <w:u w:val="single"/>
+          </w:rPr>
+          <w:t>創5:29</w:t>
+        </w:r>
+      </w:hyperlink>
+      <w:r>
+        <w:rPr>
+          <w:lang w:val="zh_TW" w:bidi="zh_TW"/>
+        </w:rPr>
+        <w:t>；參</w:t>
+      </w:r>
+      <w:hyperlink r:id="rId47">
+        <w:r>
+          <w:rPr>
+            <w:lang w:val="zh_TW" w:bidi="zh_TW"/>
+          </w:rPr>
+          <w:rPr>
+            <w:color w:val="0000EE"/>
+            <w:u w:val="single"/>
+          </w:rPr>
+          <w:t>創3:17</w:t>
+        </w:r>
+      </w:hyperlink>
+      <w:r>
+        <w:rPr>
+          <w:lang w:val="zh_TW" w:bidi="zh_TW"/>
+        </w:rPr>
+        <w:t>）。他活到777歲，是洪水發生前壽命最長的人之一。死海古卷記載拉麥與他父親瑪土撒拉之間的長篇對話。記載於</w:t>
+      </w:r>
+      <w:hyperlink r:id="rId48">
+        <w:r>
+          <w:rPr>
+            <w:lang w:val="zh_TW" w:bidi="zh_TW"/>
+          </w:rPr>
+          <w:rPr>
+            <w:color w:val="0000EE"/>
+            <w:u w:val="single"/>
+          </w:rPr>
+          <w:t>路加福音三章36節</w:t>
+        </w:r>
+      </w:hyperlink>
+      <w:r>
+        <w:rPr>
+          <w:lang w:val="zh_TW" w:bidi="zh_TW"/>
+        </w:rPr>
+        <w:t>的家譜將拉麥列為耶穌的先祖。</w:t>
+        <w:br/>
+      </w:r>
+      <w:r>
+        <w:rPr>
+          <w:i/>
+          <w:lang w:val="zh_TW" w:bidi="zh_TW"/>
+        </w:rPr>
+        <w:t>另見</w:t>
+      </w:r>
+      <w:r>
+        <w:rPr>
+          <w:lang w:val="zh_TW" w:bidi="zh_TW"/>
+        </w:rPr>
+        <w:t>耶穌基督的家譜</w:t>
+      </w:r>
+      <w:r>
+        <w:rPr>
+          <w:lang w:val="zh_TW" w:bidi="zh_TW"/>
+        </w:rPr>
+        <w:t>。</w:t>
+      </w:r>
+      <w:r>
+        <w:rPr>
+          <w:lang w:val="zh_TW" w:bidi="zh_TW"/>
+        </w:rPr>
+      </w:r>
+      <w:r>
+        <w:rPr>
+          <w:lang w:val="zh_TW" w:bidi="zh_TW"/>
+        </w:rPr>
+      </w:r>
+    </w:p>
+    <w:p>
+      <w:pPr/>
+      <w:r>
+        <w:rPr>
+          <w:lang w:val="zh_TW" w:bidi="zh_TW"/>
+        </w:rPr>
+      </w:r>
+    </w:p>
+    <w:p>
+      <w:pPr>
+        <w:pStyle w:val="Heading2"/>
+      </w:pPr>
+      <w:r>
+        <w:rPr>
+          <w:lang w:val="zh_TW" w:bidi="zh_TW"/>
+        </w:rPr>
+        <w:t>拉沙</w:t>
+      </w:r>
+      <w:r>
+        <w:rPr>
+          <w:lang w:val="zh_TW" w:bidi="zh_TW"/>
+        </w:rPr>
+      </w:r>
+    </w:p>
+    <w:p>
+      <w:pPr/>
+      <w:r>
+        <w:rPr>
+          <w:lang w:val="zh_TW" w:bidi="zh_TW"/>
+        </w:rPr>
+      </w:r>
+      <w:r>
+        <w:rPr>
+          <w:lang w:val="zh_TW" w:bidi="zh_TW"/>
+        </w:rPr>
+        <w:t>一個地名，除此之外沒有其它資訊。在一段古老的記載中，它被用來指示迦南人所居之地的南界（</w:t>
+      </w:r>
+      <w:hyperlink r:id="rId49">
+        <w:r>
+          <w:rPr>
+            <w:lang w:val="zh_TW" w:bidi="zh_TW"/>
+          </w:rPr>
+          <w:rPr>
+            <w:color w:val="0000EE"/>
+            <w:u w:val="single"/>
+          </w:rPr>
+          <w:t>創10:19</w:t>
+        </w:r>
+      </w:hyperlink>
+      <w:r>
+        <w:rPr>
+          <w:lang w:val="zh_TW" w:bidi="zh_TW"/>
+        </w:rPr>
+        <w:t>）。該處經文將拉沙與死海南端附近的其它城邑並列。</w:t>
+      </w:r>
+      <w:r>
+        <w:rPr>
+          <w:lang w:val="zh_TW" w:bidi="zh_TW"/>
+        </w:rPr>
+      </w:r>
+      <w:r>
+        <w:rPr>
+          <w:lang w:val="zh_TW" w:bidi="zh_TW"/>
+        </w:rPr>
+      </w:r>
+    </w:p>
+    <w:p>
+      <w:pPr/>
+      <w:r>
+        <w:rPr>
+          <w:lang w:val="zh_TW" w:bidi="zh_TW"/>
+        </w:rPr>
+      </w:r>
+    </w:p>
+    <w:p>
+      <w:pPr>
+        <w:pStyle w:val="Heading2"/>
+      </w:pPr>
+      <w:r>
+        <w:rPr>
+          <w:lang w:val="zh_TW" w:bidi="zh_TW"/>
+        </w:rPr>
+        <w:t>拉吳</w:t>
+      </w:r>
+      <w:r>
+        <w:rPr>
+          <w:lang w:val="zh_TW" w:bidi="zh_TW"/>
+        </w:rPr>
+      </w:r>
+    </w:p>
+    <w:p>
+      <w:pPr/>
+      <w:r>
+        <w:rPr>
+          <w:lang w:val="zh_TW" w:bidi="zh_TW"/>
+        </w:rPr>
+      </w:r>
+      <w:r>
+        <w:rPr>
+          <w:lang w:val="zh_TW" w:bidi="zh_TW"/>
+        </w:rPr>
+        <w:t>法勒的兒子，西鹿的父親。他是閃的後裔（</w:t>
+      </w:r>
+      <w:hyperlink r:id="rId50">
+        <w:r>
+          <w:rPr>
+            <w:lang w:val="zh_TW" w:bidi="zh_TW"/>
+          </w:rPr>
+          <w:rPr>
+            <w:color w:val="0000EE"/>
+            <w:u w:val="single"/>
+          </w:rPr>
+          <w:t>創11:18–21</w:t>
+        </w:r>
+      </w:hyperlink>
+      <w:r>
+        <w:rPr>
+          <w:lang w:val="zh_TW" w:bidi="zh_TW"/>
+        </w:rPr>
+        <w:t>；</w:t>
+      </w:r>
+      <w:hyperlink r:id="rId51">
+        <w:r>
+          <w:rPr>
+            <w:lang w:val="zh_TW" w:bidi="zh_TW"/>
+          </w:rPr>
+          <w:rPr>
+            <w:color w:val="0000EE"/>
+            <w:u w:val="single"/>
+          </w:rPr>
+          <w:t>代上1:25</w:t>
+        </w:r>
+      </w:hyperlink>
+      <w:r>
+        <w:rPr>
+          <w:lang w:val="zh_TW" w:bidi="zh_TW"/>
+        </w:rPr>
+        <w:t>）。他在</w:t>
+      </w:r>
+      <w:hyperlink r:id="rId52">
+        <w:r>
+          <w:rPr>
+            <w:lang w:val="zh_TW" w:bidi="zh_TW"/>
+          </w:rPr>
+          <w:rPr>
+            <w:color w:val="0000EE"/>
+            <w:u w:val="single"/>
+          </w:rPr>
+          <w:t>路加福音三章35節</w:t>
+        </w:r>
+      </w:hyperlink>
+      <w:r>
+        <w:rPr>
+          <w:lang w:val="zh_TW" w:bidi="zh_TW"/>
+        </w:rPr>
+        <w:t>中被列為耶穌的祖先之一。</w:t>
+      </w:r>
+    </w:p>
+    <w:p>
+      <w:pPr/>
+      <w:r>
+        <w:rPr>
+          <w:lang w:val="zh_TW" w:bidi="zh_TW"/>
+        </w:rPr>
+      </w:r>
+      <w:r>
+        <w:rPr>
+          <w:i/>
+          <w:lang w:val="zh_TW" w:bidi="zh_TW"/>
+        </w:rPr>
+        <w:t>見</w:t>
+      </w:r>
+      <w:r>
+        <w:rPr>
+          <w:lang w:val="zh_TW" w:bidi="zh_TW"/>
+        </w:rPr>
+        <w:t>耶穌基督的家譜</w:t>
       </w:r>
       <w:r>
         <w:rPr>
@@ -2267,6 +3798,18 @@
   </w:num>
   <w:num w:numId="13" w16cid:durableId="592781308">
     <w:abstractNumId w:val="11"/>
+  </w:num>
+  <w:num w:numId="14">
+    <w:abstractNumId w:val="3"/>
+    <w:lvlOverride w:ilvl="0">
+      <w:startOverride w:val="1"/>
+    </w:lvlOverride>
+  </w:num>
+  <w:num w:numId="15">
+    <w:abstractNumId w:val="3"/>
+    <w:lvlOverride w:ilvl="0">
+      <w:startOverride w:val="1"/>
+    </w:lvlOverride>
   </w:num>
   <w:numIdMacAtCleanup w:val="10"/>
 </w:numbering>

--- a/zht/docx/082.content.docx
+++ b/zht/docx/082.content.docx
@@ -19,7 +19,7 @@
         <w:rPr>
           <w:lang w:val="zh_TW" w:bidi="zh_TW"/>
         </w:rPr>
-        <w:t>Resource: Tyndale Open Bible Dictionary</w:t>
+        <w:t>Resource: Aquifer Open Bible Dictionary</w:t>
       </w:r>
       <w:r>
         <w:rPr>
@@ -112,7 +112,7 @@
         <w:rPr>
           <w:lang w:val="zh_TW" w:bidi="zh_TW"/>
         </w:rPr>
-        <w:t>Tyndale Open Bible Dictionary</w:t>
+        <w:t>Aquifer Open Bible Dictionary</w:t>
       </w:r>
     </w:p>
     <w:p>

--- a/zht/docx/082.content.docx
+++ b/zht/docx/082.content.docx
@@ -149,7 +149,7 @@
         <w:rPr>
           <w:lang w:val="zh_TW" w:bidi="zh_TW"/>
         </w:rPr>
-        <w:t>la</w:t>
+        <w:t>kuan</w:t>
       </w:r>
       <w:r>
         <w:rPr>
@@ -212,7 +212,7 @@
         <w:rPr>
           <w:lang w:val="zh_TW" w:bidi="zh_TW"/>
         </w:rPr>
-        <w:t>拉班（人物）</w:t>
+        <w:t>款待</w:t>
       </w:r>
       <w:r>
         <w:rPr>
@@ -231,7 +231,39 @@
         <w:rPr>
           <w:lang w:val="zh_TW" w:bidi="zh_TW"/>
         </w:rPr>
-        <w:t>拉班是彼土利的兒子（</w:t>
+        <w:t>聖經中的一個概念，經常與「客人（guest）」、「陌生人（stranger）」和「寄居者（sojourner）」等詞彙一起使用。將「款待（hospitality）」的意思理解為對非自己朋友圈之外的人的善意是比較恰當的，這在希臘文中「愛陌生人」的字面意思中有所暗示。儘管這個概念在聖經中得到了全面的肯定，但在經外文化中也明顯存在，在遊牧民族（從一個地方遷移到另一個地方）中尤為常見。這些文化中對提供食物、住宿和保護有明確的義務。</w:t>
+      </w:r>
+    </w:p>
+    <w:p>
+      <w:pPr/>
+      <w:r>
+        <w:rPr>
+          <w:lang w:val="zh_TW" w:bidi="zh_TW"/>
+        </w:rPr>
+      </w:r>
+      <w:r>
+        <w:rPr>
+          <w:lang w:val="zh_TW" w:bidi="zh_TW"/>
+        </w:rPr>
+        <w:t>在舊約中，款待的正常實踐可以在以下例子中看到：</w:t>
+      </w:r>
+    </w:p>
+    <w:p>
+      <w:pPr>
+        <w:pStyle w:val="ListBullet"/>
+        <w:spacing w:line="240" w:lineRule="auto"/>
+        <w:ind w:left="720"/>
+      </w:pPr>
+      <w:r>
+        <w:rPr>
+          <w:lang w:val="zh_TW" w:bidi="zh_TW"/>
+        </w:rPr>
+      </w:r>
+      <w:r>
+        <w:rPr>
+          <w:lang w:val="zh_TW" w:bidi="zh_TW"/>
+        </w:rPr>
+        <w:t>亞伯拉罕和三位訪客（</w:t>
       </w:r>
       <w:hyperlink r:id="rId13">
         <w:r>
@@ -242,32 +274,32 @@
             <w:color w:val="0000EE"/>
             <w:u w:val="single"/>
           </w:rPr>
-          <w:t>創24:24</w:t>
+          <w:t>創18:2–8、16</w:t>
         </w:r>
       </w:hyperlink>
       <w:r>
         <w:rPr>
           <w:lang w:val="zh_TW" w:bidi="zh_TW"/>
         </w:rPr>
-        <w:t>、</w:t>
-      </w:r>
-      <w:hyperlink r:id="rId13">
-        <w:r>
-          <w:rPr>
-            <w:lang w:val="zh_TW" w:bidi="zh_TW"/>
-          </w:rPr>
-          <w:rPr>
-            <w:color w:val="0000EE"/>
-            <w:u w:val="single"/>
-          </w:rPr>
-          <w:t>29</w:t>
-        </w:r>
-      </w:hyperlink>
-      <w:r>
-        <w:rPr>
-          <w:lang w:val="zh_TW" w:bidi="zh_TW"/>
-        </w:rPr>
-        <w:t>）、利百加的哥哥（</w:t>
+        <w:t>）</w:t>
+      </w:r>
+    </w:p>
+    <w:p>
+      <w:pPr>
+        <w:pStyle w:val="ListBullet"/>
+        <w:spacing w:line="240" w:lineRule="auto"/>
+        <w:ind w:left="720"/>
+      </w:pPr>
+      <w:r>
+        <w:rPr>
+          <w:lang w:val="zh_TW" w:bidi="zh_TW"/>
+        </w:rPr>
+      </w:r>
+      <w:r>
+        <w:rPr>
+          <w:lang w:val="zh_TW" w:bidi="zh_TW"/>
+        </w:rPr>
+        <w:t>拉班接待亞伯拉罕的僕人（</w:t>
       </w:r>
       <w:hyperlink r:id="rId14">
         <w:r>
@@ -278,32 +310,32 @@
             <w:color w:val="0000EE"/>
             <w:u w:val="single"/>
           </w:rPr>
-          <w:t>15</w:t>
+          <w:t>創24:15–61</w:t>
         </w:r>
       </w:hyperlink>
       <w:r>
         <w:rPr>
           <w:lang w:val="zh_TW" w:bidi="zh_TW"/>
         </w:rPr>
-        <w:t>、</w:t>
-      </w:r>
-      <w:hyperlink r:id="rId14">
-        <w:r>
-          <w:rPr>
-            <w:lang w:val="zh_TW" w:bidi="zh_TW"/>
-          </w:rPr>
-          <w:rPr>
-            <w:color w:val="0000EE"/>
-            <w:u w:val="single"/>
-          </w:rPr>
-          <w:t>29</w:t>
-        </w:r>
-      </w:hyperlink>
-      <w:r>
-        <w:rPr>
-          <w:lang w:val="zh_TW" w:bidi="zh_TW"/>
-        </w:rPr>
-        <w:t>節）、利亞和拉結的父親（</w:t>
+        <w:t>）</w:t>
+      </w:r>
+    </w:p>
+    <w:p>
+      <w:pPr>
+        <w:pStyle w:val="ListBullet"/>
+        <w:spacing w:line="240" w:lineRule="auto"/>
+        <w:ind w:left="720"/>
+      </w:pPr>
+      <w:r>
+        <w:rPr>
+          <w:lang w:val="zh_TW" w:bidi="zh_TW"/>
+        </w:rPr>
+      </w:r>
+      <w:r>
+        <w:rPr>
+          <w:lang w:val="zh_TW" w:bidi="zh_TW"/>
+        </w:rPr>
+        <w:t>瑪挪亞款待天使的方式（</w:t>
       </w:r>
       <w:hyperlink r:id="rId15">
         <w:r>
@@ -314,14 +346,28 @@
             <w:color w:val="0000EE"/>
             <w:u w:val="single"/>
           </w:rPr>
-          <w:t>29:16</w:t>
+          <w:t>士13:15</w:t>
         </w:r>
       </w:hyperlink>
       <w:r>
         <w:rPr>
           <w:lang w:val="zh_TW" w:bidi="zh_TW"/>
         </w:rPr>
-        <w:t>），也是雅各的舅舅和岳父。拉班的先祖原本住在吾珥，但他的父親彼土利被稱為巴旦‧亞蘭地的亞蘭人，拉班也被稱為亞蘭人（有英文譯本譯為Syrian，</w:t>
+        <w:t>）</w:t>
+      </w:r>
+    </w:p>
+    <w:p>
+      <w:pPr/>
+      <w:r>
+        <w:rPr>
+          <w:lang w:val="zh_TW" w:bidi="zh_TW"/>
+        </w:rPr>
+      </w:r>
+      <w:r>
+        <w:rPr>
+          <w:lang w:val="zh_TW" w:bidi="zh_TW"/>
+        </w:rPr>
+        <w:t>但也有一些情況，主人認為必須採取極端措施來保護他的客人，即使這樣做會對自己的家人造成傷害（</w:t>
       </w:r>
       <w:hyperlink r:id="rId16">
         <w:r>
@@ -332,14 +378,14 @@
             <w:color w:val="0000EE"/>
             <w:u w:val="single"/>
           </w:rPr>
-          <w:t>25:20</w:t>
+          <w:t>創19:1–8</w:t>
         </w:r>
       </w:hyperlink>
       <w:r>
         <w:rPr>
           <w:lang w:val="zh_TW" w:bidi="zh_TW"/>
         </w:rPr>
-        <w:t>，參</w:t>
+        <w:t>；</w:t>
       </w:r>
       <w:hyperlink r:id="rId17">
         <w:r>
@@ -350,28 +396,14 @@
             <w:color w:val="0000EE"/>
             <w:u w:val="single"/>
           </w:rPr>
-          <w:t>28:5</w:t>
+          <w:t>士19:14–24</w:t>
         </w:r>
       </w:hyperlink>
       <w:r>
         <w:rPr>
           <w:lang w:val="zh_TW" w:bidi="zh_TW"/>
         </w:rPr>
-        <w:t>）。他們的家鄉是位於敘利亞地區的哈蘭，與吾珥一樣是敬拜月神辛（Sin）或南納（Nannar）的重要敬拜中心。</w:t>
-      </w:r>
-    </w:p>
-    <w:p>
-      <w:pPr/>
-      <w:r>
-        <w:rPr>
-          <w:lang w:val="zh_TW" w:bidi="zh_TW"/>
-        </w:rPr>
-      </w:r>
-      <w:r>
-        <w:rPr>
-          <w:lang w:val="zh_TW" w:bidi="zh_TW"/>
-        </w:rPr>
-        <w:t>當以撒年紀漸長時，亞伯拉罕差遣僕人以利以謝回到哈蘭，為以撒物色妻子。拉班熱情地接待以利以謝，並為他和他的駱駝預備住宿與所需（</w:t>
+        <w:t>）。書念婦人的款待也很值得注意，儘管以利沙對他們來說並不是陌生人（</w:t>
       </w:r>
       <w:hyperlink r:id="rId18">
         <w:r>
@@ -382,32 +414,28 @@
             <w:color w:val="0000EE"/>
             <w:u w:val="single"/>
           </w:rPr>
-          <w:t>創24:29–33</w:t>
+          <w:t>王下4:10</w:t>
         </w:r>
       </w:hyperlink>
       <w:r>
         <w:rPr>
           <w:lang w:val="zh_TW" w:bidi="zh_TW"/>
         </w:rPr>
-        <w:t>、</w:t>
-      </w:r>
-      <w:hyperlink r:id="rId18">
-        <w:r>
-          <w:rPr>
-            <w:lang w:val="zh_TW" w:bidi="zh_TW"/>
-          </w:rPr>
-          <w:rPr>
-            <w:color w:val="0000EE"/>
-            <w:u w:val="single"/>
-          </w:rPr>
-          <w:t>54</w:t>
-        </w:r>
-      </w:hyperlink>
-      <w:r>
-        <w:rPr>
-          <w:lang w:val="zh_TW" w:bidi="zh_TW"/>
-        </w:rPr>
-        <w:t>）。拉班是家中的主人，故是由他決定是否將利百加嫁給以撒（</w:t>
+        <w:t>）。</w:t>
+      </w:r>
+    </w:p>
+    <w:p>
+      <w:pPr/>
+      <w:r>
+        <w:rPr>
+          <w:lang w:val="zh_TW" w:bidi="zh_TW"/>
+        </w:rPr>
+      </w:r>
+      <w:r>
+        <w:rPr>
+          <w:lang w:val="zh_TW" w:bidi="zh_TW"/>
+        </w:rPr>
+        <w:t>根據新約，耶穌在差遣門徒時著門徒依賴當時普遍的款待習俗為生（</w:t>
       </w:r>
       <w:hyperlink r:id="rId19">
         <w:r>
@@ -418,14 +446,14 @@
             <w:color w:val="0000EE"/>
             <w:u w:val="single"/>
           </w:rPr>
-          <w:t>50–51</w:t>
+          <w:t>路10:7</w:t>
         </w:r>
       </w:hyperlink>
       <w:r>
         <w:rPr>
           <w:lang w:val="zh_TW" w:bidi="zh_TW"/>
         </w:rPr>
-        <w:t>節），因此，以利以謝也將貴重的禮物獻給拉班與他母親（</w:t>
+        <w:t>），在祂自己的旅行中也是如此。隨著福音由宣教士傳開，基督徒因接待他們而受到讚揚（</w:t>
       </w:r>
       <w:hyperlink r:id="rId20">
         <w:r>
@@ -436,28 +464,14 @@
             <w:color w:val="0000EE"/>
             <w:u w:val="single"/>
           </w:rPr>
-          <w:t>53</w:t>
+          <w:t>來13:2</w:t>
         </w:r>
       </w:hyperlink>
       <w:r>
         <w:rPr>
           <w:lang w:val="zh_TW" w:bidi="zh_TW"/>
         </w:rPr>
-        <w:t>節）。</w:t>
-      </w:r>
-    </w:p>
-    <w:p>
-      <w:pPr/>
-      <w:r>
-        <w:rPr>
-          <w:lang w:val="zh_TW" w:bidi="zh_TW"/>
-        </w:rPr>
-      </w:r>
-      <w:r>
-        <w:rPr>
-          <w:lang w:val="zh_TW" w:bidi="zh_TW"/>
-        </w:rPr>
-        <w:t>拉班在他外甥雅各物色妻子的故事中佔有重要地位。在利百加與雅各設計欺哄以撒之後，利百加擔心以掃會殺死雅各，便勸他逃往她哥哥拉班那裡（</w:t>
+        <w:t>；</w:t>
       </w:r>
       <w:hyperlink r:id="rId21">
         <w:r>
@@ -468,14 +482,14 @@
             <w:color w:val="0000EE"/>
             <w:u w:val="single"/>
           </w:rPr>
-          <w:t>創27:43</w:t>
+          <w:t>彼前4:9</w:t>
         </w:r>
       </w:hyperlink>
       <w:r>
         <w:rPr>
           <w:lang w:val="zh_TW" w:bidi="zh_TW"/>
         </w:rPr>
-        <w:t>）；同時，她也說服以撒讓雅各前往哈蘭，從親族中娶妻。當雅各抵達哈蘭地區時，遇見拉班的小女兒拉結，並受到熱情款待（</w:t>
+        <w:t>；</w:t>
       </w:r>
       <w:hyperlink r:id="rId22">
         <w:r>
@@ -486,28 +500,14 @@
             <w:color w:val="0000EE"/>
             <w:u w:val="single"/>
           </w:rPr>
-          <w:t>創29:13</w:t>
+          <w:t>約三1:5–8</w:t>
         </w:r>
       </w:hyperlink>
       <w:r>
         <w:rPr>
           <w:lang w:val="zh_TW" w:bidi="zh_TW"/>
         </w:rPr>
-        <w:t>）。拉班僱用雅各牧羊，雙方同意雅各工作七年後可娶拉結為妻。七年期滿後，拉班卻將大女兒利亞代替拉結給雅各為妻。雅各提出抗議，最後兩人達成協議，只要雅各再事奉七年，便能娶拉結為妻。</w:t>
-      </w:r>
-    </w:p>
-    <w:p>
-      <w:pPr/>
-      <w:r>
-        <w:rPr>
-          <w:lang w:val="zh_TW" w:bidi="zh_TW"/>
-        </w:rPr>
-      </w:r>
-      <w:r>
-        <w:rPr>
-          <w:lang w:val="zh_TW" w:bidi="zh_TW"/>
-        </w:rPr>
-        <w:t>雅各與拉班兩人都善於盤算，並且在工資問題上有多次激烈爭執。雅各曾提出，他的工資可以是羊群中特定的一部分。拉班同意後，耶和華賜福給雅各，使他的羊群大大增多，這使拉班心生不滿。雅各指出，拉班曾十次更改他的工價（</w:t>
+        <w:t>）。教會領袖不應逃避這項事工的責任（</w:t>
       </w:r>
       <w:hyperlink r:id="rId23">
         <w:r>
@@ -518,60 +518,14 @@
             <w:color w:val="0000EE"/>
             <w:u w:val="single"/>
           </w:rPr>
-          <w:t>創31:7</w:t>
+          <w:t>提前3:2</w:t>
         </w:r>
       </w:hyperlink>
       <w:r>
         <w:rPr>
           <w:lang w:val="zh_TW" w:bidi="zh_TW"/>
         </w:rPr>
-        <w:t>、</w:t>
-      </w:r>
-      <w:hyperlink r:id="rId23">
-        <w:r>
-          <w:rPr>
-            <w:lang w:val="zh_TW" w:bidi="zh_TW"/>
-          </w:rPr>
-          <w:rPr>
-            <w:color w:val="0000EE"/>
-            <w:u w:val="single"/>
-          </w:rPr>
-          <w:t>41</w:t>
-        </w:r>
-      </w:hyperlink>
-      <w:r>
-        <w:rPr>
-          <w:lang w:val="zh_TW" w:bidi="zh_TW"/>
-        </w:rPr>
-        <w:t>）。</w:t>
-      </w:r>
-    </w:p>
-    <w:p>
-      <w:pPr/>
-      <w:r>
-        <w:rPr>
-          <w:lang w:val="zh_TW" w:bidi="zh_TW"/>
-        </w:rPr>
-      </w:r>
-      <w:r>
-        <w:rPr>
-          <w:lang w:val="zh_TW" w:bidi="zh_TW"/>
-        </w:rPr>
-        <w:t>後來雅各逃離哈蘭。拉班追趕他，因為他發現自家的神像失蹤了，而擁有這些神像的人可繼承家產。但其實是拉結偷偷將神像帶走，並巧妙地隱藏，使她父親未能搜出。</w:t>
-      </w:r>
-    </w:p>
-    <w:p>
-      <w:pPr/>
-      <w:r>
-        <w:rPr>
-          <w:lang w:val="zh_TW" w:bidi="zh_TW"/>
-        </w:rPr>
-      </w:r>
-      <w:r>
-        <w:rPr>
-          <w:lang w:val="zh_TW" w:bidi="zh_TW"/>
-        </w:rPr>
-        <w:t>最後，拉班與雅各立下和平之約，二人堆起一堆石頭作為彼此之間的見證（</w:t>
+        <w:t>；</w:t>
       </w:r>
       <w:hyperlink r:id="rId24">
         <w:r>
@@ -582,103 +536,14 @@
             <w:color w:val="0000EE"/>
             <w:u w:val="single"/>
           </w:rPr>
-          <w:t>創31:46–50</w:t>
+          <w:t>多1:8</w:t>
         </w:r>
       </w:hyperlink>
       <w:r>
         <w:rPr>
           <w:lang w:val="zh_TW" w:bidi="zh_TW"/>
         </w:rPr>
-        <w:t>）。</w:t>
-      </w:r>
-    </w:p>
-    <w:p>
-      <w:pPr/>
-      <w:r>
-        <w:rPr>
-          <w:lang w:val="zh_TW" w:bidi="zh_TW"/>
-        </w:rPr>
-      </w:r>
-      <w:r>
-        <w:rPr>
-          <w:i/>
-          <w:lang w:val="zh_TW" w:bidi="zh_TW"/>
-        </w:rPr>
-        <w:t xml:space="preserve">另見 </w:t>
-      </w:r>
-      <w:r>
-        <w:rPr>
-          <w:lang w:val="zh_TW" w:bidi="zh_TW"/>
-        </w:rPr>
-        <w:t>雅各 #1</w:t>
-      </w:r>
-      <w:r>
-        <w:rPr>
-          <w:lang w:val="zh_TW" w:bidi="zh_TW"/>
-        </w:rPr>
-        <w:t>。</w:t>
-      </w:r>
-      <w:r>
-        <w:rPr>
-          <w:lang w:val="zh_TW" w:bidi="zh_TW"/>
-        </w:rPr>
-      </w:r>
-      <w:r>
-        <w:rPr>
-          <w:lang w:val="zh_TW" w:bidi="zh_TW"/>
-        </w:rPr>
-      </w:r>
-    </w:p>
-    <w:p>
-      <w:pPr/>
-      <w:r>
-        <w:rPr>
-          <w:lang w:val="zh_TW" w:bidi="zh_TW"/>
-        </w:rPr>
-      </w:r>
-    </w:p>
-    <w:p>
-      <w:pPr>
-        <w:pStyle w:val="Heading2"/>
-      </w:pPr>
-      <w:r>
-        <w:rPr>
-          <w:lang w:val="zh_TW" w:bidi="zh_TW"/>
-        </w:rPr>
-        <w:t>拉比</w:t>
-      </w:r>
-      <w:r>
-        <w:rPr>
-          <w:lang w:val="zh_TW" w:bidi="zh_TW"/>
-        </w:rPr>
-      </w:r>
-    </w:p>
-    <w:p>
-      <w:pPr/>
-      <w:r>
-        <w:rPr>
-          <w:lang w:val="zh_TW" w:bidi="zh_TW"/>
-        </w:rPr>
-      </w:r>
-      <w:r>
-        <w:rPr>
-          <w:lang w:val="zh_TW" w:bidi="zh_TW"/>
-        </w:rPr>
-        <w:t>一種尊稱，意思是「我的大人」或「在我之上者」。猶太人在耶穌的時代用這個稱號來稱呼他們的宗教教師。</w:t>
-      </w:r>
-    </w:p>
-    <w:p>
-      <w:pPr/>
-      <w:r>
-        <w:rPr>
-          <w:lang w:val="zh_TW" w:bidi="zh_TW"/>
-        </w:rPr>
-      </w:r>
-      <w:r>
-        <w:rPr>
-          <w:lang w:val="zh_TW" w:bidi="zh_TW"/>
-        </w:rPr>
-        <w:t>根據</w:t>
+        <w:t>），否則會引來審判（</w:t>
       </w:r>
       <w:hyperlink r:id="rId25">
         <w:r>
@@ -689,182 +554,14 @@
             <w:color w:val="0000EE"/>
             <w:u w:val="single"/>
           </w:rPr>
-          <w:t>馬太福音二十三章7節</w:t>
+          <w:t>太25:43–46</w:t>
         </w:r>
       </w:hyperlink>
       <w:r>
         <w:rPr>
           <w:lang w:val="zh_TW" w:bidi="zh_TW"/>
         </w:rPr>
-        <w:t>，「拉比」是用於稱呼猶太文士和法利賽人的頭銜。然而，在新約聖經中，當其他人對耶穌說話時，它最常用作尊稱。在福音書中的許多故事中，人們都稱呼耶穌為「拉比」。比如：</w:t>
-      </w:r>
-    </w:p>
-    <w:p>
-      <w:pPr>
-        <w:pStyle w:val="ListBullet"/>
-        <w:spacing w:line="240" w:lineRule="auto"/>
-        <w:ind w:left="720"/>
-      </w:pPr>
-      <w:r>
-        <w:rPr>
-          <w:lang w:val="zh_TW" w:bidi="zh_TW"/>
-        </w:rPr>
-      </w:r>
-      <w:hyperlink r:id="rId26">
-        <w:r>
-          <w:rPr>
-            <w:lang w:val="zh_TW" w:bidi="zh_TW"/>
-          </w:rPr>
-          <w:rPr>
-            <w:color w:val="0000EE"/>
-            <w:u w:val="single"/>
-          </w:rPr>
-          <w:t>約翰福音一章49節</w:t>
-        </w:r>
-      </w:hyperlink>
-      <w:r>
-        <w:rPr>
-          <w:lang w:val="zh_TW" w:bidi="zh_TW"/>
-        </w:rPr>
-        <w:t>中的拿但業</w:t>
-      </w:r>
-    </w:p>
-    <w:p>
-      <w:pPr>
-        <w:pStyle w:val="ListBullet"/>
-        <w:spacing w:line="240" w:lineRule="auto"/>
-        <w:ind w:left="720"/>
-      </w:pPr>
-      <w:r>
-        <w:rPr>
-          <w:lang w:val="zh_TW" w:bidi="zh_TW"/>
-        </w:rPr>
-      </w:r>
-      <w:hyperlink r:id="rId27">
-        <w:r>
-          <w:rPr>
-            <w:lang w:val="zh_TW" w:bidi="zh_TW"/>
-          </w:rPr>
-          <w:rPr>
-            <w:color w:val="0000EE"/>
-            <w:u w:val="single"/>
-          </w:rPr>
-          <w:t>約翰福音一章38節</w:t>
-        </w:r>
-      </w:hyperlink>
-      <w:r>
-        <w:rPr>
-          <w:lang w:val="zh_TW" w:bidi="zh_TW"/>
-        </w:rPr>
-        <w:t>中的彼得和安得烈</w:t>
-      </w:r>
-    </w:p>
-    <w:p>
-      <w:pPr>
-        <w:pStyle w:val="ListBullet"/>
-        <w:spacing w:line="240" w:lineRule="auto"/>
-        <w:ind w:left="720"/>
-      </w:pPr>
-      <w:r>
-        <w:rPr>
-          <w:lang w:val="zh_TW" w:bidi="zh_TW"/>
-        </w:rPr>
-      </w:r>
-      <w:hyperlink r:id="rId28">
-        <w:r>
-          <w:rPr>
-            <w:lang w:val="zh_TW" w:bidi="zh_TW"/>
-          </w:rPr>
-          <w:rPr>
-            <w:color w:val="0000EE"/>
-            <w:u w:val="single"/>
-          </w:rPr>
-          <w:t>約翰福音三章2節</w:t>
-        </w:r>
-      </w:hyperlink>
-      <w:r>
-        <w:rPr>
-          <w:lang w:val="zh_TW" w:bidi="zh_TW"/>
-        </w:rPr>
-        <w:t>中的尼哥德慕</w:t>
-      </w:r>
-    </w:p>
-    <w:p>
-      <w:pPr>
-        <w:pStyle w:val="ListBullet"/>
-        <w:spacing w:line="240" w:lineRule="auto"/>
-        <w:ind w:left="720"/>
-      </w:pPr>
-      <w:r>
-        <w:rPr>
-          <w:lang w:val="zh_TW" w:bidi="zh_TW"/>
-        </w:rPr>
-      </w:r>
-      <w:hyperlink r:id="rId29">
-        <w:r>
-          <w:rPr>
-            <w:lang w:val="zh_TW" w:bidi="zh_TW"/>
-          </w:rPr>
-          <w:rPr>
-            <w:color w:val="0000EE"/>
-            <w:u w:val="single"/>
-          </w:rPr>
-          <w:t>約翰福音九章2節</w:t>
-        </w:r>
-      </w:hyperlink>
-      <w:r>
-        <w:rPr>
-          <w:lang w:val="zh_TW" w:bidi="zh_TW"/>
-        </w:rPr>
-        <w:t>，</w:t>
-      </w:r>
-      <w:hyperlink r:id="rId30">
-        <w:r>
-          <w:rPr>
-            <w:lang w:val="zh_TW" w:bidi="zh_TW"/>
-          </w:rPr>
-          <w:rPr>
-            <w:color w:val="0000EE"/>
-            <w:u w:val="single"/>
-          </w:rPr>
-          <w:t>十一章8節</w:t>
-        </w:r>
-      </w:hyperlink>
-      <w:r>
-        <w:rPr>
-          <w:lang w:val="zh_TW" w:bidi="zh_TW"/>
-        </w:rPr>
-        <w:t>中的門徒（群體）</w:t>
-      </w:r>
-    </w:p>
-    <w:p>
-      <w:pPr>
-        <w:pStyle w:val="ListBullet"/>
-        <w:spacing w:line="240" w:lineRule="auto"/>
-        <w:ind w:left="720"/>
-      </w:pPr>
-      <w:r>
-        <w:rPr>
-          <w:lang w:val="zh_TW" w:bidi="zh_TW"/>
-        </w:rPr>
-      </w:r>
-      <w:hyperlink r:id="rId31">
-        <w:r>
-          <w:rPr>
-            <w:lang w:val="zh_TW" w:bidi="zh_TW"/>
-          </w:rPr>
-          <w:rPr>
-            <w:color w:val="0000EE"/>
-            <w:u w:val="single"/>
-          </w:rPr>
-          <w:t>約翰福音六章25節</w:t>
-        </w:r>
-      </w:hyperlink>
-      <w:r>
-        <w:rPr>
-          <w:lang w:val="zh_TW" w:bidi="zh_TW"/>
-        </w:rPr>
-        <w:t>中的群眾</w:t>
+        <w:t>）。</w:t>
       </w:r>
     </w:p>
     <w:p>
@@ -876,1021 +573,22 @@
       </w:r>
       <w:r>
         <w:rPr>
-          <w:lang w:val="zh_TW" w:bidi="zh_TW"/>
-        </w:rPr>
-        <w:t>抹大拉的馬利亞和盲人巴底買都使用較長的形式「拉波尼」來直接稱呼耶穌（</w:t>
-      </w:r>
-      <w:hyperlink r:id="rId32">
-        <w:r>
-          <w:rPr>
-            <w:lang w:val="zh_TW" w:bidi="zh_TW"/>
-          </w:rPr>
-          <w:rPr>
-            <w:color w:val="0000EE"/>
-            <w:u w:val="single"/>
-          </w:rPr>
-          <w:t>馬可福音10:51</w:t>
-        </w:r>
-      </w:hyperlink>
-      <w:r>
-        <w:rPr>
-          <w:lang w:val="zh_TW" w:bidi="zh_TW"/>
-        </w:rPr>
-        <w:t>；</w:t>
-      </w:r>
-      <w:hyperlink r:id="rId33">
-        <w:r>
-          <w:rPr>
-            <w:lang w:val="zh_TW" w:bidi="zh_TW"/>
-          </w:rPr>
-          <w:rPr>
-            <w:color w:val="0000EE"/>
-            <w:u w:val="single"/>
-          </w:rPr>
-          <w:t>約翰福音20:16</w:t>
-        </w:r>
-      </w:hyperlink>
-      <w:r>
-        <w:rPr>
-          <w:lang w:val="zh_TW" w:bidi="zh_TW"/>
-        </w:rPr>
-        <w:t>）。這比使用較短的稱呼「拉比」更表現出深刻的尊敬。在約翰福音書寫成的時候，「拉比」這個稱呼的意思是「老師」。約翰在</w:t>
-      </w:r>
-      <w:hyperlink r:id="rId27">
-        <w:r>
-          <w:rPr>
-            <w:lang w:val="zh_TW" w:bidi="zh_TW"/>
-          </w:rPr>
-          <w:rPr>
-            <w:color w:val="0000EE"/>
-            <w:u w:val="single"/>
-          </w:rPr>
-          <w:t>一章38節</w:t>
-        </w:r>
-      </w:hyperlink>
-      <w:r>
-        <w:rPr>
-          <w:lang w:val="zh_TW" w:bidi="zh_TW"/>
-        </w:rPr>
-        <w:t>中明確指出這一點，並在</w:t>
-      </w:r>
-      <w:hyperlink r:id="rId28">
-        <w:r>
-          <w:rPr>
-            <w:lang w:val="zh_TW" w:bidi="zh_TW"/>
-          </w:rPr>
-          <w:rPr>
-            <w:color w:val="0000EE"/>
-            <w:u w:val="single"/>
-          </w:rPr>
-          <w:t>三章2節</w:t>
-        </w:r>
-      </w:hyperlink>
-      <w:r>
-        <w:rPr>
-          <w:lang w:val="zh_TW" w:bidi="zh_TW"/>
-        </w:rPr>
-        <w:t>中暗示了這一點。</w:t>
-      </w:r>
-    </w:p>
-    <w:p>
-      <w:pPr/>
-      <w:r>
-        <w:rPr>
-          <w:lang w:val="zh_TW" w:bidi="zh_TW"/>
-        </w:rPr>
-      </w:r>
-      <w:r>
-        <w:rPr>
-          <w:lang w:val="zh_TW" w:bidi="zh_TW"/>
-        </w:rPr>
-        <w:t>耶穌譴責文士和法利賽人因這個稱呼而驕傲，他們堅持人們在公共場合稱呼他們「拉比」（</w:t>
-      </w:r>
-      <w:hyperlink r:id="rId34">
-        <w:r>
-          <w:rPr>
-            <w:lang w:val="zh_TW" w:bidi="zh_TW"/>
-          </w:rPr>
-          <w:rPr>
-            <w:color w:val="0000EE"/>
-            <w:u w:val="single"/>
-          </w:rPr>
-          <w:t>馬太福音23:7–8</w:t>
-        </w:r>
-      </w:hyperlink>
-      <w:r>
-        <w:rPr>
-          <w:lang w:val="zh_TW" w:bidi="zh_TW"/>
-        </w:rPr>
-        <w:t>）。耶穌禁止他的門徒使用這個稱呼，說：「</w:t>
-      </w:r>
-      <w:r>
-        <w:rPr>
-          <w:lang w:val="zh_TW" w:bidi="zh_TW"/>
-        </w:rPr>
-        <w:t>你們不要受拉比的稱呼</w:t>
-      </w:r>
-      <w:r>
-        <w:rPr>
-          <w:lang w:val="zh_TW" w:bidi="zh_TW"/>
-        </w:rPr>
-        <w:t>。」耶穌並未禁止合理使用這個稱呼，但拒絕驕傲地尋求與之相關的榮譽。當人們以敬畏的方式使用耶穌的稱呼時，並未受到責備。</w:t>
-      </w:r>
-      <w:r>
-        <w:rPr>
-          <w:lang w:val="zh_TW" w:bidi="zh_TW"/>
-        </w:rPr>
-      </w:r>
-      <w:r>
-        <w:rPr>
-          <w:lang w:val="zh_TW" w:bidi="zh_TW"/>
-        </w:rPr>
-      </w:r>
-    </w:p>
-    <w:p>
-      <w:pPr/>
-      <w:r>
-        <w:rPr>
-          <w:lang w:val="zh_TW" w:bidi="zh_TW"/>
-        </w:rPr>
-      </w:r>
-    </w:p>
-    <w:p>
-      <w:pPr>
-        <w:pStyle w:val="Heading2"/>
-      </w:pPr>
-      <w:r>
-        <w:rPr>
-          <w:lang w:val="zh_TW" w:bidi="zh_TW"/>
-        </w:rPr>
-        <w:t>拉波尼</w:t>
-      </w:r>
-      <w:r>
-        <w:rPr>
-          <w:lang w:val="zh_TW" w:bidi="zh_TW"/>
-        </w:rPr>
-      </w:r>
-    </w:p>
-    <w:p>
-      <w:pPr/>
-      <w:r>
-        <w:rPr>
-          <w:lang w:val="zh_TW" w:bidi="zh_TW"/>
-        </w:rPr>
-      </w:r>
-      <w:r>
-        <w:rPr>
-          <w:lang w:val="zh_TW" w:bidi="zh_TW"/>
-        </w:rPr>
-        <w:t>尊稱</w:t>
-      </w:r>
-      <w:r>
-        <w:rPr>
           <w:i/>
           <w:lang w:val="zh_TW" w:bidi="zh_TW"/>
         </w:rPr>
-        <w:t>拉比</w:t>
-      </w:r>
-      <w:r>
-        <w:rPr>
-          <w:lang w:val="zh_TW" w:bidi="zh_TW"/>
-        </w:rPr>
-        <w:t>的變體，意思是「我偉大的那一位」或「我至上的那一位」。這個稱謂是用來稱呼老師的。拉波尼僅用於</w:t>
-      </w:r>
-      <w:hyperlink r:id="rId32">
-        <w:r>
-          <w:rPr>
-            <w:lang w:val="zh_TW" w:bidi="zh_TW"/>
-          </w:rPr>
-          <w:rPr>
-            <w:color w:val="0000EE"/>
-            <w:u w:val="single"/>
-          </w:rPr>
-          <w:t>馬可福音十章51節</w:t>
-        </w:r>
-      </w:hyperlink>
-      <w:r>
-        <w:rPr>
-          <w:lang w:val="zh_TW" w:bidi="zh_TW"/>
-        </w:rPr>
-        <w:t>和</w:t>
-      </w:r>
-      <w:hyperlink r:id="rId33">
-        <w:r>
-          <w:rPr>
-            <w:lang w:val="zh_TW" w:bidi="zh_TW"/>
-          </w:rPr>
-          <w:rPr>
-            <w:color w:val="0000EE"/>
-            <w:u w:val="single"/>
-          </w:rPr>
-          <w:t>約翰福音二十章16節</w:t>
-        </w:r>
-      </w:hyperlink>
-      <w:r>
-        <w:rPr>
-          <w:lang w:val="zh_TW" w:bidi="zh_TW"/>
-        </w:rPr>
-        <w:t>。</w:t>
-      </w:r>
-      <w:r>
-        <w:rPr>
-          <w:i/>
-          <w:lang w:val="zh_TW" w:bidi="zh_TW"/>
-        </w:rPr>
-        <w:t>見</w:t>
-      </w:r>
-      <w:r>
-        <w:rPr>
-          <w:lang w:val="zh_TW" w:bidi="zh_TW"/>
-        </w:rPr>
-        <w:t>拉比</w:t>
-      </w:r>
-      <w:r>
-        <w:rPr>
-          <w:lang w:val="zh_TW" w:bidi="zh_TW"/>
-        </w:rPr>
-        <w:t>。</w:t>
-      </w:r>
-      <w:r>
-        <w:rPr>
-          <w:lang w:val="zh_TW" w:bidi="zh_TW"/>
-        </w:rPr>
-      </w:r>
-      <w:r>
-        <w:rPr>
-          <w:lang w:val="zh_TW" w:bidi="zh_TW"/>
-        </w:rPr>
-      </w:r>
-    </w:p>
-    <w:p>
-      <w:pPr/>
-      <w:r>
-        <w:rPr>
-          <w:lang w:val="zh_TW" w:bidi="zh_TW"/>
-        </w:rPr>
-      </w:r>
-    </w:p>
-    <w:p>
-      <w:pPr>
-        <w:pStyle w:val="Heading2"/>
-      </w:pPr>
-      <w:r>
-        <w:rPr>
-          <w:lang w:val="zh_TW" w:bidi="zh_TW"/>
-        </w:rPr>
-        <w:t>拉海‧萊 （Lahai-Roi）</w:t>
-      </w:r>
-      <w:r>
-        <w:rPr>
-          <w:lang w:val="zh_TW" w:bidi="zh_TW"/>
-        </w:rPr>
-      </w:r>
-    </w:p>
-    <w:p>
-      <w:pPr/>
-      <w:r>
-        <w:rPr>
-          <w:lang w:val="zh_TW" w:bidi="zh_TW"/>
-        </w:rPr>
-      </w:r>
-      <w:r>
-        <w:rPr>
-          <w:lang w:val="zh_TW" w:bidi="zh_TW"/>
-        </w:rPr>
-        <w:t>這是某英文譯本對庇耳‧拉海‧萊（Beer-lahai-roi）的拼寫形式。這個名稱指的是一口井，記載於</w:t>
-      </w:r>
-      <w:hyperlink r:id="rId35">
-        <w:r>
-          <w:rPr>
-            <w:lang w:val="zh_TW" w:bidi="zh_TW"/>
-          </w:rPr>
-          <w:rPr>
-            <w:color w:val="0000EE"/>
-            <w:u w:val="single"/>
-          </w:rPr>
-          <w:t>創世記二十四章62節</w:t>
-        </w:r>
-      </w:hyperlink>
-      <w:r>
-        <w:rPr>
-          <w:lang w:val="zh_TW" w:bidi="zh_TW"/>
-        </w:rPr>
-        <w:t>和</w:t>
-      </w:r>
-      <w:hyperlink r:id="rId36">
-        <w:r>
-          <w:rPr>
-            <w:lang w:val="zh_TW" w:bidi="zh_TW"/>
-          </w:rPr>
-          <w:rPr>
-            <w:color w:val="0000EE"/>
-            <w:u w:val="single"/>
-          </w:rPr>
-          <w:t>二十五章11節</w:t>
-        </w:r>
-      </w:hyperlink>
-      <w:r>
-        <w:rPr>
-          <w:lang w:val="zh_TW" w:bidi="zh_TW"/>
-        </w:rPr>
-        <w:t>。</w:t>
-      </w:r>
-    </w:p>
-    <w:p>
-      <w:pPr/>
-      <w:r>
-        <w:rPr>
-          <w:lang w:val="zh_TW" w:bidi="zh_TW"/>
-        </w:rPr>
-      </w:r>
-      <w:r>
-        <w:rPr>
-          <w:i/>
-          <w:lang w:val="zh_TW" w:bidi="zh_TW"/>
-        </w:rPr>
-        <w:t xml:space="preserve">見 </w:t>
-      </w:r>
-      <w:r>
-        <w:rPr>
-          <w:lang w:val="zh_TW" w:bidi="zh_TW"/>
-        </w:rPr>
-        <w:t>庇耳‧拉海‧萊</w:t>
-      </w:r>
-      <w:r>
-        <w:rPr>
-          <w:lang w:val="zh_TW" w:bidi="zh_TW"/>
-        </w:rPr>
-        <w:t>。</w:t>
-      </w:r>
-      <w:r>
-        <w:rPr>
-          <w:lang w:val="zh_TW" w:bidi="zh_TW"/>
-        </w:rPr>
-      </w:r>
-      <w:r>
-        <w:rPr>
-          <w:lang w:val="zh_TW" w:bidi="zh_TW"/>
-        </w:rPr>
-      </w:r>
-    </w:p>
-    <w:p>
-      <w:pPr/>
-      <w:r>
-        <w:rPr>
-          <w:lang w:val="zh_TW" w:bidi="zh_TW"/>
-        </w:rPr>
-      </w:r>
-    </w:p>
-    <w:p>
-      <w:pPr>
-        <w:pStyle w:val="Heading2"/>
-      </w:pPr>
-      <w:r>
-        <w:rPr>
-          <w:lang w:val="zh_TW" w:bidi="zh_TW"/>
-        </w:rPr>
-        <w:t>拉瑪</w:t>
-      </w:r>
-      <w:r>
-        <w:rPr>
-          <w:lang w:val="zh_TW" w:bidi="zh_TW"/>
-        </w:rPr>
-      </w:r>
-    </w:p>
-    <w:p>
-      <w:pPr>
-        <w:pStyle w:val="Heading2"/>
-      </w:pPr>
-      <w:r>
-        <w:rPr>
-          <w:lang w:val="zh_TW" w:bidi="zh_TW"/>
-        </w:rPr>
-        <w:t>拉瑪</w:t>
-      </w:r>
-    </w:p>
-    <w:p>
-      <w:pPr/>
-      <w:r>
-        <w:rPr>
-          <w:lang w:val="zh_TW" w:bidi="zh_TW"/>
-        </w:rPr>
-      </w:r>
-      <w:r>
-        <w:rPr>
-          <w:lang w:val="zh_TW" w:bidi="zh_TW"/>
-        </w:rPr>
-        <w:t>古實的五個兒子之一，且是含的後裔，是示巴和底但的父親（</w:t>
-      </w:r>
-      <w:hyperlink r:id="rId37">
-        <w:r>
-          <w:rPr>
-            <w:lang w:val="zh_TW" w:bidi="zh_TW"/>
-          </w:rPr>
-          <w:rPr>
-            <w:color w:val="0000EE"/>
-            <w:u w:val="single"/>
-          </w:rPr>
-          <w:t>創10:7</w:t>
-        </w:r>
-      </w:hyperlink>
-      <w:r>
-        <w:rPr>
-          <w:lang w:val="zh_TW" w:bidi="zh_TW"/>
-        </w:rPr>
-        <w:t>；</w:t>
-      </w:r>
-      <w:hyperlink r:id="rId38">
-        <w:r>
-          <w:rPr>
-            <w:lang w:val="zh_TW" w:bidi="zh_TW"/>
-          </w:rPr>
-          <w:rPr>
-            <w:color w:val="0000EE"/>
-            <w:u w:val="single"/>
-          </w:rPr>
-          <w:t>代上1:9</w:t>
-        </w:r>
-      </w:hyperlink>
-      <w:r>
-        <w:rPr>
-          <w:lang w:val="zh_TW" w:bidi="zh_TW"/>
-        </w:rPr>
-        <w:t>）。</w:t>
-      </w:r>
-      <w:hyperlink r:id="rId39">
-        <w:r>
-          <w:rPr>
-            <w:lang w:val="zh_TW" w:bidi="zh_TW"/>
-          </w:rPr>
-          <w:rPr>
-            <w:color w:val="0000EE"/>
-            <w:u w:val="single"/>
-          </w:rPr>
-          <w:t>以西結書二十七章22節</w:t>
-        </w:r>
-      </w:hyperlink>
-      <w:r>
-        <w:rPr>
-          <w:lang w:val="zh_TW" w:bidi="zh_TW"/>
-        </w:rPr>
-        <w:t>提到示巴人和拉瑪人與泰爾的商人交易香料和寶石。拉瑪的名字後來被用來作為一個城鎮的名稱，或許就是阿拉伯西南部的麥因（Ma'in） 。</w:t>
-      </w:r>
-      <w:r>
-        <w:rPr>
-          <w:lang w:val="zh_TW" w:bidi="zh_TW"/>
-        </w:rPr>
-      </w:r>
-      <w:r>
-        <w:rPr>
-          <w:lang w:val="zh_TW" w:bidi="zh_TW"/>
-        </w:rPr>
-      </w:r>
-    </w:p>
-    <w:p>
-      <w:pPr/>
-      <w:r>
-        <w:rPr>
-          <w:lang w:val="zh_TW" w:bidi="zh_TW"/>
-        </w:rPr>
-      </w:r>
-    </w:p>
-    <w:p>
-      <w:pPr>
-        <w:pStyle w:val="Heading2"/>
-      </w:pPr>
-      <w:r>
-        <w:rPr>
-          <w:lang w:val="zh_TW" w:bidi="zh_TW"/>
-        </w:rPr>
-        <w:t>拉麥</w:t>
-      </w:r>
-      <w:r>
-        <w:rPr>
-          <w:lang w:val="zh_TW" w:bidi="zh_TW"/>
-        </w:rPr>
-      </w:r>
-    </w:p>
-    <w:p>
-      <w:pPr>
-        <w:pStyle w:val="ListNumber"/>
-        <w:numPr>
-          <w:ilvl w:val="0"/>
-          <w:numId w:val="14"/>
-        </w:numPr>
-        <w:spacing w:line="240" w:lineRule="auto"/>
-        <w:ind w:left="720"/>
-      </w:pPr>
-      <w:r>
-        <w:rPr>
-          <w:lang w:val="zh_TW" w:bidi="zh_TW"/>
-        </w:rPr>
-      </w:r>
-      <w:r>
-        <w:rPr>
-          <w:lang w:val="zh_TW" w:bidi="zh_TW"/>
-        </w:rPr>
-        <w:t>瑪土撒利的兒子，該隱的後裔，亞大和洗拉的丈夫。</w:t>
-        <w:br/>
-      </w:r>
-      <w:r>
-        <w:rPr>
-          <w:lang w:val="zh_TW" w:bidi="zh_TW"/>
-        </w:rPr>
-        <w:t>拉麥與亞大所生的兒子是：</w:t>
-      </w:r>
-    </w:p>
-    <w:p>
-      <w:pPr>
-        <w:pStyle w:val="ListBullet"/>
-        <w:spacing w:line="240" w:lineRule="auto"/>
-        <w:ind w:left="1440"/>
-      </w:pPr>
-      <w:r>
-        <w:rPr>
-          <w:lang w:val="zh_TW" w:bidi="zh_TW"/>
-        </w:rPr>
-      </w:r>
-      <w:r>
-        <w:rPr>
-          <w:lang w:val="zh_TW" w:bidi="zh_TW"/>
-        </w:rPr>
-        <w:t>雅八，「住帳棚、牧養牲畜之人的祖師」</w:t>
-      </w:r>
-    </w:p>
-    <w:p>
-      <w:pPr>
-        <w:pStyle w:val="ListBullet"/>
-        <w:spacing w:line="240" w:lineRule="auto"/>
-        <w:ind w:left="1440"/>
-      </w:pPr>
-      <w:r>
-        <w:rPr>
-          <w:lang w:val="zh_TW" w:bidi="zh_TW"/>
-        </w:rPr>
-      </w:r>
-      <w:r>
-        <w:rPr>
-          <w:lang w:val="zh_TW" w:bidi="zh_TW"/>
-        </w:rPr>
-        <w:t>猶八，「一切彈琴吹簫之人的祖師」</w:t>
-      </w:r>
-    </w:p>
-    <w:p>
-      <w:pPr/>
-      <w:r>
-        <w:rPr>
-          <w:lang w:val="zh_TW" w:bidi="zh_TW"/>
-        </w:rPr>
-      </w:r>
-      <w:r>
-        <w:rPr>
-          <w:lang w:val="zh_TW" w:bidi="zh_TW"/>
-        </w:rPr>
-        <w:t>他與洗拉所生的兒女是：</w:t>
-      </w:r>
-    </w:p>
-    <w:p>
-      <w:pPr>
-        <w:pStyle w:val="ListBullet"/>
-        <w:spacing w:line="240" w:lineRule="auto"/>
-        <w:ind w:left="1440"/>
-      </w:pPr>
-      <w:r>
-        <w:rPr>
-          <w:lang w:val="zh_TW" w:bidi="zh_TW"/>
-        </w:rPr>
-      </w:r>
-      <w:r>
-        <w:rPr>
-          <w:lang w:val="zh_TW" w:bidi="zh_TW"/>
-        </w:rPr>
-        <w:t>土八‧該隱，「打造各樣銅鐵利器的」</w:t>
-      </w:r>
-    </w:p>
-    <w:p>
-      <w:pPr>
-        <w:pStyle w:val="ListBullet"/>
-        <w:spacing w:line="240" w:lineRule="auto"/>
-        <w:ind w:left="1440"/>
-      </w:pPr>
-      <w:r>
-        <w:rPr>
-          <w:lang w:val="zh_TW" w:bidi="zh_TW"/>
-        </w:rPr>
-      </w:r>
-      <w:r>
-        <w:rPr>
-          <w:lang w:val="zh_TW" w:bidi="zh_TW"/>
-        </w:rPr>
-        <w:t>拿瑪（</w:t>
-      </w:r>
-      <w:hyperlink r:id="rId40">
-        <w:r>
-          <w:rPr>
-            <w:lang w:val="zh_TW" w:bidi="zh_TW"/>
-          </w:rPr>
-          <w:rPr>
-            <w:color w:val="0000EE"/>
-            <w:u w:val="single"/>
-          </w:rPr>
-          <w:t>創4:18–22</w:t>
-        </w:r>
-      </w:hyperlink>
-      <w:r>
-        <w:rPr>
-          <w:lang w:val="zh_TW" w:bidi="zh_TW"/>
-        </w:rPr>
-        <w:t>）</w:t>
-      </w:r>
-    </w:p>
-    <w:p>
-      <w:pPr/>
-      <w:r>
-        <w:rPr>
-          <w:lang w:val="zh_TW" w:bidi="zh_TW"/>
-        </w:rPr>
-      </w:r>
-      <w:r>
-        <w:rPr>
-          <w:lang w:val="zh_TW" w:bidi="zh_TW"/>
-        </w:rPr>
-        <w:t>創世記較早的章節記載，拉麥的兒女象徵畜牧、音樂與金屬工藝的起源。拉麥的歌（</w:t>
-      </w:r>
-      <w:hyperlink r:id="rId41">
-        <w:r>
-          <w:rPr>
-            <w:lang w:val="zh_TW" w:bidi="zh_TW"/>
-          </w:rPr>
-          <w:rPr>
-            <w:color w:val="0000EE"/>
-            <w:u w:val="single"/>
-          </w:rPr>
-          <w:t>創4:23–24</w:t>
-        </w:r>
-      </w:hyperlink>
-      <w:r>
-        <w:rPr>
-          <w:lang w:val="zh_TW" w:bidi="zh_TW"/>
-        </w:rPr>
-        <w:t>）是希伯來詩歌的早期例子。在這首歌裡，拉麥誇口自己殺了一個傷害他的人，把自己的報復與該隱殺亞伯相比（</w:t>
-      </w:r>
-      <w:hyperlink r:id="rId42">
-        <w:r>
-          <w:rPr>
-            <w:lang w:val="zh_TW" w:bidi="zh_TW"/>
-          </w:rPr>
-          <w:rPr>
-            <w:color w:val="0000EE"/>
-            <w:u w:val="single"/>
-          </w:rPr>
-          <w:t>創4:8–12</w:t>
-        </w:r>
-      </w:hyperlink>
-      <w:r>
-        <w:rPr>
-          <w:lang w:val="zh_TW" w:bidi="zh_TW"/>
-        </w:rPr>
-        <w:t>）。他說：「若殺該隱，遭報七倍，殺拉麥，必遭報七十七倍。」這首歌顯示，隨著文明發展，驕傲與暴力也隨之增長，這與耶穌關於饒恕的教導形成強烈對比──耶穌教導門徒要饒恕「七十個七次」（</w:t>
-      </w:r>
-      <w:hyperlink r:id="rId43">
-        <w:r>
-          <w:rPr>
-            <w:lang w:val="zh_TW" w:bidi="zh_TW"/>
-          </w:rPr>
-          <w:rPr>
-            <w:color w:val="0000EE"/>
-            <w:u w:val="single"/>
-          </w:rPr>
-          <w:t>太18:22</w:t>
-        </w:r>
-      </w:hyperlink>
-      <w:r>
-        <w:rPr>
-          <w:lang w:val="zh_TW" w:bidi="zh_TW"/>
-        </w:rPr>
-        <w:t>）。</w:t>
-      </w:r>
-    </w:p>
-    <w:p>
-      <w:pPr>
-        <w:pStyle w:val="ListNumber"/>
-        <w:numPr>
-          <w:ilvl w:val="0"/>
-          <w:numId w:val="15"/>
-        </w:numPr>
-        <w:spacing w:line="240" w:lineRule="auto"/>
-        <w:ind w:left="720"/>
-      </w:pPr>
-      <w:r>
-        <w:rPr>
-          <w:lang w:val="zh_TW" w:bidi="zh_TW"/>
-        </w:rPr>
-      </w:r>
-      <w:r>
-        <w:rPr>
-          <w:lang w:val="zh_TW" w:bidi="zh_TW"/>
-        </w:rPr>
-        <w:t>瑪土撒拉的兒子，挪亞的父親（</w:t>
-      </w:r>
-      <w:hyperlink r:id="rId44">
-        <w:r>
-          <w:rPr>
-            <w:lang w:val="zh_TW" w:bidi="zh_TW"/>
-          </w:rPr>
-          <w:rPr>
-            <w:color w:val="0000EE"/>
-            <w:u w:val="single"/>
-          </w:rPr>
-          <w:t>創5:25–31</w:t>
-        </w:r>
-      </w:hyperlink>
-      <w:r>
-        <w:rPr>
-          <w:lang w:val="zh_TW" w:bidi="zh_TW"/>
-        </w:rPr>
-        <w:t>；</w:t>
-      </w:r>
-      <w:hyperlink r:id="rId45">
-        <w:r>
-          <w:rPr>
-            <w:lang w:val="zh_TW" w:bidi="zh_TW"/>
-          </w:rPr>
-          <w:rPr>
-            <w:color w:val="0000EE"/>
-            <w:u w:val="single"/>
-          </w:rPr>
-          <w:t>代上1:3</w:t>
-        </w:r>
-      </w:hyperlink>
-      <w:r>
-        <w:rPr>
-          <w:lang w:val="zh_TW" w:bidi="zh_TW"/>
-        </w:rPr>
-        <w:t>）。挪亞出生時，拉麥盼望這孩子能使人類從降在亞當身上的咒詛中得著安慰（</w:t>
-      </w:r>
-      <w:hyperlink r:id="rId46">
-        <w:r>
-          <w:rPr>
-            <w:lang w:val="zh_TW" w:bidi="zh_TW"/>
-          </w:rPr>
-          <w:rPr>
-            <w:color w:val="0000EE"/>
-            <w:u w:val="single"/>
-          </w:rPr>
-          <w:t>創5:29</w:t>
-        </w:r>
-      </w:hyperlink>
-      <w:r>
-        <w:rPr>
-          <w:lang w:val="zh_TW" w:bidi="zh_TW"/>
-        </w:rPr>
-        <w:t>；參</w:t>
-      </w:r>
-      <w:hyperlink r:id="rId47">
-        <w:r>
-          <w:rPr>
-            <w:lang w:val="zh_TW" w:bidi="zh_TW"/>
-          </w:rPr>
-          <w:rPr>
-            <w:color w:val="0000EE"/>
-            <w:u w:val="single"/>
-          </w:rPr>
-          <w:t>創3:17</w:t>
-        </w:r>
-      </w:hyperlink>
-      <w:r>
-        <w:rPr>
-          <w:lang w:val="zh_TW" w:bidi="zh_TW"/>
-        </w:rPr>
-        <w:t>）。他活到777歲，是洪水發生前壽命最長的人之一。死海古卷記載拉麥與他父親瑪土撒拉之間的長篇對話。記載於</w:t>
-      </w:r>
-      <w:hyperlink r:id="rId48">
-        <w:r>
-          <w:rPr>
-            <w:lang w:val="zh_TW" w:bidi="zh_TW"/>
-          </w:rPr>
-          <w:rPr>
-            <w:color w:val="0000EE"/>
-            <w:u w:val="single"/>
-          </w:rPr>
-          <w:t>路加福音三章36節</w:t>
-        </w:r>
-      </w:hyperlink>
-      <w:r>
-        <w:rPr>
-          <w:lang w:val="zh_TW" w:bidi="zh_TW"/>
-        </w:rPr>
-        <w:t>的家譜將拉麥列為耶穌的先祖。</w:t>
-        <w:br/>
-      </w:r>
-      <w:r>
-        <w:rPr>
-          <w:i/>
-          <w:lang w:val="zh_TW" w:bidi="zh_TW"/>
-        </w:rPr>
         <w:t>另見</w:t>
       </w:r>
       <w:r>
         <w:rPr>
           <w:lang w:val="zh_TW" w:bidi="zh_TW"/>
         </w:rPr>
-        <w:t>耶穌基督的家譜</w:t>
-      </w:r>
-      <w:r>
-        <w:rPr>
-          <w:lang w:val="zh_TW" w:bidi="zh_TW"/>
-        </w:rPr>
-        <w:t>。</w:t>
-      </w:r>
-      <w:r>
-        <w:rPr>
-          <w:lang w:val="zh_TW" w:bidi="zh_TW"/>
-        </w:rPr>
-      </w:r>
-      <w:r>
-        <w:rPr>
-          <w:lang w:val="zh_TW" w:bidi="zh_TW"/>
-        </w:rPr>
-      </w:r>
-    </w:p>
-    <w:p>
-      <w:pPr/>
-      <w:r>
-        <w:rPr>
-          <w:lang w:val="zh_TW" w:bidi="zh_TW"/>
-        </w:rPr>
-      </w:r>
-    </w:p>
-    <w:p>
-      <w:pPr>
-        <w:pStyle w:val="Heading2"/>
-      </w:pPr>
-      <w:r>
-        <w:rPr>
-          <w:lang w:val="zh_TW" w:bidi="zh_TW"/>
-        </w:rPr>
-        <w:t>拉沙</w:t>
-      </w:r>
-      <w:r>
-        <w:rPr>
-          <w:lang w:val="zh_TW" w:bidi="zh_TW"/>
-        </w:rPr>
-      </w:r>
-    </w:p>
-    <w:p>
-      <w:pPr/>
-      <w:r>
-        <w:rPr>
-          <w:lang w:val="zh_TW" w:bidi="zh_TW"/>
-        </w:rPr>
-      </w:r>
-      <w:r>
-        <w:rPr>
-          <w:lang w:val="zh_TW" w:bidi="zh_TW"/>
-        </w:rPr>
-        <w:t>一個地名，除此之外沒有其它資訊。在一段古老的記載中，它被用來指示迦南人所居之地的南界（</w:t>
-      </w:r>
-      <w:hyperlink r:id="rId49">
-        <w:r>
-          <w:rPr>
-            <w:lang w:val="zh_TW" w:bidi="zh_TW"/>
-          </w:rPr>
-          <w:rPr>
-            <w:color w:val="0000EE"/>
-            <w:u w:val="single"/>
-          </w:rPr>
-          <w:t>創10:19</w:t>
-        </w:r>
-      </w:hyperlink>
-      <w:r>
-        <w:rPr>
-          <w:lang w:val="zh_TW" w:bidi="zh_TW"/>
-        </w:rPr>
-        <w:t>）。該處經文將拉沙與死海南端附近的其它城邑並列。</w:t>
-      </w:r>
-      <w:r>
-        <w:rPr>
-          <w:lang w:val="zh_TW" w:bidi="zh_TW"/>
-        </w:rPr>
-      </w:r>
-      <w:r>
-        <w:rPr>
-          <w:lang w:val="zh_TW" w:bidi="zh_TW"/>
-        </w:rPr>
-      </w:r>
-    </w:p>
-    <w:p>
-      <w:pPr/>
-      <w:r>
-        <w:rPr>
-          <w:lang w:val="zh_TW" w:bidi="zh_TW"/>
-        </w:rPr>
-      </w:r>
-    </w:p>
-    <w:p>
-      <w:pPr>
-        <w:pStyle w:val="Heading2"/>
-      </w:pPr>
-      <w:r>
-        <w:rPr>
-          <w:lang w:val="zh_TW" w:bidi="zh_TW"/>
-        </w:rPr>
-        <w:t>拉吳</w:t>
-      </w:r>
-      <w:r>
-        <w:rPr>
-          <w:lang w:val="zh_TW" w:bidi="zh_TW"/>
-        </w:rPr>
-      </w:r>
-    </w:p>
-    <w:p>
-      <w:pPr/>
-      <w:r>
-        <w:rPr>
-          <w:lang w:val="zh_TW" w:bidi="zh_TW"/>
-        </w:rPr>
-      </w:r>
-      <w:r>
-        <w:rPr>
-          <w:lang w:val="zh_TW" w:bidi="zh_TW"/>
-        </w:rPr>
-        <w:t>法勒的兒子，西鹿的父親。他是閃的後裔（</w:t>
-      </w:r>
-      <w:hyperlink r:id="rId50">
-        <w:r>
-          <w:rPr>
-            <w:lang w:val="zh_TW" w:bidi="zh_TW"/>
-          </w:rPr>
-          <w:rPr>
-            <w:color w:val="0000EE"/>
-            <w:u w:val="single"/>
-          </w:rPr>
-          <w:t>創11:18–21</w:t>
-        </w:r>
-      </w:hyperlink>
-      <w:r>
-        <w:rPr>
-          <w:lang w:val="zh_TW" w:bidi="zh_TW"/>
-        </w:rPr>
-        <w:t>；</w:t>
-      </w:r>
-      <w:hyperlink r:id="rId51">
-        <w:r>
-          <w:rPr>
-            <w:lang w:val="zh_TW" w:bidi="zh_TW"/>
-          </w:rPr>
-          <w:rPr>
-            <w:color w:val="0000EE"/>
-            <w:u w:val="single"/>
-          </w:rPr>
-          <w:t>代上1:25</w:t>
-        </w:r>
-      </w:hyperlink>
-      <w:r>
-        <w:rPr>
-          <w:lang w:val="zh_TW" w:bidi="zh_TW"/>
-        </w:rPr>
-        <w:t>）。他在</w:t>
-      </w:r>
-      <w:hyperlink r:id="rId52">
-        <w:r>
-          <w:rPr>
-            <w:lang w:val="zh_TW" w:bidi="zh_TW"/>
-          </w:rPr>
-          <w:rPr>
-            <w:color w:val="0000EE"/>
-            <w:u w:val="single"/>
-          </w:rPr>
-          <w:t>路加福音三章35節</w:t>
-        </w:r>
-      </w:hyperlink>
-      <w:r>
-        <w:rPr>
-          <w:lang w:val="zh_TW" w:bidi="zh_TW"/>
-        </w:rPr>
-        <w:t>中被列為耶穌的祖先之一。</w:t>
-      </w:r>
-    </w:p>
-    <w:p>
-      <w:pPr/>
-      <w:r>
-        <w:rPr>
-          <w:lang w:val="zh_TW" w:bidi="zh_TW"/>
-        </w:rPr>
-      </w:r>
-      <w:r>
-        <w:rPr>
-          <w:i/>
-          <w:lang w:val="zh_TW" w:bidi="zh_TW"/>
-        </w:rPr>
-        <w:t>見</w:t>
-      </w:r>
-      <w:r>
-        <w:rPr>
-          <w:lang w:val="zh_TW" w:bidi="zh_TW"/>
-        </w:rPr>
-        <w:t>耶穌基督的家譜</w:t>
+        <w:t xml:space="preserve"> </w:t>
+      </w:r>
+      <w:r>
+        <w:rPr>
+          <w:lang w:val="zh_TW" w:bidi="zh_TW"/>
+        </w:rPr>
+        <w:t>外邦人</w:t>
       </w:r>
       <w:r>
         <w:rPr>
@@ -3798,18 +2496,6 @@
   </w:num>
   <w:num w:numId="13" w16cid:durableId="592781308">
     <w:abstractNumId w:val="11"/>
-  </w:num>
-  <w:num w:numId="14">
-    <w:abstractNumId w:val="3"/>
-    <w:lvlOverride w:ilvl="0">
-      <w:startOverride w:val="1"/>
-    </w:lvlOverride>
-  </w:num>
-  <w:num w:numId="15">
-    <w:abstractNumId w:val="3"/>
-    <w:lvlOverride w:ilvl="0">
-      <w:startOverride w:val="1"/>
-    </w:lvlOverride>
   </w:num>
   <w:numIdMacAtCleanup w:val="10"/>
 </w:numbering>

--- a/zht/docx/082.content.docx
+++ b/zht/docx/082.content.docx
@@ -149,7 +149,7 @@
         <w:rPr>
           <w:lang w:val="zh_TW" w:bidi="zh_TW"/>
         </w:rPr>
-        <w:t>kuan</w:t>
+        <w:t>kong</w:t>
       </w:r>
       <w:r>
         <w:rPr>
@@ -212,7 +212,7 @@
         <w:rPr>
           <w:lang w:val="zh_TW" w:bidi="zh_TW"/>
         </w:rPr>
-        <w:t>款待</w:t>
+        <w:t>恐懼</w:t>
       </w:r>
       <w:r>
         <w:rPr>
@@ -231,7 +231,7 @@
         <w:rPr>
           <w:lang w:val="zh_TW" w:bidi="zh_TW"/>
         </w:rPr>
-        <w:t>聖經中的一個概念，經常與「客人（guest）」、「陌生人（stranger）」和「寄居者（sojourner）」等詞彙一起使用。將「款待（hospitality）」的意思理解為對非自己朋友圈之外的人的善意是比較恰當的，這在希臘文中「愛陌生人」的字面意思中有所暗示。儘管這個概念在聖經中得到了全面的肯定，但在經外文化中也明顯存在，在遊牧民族（從一個地方遷移到另一個地方）中尤為常見。這些文化中對提供食物、住宿和保護有明確的義務。</w:t>
+        <w:t>對未來可能發生的壞事所產生的焦慮或害怕的情緒。有些人認為恐懼會使人尋求宗教信仰，但真正的信仰包括親近神的渴望，而不只是恐懼。一般說來，人不會想親近自己所恐懼的人或事物。</w:t>
       </w:r>
     </w:p>
     <w:p>
@@ -245,7 +245,285 @@
         <w:rPr>
           <w:lang w:val="zh_TW" w:bidi="zh_TW"/>
         </w:rPr>
-        <w:t>在舊約中，款待的正常實踐可以在以下例子中看到：</w:t>
+        <w:t>在聖經裡，恐懼不僅指害怕或驚懼。這確實是恐懼的一部分，特別是談論對神的敬畏時，但這個詞語也包含對神的懼怕與深深的尊崇。</w:t>
+      </w:r>
+    </w:p>
+    <w:p>
+      <w:pPr/>
+      <w:r>
+        <w:rPr>
+          <w:lang w:val="zh_TW" w:bidi="zh_TW"/>
+        </w:rPr>
+      </w:r>
+      <w:r>
+        <w:rPr>
+          <w:lang w:val="zh_TW" w:bidi="zh_TW"/>
+        </w:rPr>
+        <w:t>恐懼作是焦慮或擔憂的情緒，的確有其存在價值，尤其當這種情緒與神相關時。聖經說：「落在永生神的手裡，真是可怕的」（</w:t>
+      </w:r>
+      <w:hyperlink r:id="rId13">
+        <w:r>
+          <w:rPr>
+            <w:lang w:val="zh_TW" w:bidi="zh_TW"/>
+          </w:rPr>
+          <w:rPr>
+            <w:color w:val="0000EE"/>
+            <w:u w:val="single"/>
+          </w:rPr>
+          <w:t>來10:31</w:t>
+        </w:r>
+      </w:hyperlink>
+      <w:r>
+        <w:rPr>
+          <w:lang w:val="zh_TW" w:bidi="zh_TW"/>
+        </w:rPr>
+        <w:t>）。耶穌教導我們應當敬畏神，因為祂有能力懲罰罪，也能完全滅絕人（</w:t>
+      </w:r>
+      <w:hyperlink r:id="rId14">
+        <w:r>
+          <w:rPr>
+            <w:lang w:val="zh_TW" w:bidi="zh_TW"/>
+          </w:rPr>
+          <w:rPr>
+            <w:color w:val="0000EE"/>
+            <w:u w:val="single"/>
+          </w:rPr>
+          <w:t>路12:4–5</w:t>
+        </w:r>
+      </w:hyperlink>
+      <w:r>
+        <w:rPr>
+          <w:lang w:val="zh_TW" w:bidi="zh_TW"/>
+        </w:rPr>
+        <w:t>）。</w:t>
+      </w:r>
+    </w:p>
+    <w:p>
+      <w:pPr/>
+      <w:r>
+        <w:rPr>
+          <w:lang w:val="zh_TW" w:bidi="zh_TW"/>
+        </w:rPr>
+      </w:r>
+      <w:r>
+        <w:rPr>
+          <w:lang w:val="zh_TW" w:bidi="zh_TW"/>
+        </w:rPr>
+        <w:t>恐懼可以幫助人們理解他們的內心充滿缺陷，看見自己何等需要神的饒恕。這種恐懼的最早例子可見於</w:t>
+      </w:r>
+      <w:hyperlink r:id="rId15">
+        <w:r>
+          <w:rPr>
+            <w:lang w:val="zh_TW" w:bidi="zh_TW"/>
+          </w:rPr>
+          <w:rPr>
+            <w:color w:val="0000EE"/>
+            <w:u w:val="single"/>
+          </w:rPr>
+          <w:t>創世記三章</w:t>
+        </w:r>
+      </w:hyperlink>
+      <w:r>
+        <w:rPr>
+          <w:lang w:val="zh_TW" w:bidi="zh_TW"/>
+        </w:rPr>
+        <w:t>，經文記載當亞當和夏娃違背神以後，就躲藏起來。他們的恐懼是有原因的，因為他們知道自己所作的該受審判。恐懼自然隨著罪而來（</w:t>
+      </w:r>
+      <w:hyperlink r:id="rId16">
+        <w:r>
+          <w:rPr>
+            <w:lang w:val="zh_TW" w:bidi="zh_TW"/>
+          </w:rPr>
+          <w:rPr>
+            <w:color w:val="0000EE"/>
+            <w:u w:val="single"/>
+          </w:rPr>
+          <w:t>創3:10，</w:t>
+        </w:r>
+      </w:hyperlink>
+      <w:hyperlink r:id="rId17">
+        <w:r>
+          <w:rPr>
+            <w:lang w:val="zh_TW" w:bidi="zh_TW"/>
+          </w:rPr>
+          <w:rPr>
+            <w:color w:val="0000EE"/>
+            <w:u w:val="single"/>
+          </w:rPr>
+          <w:t>4:13–14</w:t>
+        </w:r>
+      </w:hyperlink>
+      <w:r>
+        <w:rPr>
+          <w:lang w:val="zh_TW" w:bidi="zh_TW"/>
+        </w:rPr>
+        <w:t>；</w:t>
+      </w:r>
+      <w:hyperlink r:id="rId18">
+        <w:r>
+          <w:rPr>
+            <w:lang w:val="zh_TW" w:bidi="zh_TW"/>
+          </w:rPr>
+          <w:rPr>
+            <w:color w:val="0000EE"/>
+            <w:u w:val="single"/>
+          </w:rPr>
+          <w:t>箴28:1</w:t>
+        </w:r>
+      </w:hyperlink>
+      <w:r>
+        <w:rPr>
+          <w:lang w:val="zh_TW" w:bidi="zh_TW"/>
+        </w:rPr>
+        <w:t>）。</w:t>
+      </w:r>
+    </w:p>
+    <w:p>
+      <w:pPr/>
+      <w:r>
+        <w:rPr>
+          <w:lang w:val="zh_TW" w:bidi="zh_TW"/>
+        </w:rPr>
+      </w:r>
+      <w:r>
+        <w:rPr>
+          <w:lang w:val="zh_TW" w:bidi="zh_TW"/>
+        </w:rPr>
+        <w:t>聖經記載許多極度焦慮的人，例如該隱、掃羅、亞哈斯和彼拉多。</w:t>
+      </w:r>
+      <w:r>
+        <w:rPr>
+          <w:lang w:val="zh_TW" w:bidi="zh_TW"/>
+        </w:rPr>
+        <w:t>急難困苦的人</w:t>
+      </w:r>
+      <w:r>
+        <w:rPr>
+          <w:lang w:val="zh_TW" w:bidi="zh_TW"/>
+        </w:rPr>
+        <w:t>（</w:t>
+      </w:r>
+      <w:hyperlink r:id="rId19">
+        <w:r>
+          <w:rPr>
+            <w:lang w:val="zh_TW" w:bidi="zh_TW"/>
+          </w:rPr>
+          <w:rPr>
+            <w:color w:val="0000EE"/>
+            <w:u w:val="single"/>
+          </w:rPr>
+          <w:t>伯15:24</w:t>
+        </w:r>
+      </w:hyperlink>
+      <w:r>
+        <w:rPr>
+          <w:lang w:val="zh_TW" w:bidi="zh_TW"/>
+        </w:rPr>
+        <w:t>）、恐懼抓住惡人、驚嚇臨到假冒為善的人（</w:t>
+      </w:r>
+      <w:hyperlink r:id="rId20">
+        <w:r>
+          <w:rPr>
+            <w:lang w:val="zh_TW" w:bidi="zh_TW"/>
+          </w:rPr>
+          <w:rPr>
+            <w:color w:val="0000EE"/>
+            <w:u w:val="single"/>
+          </w:rPr>
+          <w:t>賽33:14</w:t>
+        </w:r>
+      </w:hyperlink>
+      <w:r>
+        <w:rPr>
+          <w:lang w:val="zh_TW" w:bidi="zh_TW"/>
+        </w:rPr>
+        <w:t>），也使作惡的人驚惶滅亡（</w:t>
+      </w:r>
+      <w:hyperlink r:id="rId21">
+        <w:r>
+          <w:rPr>
+            <w:lang w:val="zh_TW" w:bidi="zh_TW"/>
+          </w:rPr>
+          <w:rPr>
+            <w:color w:val="0000EE"/>
+            <w:u w:val="single"/>
+          </w:rPr>
+          <w:t>詩73:19</w:t>
+        </w:r>
+      </w:hyperlink>
+      <w:r>
+        <w:rPr>
+          <w:lang w:val="zh_TW" w:bidi="zh_TW"/>
+        </w:rPr>
+        <w:t>）。他們的生命缺乏信心，因此充滿恐懼（</w:t>
+      </w:r>
+      <w:hyperlink r:id="rId22">
+        <w:r>
+          <w:rPr>
+            <w:lang w:val="zh_TW" w:bidi="zh_TW"/>
+          </w:rPr>
+          <w:rPr>
+            <w:color w:val="0000EE"/>
+            <w:u w:val="single"/>
+          </w:rPr>
+          <w:t>啟21:8</w:t>
+        </w:r>
+      </w:hyperlink>
+      <w:r>
+        <w:rPr>
+          <w:lang w:val="zh_TW" w:bidi="zh_TW"/>
+        </w:rPr>
+        <w:t>）。當神攻擊法老的軍隊時，他們因恐懼而不能行動（</w:t>
+      </w:r>
+      <w:hyperlink r:id="rId23">
+        <w:r>
+          <w:rPr>
+            <w:lang w:val="zh_TW" w:bidi="zh_TW"/>
+          </w:rPr>
+          <w:rPr>
+            <w:color w:val="0000EE"/>
+            <w:u w:val="single"/>
+          </w:rPr>
+          <w:t>出15:16</w:t>
+        </w:r>
+      </w:hyperlink>
+      <w:r>
+        <w:rPr>
+          <w:lang w:val="zh_TW" w:bidi="zh_TW"/>
+        </w:rPr>
+        <w:t>）。約伯的朋友比勒達描述，人們在神的審判下被迫跪倒在地（</w:t>
+      </w:r>
+      <w:hyperlink r:id="rId24">
+        <w:r>
+          <w:rPr>
+            <w:lang w:val="zh_TW" w:bidi="zh_TW"/>
+          </w:rPr>
+          <w:rPr>
+            <w:color w:val="0000EE"/>
+            <w:u w:val="single"/>
+          </w:rPr>
+          <w:t>伯18:11</w:t>
+        </w:r>
+      </w:hyperlink>
+      <w:r>
+        <w:rPr>
+          <w:lang w:val="zh_TW" w:bidi="zh_TW"/>
+        </w:rPr>
+        <w:t>）。</w:t>
+      </w:r>
+    </w:p>
+    <w:p>
+      <w:pPr/>
+      <w:r>
+        <w:rPr>
+          <w:lang w:val="zh_TW" w:bidi="zh_TW"/>
+        </w:rPr>
+      </w:r>
+      <w:r>
+        <w:rPr>
+          <w:lang w:val="zh_TW" w:bidi="zh_TW"/>
+        </w:rPr>
+        <w:t>恐懼有時會使人停步不前，或迫使他們做出與平日截然不同的行為。這尤其常見於沒有完全委身於神的人。</w:t>
       </w:r>
     </w:p>
     <w:p>
@@ -263,9 +541,9 @@
         <w:rPr>
           <w:lang w:val="zh_TW" w:bidi="zh_TW"/>
         </w:rPr>
-        <w:t>亞伯拉罕和三位訪客（</w:t>
-      </w:r>
-      <w:hyperlink r:id="rId13">
+        <w:t>掃羅因為害怕百姓的反應而不順服神（</w:t>
+      </w:r>
+      <w:hyperlink r:id="rId25">
         <w:r>
           <w:rPr>
             <w:lang w:val="zh_TW" w:bidi="zh_TW"/>
@@ -274,7 +552,7 @@
             <w:color w:val="0000EE"/>
             <w:u w:val="single"/>
           </w:rPr>
-          <w:t>創18:2–8、16</w:t>
+          <w:t>撒上15:24</w:t>
         </w:r>
       </w:hyperlink>
       <w:r>
@@ -299,9 +577,9 @@
         <w:rPr>
           <w:lang w:val="zh_TW" w:bidi="zh_TW"/>
         </w:rPr>
-        <w:t>拉班接待亞伯拉罕的僕人（</w:t>
-      </w:r>
-      <w:hyperlink r:id="rId14">
+        <w:t>瞎子得到耶穌醫治，其父母卻因為害怕猶太人的官長，所以不敢為耶穌作見證（</w:t>
+      </w:r>
+      <w:hyperlink r:id="rId26">
         <w:r>
           <w:rPr>
             <w:lang w:val="zh_TW" w:bidi="zh_TW"/>
@@ -310,7 +588,7 @@
             <w:color w:val="0000EE"/>
             <w:u w:val="single"/>
           </w:rPr>
-          <w:t>創24:15–61</w:t>
+          <w:t>約9:22</w:t>
         </w:r>
       </w:hyperlink>
       <w:r>
@@ -335,9 +613,9 @@
         <w:rPr>
           <w:lang w:val="zh_TW" w:bidi="zh_TW"/>
         </w:rPr>
-        <w:t>瑪挪亞款待天使的方式（</w:t>
-      </w:r>
-      <w:hyperlink r:id="rId15">
+        <w:t>在「才幹」的比喻裡，有人因為恐懼而沒有盡本分（</w:t>
+      </w:r>
+      <w:hyperlink r:id="rId27">
         <w:r>
           <w:rPr>
             <w:lang w:val="zh_TW" w:bidi="zh_TW"/>
@@ -346,7 +624,7 @@
             <w:color w:val="0000EE"/>
             <w:u w:val="single"/>
           </w:rPr>
-          <w:t>士13:15</w:t>
+          <w:t>太25:25</w:t>
         </w:r>
       </w:hyperlink>
       <w:r>
@@ -367,9 +645,9 @@
         <w:rPr>
           <w:lang w:val="zh_TW" w:bidi="zh_TW"/>
         </w:rPr>
-        <w:t>但也有一些情況，主人認為必須採取極端措施來保護他的客人，即使這樣做會對自己的家人造成傷害（</w:t>
-      </w:r>
-      <w:hyperlink r:id="rId16">
+        <w:t>耶穌基督藉著祂的死、復活，以及在天上為信徒不斷工作，使人從恐懼中得釋放。使徒保羅告訴羅馬的信徒（</w:t>
+      </w:r>
+      <w:hyperlink r:id="rId28">
         <w:r>
           <w:rPr>
             <w:lang w:val="zh_TW" w:bidi="zh_TW"/>
@@ -378,16 +656,16 @@
             <w:color w:val="0000EE"/>
             <w:u w:val="single"/>
           </w:rPr>
-          <w:t>創19:1–8</w:t>
+          <w:t>羅8:15</w:t>
         </w:r>
       </w:hyperlink>
       <w:r>
         <w:rPr>
           <w:lang w:val="zh_TW" w:bidi="zh_TW"/>
         </w:rPr>
-        <w:t>；</w:t>
-      </w:r>
-      <w:hyperlink r:id="rId17">
+        <w:t>），當他們成為基督徒時，所領受的不是奴僕的心，使人仍舊害怕，乃是兒子的心。這表示他們可以叫神為「阿爸」（猶太孩子用來稱呼父親的亞蘭文詞語）。這是耶穌用來稱呼父神的同一個詞語，基督徒既屬於神的家，也能在向神說話時使用這個詞語（</w:t>
+      </w:r>
+      <w:hyperlink r:id="rId29">
         <w:r>
           <w:rPr>
             <w:lang w:val="zh_TW" w:bidi="zh_TW"/>
@@ -396,16 +674,16 @@
             <w:color w:val="0000EE"/>
             <w:u w:val="single"/>
           </w:rPr>
-          <w:t>士19:14–24</w:t>
+          <w:t>加4:6</w:t>
         </w:r>
       </w:hyperlink>
       <w:r>
         <w:rPr>
           <w:lang w:val="zh_TW" w:bidi="zh_TW"/>
         </w:rPr>
-        <w:t>）。書念婦人的款待也很值得注意，儘管以利沙對他們來說並不是陌生人（</w:t>
-      </w:r>
-      <w:hyperlink r:id="rId18">
+        <w:t>）。人領受神的愛，就能夠靠著這愛的大能驅散恐懼（</w:t>
+      </w:r>
+      <w:hyperlink r:id="rId30">
         <w:r>
           <w:rPr>
             <w:lang w:val="zh_TW" w:bidi="zh_TW"/>
@@ -414,7 +692,7 @@
             <w:color w:val="0000EE"/>
             <w:u w:val="single"/>
           </w:rPr>
-          <w:t>王下4:10</w:t>
+          <w:t>約一4:18</w:t>
         </w:r>
       </w:hyperlink>
       <w:r>
@@ -435,9 +713,9 @@
         <w:rPr>
           <w:lang w:val="zh_TW" w:bidi="zh_TW"/>
         </w:rPr>
-        <w:t>根據新約，耶穌在差遣門徒時著門徒依賴當時普遍的款待習俗為生（</w:t>
-      </w:r>
-      <w:hyperlink r:id="rId19">
+        <w:t>不必要的恐懼會損害神子民所作的工。神警告耶利米不要怕那些攻擊他的人（</w:t>
+      </w:r>
+      <w:hyperlink r:id="rId31">
         <w:r>
           <w:rPr>
             <w:lang w:val="zh_TW" w:bidi="zh_TW"/>
@@ -446,16 +724,16 @@
             <w:color w:val="0000EE"/>
             <w:u w:val="single"/>
           </w:rPr>
-          <w:t>路10:7</w:t>
+          <w:t>耶1:8</w:t>
         </w:r>
       </w:hyperlink>
       <w:r>
         <w:rPr>
           <w:lang w:val="zh_TW" w:bidi="zh_TW"/>
         </w:rPr>
-        <w:t>），在祂自己的旅行中也是如此。隨著福音由宣教士傳開，基督徒因接待他們而受到讚揚（</w:t>
-      </w:r>
-      <w:hyperlink r:id="rId20">
+        <w:t>），因為如果他向恐懼屈服，神就會使災禍臨到他（</w:t>
+      </w:r>
+      <w:hyperlink r:id="rId32">
         <w:r>
           <w:rPr>
             <w:lang w:val="zh_TW" w:bidi="zh_TW"/>
@@ -464,16 +742,16 @@
             <w:color w:val="0000EE"/>
             <w:u w:val="single"/>
           </w:rPr>
-          <w:t>來13:2</w:t>
+          <w:t>耶1:17</w:t>
         </w:r>
       </w:hyperlink>
       <w:r>
         <w:rPr>
           <w:lang w:val="zh_TW" w:bidi="zh_TW"/>
         </w:rPr>
-        <w:t>；</w:t>
-      </w:r>
-      <w:hyperlink r:id="rId21">
+        <w:t>）。神勸勉以西結——與耶利米同時代的人，以及其他人，要他們剛強（</w:t>
+      </w:r>
+      <w:hyperlink r:id="rId33">
         <w:r>
           <w:rPr>
             <w:lang w:val="zh_TW" w:bidi="zh_TW"/>
@@ -482,7 +760,7 @@
             <w:color w:val="0000EE"/>
             <w:u w:val="single"/>
           </w:rPr>
-          <w:t>彼前4:9</w:t>
+          <w:t>書1:7–9</w:t>
         </w:r>
       </w:hyperlink>
       <w:r>
@@ -491,7 +769,7 @@
         </w:rPr>
         <w:t>；</w:t>
       </w:r>
-      <w:hyperlink r:id="rId22">
+      <w:hyperlink r:id="rId34">
         <w:r>
           <w:rPr>
             <w:lang w:val="zh_TW" w:bidi="zh_TW"/>
@@ -500,16 +778,16 @@
             <w:color w:val="0000EE"/>
             <w:u w:val="single"/>
           </w:rPr>
-          <w:t>約三1:5–8</w:t>
+          <w:t>結2:6</w:t>
         </w:r>
       </w:hyperlink>
       <w:r>
         <w:rPr>
           <w:lang w:val="zh_TW" w:bidi="zh_TW"/>
         </w:rPr>
-        <w:t>）。教會領袖不應逃避這項事工的責任（</w:t>
-      </w:r>
-      <w:hyperlink r:id="rId23">
+        <w:t>）。即使敬虔的人也會受到恐懼的試探，有時甚至感到難以承受（</w:t>
+      </w:r>
+      <w:hyperlink r:id="rId35">
         <w:r>
           <w:rPr>
             <w:lang w:val="zh_TW" w:bidi="zh_TW"/>
@@ -518,16 +796,16 @@
             <w:color w:val="0000EE"/>
             <w:u w:val="single"/>
           </w:rPr>
-          <w:t>提前3:2</w:t>
+          <w:t>詩55:5</w:t>
         </w:r>
       </w:hyperlink>
       <w:r>
         <w:rPr>
           <w:lang w:val="zh_TW" w:bidi="zh_TW"/>
         </w:rPr>
-        <w:t>；</w:t>
-      </w:r>
-      <w:hyperlink r:id="rId24">
+        <w:t>）。正因如此，神常常吩咐祂的子民不要向恐懼屈服（</w:t>
+      </w:r>
+      <w:hyperlink r:id="rId36">
         <w:r>
           <w:rPr>
             <w:lang w:val="zh_TW" w:bidi="zh_TW"/>
@@ -536,16 +814,16 @@
             <w:color w:val="0000EE"/>
             <w:u w:val="single"/>
           </w:rPr>
-          <w:t>多1:8</w:t>
+          <w:t>賽8:12</w:t>
         </w:r>
       </w:hyperlink>
       <w:r>
         <w:rPr>
           <w:lang w:val="zh_TW" w:bidi="zh_TW"/>
         </w:rPr>
-        <w:t>），否則會引來審判（</w:t>
-      </w:r>
-      <w:hyperlink r:id="rId25">
+        <w:t>；</w:t>
+      </w:r>
+      <w:hyperlink r:id="rId37">
         <w:r>
           <w:rPr>
             <w:lang w:val="zh_TW" w:bidi="zh_TW"/>
@@ -554,7 +832,85 @@
             <w:color w:val="0000EE"/>
             <w:u w:val="single"/>
           </w:rPr>
-          <w:t>太25:43–46</w:t>
+          <w:t>約14:1、27</w:t>
+        </w:r>
+      </w:hyperlink>
+      <w:r>
+        <w:rPr>
+          <w:lang w:val="zh_TW" w:bidi="zh_TW"/>
+        </w:rPr>
+        <w:t>）。相反，祂鼓勵他們把憂慮交託救贖主的手裡，因為祂深切關心祂的子民（</w:t>
+      </w:r>
+      <w:hyperlink r:id="rId38">
+        <w:r>
+          <w:rPr>
+            <w:lang w:val="zh_TW" w:bidi="zh_TW"/>
+          </w:rPr>
+          <w:rPr>
+            <w:color w:val="0000EE"/>
+            <w:u w:val="single"/>
+          </w:rPr>
+          <w:t>彼前5:7</w:t>
+        </w:r>
+      </w:hyperlink>
+      <w:r>
+        <w:rPr>
+          <w:lang w:val="zh_TW" w:bidi="zh_TW"/>
+        </w:rPr>
+        <w:t>）。信心是戰勝恐懼的關鍵，正如以賽亞所說：「堅心倚賴你的，你必保守他十分平安，因為他倚靠你。」（</w:t>
+      </w:r>
+      <w:hyperlink r:id="rId39">
+        <w:r>
+          <w:rPr>
+            <w:lang w:val="zh_TW" w:bidi="zh_TW"/>
+          </w:rPr>
+          <w:rPr>
+            <w:color w:val="0000EE"/>
+            <w:u w:val="single"/>
+          </w:rPr>
+          <w:t>賽26:3</w:t>
+        </w:r>
+      </w:hyperlink>
+      <w:r>
+        <w:rPr>
+          <w:lang w:val="zh_TW" w:bidi="zh_TW"/>
+        </w:rPr>
+        <w:t>）詩篇的作者也強調信心對戰勝恐懼的作用（</w:t>
+      </w:r>
+      <w:hyperlink r:id="rId40">
+        <w:r>
+          <w:rPr>
+            <w:lang w:val="zh_TW" w:bidi="zh_TW"/>
+          </w:rPr>
+          <w:rPr>
+            <w:color w:val="0000EE"/>
+            <w:u w:val="single"/>
+          </w:rPr>
+          <w:t>詩37:1，</w:t>
+        </w:r>
+      </w:hyperlink>
+      <w:hyperlink r:id="rId41">
+        <w:r>
+          <w:rPr>
+            <w:lang w:val="zh_TW" w:bidi="zh_TW"/>
+          </w:rPr>
+          <w:rPr>
+            <w:color w:val="0000EE"/>
+            <w:u w:val="single"/>
+          </w:rPr>
+          <w:t>46:2，</w:t>
+        </w:r>
+      </w:hyperlink>
+      <w:hyperlink r:id="rId42">
+        <w:r>
+          <w:rPr>
+            <w:lang w:val="zh_TW" w:bidi="zh_TW"/>
+          </w:rPr>
+          <w:rPr>
+            <w:color w:val="0000EE"/>
+            <w:u w:val="single"/>
+          </w:rPr>
+          <w:t>112:7</w:t>
         </w:r>
       </w:hyperlink>
       <w:r>
@@ -573,28 +929,373 @@
       </w:r>
       <w:r>
         <w:rPr>
-          <w:i/>
-          <w:lang w:val="zh_TW" w:bidi="zh_TW"/>
-        </w:rPr>
-        <w:t>另見</w:t>
-      </w:r>
-      <w:r>
-        <w:rPr>
-          <w:lang w:val="zh_TW" w:bidi="zh_TW"/>
-        </w:rPr>
-        <w:t xml:space="preserve"> </w:t>
-      </w:r>
-      <w:r>
-        <w:rPr>
-          <w:lang w:val="zh_TW" w:bidi="zh_TW"/>
-        </w:rPr>
-        <w:t>外邦人</w:t>
-      </w:r>
-      <w:r>
-        <w:rPr>
-          <w:lang w:val="zh_TW" w:bidi="zh_TW"/>
-        </w:rPr>
-        <w:t>。</w:t>
+          <w:lang w:val="zh_TW" w:bidi="zh_TW"/>
+        </w:rPr>
+        <w:t>真正的信心包含對神深深的敬畏，聖經稱之為「敬畏神」。認識神的大能是建立堅固信心的關鍵（</w:t>
+      </w:r>
+      <w:hyperlink r:id="rId43">
+        <w:r>
+          <w:rPr>
+            <w:lang w:val="zh_TW" w:bidi="zh_TW"/>
+          </w:rPr>
+          <w:rPr>
+            <w:color w:val="0000EE"/>
+            <w:u w:val="single"/>
+          </w:rPr>
+          <w:t>詩5:7，</w:t>
+        </w:r>
+      </w:hyperlink>
+      <w:hyperlink r:id="rId44">
+        <w:r>
+          <w:rPr>
+            <w:lang w:val="zh_TW" w:bidi="zh_TW"/>
+          </w:rPr>
+          <w:rPr>
+            <w:color w:val="0000EE"/>
+            <w:u w:val="single"/>
+          </w:rPr>
+          <w:t>89:7</w:t>
+        </w:r>
+      </w:hyperlink>
+      <w:r>
+        <w:rPr>
+          <w:lang w:val="zh_TW" w:bidi="zh_TW"/>
+        </w:rPr>
+        <w:t>）。基督徒不再需要懼怕：</w:t>
+      </w:r>
+    </w:p>
+    <w:p>
+      <w:pPr>
+        <w:pStyle w:val="ListBullet"/>
+        <w:spacing w:line="240" w:lineRule="auto"/>
+        <w:ind w:left="720"/>
+      </w:pPr>
+      <w:r>
+        <w:rPr>
+          <w:lang w:val="zh_TW" w:bidi="zh_TW"/>
+        </w:rPr>
+      </w:r>
+      <w:r>
+        <w:rPr>
+          <w:lang w:val="zh_TW" w:bidi="zh_TW"/>
+        </w:rPr>
+        <w:t>人（</w:t>
+      </w:r>
+      <w:hyperlink r:id="rId45">
+        <w:r>
+          <w:rPr>
+            <w:lang w:val="zh_TW" w:bidi="zh_TW"/>
+          </w:rPr>
+          <w:rPr>
+            <w:color w:val="0000EE"/>
+            <w:u w:val="single"/>
+          </w:rPr>
+          <w:t>來13:6</w:t>
+        </w:r>
+      </w:hyperlink>
+      <w:r>
+        <w:rPr>
+          <w:lang w:val="zh_TW" w:bidi="zh_TW"/>
+        </w:rPr>
+        <w:t>）</w:t>
+      </w:r>
+    </w:p>
+    <w:p>
+      <w:pPr>
+        <w:pStyle w:val="ListBullet"/>
+        <w:spacing w:line="240" w:lineRule="auto"/>
+        <w:ind w:left="720"/>
+      </w:pPr>
+      <w:r>
+        <w:rPr>
+          <w:lang w:val="zh_TW" w:bidi="zh_TW"/>
+        </w:rPr>
+      </w:r>
+      <w:r>
+        <w:rPr>
+          <w:lang w:val="zh_TW" w:bidi="zh_TW"/>
+        </w:rPr>
+        <w:t>死亡（</w:t>
+      </w:r>
+      <w:hyperlink r:id="rId46">
+        <w:r>
+          <w:rPr>
+            <w:lang w:val="zh_TW" w:bidi="zh_TW"/>
+          </w:rPr>
+          <w:rPr>
+            <w:color w:val="0000EE"/>
+            <w:u w:val="single"/>
+          </w:rPr>
+          <w:t>2:15</w:t>
+        </w:r>
+      </w:hyperlink>
+      <w:r>
+        <w:rPr>
+          <w:lang w:val="zh_TW" w:bidi="zh_TW"/>
+        </w:rPr>
+        <w:t>）</w:t>
+      </w:r>
+    </w:p>
+    <w:p>
+      <w:pPr>
+        <w:pStyle w:val="ListBullet"/>
+        <w:spacing w:line="240" w:lineRule="auto"/>
+        <w:ind w:left="720"/>
+      </w:pPr>
+      <w:r>
+        <w:rPr>
+          <w:lang w:val="zh_TW" w:bidi="zh_TW"/>
+        </w:rPr>
+      </w:r>
+      <w:r>
+        <w:rPr>
+          <w:lang w:val="zh_TW" w:bidi="zh_TW"/>
+        </w:rPr>
+        <w:t>人生中的各樣境遇（</w:t>
+      </w:r>
+      <w:hyperlink r:id="rId47">
+        <w:r>
+          <w:rPr>
+            <w:lang w:val="zh_TW" w:bidi="zh_TW"/>
+          </w:rPr>
+          <w:rPr>
+            <w:color w:val="0000EE"/>
+            <w:u w:val="single"/>
+          </w:rPr>
+          <w:t>提後1:6–7</w:t>
+        </w:r>
+      </w:hyperlink>
+      <w:r>
+        <w:rPr>
+          <w:lang w:val="zh_TW" w:bidi="zh_TW"/>
+        </w:rPr>
+        <w:t>）</w:t>
+      </w:r>
+    </w:p>
+    <w:p>
+      <w:pPr/>
+      <w:r>
+        <w:rPr>
+          <w:lang w:val="zh_TW" w:bidi="zh_TW"/>
+        </w:rPr>
+      </w:r>
+      <w:r>
+        <w:rPr>
+          <w:lang w:val="zh_TW" w:bidi="zh_TW"/>
+        </w:rPr>
+        <w:t>然而，信徒始終要尊崇神。這樣的敬畏會帶來智慧（</w:t>
+      </w:r>
+      <w:hyperlink r:id="rId48">
+        <w:r>
+          <w:rPr>
+            <w:lang w:val="zh_TW" w:bidi="zh_TW"/>
+          </w:rPr>
+          <w:rPr>
+            <w:color w:val="0000EE"/>
+            <w:u w:val="single"/>
+          </w:rPr>
+          <w:t>詩111:10</w:t>
+        </w:r>
+      </w:hyperlink>
+      <w:r>
+        <w:rPr>
+          <w:lang w:val="zh_TW" w:bidi="zh_TW"/>
+        </w:rPr>
+        <w:t>）和引導（</w:t>
+      </w:r>
+      <w:hyperlink r:id="rId49">
+        <w:r>
+          <w:rPr>
+            <w:lang w:val="zh_TW" w:bidi="zh_TW"/>
+          </w:rPr>
+          <w:rPr>
+            <w:color w:val="0000EE"/>
+            <w:u w:val="single"/>
+          </w:rPr>
+          <w:t>弗5:21</w:t>
+        </w:r>
+      </w:hyperlink>
+      <w:r>
+        <w:rPr>
+          <w:lang w:val="zh_TW" w:bidi="zh_TW"/>
+        </w:rPr>
+        <w:t>；</w:t>
+      </w:r>
+      <w:hyperlink r:id="rId50">
+        <w:r>
+          <w:rPr>
+            <w:lang w:val="zh_TW" w:bidi="zh_TW"/>
+          </w:rPr>
+          <w:rPr>
+            <w:color w:val="0000EE"/>
+            <w:u w:val="single"/>
+          </w:rPr>
+          <w:t>腓2:12</w:t>
+        </w:r>
+      </w:hyperlink>
+      <w:r>
+        <w:rPr>
+          <w:lang w:val="zh_TW" w:bidi="zh_TW"/>
+        </w:rPr>
+        <w:t>）。透過研讀聖經而生出的愛神之心，也會帶來這種敬畏（</w:t>
+      </w:r>
+      <w:hyperlink r:id="rId51">
+        <w:r>
+          <w:rPr>
+            <w:lang w:val="zh_TW" w:bidi="zh_TW"/>
+          </w:rPr>
+          <w:rPr>
+            <w:color w:val="0000EE"/>
+            <w:u w:val="single"/>
+          </w:rPr>
+          <w:t>箴2:3–5</w:t>
+        </w:r>
+      </w:hyperlink>
+      <w:r>
+        <w:rPr>
+          <w:lang w:val="zh_TW" w:bidi="zh_TW"/>
+        </w:rPr>
+        <w:t>）。</w:t>
+      </w:r>
+    </w:p>
+    <w:p>
+      <w:pPr/>
+      <w:r>
+        <w:rPr>
+          <w:lang w:val="zh_TW" w:bidi="zh_TW"/>
+        </w:rPr>
+      </w:r>
+      <w:r>
+        <w:rPr>
+          <w:lang w:val="zh_TW" w:bidi="zh_TW"/>
+        </w:rPr>
+        <w:t>古代以色列人藉著遵行神的誡命來表達他們的敬畏（</w:t>
+      </w:r>
+      <w:hyperlink r:id="rId52">
+        <w:r>
+          <w:rPr>
+            <w:lang w:val="zh_TW" w:bidi="zh_TW"/>
+          </w:rPr>
+          <w:rPr>
+            <w:color w:val="0000EE"/>
+            <w:u w:val="single"/>
+          </w:rPr>
+          <w:t>申6:2</w:t>
+        </w:r>
+      </w:hyperlink>
+      <w:r>
+        <w:rPr>
+          <w:lang w:val="zh_TW" w:bidi="zh_TW"/>
+        </w:rPr>
+        <w:t>）。哥尼流和他的全家因為敬畏神，被稱為「敬畏神的人」（</w:t>
+      </w:r>
+      <w:hyperlink r:id="rId53">
+        <w:r>
+          <w:rPr>
+            <w:lang w:val="zh_TW" w:bidi="zh_TW"/>
+          </w:rPr>
+          <w:rPr>
+            <w:color w:val="0000EE"/>
+            <w:u w:val="single"/>
+          </w:rPr>
+          <w:t>徒10:2</w:t>
+        </w:r>
+      </w:hyperlink>
+      <w:r>
+        <w:rPr>
+          <w:lang w:val="zh_TW" w:bidi="zh_TW"/>
+        </w:rPr>
+        <w:t>）。真正的敬畏會使人過著善行和聖潔的生活（</w:t>
+      </w:r>
+      <w:hyperlink r:id="rId54">
+        <w:r>
+          <w:rPr>
+            <w:lang w:val="zh_TW" w:bidi="zh_TW"/>
+          </w:rPr>
+          <w:rPr>
+            <w:color w:val="0000EE"/>
+            <w:u w:val="single"/>
+          </w:rPr>
+          <w:t>林後7:1</w:t>
+        </w:r>
+      </w:hyperlink>
+      <w:r>
+        <w:rPr>
+          <w:lang w:val="zh_TW" w:bidi="zh_TW"/>
+        </w:rPr>
+        <w:t>），這種敬畏帶來喜樂（</w:t>
+      </w:r>
+      <w:hyperlink r:id="rId55">
+        <w:r>
+          <w:rPr>
+            <w:lang w:val="zh_TW" w:bidi="zh_TW"/>
+          </w:rPr>
+          <w:rPr>
+            <w:color w:val="0000EE"/>
+            <w:u w:val="single"/>
+          </w:rPr>
+          <w:t>詩2:11</w:t>
+        </w:r>
+      </w:hyperlink>
+      <w:r>
+        <w:rPr>
+          <w:lang w:val="zh_TW" w:bidi="zh_TW"/>
+        </w:rPr>
+        <w:t>）和生命（</w:t>
+      </w:r>
+      <w:hyperlink r:id="rId56">
+        <w:r>
+          <w:rPr>
+            <w:lang w:val="zh_TW" w:bidi="zh_TW"/>
+          </w:rPr>
+          <w:rPr>
+            <w:color w:val="0000EE"/>
+            <w:u w:val="single"/>
+          </w:rPr>
+          <w:t>箴14:27</w:t>
+        </w:r>
+      </w:hyperlink>
+      <w:r>
+        <w:rPr>
+          <w:lang w:val="zh_TW" w:bidi="zh_TW"/>
+        </w:rPr>
+        <w:t>），也比財富更寶貴（</w:t>
+      </w:r>
+      <w:hyperlink r:id="rId57">
+        <w:r>
+          <w:rPr>
+            <w:lang w:val="zh_TW" w:bidi="zh_TW"/>
+          </w:rPr>
+          <w:rPr>
+            <w:color w:val="0000EE"/>
+            <w:u w:val="single"/>
+          </w:rPr>
+          <w:t>箴15:16</w:t>
+        </w:r>
+      </w:hyperlink>
+      <w:r>
+        <w:rPr>
+          <w:lang w:val="zh_TW" w:bidi="zh_TW"/>
+        </w:rPr>
+        <w:t>）。神喜悅那些敬畏祂的人（</w:t>
+      </w:r>
+      <w:hyperlink r:id="rId58">
+        <w:r>
+          <w:rPr>
+            <w:lang w:val="zh_TW" w:bidi="zh_TW"/>
+          </w:rPr>
+          <w:rPr>
+            <w:color w:val="0000EE"/>
+            <w:u w:val="single"/>
+          </w:rPr>
+          <w:t>詩147:11</w:t>
+        </w:r>
+      </w:hyperlink>
+      <w:r>
+        <w:rPr>
+          <w:lang w:val="zh_TW" w:bidi="zh_TW"/>
+        </w:rPr>
+        <w:t>）。</w:t>
       </w:r>
       <w:r>
         <w:rPr>

--- a/zht/docx/082.content.docx
+++ b/zht/docx/082.content.docx
@@ -149,7 +149,7 @@
         <w:rPr>
           <w:lang w:val="zh_TW" w:bidi="zh_TW"/>
         </w:rPr>
-        <w:t>kong</w:t>
+        <w:t>ke</w:t>
       </w:r>
       <w:r>
         <w:rPr>
@@ -212,7 +212,544 @@
         <w:rPr>
           <w:lang w:val="zh_TW" w:bidi="zh_TW"/>
         </w:rPr>
-        <w:t>恐懼</w:t>
+        <w:t>可拉</w:t>
+      </w:r>
+      <w:r>
+        <w:rPr>
+          <w:lang w:val="zh_TW" w:bidi="zh_TW"/>
+        </w:rPr>
+      </w:r>
+    </w:p>
+    <w:p>
+      <w:pPr>
+        <w:pStyle w:val="ListNumber"/>
+        <w:numPr>
+          <w:ilvl w:val="0"/>
+          <w:numId w:val="14"/>
+        </w:numPr>
+        <w:spacing w:line="240" w:lineRule="auto"/>
+        <w:ind w:left="720"/>
+      </w:pPr>
+      <w:r>
+        <w:rPr>
+          <w:lang w:val="zh_TW" w:bidi="zh_TW"/>
+        </w:rPr>
+      </w:r>
+      <w:r>
+        <w:rPr>
+          <w:lang w:val="zh_TW" w:bidi="zh_TW"/>
+        </w:rPr>
+        <w:t>以掃和阿何利巴瑪所生的第三個兒子。阿何利巴瑪是亞拿的女兒（</w:t>
+      </w:r>
+      <w:hyperlink r:id="rId13">
+        <w:r>
+          <w:rPr>
+            <w:lang w:val="zh_TW" w:bidi="zh_TW"/>
+          </w:rPr>
+          <w:rPr>
+            <w:color w:val="0000EE"/>
+            <w:u w:val="single"/>
+          </w:rPr>
+          <w:t>創36:5</w:t>
+        </w:r>
+      </w:hyperlink>
+      <w:r>
+        <w:rPr>
+          <w:lang w:val="zh_TW" w:bidi="zh_TW"/>
+        </w:rPr>
+        <w:t>、</w:t>
+      </w:r>
+      <w:hyperlink r:id="rId13">
+        <w:r>
+          <w:rPr>
+            <w:lang w:val="zh_TW" w:bidi="zh_TW"/>
+          </w:rPr>
+          <w:rPr>
+            <w:color w:val="0000EE"/>
+            <w:u w:val="single"/>
+          </w:rPr>
+          <w:t>14</w:t>
+        </w:r>
+      </w:hyperlink>
+      <w:r>
+        <w:rPr>
+          <w:lang w:val="zh_TW" w:bidi="zh_TW"/>
+        </w:rPr>
+        <w:t>、</w:t>
+      </w:r>
+      <w:hyperlink r:id="rId13">
+        <w:r>
+          <w:rPr>
+            <w:lang w:val="zh_TW" w:bidi="zh_TW"/>
+          </w:rPr>
+          <w:rPr>
+            <w:color w:val="0000EE"/>
+            <w:u w:val="single"/>
+          </w:rPr>
+          <w:t>18</w:t>
+        </w:r>
+      </w:hyperlink>
+      <w:r>
+        <w:rPr>
+          <w:lang w:val="zh_TW" w:bidi="zh_TW"/>
+        </w:rPr>
+        <w:t>；</w:t>
+      </w:r>
+      <w:hyperlink r:id="rId14">
+        <w:r>
+          <w:rPr>
+            <w:lang w:val="zh_TW" w:bidi="zh_TW"/>
+          </w:rPr>
+          <w:rPr>
+            <w:color w:val="0000EE"/>
+            <w:u w:val="single"/>
+          </w:rPr>
+          <w:t>代上1:35</w:t>
+        </w:r>
+      </w:hyperlink>
+      <w:r>
+        <w:rPr>
+          <w:lang w:val="zh_TW" w:bidi="zh_TW"/>
+        </w:rPr>
+        <w:t>）。</w:t>
+      </w:r>
+    </w:p>
+    <w:p>
+      <w:pPr>
+        <w:pStyle w:val="ListNumber"/>
+        <w:spacing w:line="240" w:lineRule="auto"/>
+        <w:ind w:left="720"/>
+      </w:pPr>
+      <w:r>
+        <w:rPr>
+          <w:lang w:val="zh_TW" w:bidi="zh_TW"/>
+        </w:rPr>
+      </w:r>
+      <w:r>
+        <w:rPr>
+          <w:lang w:val="zh_TW" w:bidi="zh_TW"/>
+        </w:rPr>
+        <w:t>以掃的孫子，以利法的第五個兒子（</w:t>
+      </w:r>
+      <w:hyperlink r:id="rId15">
+        <w:r>
+          <w:rPr>
+            <w:lang w:val="zh_TW" w:bidi="zh_TW"/>
+          </w:rPr>
+          <w:rPr>
+            <w:color w:val="0000EE"/>
+            <w:u w:val="single"/>
+          </w:rPr>
+          <w:t>創36:16</w:t>
+        </w:r>
+      </w:hyperlink>
+      <w:r>
+        <w:rPr>
+          <w:lang w:val="zh_TW" w:bidi="zh_TW"/>
+        </w:rPr>
+        <w:t>）。</w:t>
+      </w:r>
+    </w:p>
+    <w:p>
+      <w:pPr>
+        <w:pStyle w:val="ListNumber"/>
+        <w:spacing w:line="240" w:lineRule="auto"/>
+        <w:ind w:left="720"/>
+      </w:pPr>
+      <w:r>
+        <w:rPr>
+          <w:lang w:val="zh_TW" w:bidi="zh_TW"/>
+        </w:rPr>
+      </w:r>
+      <w:r>
+        <w:rPr>
+          <w:lang w:val="zh_TW" w:bidi="zh_TW"/>
+        </w:rPr>
+        <w:t>利未支派哥轄的孫子、以斯哈的長子（</w:t>
+      </w:r>
+      <w:hyperlink r:id="rId16">
+        <w:r>
+          <w:rPr>
+            <w:lang w:val="zh_TW" w:bidi="zh_TW"/>
+          </w:rPr>
+          <w:rPr>
+            <w:color w:val="0000EE"/>
+            <w:u w:val="single"/>
+          </w:rPr>
+          <w:t>出6:21</w:t>
+        </w:r>
+      </w:hyperlink>
+      <w:r>
+        <w:rPr>
+          <w:lang w:val="zh_TW" w:bidi="zh_TW"/>
+        </w:rPr>
+        <w:t>、</w:t>
+      </w:r>
+      <w:hyperlink r:id="rId16">
+        <w:r>
+          <w:rPr>
+            <w:lang w:val="zh_TW" w:bidi="zh_TW"/>
+          </w:rPr>
+          <w:rPr>
+            <w:color w:val="0000EE"/>
+            <w:u w:val="single"/>
+          </w:rPr>
+          <w:t>24</w:t>
+        </w:r>
+      </w:hyperlink>
+      <w:r>
+        <w:rPr>
+          <w:lang w:val="zh_TW" w:bidi="zh_TW"/>
+        </w:rPr>
+        <w:t>）。他在曠野中帶頭反叛摩西和亞倫，指控他們自高，超過神的會眾之上（</w:t>
+      </w:r>
+      <w:hyperlink r:id="rId17">
+        <w:r>
+          <w:rPr>
+            <w:lang w:val="zh_TW" w:bidi="zh_TW"/>
+          </w:rPr>
+          <w:rPr>
+            <w:color w:val="0000EE"/>
+            <w:u w:val="single"/>
+          </w:rPr>
+          <w:t>民16:1–3</w:t>
+        </w:r>
+      </w:hyperlink>
+      <w:r>
+        <w:rPr>
+          <w:lang w:val="zh_TW" w:bidi="zh_TW"/>
+        </w:rPr>
+        <w:t>）。</w:t>
+        <w:br/>
+      </w:r>
+      <w:hyperlink r:id="rId18">
+        <w:r>
+          <w:rPr>
+            <w:lang w:val="zh_TW" w:bidi="zh_TW"/>
+          </w:rPr>
+          <w:rPr>
+            <w:color w:val="0000EE"/>
+            <w:u w:val="single"/>
+          </w:rPr>
+          <w:t>民數記十六章1節</w:t>
+        </w:r>
+      </w:hyperlink>
+      <w:r>
+        <w:rPr>
+          <w:lang w:val="zh_TW" w:bidi="zh_TW"/>
+        </w:rPr>
+        <w:t>也記載了另一場叛亂。呂便支派的兩兄弟大坍和亞比蘭，以及一個名叫安的人，都起來挑戰摩西的權柄。大坍和亞比蘭指控摩西自立為首領，又說他沒有把他們領進應許之地（</w:t>
+      </w:r>
+      <w:hyperlink r:id="rId19">
+        <w:r>
+          <w:rPr>
+            <w:lang w:val="zh_TW" w:bidi="zh_TW"/>
+          </w:rPr>
+          <w:rPr>
+            <w:color w:val="0000EE"/>
+            <w:u w:val="single"/>
+          </w:rPr>
+          <w:t>民16:12–14</w:t>
+        </w:r>
+      </w:hyperlink>
+      <w:r>
+        <w:rPr>
+          <w:lang w:val="zh_TW" w:bidi="zh_TW"/>
+        </w:rPr>
+        <w:t>）。這兩場叛亂的記載彼此交織在一起，以致難以完全區分。這兩次叛亂很可能是在同一時期發生的。</w:t>
+        <w:br/>
+      </w:r>
+      <w:r>
+        <w:rPr>
+          <w:lang w:val="zh_TW" w:bidi="zh_TW"/>
+        </w:rPr>
+        <w:t>摩西向可拉和他的同黨提出一項考驗。他們要在第二天拿著盛有火和香的香爐來到會幕前，神將藉此揀選誰是祂所認可的聖潔祭司（</w:t>
+      </w:r>
+      <w:hyperlink r:id="rId20">
+        <w:r>
+          <w:rPr>
+            <w:lang w:val="zh_TW" w:bidi="zh_TW"/>
+          </w:rPr>
+          <w:rPr>
+            <w:color w:val="0000EE"/>
+            <w:u w:val="single"/>
+          </w:rPr>
+          <w:t>民16:4–10</w:t>
+        </w:r>
+      </w:hyperlink>
+      <w:r>
+        <w:rPr>
+          <w:lang w:val="zh_TW" w:bidi="zh_TW"/>
+        </w:rPr>
+        <w:t>、</w:t>
+      </w:r>
+      <w:hyperlink r:id="rId20">
+        <w:r>
+          <w:rPr>
+            <w:lang w:val="zh_TW" w:bidi="zh_TW"/>
+          </w:rPr>
+          <w:rPr>
+            <w:color w:val="0000EE"/>
+            <w:u w:val="single"/>
+          </w:rPr>
+          <w:t>15–17</w:t>
+        </w:r>
+      </w:hyperlink>
+      <w:r>
+        <w:rPr>
+          <w:lang w:val="zh_TW" w:bidi="zh_TW"/>
+        </w:rPr>
+        <w:t>）。摩西責備可拉和他的同黨不是反對亞倫，而是背叛神（</w:t>
+      </w:r>
+      <w:hyperlink r:id="rId21">
+        <w:r>
+          <w:rPr>
+            <w:lang w:val="zh_TW" w:bidi="zh_TW"/>
+          </w:rPr>
+          <w:rPr>
+            <w:color w:val="0000EE"/>
+            <w:u w:val="single"/>
+          </w:rPr>
+          <w:t>民16:11</w:t>
+        </w:r>
+      </w:hyperlink>
+      <w:r>
+        <w:rPr>
+          <w:lang w:val="zh_TW" w:bidi="zh_TW"/>
+        </w:rPr>
+        <w:t>）。當這些人照著摩西的吩咐聚集時，神的榮光便向全會眾顯現。</w:t>
+        <w:br/>
+      </w:r>
+      <w:r>
+        <w:rPr>
+          <w:lang w:val="zh_TW" w:bidi="zh_TW"/>
+        </w:rPr>
+        <w:t>神吩咐摩西，要他告訴會眾遠離可拉、大坍和亞比蘭的帳棚（</w:t>
+      </w:r>
+      <w:hyperlink r:id="rId22">
+        <w:r>
+          <w:rPr>
+            <w:lang w:val="zh_TW" w:bidi="zh_TW"/>
+          </w:rPr>
+          <w:rPr>
+            <w:color w:val="0000EE"/>
+            <w:u w:val="single"/>
+          </w:rPr>
+          <w:t>民16:19–24</w:t>
+        </w:r>
+      </w:hyperlink>
+      <w:r>
+        <w:rPr>
+          <w:lang w:val="zh_TW" w:bidi="zh_TW"/>
+        </w:rPr>
+        <w:t>）。摩西提出一個考驗，以證明自己的權柄。然而，當他說話的時候，地裂開了，把所有叛亂的人、他們的家人和財物都吞下去。那250個獻香的人則被火燒滅。其餘的以色列人十分恐懼，紛紛逃離現場（</w:t>
+      </w:r>
+      <w:hyperlink r:id="rId23">
+        <w:r>
+          <w:rPr>
+            <w:lang w:val="zh_TW" w:bidi="zh_TW"/>
+          </w:rPr>
+          <w:rPr>
+            <w:color w:val="0000EE"/>
+            <w:u w:val="single"/>
+          </w:rPr>
+          <w:t>民16:31–35</w:t>
+        </w:r>
+      </w:hyperlink>
+      <w:r>
+        <w:rPr>
+          <w:lang w:val="zh_TW" w:bidi="zh_TW"/>
+        </w:rPr>
+        <w:t>）。不過，</w:t>
+      </w:r>
+      <w:hyperlink r:id="rId24">
+        <w:r>
+          <w:rPr>
+            <w:lang w:val="zh_TW" w:bidi="zh_TW"/>
+          </w:rPr>
+          <w:rPr>
+            <w:color w:val="0000EE"/>
+            <w:u w:val="single"/>
+          </w:rPr>
+          <w:t>民數記二十六章11節</w:t>
+        </w:r>
+      </w:hyperlink>
+      <w:r>
+        <w:rPr>
+          <w:lang w:val="zh_TW" w:bidi="zh_TW"/>
+        </w:rPr>
+        <w:t>補充說：「可拉的眾子沒有死亡。」</w:t>
+        <w:br/>
+      </w:r>
+      <w:r>
+        <w:rPr>
+          <w:lang w:val="zh_TW" w:bidi="zh_TW"/>
+        </w:rPr>
+        <w:t>接著，神藉著摩西吩咐亞倫的兒子以利亞撒，把那些死者的香爐收起來，錘成薄片包在祭壇上。這樣做是要提醒以色列人：只有亞倫的後裔祭司才可以在神面前燒香；其他人若擅自這樣做，必遭遇與可拉及其同黨相同的下場（</w:t>
+      </w:r>
+      <w:hyperlink r:id="rId25">
+        <w:r>
+          <w:rPr>
+            <w:lang w:val="zh_TW" w:bidi="zh_TW"/>
+          </w:rPr>
+          <w:rPr>
+            <w:color w:val="0000EE"/>
+            <w:u w:val="single"/>
+          </w:rPr>
+          <w:t>民16:36–40</w:t>
+        </w:r>
+      </w:hyperlink>
+      <w:r>
+        <w:rPr>
+          <w:lang w:val="zh_TW" w:bidi="zh_TW"/>
+        </w:rPr>
+        <w:t>）。</w:t>
+        <w:br/>
+      </w:r>
+      <w:r>
+        <w:rPr>
+          <w:lang w:val="zh_TW" w:bidi="zh_TW"/>
+        </w:rPr>
+        <w:t>第二天，百姓又向摩西和亞倫發怨言，指控他們殺害了神的百姓。即使可拉和他的同黨遭遇了那樣的審判，他們仍不相信神已表明摩西和亞倫才是真正的領袖。由於百姓再次反抗，神便宣告要滅絕全體百姓，並降下瘟疫。摩西為百姓代求，使災禍不再繼續蔓延。然而，仍有14,700名以色列人死於瘟疫（</w:t>
+      </w:r>
+      <w:hyperlink r:id="rId26">
+        <w:r>
+          <w:rPr>
+            <w:lang w:val="zh_TW" w:bidi="zh_TW"/>
+          </w:rPr>
+          <w:rPr>
+            <w:color w:val="0000EE"/>
+            <w:u w:val="single"/>
+          </w:rPr>
+          <w:t>民16:41–50</w:t>
+        </w:r>
+      </w:hyperlink>
+      <w:r>
+        <w:rPr>
+          <w:lang w:val="zh_TW" w:bidi="zh_TW"/>
+        </w:rPr>
+        <w:t>）。新約聖經最後一次提到可拉黨叛逆的事，是在</w:t>
+      </w:r>
+      <w:hyperlink r:id="rId27">
+        <w:r>
+          <w:rPr>
+            <w:lang w:val="zh_TW" w:bidi="zh_TW"/>
+          </w:rPr>
+          <w:rPr>
+            <w:color w:val="0000EE"/>
+            <w:u w:val="single"/>
+          </w:rPr>
+          <w:t>猶大書11節</w:t>
+        </w:r>
+      </w:hyperlink>
+      <w:r>
+        <w:rPr>
+          <w:lang w:val="zh_TW" w:bidi="zh_TW"/>
+        </w:rPr>
+        <w:t>。</w:t>
+        <w:br/>
+      </w:r>
+      <w:r>
+        <w:rPr>
+          <w:i/>
+          <w:lang w:val="zh_TW" w:bidi="zh_TW"/>
+        </w:rPr>
+        <w:t>另見</w:t>
+      </w:r>
+      <w:r>
+        <w:rPr>
+          <w:lang w:val="zh_TW" w:bidi="zh_TW"/>
+        </w:rPr>
+        <w:t xml:space="preserve"> </w:t>
+      </w:r>
+      <w:r>
+        <w:rPr>
+          <w:lang w:val="zh_TW" w:bidi="zh_TW"/>
+        </w:rPr>
+        <w:t>可拉人，可拉族</w:t>
+      </w:r>
+      <w:r>
+        <w:rPr>
+          <w:lang w:val="zh_TW" w:bidi="zh_TW"/>
+        </w:rPr>
+        <w:t>。</w:t>
+      </w:r>
+    </w:p>
+    <w:p>
+      <w:pPr>
+        <w:pStyle w:val="ListNumber"/>
+        <w:spacing w:line="240" w:lineRule="auto"/>
+        <w:ind w:left="720"/>
+      </w:pPr>
+      <w:r>
+        <w:rPr>
+          <w:lang w:val="zh_TW" w:bidi="zh_TW"/>
+        </w:rPr>
+      </w:r>
+      <w:r>
+        <w:rPr>
+          <w:lang w:val="zh_TW" w:bidi="zh_TW"/>
+        </w:rPr>
+        <w:t>希伯崙的長子，列在迦勒家族的家譜中（</w:t>
+      </w:r>
+      <w:hyperlink r:id="rId28">
+        <w:r>
+          <w:rPr>
+            <w:lang w:val="zh_TW" w:bidi="zh_TW"/>
+          </w:rPr>
+          <w:rPr>
+            <w:color w:val="0000EE"/>
+            <w:u w:val="single"/>
+          </w:rPr>
+          <w:t>代上2:43</w:t>
+        </w:r>
+      </w:hyperlink>
+      <w:r>
+        <w:rPr>
+          <w:lang w:val="zh_TW" w:bidi="zh_TW"/>
+        </w:rPr>
+        <w:t>）。有人認為這裡所提的不是人名，而是地名，可能是猶大境內的一座城。</w:t>
+      </w:r>
+    </w:p>
+    <w:p>
+      <w:pPr>
+        <w:pStyle w:val="ListNumber"/>
+        <w:spacing w:line="240" w:lineRule="auto"/>
+        <w:ind w:left="720"/>
+      </w:pPr>
+      <w:r>
+        <w:rPr>
+          <w:lang w:val="zh_TW" w:bidi="zh_TW"/>
+        </w:rPr>
+      </w:r>
+      <w:r>
+        <w:rPr>
+          <w:lang w:val="zh_TW" w:bidi="zh_TW"/>
+        </w:rPr>
+        <w:t>亞米拿達的兒子，哥轄的孫子；哥轄是利未的第二個兒子（</w:t>
+      </w:r>
+      <w:hyperlink r:id="rId29">
+        <w:r>
+          <w:rPr>
+            <w:lang w:val="zh_TW" w:bidi="zh_TW"/>
+          </w:rPr>
+          <w:rPr>
+            <w:color w:val="0000EE"/>
+            <w:u w:val="single"/>
+          </w:rPr>
+          <w:t>代上6:22</w:t>
+        </w:r>
+      </w:hyperlink>
+      <w:r>
+        <w:rPr>
+          <w:lang w:val="zh_TW" w:bidi="zh_TW"/>
+        </w:rPr>
+        <w:t>）。</w:t>
+      </w:r>
+      <w:r>
+        <w:rPr>
+          <w:lang w:val="zh_TW" w:bidi="zh_TW"/>
+        </w:rPr>
       </w:r>
       <w:r>
         <w:rPr>
@@ -227,11 +764,21 @@
           <w:lang w:val="zh_TW" w:bidi="zh_TW"/>
         </w:rPr>
       </w:r>
-      <w:r>
-        <w:rPr>
-          <w:lang w:val="zh_TW" w:bidi="zh_TW"/>
-        </w:rPr>
-        <w:t>對未來可能發生的壞事所產生的焦慮或害怕的情緒。有些人認為恐懼會使人尋求宗教信仰，但真正的信仰包括親近神的渴望，而不只是恐懼。一般說來，人不會想親近自己所恐懼的人或事物。</w:t>
+    </w:p>
+    <w:p>
+      <w:pPr>
+        <w:pStyle w:val="Heading2"/>
+      </w:pPr>
+      <w:r>
+        <w:rPr>
+          <w:lang w:val="zh_TW" w:bidi="zh_TW"/>
+        </w:rPr>
+        <w:t>可拉人，可拉族</w:t>
+      </w:r>
+      <w:r>
+        <w:rPr>
+          <w:lang w:val="zh_TW" w:bidi="zh_TW"/>
+        </w:rPr>
       </w:r>
     </w:p>
     <w:p>
@@ -245,7 +792,43 @@
         <w:rPr>
           <w:lang w:val="zh_TW" w:bidi="zh_TW"/>
         </w:rPr>
-        <w:t>在聖經裡，恐懼不僅指害怕或驚懼。這確實是恐懼的一部分，特別是談論對神的敬畏時，但這個詞語也包含對神的懼怕與深深的尊崇。</w:t>
+        <w:t>利未支派的人，屬於哥轄的分支（</w:t>
+      </w:r>
+      <w:hyperlink r:id="rId30">
+        <w:r>
+          <w:rPr>
+            <w:lang w:val="zh_TW" w:bidi="zh_TW"/>
+          </w:rPr>
+          <w:rPr>
+            <w:color w:val="0000EE"/>
+            <w:u w:val="single"/>
+          </w:rPr>
+          <w:t>出6:18</w:t>
+        </w:r>
+      </w:hyperlink>
+      <w:r>
+        <w:rPr>
+          <w:lang w:val="zh_TW" w:bidi="zh_TW"/>
+        </w:rPr>
+        <w:t>、</w:t>
+      </w:r>
+      <w:hyperlink r:id="rId30">
+        <w:r>
+          <w:rPr>
+            <w:lang w:val="zh_TW" w:bidi="zh_TW"/>
+          </w:rPr>
+          <w:rPr>
+            <w:color w:val="0000EE"/>
+            <w:u w:val="single"/>
+          </w:rPr>
+          <w:t>21</w:t>
+        </w:r>
+      </w:hyperlink>
+      <w:r>
+        <w:rPr>
+          <w:lang w:val="zh_TW" w:bidi="zh_TW"/>
+        </w:rPr>
+        <w:t>）。</w:t>
       </w:r>
     </w:p>
     <w:p>
@@ -259,9 +842,9 @@
         <w:rPr>
           <w:lang w:val="zh_TW" w:bidi="zh_TW"/>
         </w:rPr>
-        <w:t>恐懼作是焦慮或擔憂的情緒，的確有其存在價值，尤其當這種情緒與神相關時。聖經說：「落在永生神的手裡，真是可怕的」（</w:t>
-      </w:r>
-      <w:hyperlink r:id="rId13">
+        <w:t>他們的祖先以斯哈屬於祭司家族，與摩西和亞倫有親屬關係。可拉、大坍和亞比蘭帶領百姓背叛摩西和亞倫，結果許多可拉人喪命（</w:t>
+      </w:r>
+      <w:hyperlink r:id="rId23">
         <w:r>
           <w:rPr>
             <w:lang w:val="zh_TW" w:bidi="zh_TW"/>
@@ -270,16 +853,16 @@
             <w:color w:val="0000EE"/>
             <w:u w:val="single"/>
           </w:rPr>
-          <w:t>來10:31</w:t>
+          <w:t>民16:31–35</w:t>
         </w:r>
       </w:hyperlink>
       <w:r>
         <w:rPr>
           <w:lang w:val="zh_TW" w:bidi="zh_TW"/>
         </w:rPr>
-        <w:t>）。耶穌教導我們應當敬畏神，因為祂有能力懲罰罪，也能完全滅絕人（</w:t>
-      </w:r>
-      <w:hyperlink r:id="rId14">
+        <w:t>）。只有沒有參與叛亂的人存活下來（</w:t>
+      </w:r>
+      <w:hyperlink r:id="rId21">
         <w:r>
           <w:rPr>
             <w:lang w:val="zh_TW" w:bidi="zh_TW"/>
@@ -288,7 +871,25 @@
             <w:color w:val="0000EE"/>
             <w:u w:val="single"/>
           </w:rPr>
-          <w:t>路12:4–5</w:t>
+          <w:t>民16:11</w:t>
+        </w:r>
+      </w:hyperlink>
+      <w:r>
+        <w:rPr>
+          <w:lang w:val="zh_TW" w:bidi="zh_TW"/>
+        </w:rPr>
+        <w:t>）。他們後來住在分給利未人的希伯崙附近地區（</w:t>
+      </w:r>
+      <w:hyperlink r:id="rId31">
+        <w:r>
+          <w:rPr>
+            <w:lang w:val="zh_TW" w:bidi="zh_TW"/>
+          </w:rPr>
+          <w:rPr>
+            <w:color w:val="0000EE"/>
+            <w:u w:val="single"/>
+          </w:rPr>
+          <w:t>民26:58</w:t>
         </w:r>
       </w:hyperlink>
       <w:r>
@@ -309,9 +910,9 @@
         <w:rPr>
           <w:lang w:val="zh_TW" w:bidi="zh_TW"/>
         </w:rPr>
-        <w:t>恐懼可以幫助人們理解他們的內心充滿缺陷，看見自己何等需要神的饒恕。這種恐懼的最早例子可見於</w:t>
-      </w:r>
-      <w:hyperlink r:id="rId15">
+        <w:t>根據</w:t>
+      </w:r>
+      <w:hyperlink r:id="rId32">
         <w:r>
           <w:rPr>
             <w:lang w:val="zh_TW" w:bidi="zh_TW"/>
@@ -320,16 +921,16 @@
             <w:color w:val="0000EE"/>
             <w:u w:val="single"/>
           </w:rPr>
-          <w:t>創世記三章</w:t>
+          <w:t>詩篇四十四</w:t>
         </w:r>
       </w:hyperlink>
       <w:r>
         <w:rPr>
           <w:lang w:val="zh_TW" w:bidi="zh_TW"/>
         </w:rPr>
-        <w:t>，經文記載當亞當和夏娃違背神以後，就躲藏起來。他們的恐懼是有原因的，因為他們知道自己所作的該受審判。恐懼自然隨著罪而來（</w:t>
-      </w:r>
-      <w:hyperlink r:id="rId16">
+        <w:t>、</w:t>
+      </w:r>
+      <w:hyperlink r:id="rId33">
         <w:r>
           <w:rPr>
             <w:lang w:val="zh_TW" w:bidi="zh_TW"/>
@@ -338,10 +939,16 @@
             <w:color w:val="0000EE"/>
             <w:u w:val="single"/>
           </w:rPr>
-          <w:t>創3:10，</w:t>
+          <w:t>四十四至四十九</w:t>
         </w:r>
       </w:hyperlink>
-      <w:hyperlink r:id="rId17">
+      <w:r>
+        <w:rPr>
+          <w:lang w:val="zh_TW" w:bidi="zh_TW"/>
+        </w:rPr>
+        <w:t>、</w:t>
+      </w:r>
+      <w:hyperlink r:id="rId34">
         <w:r>
           <w:rPr>
             <w:lang w:val="zh_TW" w:bidi="zh_TW"/>
@@ -350,16 +957,16 @@
             <w:color w:val="0000EE"/>
             <w:u w:val="single"/>
           </w:rPr>
-          <w:t>4:13–14</w:t>
+          <w:t>八十四至八十五</w:t>
         </w:r>
       </w:hyperlink>
       <w:r>
         <w:rPr>
           <w:lang w:val="zh_TW" w:bidi="zh_TW"/>
         </w:rPr>
-        <w:t>；</w:t>
-      </w:r>
-      <w:hyperlink r:id="rId18">
+        <w:t>和</w:t>
+      </w:r>
+      <w:hyperlink r:id="rId35">
         <w:r>
           <w:rPr>
             <w:lang w:val="zh_TW" w:bidi="zh_TW"/>
@@ -368,7 +975,97 @@
             <w:color w:val="0000EE"/>
             <w:u w:val="single"/>
           </w:rPr>
-          <w:t>箴28:1</w:t>
+          <w:t>八十七至八十八篇</w:t>
+        </w:r>
+      </w:hyperlink>
+      <w:r>
+        <w:rPr>
+          <w:lang w:val="zh_TW" w:bidi="zh_TW"/>
+        </w:rPr>
+        <w:t>，可拉族以擔任聖殿歌唱的人聞名。大衛把約櫃運到耶路撒冷後，派可拉族負責雅巍（耶和華）殿中的音樂事奉（</w:t>
+      </w:r>
+      <w:hyperlink r:id="rId36">
+        <w:r>
+          <w:rPr>
+            <w:lang w:val="zh_TW" w:bidi="zh_TW"/>
+          </w:rPr>
+          <w:rPr>
+            <w:color w:val="0000EE"/>
+            <w:u w:val="single"/>
+          </w:rPr>
+          <w:t>代上6:31–33</w:t>
+        </w:r>
+      </w:hyperlink>
+      <w:r>
+        <w:rPr>
+          <w:lang w:val="zh_TW" w:bidi="zh_TW"/>
+        </w:rPr>
+        <w:t>）。可拉族也擔任守門的職分（</w:t>
+      </w:r>
+      <w:hyperlink r:id="rId37">
+        <w:r>
+          <w:rPr>
+            <w:lang w:val="zh_TW" w:bidi="zh_TW"/>
+          </w:rPr>
+          <w:rPr>
+            <w:color w:val="0000EE"/>
+            <w:u w:val="single"/>
+          </w:rPr>
+          <w:t>代上9:19</w:t>
+        </w:r>
+      </w:hyperlink>
+      <w:r>
+        <w:rPr>
+          <w:lang w:val="zh_TW" w:bidi="zh_TW"/>
+        </w:rPr>
+        <w:t>，</w:t>
+      </w:r>
+      <w:hyperlink r:id="rId38">
+        <w:r>
+          <w:rPr>
+            <w:lang w:val="zh_TW" w:bidi="zh_TW"/>
+          </w:rPr>
+          <w:rPr>
+            <w:color w:val="0000EE"/>
+            <w:u w:val="single"/>
+          </w:rPr>
+          <w:t>26:19</w:t>
+        </w:r>
+      </w:hyperlink>
+      <w:r>
+        <w:rPr>
+          <w:lang w:val="zh_TW" w:bidi="zh_TW"/>
+        </w:rPr>
+        <w:t>），並負責烤製獻祭用的餅（</w:t>
+      </w:r>
+      <w:hyperlink r:id="rId39">
+        <w:r>
+          <w:rPr>
+            <w:lang w:val="zh_TW" w:bidi="zh_TW"/>
+          </w:rPr>
+          <w:rPr>
+            <w:color w:val="0000EE"/>
+            <w:u w:val="single"/>
+          </w:rPr>
+          <w:t>代上9:31</w:t>
+        </w:r>
+      </w:hyperlink>
+      <w:r>
+        <w:rPr>
+          <w:lang w:val="zh_TW" w:bidi="zh_TW"/>
+        </w:rPr>
+        <w:t>）。約沙法戰勝亞捫人和摩押人後舉行慶典時，經文也提到可拉族唱歌讚美神（</w:t>
+      </w:r>
+      <w:hyperlink r:id="rId40">
+        <w:r>
+          <w:rPr>
+            <w:lang w:val="zh_TW" w:bidi="zh_TW"/>
+          </w:rPr>
+          <w:rPr>
+            <w:color w:val="0000EE"/>
+            <w:u w:val="single"/>
+          </w:rPr>
+          <w:t>代下20:19</w:t>
         </w:r>
       </w:hyperlink>
       <w:r>
@@ -387,129 +1084,38 @@
       </w:r>
       <w:r>
         <w:rPr>
-          <w:lang w:val="zh_TW" w:bidi="zh_TW"/>
-        </w:rPr>
-        <w:t>聖經記載許多極度焦慮的人，例如該隱、掃羅、亞哈斯和彼拉多。</w:t>
-      </w:r>
-      <w:r>
-        <w:rPr>
-          <w:lang w:val="zh_TW" w:bidi="zh_TW"/>
-        </w:rPr>
-        <w:t>急難困苦的人</w:t>
-      </w:r>
-      <w:r>
-        <w:rPr>
-          <w:lang w:val="zh_TW" w:bidi="zh_TW"/>
-        </w:rPr>
-        <w:t>（</w:t>
-      </w:r>
-      <w:hyperlink r:id="rId19">
-        <w:r>
-          <w:rPr>
-            <w:lang w:val="zh_TW" w:bidi="zh_TW"/>
-          </w:rPr>
-          <w:rPr>
-            <w:color w:val="0000EE"/>
-            <w:u w:val="single"/>
-          </w:rPr>
-          <w:t>伯15:24</w:t>
-        </w:r>
-      </w:hyperlink>
-      <w:r>
-        <w:rPr>
-          <w:lang w:val="zh_TW" w:bidi="zh_TW"/>
-        </w:rPr>
-        <w:t>）、恐懼抓住惡人、驚嚇臨到假冒為善的人（</w:t>
-      </w:r>
-      <w:hyperlink r:id="rId20">
-        <w:r>
-          <w:rPr>
-            <w:lang w:val="zh_TW" w:bidi="zh_TW"/>
-          </w:rPr>
-          <w:rPr>
-            <w:color w:val="0000EE"/>
-            <w:u w:val="single"/>
-          </w:rPr>
-          <w:t>賽33:14</w:t>
-        </w:r>
-      </w:hyperlink>
-      <w:r>
-        <w:rPr>
-          <w:lang w:val="zh_TW" w:bidi="zh_TW"/>
-        </w:rPr>
-        <w:t>），也使作惡的人驚惶滅亡（</w:t>
-      </w:r>
-      <w:hyperlink r:id="rId21">
-        <w:r>
-          <w:rPr>
-            <w:lang w:val="zh_TW" w:bidi="zh_TW"/>
-          </w:rPr>
-          <w:rPr>
-            <w:color w:val="0000EE"/>
-            <w:u w:val="single"/>
-          </w:rPr>
-          <w:t>詩73:19</w:t>
-        </w:r>
-      </w:hyperlink>
-      <w:r>
-        <w:rPr>
-          <w:lang w:val="zh_TW" w:bidi="zh_TW"/>
-        </w:rPr>
-        <w:t>）。他們的生命缺乏信心，因此充滿恐懼（</w:t>
-      </w:r>
-      <w:hyperlink r:id="rId22">
-        <w:r>
-          <w:rPr>
-            <w:lang w:val="zh_TW" w:bidi="zh_TW"/>
-          </w:rPr>
-          <w:rPr>
-            <w:color w:val="0000EE"/>
-            <w:u w:val="single"/>
-          </w:rPr>
-          <w:t>啟21:8</w:t>
-        </w:r>
-      </w:hyperlink>
-      <w:r>
-        <w:rPr>
-          <w:lang w:val="zh_TW" w:bidi="zh_TW"/>
-        </w:rPr>
-        <w:t>）。當神攻擊法老的軍隊時，他們因恐懼而不能行動（</w:t>
-      </w:r>
-      <w:hyperlink r:id="rId23">
-        <w:r>
-          <w:rPr>
-            <w:lang w:val="zh_TW" w:bidi="zh_TW"/>
-          </w:rPr>
-          <w:rPr>
-            <w:color w:val="0000EE"/>
-            <w:u w:val="single"/>
-          </w:rPr>
-          <w:t>出15:16</w:t>
-        </w:r>
-      </w:hyperlink>
-      <w:r>
-        <w:rPr>
-          <w:lang w:val="zh_TW" w:bidi="zh_TW"/>
-        </w:rPr>
-        <w:t>）。約伯的朋友比勒達描述，人們在神的審判下被迫跪倒在地（</w:t>
-      </w:r>
-      <w:hyperlink r:id="rId24">
-        <w:r>
-          <w:rPr>
-            <w:lang w:val="zh_TW" w:bidi="zh_TW"/>
-          </w:rPr>
-          <w:rPr>
-            <w:color w:val="0000EE"/>
-            <w:u w:val="single"/>
-          </w:rPr>
-          <w:t>伯18:11</w:t>
-        </w:r>
-      </w:hyperlink>
-      <w:r>
-        <w:rPr>
-          <w:lang w:val="zh_TW" w:bidi="zh_TW"/>
-        </w:rPr>
-        <w:t>）。</w:t>
+          <w:i/>
+          <w:lang w:val="zh_TW" w:bidi="zh_TW"/>
+        </w:rPr>
+        <w:t>另見</w:t>
+      </w:r>
+      <w:r>
+        <w:rPr>
+          <w:lang w:val="zh_TW" w:bidi="zh_TW"/>
+        </w:rPr>
+        <w:t xml:space="preserve"> </w:t>
+      </w:r>
+      <w:r>
+        <w:rPr>
+          <w:lang w:val="zh_TW" w:bidi="zh_TW"/>
+        </w:rPr>
+        <w:t>可拉 #3</w:t>
+      </w:r>
+      <w:r>
+        <w:rPr>
+          <w:lang w:val="zh_TW" w:bidi="zh_TW"/>
+        </w:rPr>
+        <w:t>。</w:t>
+      </w:r>
+      <w:r>
+        <w:rPr>
+          <w:lang w:val="zh_TW" w:bidi="zh_TW"/>
+        </w:rPr>
+      </w:r>
+      <w:r>
+        <w:rPr>
+          <w:lang w:val="zh_TW" w:bidi="zh_TW"/>
+        </w:rPr>
       </w:r>
     </w:p>
     <w:p>
@@ -519,119 +1125,21 @@
           <w:lang w:val="zh_TW" w:bidi="zh_TW"/>
         </w:rPr>
       </w:r>
-      <w:r>
-        <w:rPr>
-          <w:lang w:val="zh_TW" w:bidi="zh_TW"/>
-        </w:rPr>
-        <w:t>恐懼有時會使人停步不前，或迫使他們做出與平日截然不同的行為。這尤其常見於沒有完全委身於神的人。</w:t>
-      </w:r>
     </w:p>
     <w:p>
       <w:pPr>
-        <w:pStyle w:val="ListBullet"/>
-        <w:spacing w:line="240" w:lineRule="auto"/>
-        <w:ind w:left="720"/>
-      </w:pPr>
-      <w:r>
-        <w:rPr>
-          <w:lang w:val="zh_TW" w:bidi="zh_TW"/>
-        </w:rPr>
-      </w:r>
-      <w:r>
-        <w:rPr>
-          <w:lang w:val="zh_TW" w:bidi="zh_TW"/>
-        </w:rPr>
-        <w:t>掃羅因為害怕百姓的反應而不順服神（</w:t>
-      </w:r>
-      <w:hyperlink r:id="rId25">
-        <w:r>
-          <w:rPr>
-            <w:lang w:val="zh_TW" w:bidi="zh_TW"/>
-          </w:rPr>
-          <w:rPr>
-            <w:color w:val="0000EE"/>
-            <w:u w:val="single"/>
-          </w:rPr>
-          <w:t>撒上15:24</w:t>
-        </w:r>
-      </w:hyperlink>
-      <w:r>
-        <w:rPr>
-          <w:lang w:val="zh_TW" w:bidi="zh_TW"/>
-        </w:rPr>
-        <w:t>）</w:t>
-      </w:r>
-    </w:p>
-    <w:p>
-      <w:pPr>
-        <w:pStyle w:val="ListBullet"/>
-        <w:spacing w:line="240" w:lineRule="auto"/>
-        <w:ind w:left="720"/>
-      </w:pPr>
-      <w:r>
-        <w:rPr>
-          <w:lang w:val="zh_TW" w:bidi="zh_TW"/>
-        </w:rPr>
-      </w:r>
-      <w:r>
-        <w:rPr>
-          <w:lang w:val="zh_TW" w:bidi="zh_TW"/>
-        </w:rPr>
-        <w:t>瞎子得到耶穌醫治，其父母卻因為害怕猶太人的官長，所以不敢為耶穌作見證（</w:t>
-      </w:r>
-      <w:hyperlink r:id="rId26">
-        <w:r>
-          <w:rPr>
-            <w:lang w:val="zh_TW" w:bidi="zh_TW"/>
-          </w:rPr>
-          <w:rPr>
-            <w:color w:val="0000EE"/>
-            <w:u w:val="single"/>
-          </w:rPr>
-          <w:t>約9:22</w:t>
-        </w:r>
-      </w:hyperlink>
-      <w:r>
-        <w:rPr>
-          <w:lang w:val="zh_TW" w:bidi="zh_TW"/>
-        </w:rPr>
-        <w:t>）</w:t>
-      </w:r>
-    </w:p>
-    <w:p>
-      <w:pPr>
-        <w:pStyle w:val="ListBullet"/>
-        <w:spacing w:line="240" w:lineRule="auto"/>
-        <w:ind w:left="720"/>
-      </w:pPr>
-      <w:r>
-        <w:rPr>
-          <w:lang w:val="zh_TW" w:bidi="zh_TW"/>
-        </w:rPr>
-      </w:r>
-      <w:r>
-        <w:rPr>
-          <w:lang w:val="zh_TW" w:bidi="zh_TW"/>
-        </w:rPr>
-        <w:t>在「才幹」的比喻裡，有人因為恐懼而沒有盡本分（</w:t>
-      </w:r>
-      <w:hyperlink r:id="rId27">
-        <w:r>
-          <w:rPr>
-            <w:lang w:val="zh_TW" w:bidi="zh_TW"/>
-          </w:rPr>
-          <w:rPr>
-            <w:color w:val="0000EE"/>
-            <w:u w:val="single"/>
-          </w:rPr>
-          <w:t>太25:25</w:t>
-        </w:r>
-      </w:hyperlink>
-      <w:r>
-        <w:rPr>
-          <w:lang w:val="zh_TW" w:bidi="zh_TW"/>
-        </w:rPr>
-        <w:t>）</w:t>
+        <w:pStyle w:val="Heading2"/>
+      </w:pPr>
+      <w:r>
+        <w:rPr>
+          <w:lang w:val="zh_TW" w:bidi="zh_TW"/>
+        </w:rPr>
+        <w:t>克里特</w:t>
+      </w:r>
+      <w:r>
+        <w:rPr>
+          <w:lang w:val="zh_TW" w:bidi="zh_TW"/>
+        </w:rPr>
       </w:r>
     </w:p>
     <w:p>
@@ -645,61 +1153,7 @@
         <w:rPr>
           <w:lang w:val="zh_TW" w:bidi="zh_TW"/>
         </w:rPr>
-        <w:t>耶穌基督藉著祂的死、復活，以及在天上為信徒不斷工作，使人從恐懼中得釋放。使徒保羅告訴羅馬的信徒（</w:t>
-      </w:r>
-      <w:hyperlink r:id="rId28">
-        <w:r>
-          <w:rPr>
-            <w:lang w:val="zh_TW" w:bidi="zh_TW"/>
-          </w:rPr>
-          <w:rPr>
-            <w:color w:val="0000EE"/>
-            <w:u w:val="single"/>
-          </w:rPr>
-          <w:t>羅8:15</w:t>
-        </w:r>
-      </w:hyperlink>
-      <w:r>
-        <w:rPr>
-          <w:lang w:val="zh_TW" w:bidi="zh_TW"/>
-        </w:rPr>
-        <w:t>），當他們成為基督徒時，所領受的不是奴僕的心，使人仍舊害怕，乃是兒子的心。這表示他們可以叫神為「阿爸」（猶太孩子用來稱呼父親的亞蘭文詞語）。這是耶穌用來稱呼父神的同一個詞語，基督徒既屬於神的家，也能在向神說話時使用這個詞語（</w:t>
-      </w:r>
-      <w:hyperlink r:id="rId29">
-        <w:r>
-          <w:rPr>
-            <w:lang w:val="zh_TW" w:bidi="zh_TW"/>
-          </w:rPr>
-          <w:rPr>
-            <w:color w:val="0000EE"/>
-            <w:u w:val="single"/>
-          </w:rPr>
-          <w:t>加4:6</w:t>
-        </w:r>
-      </w:hyperlink>
-      <w:r>
-        <w:rPr>
-          <w:lang w:val="zh_TW" w:bidi="zh_TW"/>
-        </w:rPr>
-        <w:t>）。人領受神的愛，就能夠靠著這愛的大能驅散恐懼（</w:t>
-      </w:r>
-      <w:hyperlink r:id="rId30">
-        <w:r>
-          <w:rPr>
-            <w:lang w:val="zh_TW" w:bidi="zh_TW"/>
-          </w:rPr>
-          <w:rPr>
-            <w:color w:val="0000EE"/>
-            <w:u w:val="single"/>
-          </w:rPr>
-          <w:t>約一4:18</w:t>
-        </w:r>
-      </w:hyperlink>
-      <w:r>
-        <w:rPr>
-          <w:lang w:val="zh_TW" w:bidi="zh_TW"/>
-        </w:rPr>
-        <w:t>）。</w:t>
+        <w:t>地中海第四大島嶼，位於希臘東南約60英里（或97公里），土耳其西南約110英里（或177公里）處。它從東到西全長160英里（或257.4公里）。寬度約36英里（或58公里），面積為3,200平方英里（或5,149平方公里）。島上有一條山脈，中央是神聖的伊達山（海拔9,000英尺或2,742米）。這些山脈陡峭地延伸到南海岸，因此大多數居民居住在較為平緩的北坡上。</w:t>
       </w:r>
     </w:p>
     <w:p>
@@ -713,9 +1167,9 @@
         <w:rPr>
           <w:lang w:val="zh_TW" w:bidi="zh_TW"/>
         </w:rPr>
-        <w:t>不必要的恐懼會損害神子民所作的工。神警告耶利米不要怕那些攻擊他的人（</w:t>
-      </w:r>
-      <w:hyperlink r:id="rId31">
+        <w:t>克里特島在基督教會的歷史上具有重要意義。當保羅作為囚犯前往羅馬時，船在佳澳避風港避風（</w:t>
+      </w:r>
+      <w:hyperlink r:id="rId41">
         <w:r>
           <w:rPr>
             <w:lang w:val="zh_TW" w:bidi="zh_TW"/>
@@ -724,16 +1178,16 @@
             <w:color w:val="0000EE"/>
             <w:u w:val="single"/>
           </w:rPr>
-          <w:t>耶1:8</w:t>
+          <w:t>徒27:8</w:t>
         </w:r>
       </w:hyperlink>
       <w:r>
         <w:rPr>
           <w:lang w:val="zh_TW" w:bidi="zh_TW"/>
         </w:rPr>
-        <w:t>），因為如果他向恐懼屈服，神就會使災禍臨到他（</w:t>
-      </w:r>
-      <w:hyperlink r:id="rId32">
+        <w:t>）。船試圖到達更大的港口菲尼基（</w:t>
+      </w:r>
+      <w:hyperlink r:id="rId42">
         <w:r>
           <w:rPr>
             <w:lang w:val="zh_TW" w:bidi="zh_TW"/>
@@ -742,16 +1196,16 @@
             <w:color w:val="0000EE"/>
             <w:u w:val="single"/>
           </w:rPr>
-          <w:t>耶1:17</w:t>
+          <w:t>12</w:t>
         </w:r>
       </w:hyperlink>
       <w:r>
         <w:rPr>
           <w:lang w:val="zh_TW" w:bidi="zh_TW"/>
         </w:rPr>
-        <w:t>）。神勸勉以西結——與耶利米同時代的人，以及其他人，要他們剛強（</w:t>
-      </w:r>
-      <w:hyperlink r:id="rId33">
+        <w:t>節），但被暴風吹離航線，並在克里特西南海岸的一個名為高大島的地方避風（</w:t>
+      </w:r>
+      <w:hyperlink r:id="rId43">
         <w:r>
           <w:rPr>
             <w:lang w:val="zh_TW" w:bidi="zh_TW"/>
@@ -760,16 +1214,16 @@
             <w:color w:val="0000EE"/>
             <w:u w:val="single"/>
           </w:rPr>
-          <w:t>書1:7–9</w:t>
+          <w:t>16</w:t>
         </w:r>
       </w:hyperlink>
       <w:r>
         <w:rPr>
           <w:lang w:val="zh_TW" w:bidi="zh_TW"/>
         </w:rPr>
-        <w:t>；</w:t>
-      </w:r>
-      <w:hyperlink r:id="rId34">
+        <w:t>節）。保羅在羅馬監禁後可能到訪過克里特島，因為他在給提多的信中說：「我從前留你在克里特」（</w:t>
+      </w:r>
+      <w:hyperlink r:id="rId44">
         <w:r>
           <w:rPr>
             <w:lang w:val="zh_TW" w:bidi="zh_TW"/>
@@ -778,16 +1232,16 @@
             <w:color w:val="0000EE"/>
             <w:u w:val="single"/>
           </w:rPr>
-          <w:t>結2:6</w:t>
+          <w:t>多1:5</w:t>
         </w:r>
       </w:hyperlink>
       <w:r>
         <w:rPr>
           <w:lang w:val="zh_TW" w:bidi="zh_TW"/>
         </w:rPr>
-        <w:t>）。即使敬虔的人也會受到恐懼的試探，有時甚至感到難以承受（</w:t>
-      </w:r>
-      <w:hyperlink r:id="rId35">
+        <w:t>）。基於此和其他證據，許多學者認為保羅在第二次監禁及處決之前已獲釋，並有一段長期的事工（</w:t>
+      </w:r>
+      <w:hyperlink r:id="rId45">
         <w:r>
           <w:rPr>
             <w:lang w:val="zh_TW" w:bidi="zh_TW"/>
@@ -796,16 +1250,16 @@
             <w:color w:val="0000EE"/>
             <w:u w:val="single"/>
           </w:rPr>
-          <w:t>詩55:5</w:t>
+          <w:t>提後4:6</w:t>
         </w:r>
       </w:hyperlink>
       <w:r>
         <w:rPr>
           <w:lang w:val="zh_TW" w:bidi="zh_TW"/>
         </w:rPr>
-        <w:t>）。正因如此，神常常吩咐祂的子民不要向恐懼屈服（</w:t>
-      </w:r>
-      <w:hyperlink r:id="rId36">
+        <w:t>）。保羅對克里特島的人評價不高，他引用他們自己的一位詩人說他們是「常說謊話，乃是惡獸，又饞又懶。」（</w:t>
+      </w:r>
+      <w:hyperlink r:id="rId46">
         <w:r>
           <w:rPr>
             <w:lang w:val="zh_TW" w:bidi="zh_TW"/>
@@ -814,110 +1268,14 @@
             <w:color w:val="0000EE"/>
             <w:u w:val="single"/>
           </w:rPr>
-          <w:t>賽8:12</w:t>
+          <w:t>提1:12</w:t>
         </w:r>
       </w:hyperlink>
       <w:r>
         <w:rPr>
           <w:lang w:val="zh_TW" w:bidi="zh_TW"/>
         </w:rPr>
-        <w:t>；</w:t>
-      </w:r>
-      <w:hyperlink r:id="rId37">
-        <w:r>
-          <w:rPr>
-            <w:lang w:val="zh_TW" w:bidi="zh_TW"/>
-          </w:rPr>
-          <w:rPr>
-            <w:color w:val="0000EE"/>
-            <w:u w:val="single"/>
-          </w:rPr>
-          <w:t>約14:1、27</w:t>
-        </w:r>
-      </w:hyperlink>
-      <w:r>
-        <w:rPr>
-          <w:lang w:val="zh_TW" w:bidi="zh_TW"/>
-        </w:rPr>
-        <w:t>）。相反，祂鼓勵他們把憂慮交託救贖主的手裡，因為祂深切關心祂的子民（</w:t>
-      </w:r>
-      <w:hyperlink r:id="rId38">
-        <w:r>
-          <w:rPr>
-            <w:lang w:val="zh_TW" w:bidi="zh_TW"/>
-          </w:rPr>
-          <w:rPr>
-            <w:color w:val="0000EE"/>
-            <w:u w:val="single"/>
-          </w:rPr>
-          <w:t>彼前5:7</w:t>
-        </w:r>
-      </w:hyperlink>
-      <w:r>
-        <w:rPr>
-          <w:lang w:val="zh_TW" w:bidi="zh_TW"/>
-        </w:rPr>
-        <w:t>）。信心是戰勝恐懼的關鍵，正如以賽亞所說：「堅心倚賴你的，你必保守他十分平安，因為他倚靠你。」（</w:t>
-      </w:r>
-      <w:hyperlink r:id="rId39">
-        <w:r>
-          <w:rPr>
-            <w:lang w:val="zh_TW" w:bidi="zh_TW"/>
-          </w:rPr>
-          <w:rPr>
-            <w:color w:val="0000EE"/>
-            <w:u w:val="single"/>
-          </w:rPr>
-          <w:t>賽26:3</w:t>
-        </w:r>
-      </w:hyperlink>
-      <w:r>
-        <w:rPr>
-          <w:lang w:val="zh_TW" w:bidi="zh_TW"/>
-        </w:rPr>
-        <w:t>）詩篇的作者也強調信心對戰勝恐懼的作用（</w:t>
-      </w:r>
-      <w:hyperlink r:id="rId40">
-        <w:r>
-          <w:rPr>
-            <w:lang w:val="zh_TW" w:bidi="zh_TW"/>
-          </w:rPr>
-          <w:rPr>
-            <w:color w:val="0000EE"/>
-            <w:u w:val="single"/>
-          </w:rPr>
-          <w:t>詩37:1，</w:t>
-        </w:r>
-      </w:hyperlink>
-      <w:hyperlink r:id="rId41">
-        <w:r>
-          <w:rPr>
-            <w:lang w:val="zh_TW" w:bidi="zh_TW"/>
-          </w:rPr>
-          <w:rPr>
-            <w:color w:val="0000EE"/>
-            <w:u w:val="single"/>
-          </w:rPr>
-          <w:t>46:2，</w:t>
-        </w:r>
-      </w:hyperlink>
-      <w:hyperlink r:id="rId42">
-        <w:r>
-          <w:rPr>
-            <w:lang w:val="zh_TW" w:bidi="zh_TW"/>
-          </w:rPr>
-          <w:rPr>
-            <w:color w:val="0000EE"/>
-            <w:u w:val="single"/>
-          </w:rPr>
-          <w:t>112:7</w:t>
-        </w:r>
-      </w:hyperlink>
-      <w:r>
-        <w:rPr>
-          <w:lang w:val="zh_TW" w:bidi="zh_TW"/>
-        </w:rPr>
-        <w:t>）。</w:t>
+        <w:t>）。但福音在那裡必定產生了相當大的影響，因為今天提多的名字在當地許多村莊、教堂和修道院中備受尊崇。</w:t>
       </w:r>
     </w:p>
     <w:p>
@@ -931,145 +1289,17 @@
         <w:rPr>
           <w:lang w:val="zh_TW" w:bidi="zh_TW"/>
         </w:rPr>
-        <w:t>真正的信心包含對神深深的敬畏，聖經稱之為「敬畏神」。認識神的大能是建立堅固信心的關鍵（</w:t>
-      </w:r>
-      <w:hyperlink r:id="rId43">
-        <w:r>
-          <w:rPr>
-            <w:lang w:val="zh_TW" w:bidi="zh_TW"/>
-          </w:rPr>
-          <w:rPr>
-            <w:color w:val="0000EE"/>
-            <w:u w:val="single"/>
-          </w:rPr>
-          <w:t>詩5:7，</w:t>
-        </w:r>
-      </w:hyperlink>
-      <w:hyperlink r:id="rId44">
-        <w:r>
-          <w:rPr>
-            <w:lang w:val="zh_TW" w:bidi="zh_TW"/>
-          </w:rPr>
-          <w:rPr>
-            <w:color w:val="0000EE"/>
-            <w:u w:val="single"/>
-          </w:rPr>
-          <w:t>89:7</w:t>
-        </w:r>
-      </w:hyperlink>
-      <w:r>
-        <w:rPr>
-          <w:lang w:val="zh_TW" w:bidi="zh_TW"/>
-        </w:rPr>
-        <w:t>）。基督徒不再需要懼怕：</w:t>
-      </w:r>
-    </w:p>
-    <w:p>
-      <w:pPr>
-        <w:pStyle w:val="ListBullet"/>
-        <w:spacing w:line="240" w:lineRule="auto"/>
-        <w:ind w:left="720"/>
-      </w:pPr>
-      <w:r>
-        <w:rPr>
-          <w:lang w:val="zh_TW" w:bidi="zh_TW"/>
-        </w:rPr>
-      </w:r>
-      <w:r>
-        <w:rPr>
-          <w:lang w:val="zh_TW" w:bidi="zh_TW"/>
-        </w:rPr>
-        <w:t>人（</w:t>
-      </w:r>
-      <w:hyperlink r:id="rId45">
-        <w:r>
-          <w:rPr>
-            <w:lang w:val="zh_TW" w:bidi="zh_TW"/>
-          </w:rPr>
-          <w:rPr>
-            <w:color w:val="0000EE"/>
-            <w:u w:val="single"/>
-          </w:rPr>
-          <w:t>來13:6</w:t>
-        </w:r>
-      </w:hyperlink>
-      <w:r>
-        <w:rPr>
-          <w:lang w:val="zh_TW" w:bidi="zh_TW"/>
-        </w:rPr>
-        <w:t>）</w:t>
-      </w:r>
-    </w:p>
-    <w:p>
-      <w:pPr>
-        <w:pStyle w:val="ListBullet"/>
-        <w:spacing w:line="240" w:lineRule="auto"/>
-        <w:ind w:left="720"/>
-      </w:pPr>
-      <w:r>
-        <w:rPr>
-          <w:lang w:val="zh_TW" w:bidi="zh_TW"/>
-        </w:rPr>
-      </w:r>
-      <w:r>
-        <w:rPr>
-          <w:lang w:val="zh_TW" w:bidi="zh_TW"/>
-        </w:rPr>
-        <w:t>死亡（</w:t>
-      </w:r>
-      <w:hyperlink r:id="rId46">
-        <w:r>
-          <w:rPr>
-            <w:lang w:val="zh_TW" w:bidi="zh_TW"/>
-          </w:rPr>
-          <w:rPr>
-            <w:color w:val="0000EE"/>
-            <w:u w:val="single"/>
-          </w:rPr>
-          <w:t>2:15</w:t>
-        </w:r>
-      </w:hyperlink>
-      <w:r>
-        <w:rPr>
-          <w:lang w:val="zh_TW" w:bidi="zh_TW"/>
-        </w:rPr>
-        <w:t>）</w:t>
-      </w:r>
-    </w:p>
-    <w:p>
-      <w:pPr>
-        <w:pStyle w:val="ListBullet"/>
-        <w:spacing w:line="240" w:lineRule="auto"/>
-        <w:ind w:left="720"/>
-      </w:pPr>
-      <w:r>
-        <w:rPr>
-          <w:lang w:val="zh_TW" w:bidi="zh_TW"/>
-        </w:rPr>
-      </w:r>
-      <w:r>
-        <w:rPr>
-          <w:lang w:val="zh_TW" w:bidi="zh_TW"/>
-        </w:rPr>
-        <w:t>人生中的各樣境遇（</w:t>
-      </w:r>
-      <w:hyperlink r:id="rId47">
-        <w:r>
-          <w:rPr>
-            <w:lang w:val="zh_TW" w:bidi="zh_TW"/>
-          </w:rPr>
-          <w:rPr>
-            <w:color w:val="0000EE"/>
-            <w:u w:val="single"/>
-          </w:rPr>
-          <w:t>提後1:6–7</w:t>
-        </w:r>
-      </w:hyperlink>
-      <w:r>
-        <w:rPr>
-          <w:lang w:val="zh_TW" w:bidi="zh_TW"/>
-        </w:rPr>
-        <w:t>）</w:t>
+        <w:t>由於其地理位置和土地相對肥沃，克里特島在戰爭和商業上具有重要價值。該島於公元前67年被羅馬征服，成為一個獨立的省份。居民在羅馬人和後來的希臘基督徒（拜占庭人）統治下繁榮昌盛。撒拉遜人（穆斯林）佔領該島超過一個世紀（公元823–960年）。經歷了數個世紀的基督徒領導後，它被土耳其蘇丹征服，文明逐漸衰退（公元1669–1898年）。在公元20世紀，克里特島一直是希臘的一部分，僅在第二次世界大戰期間被德國佔領過一段時間。</w:t>
+      </w:r>
+      <w:r>
+        <w:rPr>
+          <w:lang w:val="zh_TW" w:bidi="zh_TW"/>
+        </w:rPr>
+      </w:r>
+      <w:r>
+        <w:rPr>
+          <w:lang w:val="zh_TW" w:bidi="zh_TW"/>
+        </w:rPr>
       </w:r>
     </w:p>
     <w:p>
@@ -1079,83 +1309,21 @@
           <w:lang w:val="zh_TW" w:bidi="zh_TW"/>
         </w:rPr>
       </w:r>
-      <w:r>
-        <w:rPr>
-          <w:lang w:val="zh_TW" w:bidi="zh_TW"/>
-        </w:rPr>
-        <w:t>然而，信徒始終要尊崇神。這樣的敬畏會帶來智慧（</w:t>
-      </w:r>
-      <w:hyperlink r:id="rId48">
-        <w:r>
-          <w:rPr>
-            <w:lang w:val="zh_TW" w:bidi="zh_TW"/>
-          </w:rPr>
-          <w:rPr>
-            <w:color w:val="0000EE"/>
-            <w:u w:val="single"/>
-          </w:rPr>
-          <w:t>詩111:10</w:t>
-        </w:r>
-      </w:hyperlink>
-      <w:r>
-        <w:rPr>
-          <w:lang w:val="zh_TW" w:bidi="zh_TW"/>
-        </w:rPr>
-        <w:t>）和引導（</w:t>
-      </w:r>
-      <w:hyperlink r:id="rId49">
-        <w:r>
-          <w:rPr>
-            <w:lang w:val="zh_TW" w:bidi="zh_TW"/>
-          </w:rPr>
-          <w:rPr>
-            <w:color w:val="0000EE"/>
-            <w:u w:val="single"/>
-          </w:rPr>
-          <w:t>弗5:21</w:t>
-        </w:r>
-      </w:hyperlink>
-      <w:r>
-        <w:rPr>
-          <w:lang w:val="zh_TW" w:bidi="zh_TW"/>
-        </w:rPr>
-        <w:t>；</w:t>
-      </w:r>
-      <w:hyperlink r:id="rId50">
-        <w:r>
-          <w:rPr>
-            <w:lang w:val="zh_TW" w:bidi="zh_TW"/>
-          </w:rPr>
-          <w:rPr>
-            <w:color w:val="0000EE"/>
-            <w:u w:val="single"/>
-          </w:rPr>
-          <w:t>腓2:12</w:t>
-        </w:r>
-      </w:hyperlink>
-      <w:r>
-        <w:rPr>
-          <w:lang w:val="zh_TW" w:bidi="zh_TW"/>
-        </w:rPr>
-        <w:t>）。透過研讀聖經而生出的愛神之心，也會帶來這種敬畏（</w:t>
-      </w:r>
-      <w:hyperlink r:id="rId51">
-        <w:r>
-          <w:rPr>
-            <w:lang w:val="zh_TW" w:bidi="zh_TW"/>
-          </w:rPr>
-          <w:rPr>
-            <w:color w:val="0000EE"/>
-            <w:u w:val="single"/>
-          </w:rPr>
-          <w:t>箴2:3–5</w:t>
-        </w:r>
-      </w:hyperlink>
-      <w:r>
-        <w:rPr>
-          <w:lang w:val="zh_TW" w:bidi="zh_TW"/>
-        </w:rPr>
-        <w:t>）。</w:t>
+    </w:p>
+    <w:p>
+      <w:pPr>
+        <w:pStyle w:val="Heading2"/>
+      </w:pPr>
+      <w:r>
+        <w:rPr>
+          <w:lang w:val="zh_TW" w:bidi="zh_TW"/>
+        </w:rPr>
+        <w:t>克斯塔</w:t>
+      </w:r>
+      <w:r>
+        <w:rPr>
+          <w:lang w:val="zh_TW" w:bidi="zh_TW"/>
+        </w:rPr>
       </w:r>
     </w:p>
     <w:p>
@@ -1169,7 +1337,203 @@
         <w:rPr>
           <w:lang w:val="zh_TW" w:bidi="zh_TW"/>
         </w:rPr>
-        <w:t>古代以色列人藉著遵行神的誡命來表達他們的敬畏（</w:t>
+        <w:t>一種價值不詳的重量單位（</w:t>
+      </w:r>
+      <w:hyperlink r:id="rId47">
+        <w:r>
+          <w:rPr>
+            <w:lang w:val="zh_TW" w:bidi="zh_TW"/>
+          </w:rPr>
+          <w:rPr>
+            <w:color w:val="0000EE"/>
+            <w:u w:val="single"/>
+          </w:rPr>
+          <w:t>創33:19</w:t>
+        </w:r>
+      </w:hyperlink>
+      <w:r>
+        <w:rPr>
+          <w:lang w:val="zh_TW" w:bidi="zh_TW"/>
+        </w:rPr>
+        <w:t>；</w:t>
+      </w:r>
+      <w:hyperlink r:id="rId48">
+        <w:r>
+          <w:rPr>
+            <w:lang w:val="zh_TW" w:bidi="zh_TW"/>
+          </w:rPr>
+          <w:rPr>
+            <w:color w:val="0000EE"/>
+            <w:u w:val="single"/>
+          </w:rPr>
+          <w:t>書24:32</w:t>
+        </w:r>
+      </w:hyperlink>
+      <w:r>
+        <w:rPr>
+          <w:lang w:val="zh_TW" w:bidi="zh_TW"/>
+        </w:rPr>
+        <w:t>；</w:t>
+      </w:r>
+      <w:hyperlink r:id="rId49">
+        <w:r>
+          <w:rPr>
+            <w:lang w:val="zh_TW" w:bidi="zh_TW"/>
+          </w:rPr>
+          <w:rPr>
+            <w:color w:val="0000EE"/>
+            <w:u w:val="single"/>
+          </w:rPr>
+          <w:t>伯42:11</w:t>
+        </w:r>
+      </w:hyperlink>
+      <w:r>
+        <w:rPr>
+          <w:lang w:val="zh_TW" w:bidi="zh_TW"/>
+        </w:rPr>
+        <w:t>；和合本譯為：銀子）。</w:t>
+      </w:r>
+    </w:p>
+    <w:p>
+      <w:pPr/>
+      <w:r>
+        <w:rPr>
+          <w:lang w:val="zh_TW" w:bidi="zh_TW"/>
+        </w:rPr>
+      </w:r>
+      <w:r>
+        <w:rPr>
+          <w:i/>
+          <w:lang w:val="zh_TW" w:bidi="zh_TW"/>
+        </w:rPr>
+        <w:t>見</w:t>
+      </w:r>
+      <w:r>
+        <w:rPr>
+          <w:lang w:val="zh_TW" w:bidi="zh_TW"/>
+        </w:rPr>
+        <w:t xml:space="preserve"> </w:t>
+      </w:r>
+      <w:r>
+        <w:rPr>
+          <w:lang w:val="zh_TW" w:bidi="zh_TW"/>
+        </w:rPr>
+        <w:t>銀子（Money）</w:t>
+      </w:r>
+      <w:r>
+        <w:rPr>
+          <w:lang w:val="zh_TW" w:bidi="zh_TW"/>
+        </w:rPr>
+        <w:t>。</w:t>
+      </w:r>
+      <w:r>
+        <w:rPr>
+          <w:lang w:val="zh_TW" w:bidi="zh_TW"/>
+        </w:rPr>
+      </w:r>
+      <w:r>
+        <w:rPr>
+          <w:lang w:val="zh_TW" w:bidi="zh_TW"/>
+        </w:rPr>
+      </w:r>
+    </w:p>
+    <w:p>
+      <w:pPr/>
+      <w:r>
+        <w:rPr>
+          <w:lang w:val="zh_TW" w:bidi="zh_TW"/>
+        </w:rPr>
+      </w:r>
+    </w:p>
+    <w:p>
+      <w:pPr>
+        <w:pStyle w:val="Heading2"/>
+      </w:pPr>
+      <w:r>
+        <w:rPr>
+          <w:lang w:val="zh_TW" w:bidi="zh_TW"/>
+        </w:rPr>
+        <w:t>客店</w:t>
+      </w:r>
+      <w:r>
+        <w:rPr>
+          <w:lang w:val="zh_TW" w:bidi="zh_TW"/>
+        </w:rPr>
+      </w:r>
+    </w:p>
+    <w:p>
+      <w:pPr/>
+      <w:r>
+        <w:rPr>
+          <w:lang w:val="zh_TW" w:bidi="zh_TW"/>
+        </w:rPr>
+      </w:r>
+      <w:r>
+        <w:rPr>
+          <w:lang w:val="zh_TW" w:bidi="zh_TW"/>
+        </w:rPr>
+        <w:t>客店是供旅人行程中過夜歇息的地方。後來，客店的形式有所改變，從簡單的避身之所，逐漸發展成較接近今日旅館的場所。</w:t>
+      </w:r>
+    </w:p>
+    <w:p>
+      <w:pPr>
+        <w:pStyle w:val="Heading3"/>
+      </w:pPr>
+      <w:r>
+        <w:rPr>
+          <w:lang w:val="zh_TW" w:bidi="zh_TW"/>
+        </w:rPr>
+        <w:t>舊約聖經中的客店</w:t>
+      </w:r>
+    </w:p>
+    <w:p>
+      <w:pPr/>
+      <w:r>
+        <w:rPr>
+          <w:lang w:val="zh_TW" w:bidi="zh_TW"/>
+        </w:rPr>
+      </w:r>
+      <w:r>
+        <w:rPr>
+          <w:lang w:val="zh_TW" w:bidi="zh_TW"/>
+        </w:rPr>
+        <w:t>在較早期的英文聖經譯本中，客店（inn）一詞在舊約聖經裡出現三次。其中兩次是記載約瑟的兄弟在往返埃及與迦南的途中，於夜間歇息（</w:t>
+      </w:r>
+      <w:hyperlink r:id="rId50">
+        <w:r>
+          <w:rPr>
+            <w:lang w:val="zh_TW" w:bidi="zh_TW"/>
+          </w:rPr>
+          <w:rPr>
+            <w:color w:val="0000EE"/>
+            <w:u w:val="single"/>
+          </w:rPr>
+          <w:t>創42:27</w:t>
+        </w:r>
+      </w:hyperlink>
+      <w:r>
+        <w:rPr>
+          <w:lang w:val="zh_TW" w:bidi="zh_TW"/>
+        </w:rPr>
+        <w:t>，</w:t>
+      </w:r>
+      <w:hyperlink r:id="rId51">
+        <w:r>
+          <w:rPr>
+            <w:lang w:val="zh_TW" w:bidi="zh_TW"/>
+          </w:rPr>
+          <w:rPr>
+            <w:color w:val="0000EE"/>
+            <w:u w:val="single"/>
+          </w:rPr>
+          <w:t>43:21</w:t>
+        </w:r>
+      </w:hyperlink>
+      <w:r>
+        <w:rPr>
+          <w:lang w:val="zh_TW" w:bidi="zh_TW"/>
+        </w:rPr>
+        <w:t>；譯註：和合本譯為「住宿的地方」）。第三次出現是在摩西從米甸返回埃及、要帶領以色列的百姓時（</w:t>
       </w:r>
       <w:hyperlink r:id="rId52">
         <w:r>
@@ -1180,14 +1544,42 @@
             <w:color w:val="0000EE"/>
             <w:u w:val="single"/>
           </w:rPr>
-          <w:t>申6:2</w:t>
+          <w:t>出4:24</w:t>
         </w:r>
       </w:hyperlink>
       <w:r>
         <w:rPr>
           <w:lang w:val="zh_TW" w:bidi="zh_TW"/>
         </w:rPr>
-        <w:t>）。哥尼流和他的全家因為敬畏神，被稱為「敬畏神的人」（</w:t>
+        <w:t>；譯註：和合本譯為「住宿的地方」）。</w:t>
+      </w:r>
+    </w:p>
+    <w:p>
+      <w:pPr/>
+      <w:r>
+        <w:rPr>
+          <w:lang w:val="zh_TW" w:bidi="zh_TW"/>
+        </w:rPr>
+      </w:r>
+      <w:r>
+        <w:rPr>
+          <w:lang w:val="zh_TW" w:bidi="zh_TW"/>
+        </w:rPr>
+        <w:t>有些英文譯本將這些經文全都譯為住宿的地方（lodging place）。在亞伯拉罕與摩西的時代，近東地區並沒有我們今日所理解的客店。我們對客店的概念是指旅人可以付費住宿的公共場所。</w:t>
+      </w:r>
+    </w:p>
+    <w:p>
+      <w:pPr/>
+      <w:r>
+        <w:rPr>
+          <w:lang w:val="zh_TW" w:bidi="zh_TW"/>
+        </w:rPr>
+      </w:r>
+      <w:r>
+        <w:rPr>
+          <w:lang w:val="zh_TW" w:bidi="zh_TW"/>
+        </w:rPr>
+        <w:t>在有人定居的地區，旅人通常可以期待當地居民接待他們、提供住宿之處。在整個近東，為旅人提供住宿是一項重要的責任（見</w:t>
       </w:r>
       <w:hyperlink r:id="rId53">
         <w:r>
@@ -1198,14 +1590,14 @@
             <w:color w:val="0000EE"/>
             <w:u w:val="single"/>
           </w:rPr>
-          <w:t>徒10:2</w:t>
+          <w:t>創19:1–3</w:t>
         </w:r>
       </w:hyperlink>
       <w:r>
         <w:rPr>
           <w:lang w:val="zh_TW" w:bidi="zh_TW"/>
         </w:rPr>
-        <w:t>）。真正的敬畏會使人過著善行和聖潔的生活（</w:t>
+        <w:t>；</w:t>
       </w:r>
       <w:hyperlink r:id="rId54">
         <w:r>
@@ -1216,14 +1608,14 @@
             <w:color w:val="0000EE"/>
             <w:u w:val="single"/>
           </w:rPr>
-          <w:t>林後7:1</w:t>
+          <w:t>士19:15–21</w:t>
         </w:r>
       </w:hyperlink>
       <w:r>
         <w:rPr>
           <w:lang w:val="zh_TW" w:bidi="zh_TW"/>
         </w:rPr>
-        <w:t>），這種敬畏帶來喜樂（</w:t>
+        <w:t>）。在荒涼無人的地方，旅人就自己搭建住處（</w:t>
       </w:r>
       <w:hyperlink r:id="rId55">
         <w:r>
@@ -1234,14 +1626,14 @@
             <w:color w:val="0000EE"/>
             <w:u w:val="single"/>
           </w:rPr>
-          <w:t>詩2:11</w:t>
+          <w:t>創28:11</w:t>
         </w:r>
       </w:hyperlink>
       <w:r>
         <w:rPr>
           <w:lang w:val="zh_TW" w:bidi="zh_TW"/>
         </w:rPr>
-        <w:t>）和生命（</w:t>
+        <w:t>），也會自行攜帶食物（</w:t>
       </w:r>
       <w:hyperlink r:id="rId56">
         <w:r>
@@ -1252,14 +1644,41 @@
             <w:color w:val="0000EE"/>
             <w:u w:val="single"/>
           </w:rPr>
-          <w:t>箴14:27</w:t>
+          <w:t>書9:11–13</w:t>
         </w:r>
       </w:hyperlink>
       <w:r>
         <w:rPr>
           <w:lang w:val="zh_TW" w:bidi="zh_TW"/>
         </w:rPr>
-        <w:t>），也比財富更寶貴（</w:t>
+        <w:t>）。</w:t>
+      </w:r>
+    </w:p>
+    <w:p>
+      <w:pPr/>
+      <w:r>
+        <w:rPr>
+          <w:lang w:val="zh_TW" w:bidi="zh_TW"/>
+        </w:rPr>
+      </w:r>
+      <w:r>
+        <w:rPr>
+          <w:lang w:val="zh_TW" w:bidi="zh_TW"/>
+        </w:rPr>
+        <w:t>我們不確定真正的客店何時在巴勒斯坦出現。有些人認為客店的概念來自外地，因為猶太人用來表示「客店」的詞語源自希臘文與拉丁文。較早的文獻，如他爾根（Targum）和約瑟夫（Josephus，</w:t>
+      </w:r>
+      <w:r>
+        <w:rPr>
+          <w:i/>
+          <w:lang w:val="zh_TW" w:bidi="zh_TW"/>
+        </w:rPr>
+        <w:t>猶太古史記</w:t>
+      </w:r>
+      <w:r>
+        <w:rPr>
+          <w:lang w:val="zh_TW" w:bidi="zh_TW"/>
+        </w:rPr>
+        <w:t xml:space="preserve"> 5.1.12）都將喇合稱為開客店的人（</w:t>
       </w:r>
       <w:hyperlink r:id="rId57">
         <w:r>
@@ -1270,14 +1689,53 @@
             <w:color w:val="0000EE"/>
             <w:u w:val="single"/>
           </w:rPr>
-          <w:t>箴15:16</w:t>
+          <w:t>書2:1</w:t>
         </w:r>
       </w:hyperlink>
       <w:r>
         <w:rPr>
           <w:lang w:val="zh_TW" w:bidi="zh_TW"/>
         </w:rPr>
-        <w:t>）。神喜悅那些敬畏祂的人（</w:t>
+        <w:t>）。不過，在約書亞的時代，很可能尚未存在真正意義上的客店。然而，在近東地區可以找到相似的例子，有些婦女經營某種場所，為旅人同時提供住宿與性服務。</w:t>
+      </w:r>
+    </w:p>
+    <w:p>
+      <w:pPr>
+        <w:pStyle w:val="Heading3"/>
+      </w:pPr>
+      <w:r>
+        <w:rPr>
+          <w:lang w:val="zh_TW" w:bidi="zh_TW"/>
+        </w:rPr>
+        <w:t>新約聖經中的客店</w:t>
+      </w:r>
+    </w:p>
+    <w:p>
+      <w:pPr/>
+      <w:r>
+        <w:rPr>
+          <w:lang w:val="zh_TW" w:bidi="zh_TW"/>
+        </w:rPr>
+      </w:r>
+      <w:r>
+        <w:rPr>
+          <w:lang w:val="zh_TW" w:bidi="zh_TW"/>
+        </w:rPr>
+        <w:t>我們知道，希臘式的客店早在公元前5世紀就已存在，並且在受希臘文化影響的地區逐漸普及。這類客店通常環境不太舒適，也缺乏安全保障。</w:t>
+      </w:r>
+    </w:p>
+    <w:p>
+      <w:pPr/>
+      <w:r>
+        <w:rPr>
+          <w:lang w:val="zh_TW" w:bidi="zh_TW"/>
+        </w:rPr>
+      </w:r>
+      <w:r>
+        <w:rPr>
+          <w:lang w:val="zh_TW" w:bidi="zh_TW"/>
+        </w:rPr>
+        <w:t>這種有「店主」的「客店」，正是好撒馬利亞人將遭搶劫的人帶去的地方（</w:t>
       </w:r>
       <w:hyperlink r:id="rId58">
         <w:r>
@@ -1288,14 +1746,187 @@
             <w:color w:val="0000EE"/>
             <w:u w:val="single"/>
           </w:rPr>
-          <w:t>詩147:11</w:t>
+          <w:t>路10:34–35</w:t>
         </w:r>
       </w:hyperlink>
       <w:r>
         <w:rPr>
           <w:lang w:val="zh_TW" w:bidi="zh_TW"/>
         </w:rPr>
+        <w:t>）。這類客店很可能類似汗舍（khan，城內的小型客店）或商隊驛站（caravansary，位於城的邊緣、特別設在貿易路線旁的較大型客店）。這些設施可見於敘利亞一帶的貿易路線上，長期以來都相當常見。</w:t>
+      </w:r>
+    </w:p>
+    <w:p>
+      <w:pPr/>
+      <w:r>
+        <w:rPr>
+          <w:lang w:val="zh_TW" w:bidi="zh_TW"/>
+        </w:rPr>
+      </w:r>
+      <w:r>
+        <w:rPr>
+          <w:lang w:val="zh_TW" w:bidi="zh_TW"/>
+        </w:rPr>
+        <w:t>這些客店多半是方形建築，中間設有露天的院子，提供水源與遮蔽之處，但旅人通常自備食物，有時也會帶著自己的鋪蓋。好撒馬利亞人顯然期待店主照顧那位受傷的人。至於這種作法是否屬於常態，或只是因為情況緊急而採取的特例，則不容易判斷。</w:t>
+      </w:r>
+    </w:p>
+    <w:p>
+      <w:pPr/>
+      <w:r>
+        <w:rPr>
+          <w:lang w:val="zh_TW" w:bidi="zh_TW"/>
+        </w:rPr>
+      </w:r>
+      <w:r>
+        <w:rPr>
+          <w:lang w:val="zh_TW" w:bidi="zh_TW"/>
+        </w:rPr>
+        <w:t>耶穌在好撒馬利亞人的比喻中所提到的那間客店，人們長久以來認為它就是哈特魯爾汗舍（Khan Hathrur）。它位於耶路撒冷與耶利哥之間的中途位置。不過，現今所見的建築，很可能只是在同一地點先後興建的多座建築之一。</w:t>
+      </w:r>
+    </w:p>
+    <w:p>
+      <w:pPr/>
+      <w:r>
+        <w:rPr>
+          <w:lang w:val="zh_TW" w:bidi="zh_TW"/>
+        </w:rPr>
+      </w:r>
+      <w:r>
+        <w:rPr>
+          <w:lang w:val="zh_TW" w:bidi="zh_TW"/>
+        </w:rPr>
+        <w:t>新約聖經中還有兩處著名的經文，提到不同類型的住宿之處。第一，來自羅馬的基督徒在三館這個歇腳之處迎接身為囚犯的保羅，三館距離羅馬約53公里（33英里），是兩條道路交會的地方（</w:t>
+      </w:r>
+      <w:hyperlink r:id="rId59">
+        <w:r>
+          <w:rPr>
+            <w:lang w:val="zh_TW" w:bidi="zh_TW"/>
+          </w:rPr>
+          <w:rPr>
+            <w:color w:val="0000EE"/>
+            <w:u w:val="single"/>
+          </w:rPr>
+          <w:t>徒28:15</w:t>
+        </w:r>
+      </w:hyperlink>
+      <w:r>
+        <w:rPr>
+          <w:lang w:val="zh_TW" w:bidi="zh_TW"/>
+        </w:rPr>
+        <w:t>）。第二，是那間沒有地方接待約瑟和馬利亞的「客店」（</w:t>
+      </w:r>
+      <w:hyperlink r:id="rId60">
+        <w:r>
+          <w:rPr>
+            <w:lang w:val="zh_TW" w:bidi="zh_TW"/>
+          </w:rPr>
+          <w:rPr>
+            <w:color w:val="0000EE"/>
+            <w:u w:val="single"/>
+          </w:rPr>
+          <w:t>路2:7</w:t>
+        </w:r>
+      </w:hyperlink>
+      <w:r>
+        <w:rPr>
+          <w:lang w:val="zh_TW" w:bidi="zh_TW"/>
+        </w:rPr>
+        <w:t>）。這個詞語在某些英文譯本中譯為客房（guestchamber），而另一些譯本則譯為客房（guest room）（</w:t>
+      </w:r>
+      <w:hyperlink r:id="rId61">
+        <w:r>
+          <w:rPr>
+            <w:lang w:val="zh_TW" w:bidi="zh_TW"/>
+          </w:rPr>
+          <w:rPr>
+            <w:color w:val="0000EE"/>
+            <w:u w:val="single"/>
+          </w:rPr>
+          <w:t>可14:14</w:t>
+        </w:r>
+      </w:hyperlink>
+      <w:r>
+        <w:rPr>
+          <w:lang w:val="zh_TW" w:bidi="zh_TW"/>
+        </w:rPr>
+        <w:t>；</w:t>
+      </w:r>
+      <w:hyperlink r:id="rId62">
+        <w:r>
+          <w:rPr>
+            <w:lang w:val="zh_TW" w:bidi="zh_TW"/>
+          </w:rPr>
+          <w:rPr>
+            <w:color w:val="0000EE"/>
+            <w:u w:val="single"/>
+          </w:rPr>
+          <w:t>路22:11</w:t>
+        </w:r>
+      </w:hyperlink>
+      <w:r>
+        <w:rPr>
+          <w:lang w:val="zh_TW" w:bidi="zh_TW"/>
+        </w:rPr>
         <w:t>）。</w:t>
+      </w:r>
+    </w:p>
+    <w:p>
+      <w:pPr/>
+      <w:r>
+        <w:rPr>
+          <w:lang w:val="zh_TW" w:bidi="zh_TW"/>
+        </w:rPr>
+      </w:r>
+      <w:r>
+        <w:rPr>
+          <w:lang w:val="zh_TW" w:bidi="zh_TW"/>
+        </w:rPr>
+        <w:t>耶路撒冷的猶太人以能夠為所有前來守逾越節的訪客提供足夠的客房而感到自豪。而前來守五旬節的人群同樣能獲得接待（</w:t>
+      </w:r>
+      <w:hyperlink r:id="rId63">
+        <w:r>
+          <w:rPr>
+            <w:lang w:val="zh_TW" w:bidi="zh_TW"/>
+          </w:rPr>
+          <w:rPr>
+            <w:color w:val="0000EE"/>
+            <w:u w:val="single"/>
+          </w:rPr>
+          <w:t>徒2:6–11</w:t>
+        </w:r>
+      </w:hyperlink>
+      <w:r>
+        <w:rPr>
+          <w:lang w:val="zh_TW" w:bidi="zh_TW"/>
+        </w:rPr>
+        <w:t>）。看來，約瑟和馬利亞為了數點人數來到伯利恆時，也期望能找到這樣的住宿之處，但所有客房都已經客滿。</w:t>
+      </w:r>
+    </w:p>
+    <w:p>
+      <w:pPr/>
+      <w:r>
+        <w:rPr>
+          <w:lang w:val="zh_TW" w:bidi="zh_TW"/>
+        </w:rPr>
+      </w:r>
+      <w:r>
+        <w:rPr>
+          <w:i/>
+          <w:lang w:val="zh_TW" w:bidi="zh_TW"/>
+        </w:rPr>
+        <w:t>另見</w:t>
+      </w:r>
+      <w:r>
+        <w:rPr>
+          <w:lang w:val="zh_TW" w:bidi="zh_TW"/>
+        </w:rPr>
+        <w:t>旅行</w:t>
+      </w:r>
+      <w:r>
+        <w:rPr>
+          <w:lang w:val="zh_TW" w:bidi="zh_TW"/>
+        </w:rPr>
+        <w:t>。</w:t>
       </w:r>
       <w:r>
         <w:rPr>
@@ -3197,6 +3828,12 @@
   </w:num>
   <w:num w:numId="13" w16cid:durableId="592781308">
     <w:abstractNumId w:val="11"/>
+  </w:num>
+  <w:num w:numId="14">
+    <w:abstractNumId w:val="3"/>
+    <w:lvlOverride w:ilvl="0">
+      <w:startOverride w:val="1"/>
+    </w:lvlOverride>
   </w:num>
   <w:numIdMacAtCleanup w:val="10"/>
 </w:numbering>

--- a/zht/docx/082.content.docx
+++ b/zht/docx/082.content.docx
@@ -241,72 +241,48 @@
         </w:rPr>
         <w:t>以掃和阿何利巴瑪所生的第三個兒子。阿何利巴瑪是亞拿的女兒（</w:t>
       </w:r>
-      <w:hyperlink r:id="rId13">
-        <w:r>
-          <w:rPr>
-            <w:lang w:val="zh_TW" w:bidi="zh_TW"/>
-          </w:rPr>
-          <w:rPr>
-            <w:color w:val="0000EE"/>
-            <w:u w:val="single"/>
-          </w:rPr>
-          <w:t>創36:5</w:t>
-        </w:r>
-      </w:hyperlink>
+      <w:r>
+        <w:rPr>
+          <w:lang w:val="zh_TW" w:bidi="zh_TW"/>
+        </w:rPr>
+        <w:t>創36:5</w:t>
+      </w:r>
       <w:r>
         <w:rPr>
           <w:lang w:val="zh_TW" w:bidi="zh_TW"/>
         </w:rPr>
         <w:t>、</w:t>
       </w:r>
-      <w:hyperlink r:id="rId13">
-        <w:r>
-          <w:rPr>
-            <w:lang w:val="zh_TW" w:bidi="zh_TW"/>
-          </w:rPr>
-          <w:rPr>
-            <w:color w:val="0000EE"/>
-            <w:u w:val="single"/>
-          </w:rPr>
-          <w:t>14</w:t>
-        </w:r>
-      </w:hyperlink>
+      <w:r>
+        <w:rPr>
+          <w:lang w:val="zh_TW" w:bidi="zh_TW"/>
+        </w:rPr>
+        <w:t>14</w:t>
+      </w:r>
       <w:r>
         <w:rPr>
           <w:lang w:val="zh_TW" w:bidi="zh_TW"/>
         </w:rPr>
         <w:t>、</w:t>
       </w:r>
-      <w:hyperlink r:id="rId13">
-        <w:r>
-          <w:rPr>
-            <w:lang w:val="zh_TW" w:bidi="zh_TW"/>
-          </w:rPr>
-          <w:rPr>
-            <w:color w:val="0000EE"/>
-            <w:u w:val="single"/>
-          </w:rPr>
-          <w:t>18</w:t>
-        </w:r>
-      </w:hyperlink>
+      <w:r>
+        <w:rPr>
+          <w:lang w:val="zh_TW" w:bidi="zh_TW"/>
+        </w:rPr>
+        <w:t>18</w:t>
+      </w:r>
       <w:r>
         <w:rPr>
           <w:lang w:val="zh_TW" w:bidi="zh_TW"/>
         </w:rPr>
         <w:t>；</w:t>
       </w:r>
-      <w:hyperlink r:id="rId14">
-        <w:r>
-          <w:rPr>
-            <w:lang w:val="zh_TW" w:bidi="zh_TW"/>
-          </w:rPr>
-          <w:rPr>
-            <w:color w:val="0000EE"/>
-            <w:u w:val="single"/>
-          </w:rPr>
-          <w:t>代上1:35</w:t>
-        </w:r>
-      </w:hyperlink>
+      <w:r>
+        <w:rPr>
+          <w:lang w:val="zh_TW" w:bidi="zh_TW"/>
+        </w:rPr>
+        <w:t>代上1:35</w:t>
+      </w:r>
       <w:r>
         <w:rPr>
           <w:lang w:val="zh_TW" w:bidi="zh_TW"/>
@@ -331,18 +307,12 @@
         </w:rPr>
         <w:t>以掃的孫子，以利法的第五個兒子（</w:t>
       </w:r>
-      <w:hyperlink r:id="rId15">
-        <w:r>
-          <w:rPr>
-            <w:lang w:val="zh_TW" w:bidi="zh_TW"/>
-          </w:rPr>
-          <w:rPr>
-            <w:color w:val="0000EE"/>
-            <w:u w:val="single"/>
-          </w:rPr>
-          <w:t>創36:16</w:t>
-        </w:r>
-      </w:hyperlink>
+      <w:r>
+        <w:rPr>
+          <w:lang w:val="zh_TW" w:bidi="zh_TW"/>
+        </w:rPr>
+        <w:t>創36:16</w:t>
+      </w:r>
       <w:r>
         <w:rPr>
           <w:lang w:val="zh_TW" w:bidi="zh_TW"/>
@@ -367,54 +337,36 @@
         </w:rPr>
         <w:t>利未支派哥轄的孫子、以斯哈的長子（</w:t>
       </w:r>
-      <w:hyperlink r:id="rId16">
-        <w:r>
-          <w:rPr>
-            <w:lang w:val="zh_TW" w:bidi="zh_TW"/>
-          </w:rPr>
-          <w:rPr>
-            <w:color w:val="0000EE"/>
-            <w:u w:val="single"/>
-          </w:rPr>
-          <w:t>出6:21</w:t>
-        </w:r>
-      </w:hyperlink>
+      <w:r>
+        <w:rPr>
+          <w:lang w:val="zh_TW" w:bidi="zh_TW"/>
+        </w:rPr>
+        <w:t>出6:21</w:t>
+      </w:r>
       <w:r>
         <w:rPr>
           <w:lang w:val="zh_TW" w:bidi="zh_TW"/>
         </w:rPr>
         <w:t>、</w:t>
       </w:r>
-      <w:hyperlink r:id="rId16">
-        <w:r>
-          <w:rPr>
-            <w:lang w:val="zh_TW" w:bidi="zh_TW"/>
-          </w:rPr>
-          <w:rPr>
-            <w:color w:val="0000EE"/>
-            <w:u w:val="single"/>
-          </w:rPr>
-          <w:t>24</w:t>
-        </w:r>
-      </w:hyperlink>
+      <w:r>
+        <w:rPr>
+          <w:lang w:val="zh_TW" w:bidi="zh_TW"/>
+        </w:rPr>
+        <w:t>24</w:t>
+      </w:r>
       <w:r>
         <w:rPr>
           <w:lang w:val="zh_TW" w:bidi="zh_TW"/>
         </w:rPr>
         <w:t>）。他在曠野中帶頭反叛摩西和亞倫，指控他們自高，超過神的會眾之上（</w:t>
       </w:r>
-      <w:hyperlink r:id="rId17">
-        <w:r>
-          <w:rPr>
-            <w:lang w:val="zh_TW" w:bidi="zh_TW"/>
-          </w:rPr>
-          <w:rPr>
-            <w:color w:val="0000EE"/>
-            <w:u w:val="single"/>
-          </w:rPr>
-          <w:t>民16:1–3</w:t>
-        </w:r>
-      </w:hyperlink>
+      <w:r>
+        <w:rPr>
+          <w:lang w:val="zh_TW" w:bidi="zh_TW"/>
+        </w:rPr>
+        <w:t>民16:1–3</w:t>
+      </w:r>
       <w:r>
         <w:rPr>
           <w:lang w:val="zh_TW" w:bidi="zh_TW"/>
@@ -422,36 +374,24 @@
         <w:t>）。</w:t>
         <w:br/>
       </w:r>
-      <w:hyperlink r:id="rId18">
-        <w:r>
-          <w:rPr>
-            <w:lang w:val="zh_TW" w:bidi="zh_TW"/>
-          </w:rPr>
-          <w:rPr>
-            <w:color w:val="0000EE"/>
-            <w:u w:val="single"/>
-          </w:rPr>
-          <w:t>民數記十六章1節</w:t>
-        </w:r>
-      </w:hyperlink>
+      <w:r>
+        <w:rPr>
+          <w:lang w:val="zh_TW" w:bidi="zh_TW"/>
+        </w:rPr>
+        <w:t>民數記十六章1節</w:t>
+      </w:r>
       <w:r>
         <w:rPr>
           <w:lang w:val="zh_TW" w:bidi="zh_TW"/>
         </w:rPr>
         <w:t>也記載了另一場叛亂。呂便支派的兩兄弟大坍和亞比蘭，以及一個名叫安的人，都起來挑戰摩西的權柄。大坍和亞比蘭指控摩西自立為首領，又說他沒有把他們領進應許之地（</w:t>
       </w:r>
-      <w:hyperlink r:id="rId19">
-        <w:r>
-          <w:rPr>
-            <w:lang w:val="zh_TW" w:bidi="zh_TW"/>
-          </w:rPr>
-          <w:rPr>
-            <w:color w:val="0000EE"/>
-            <w:u w:val="single"/>
-          </w:rPr>
-          <w:t>民16:12–14</w:t>
-        </w:r>
-      </w:hyperlink>
+      <w:r>
+        <w:rPr>
+          <w:lang w:val="zh_TW" w:bidi="zh_TW"/>
+        </w:rPr>
+        <w:t>民16:12–14</w:t>
+      </w:r>
       <w:r>
         <w:rPr>
           <w:lang w:val="zh_TW" w:bidi="zh_TW"/>
@@ -465,54 +405,36 @@
         </w:rPr>
         <w:t>摩西向可拉和他的同黨提出一項考驗。他們要在第二天拿著盛有火和香的香爐來到會幕前，神將藉此揀選誰是祂所認可的聖潔祭司（</w:t>
       </w:r>
-      <w:hyperlink r:id="rId20">
-        <w:r>
-          <w:rPr>
-            <w:lang w:val="zh_TW" w:bidi="zh_TW"/>
-          </w:rPr>
-          <w:rPr>
-            <w:color w:val="0000EE"/>
-            <w:u w:val="single"/>
-          </w:rPr>
-          <w:t>民16:4–10</w:t>
-        </w:r>
-      </w:hyperlink>
+      <w:r>
+        <w:rPr>
+          <w:lang w:val="zh_TW" w:bidi="zh_TW"/>
+        </w:rPr>
+        <w:t>民16:4–10</w:t>
+      </w:r>
       <w:r>
         <w:rPr>
           <w:lang w:val="zh_TW" w:bidi="zh_TW"/>
         </w:rPr>
         <w:t>、</w:t>
       </w:r>
-      <w:hyperlink r:id="rId20">
-        <w:r>
-          <w:rPr>
-            <w:lang w:val="zh_TW" w:bidi="zh_TW"/>
-          </w:rPr>
-          <w:rPr>
-            <w:color w:val="0000EE"/>
-            <w:u w:val="single"/>
-          </w:rPr>
-          <w:t>15–17</w:t>
-        </w:r>
-      </w:hyperlink>
+      <w:r>
+        <w:rPr>
+          <w:lang w:val="zh_TW" w:bidi="zh_TW"/>
+        </w:rPr>
+        <w:t>15–17</w:t>
+      </w:r>
       <w:r>
         <w:rPr>
           <w:lang w:val="zh_TW" w:bidi="zh_TW"/>
         </w:rPr>
         <w:t>）。摩西責備可拉和他的同黨不是反對亞倫，而是背叛神（</w:t>
       </w:r>
-      <w:hyperlink r:id="rId21">
-        <w:r>
-          <w:rPr>
-            <w:lang w:val="zh_TW" w:bidi="zh_TW"/>
-          </w:rPr>
-          <w:rPr>
-            <w:color w:val="0000EE"/>
-            <w:u w:val="single"/>
-          </w:rPr>
-          <w:t>民16:11</w:t>
-        </w:r>
-      </w:hyperlink>
+      <w:r>
+        <w:rPr>
+          <w:lang w:val="zh_TW" w:bidi="zh_TW"/>
+        </w:rPr>
+        <w:t>民16:11</w:t>
+      </w:r>
       <w:r>
         <w:rPr>
           <w:lang w:val="zh_TW" w:bidi="zh_TW"/>
@@ -526,54 +448,36 @@
         </w:rPr>
         <w:t>神吩咐摩西，要他告訴會眾遠離可拉、大坍和亞比蘭的帳棚（</w:t>
       </w:r>
-      <w:hyperlink r:id="rId22">
-        <w:r>
-          <w:rPr>
-            <w:lang w:val="zh_TW" w:bidi="zh_TW"/>
-          </w:rPr>
-          <w:rPr>
-            <w:color w:val="0000EE"/>
-            <w:u w:val="single"/>
-          </w:rPr>
-          <w:t>民16:19–24</w:t>
-        </w:r>
-      </w:hyperlink>
+      <w:r>
+        <w:rPr>
+          <w:lang w:val="zh_TW" w:bidi="zh_TW"/>
+        </w:rPr>
+        <w:t>民16:19–24</w:t>
+      </w:r>
       <w:r>
         <w:rPr>
           <w:lang w:val="zh_TW" w:bidi="zh_TW"/>
         </w:rPr>
         <w:t>）。摩西提出一個考驗，以證明自己的權柄。然而，當他說話的時候，地裂開了，把所有叛亂的人、他們的家人和財物都吞下去。那250個獻香的人則被火燒滅。其餘的以色列人十分恐懼，紛紛逃離現場（</w:t>
       </w:r>
-      <w:hyperlink r:id="rId23">
-        <w:r>
-          <w:rPr>
-            <w:lang w:val="zh_TW" w:bidi="zh_TW"/>
-          </w:rPr>
-          <w:rPr>
-            <w:color w:val="0000EE"/>
-            <w:u w:val="single"/>
-          </w:rPr>
-          <w:t>民16:31–35</w:t>
-        </w:r>
-      </w:hyperlink>
+      <w:r>
+        <w:rPr>
+          <w:lang w:val="zh_TW" w:bidi="zh_TW"/>
+        </w:rPr>
+        <w:t>民16:31–35</w:t>
+      </w:r>
       <w:r>
         <w:rPr>
           <w:lang w:val="zh_TW" w:bidi="zh_TW"/>
         </w:rPr>
         <w:t>）。不過，</w:t>
       </w:r>
-      <w:hyperlink r:id="rId24">
-        <w:r>
-          <w:rPr>
-            <w:lang w:val="zh_TW" w:bidi="zh_TW"/>
-          </w:rPr>
-          <w:rPr>
-            <w:color w:val="0000EE"/>
-            <w:u w:val="single"/>
-          </w:rPr>
-          <w:t>民數記二十六章11節</w:t>
-        </w:r>
-      </w:hyperlink>
+      <w:r>
+        <w:rPr>
+          <w:lang w:val="zh_TW" w:bidi="zh_TW"/>
+        </w:rPr>
+        <w:t>民數記二十六章11節</w:t>
+      </w:r>
       <w:r>
         <w:rPr>
           <w:lang w:val="zh_TW" w:bidi="zh_TW"/>
@@ -587,18 +491,12 @@
         </w:rPr>
         <w:t>接著，神藉著摩西吩咐亞倫的兒子以利亞撒，把那些死者的香爐收起來，錘成薄片包在祭壇上。這樣做是要提醒以色列人：只有亞倫的後裔祭司才可以在神面前燒香；其他人若擅自這樣做，必遭遇與可拉及其同黨相同的下場（</w:t>
       </w:r>
-      <w:hyperlink r:id="rId25">
-        <w:r>
-          <w:rPr>
-            <w:lang w:val="zh_TW" w:bidi="zh_TW"/>
-          </w:rPr>
-          <w:rPr>
-            <w:color w:val="0000EE"/>
-            <w:u w:val="single"/>
-          </w:rPr>
-          <w:t>民16:36–40</w:t>
-        </w:r>
-      </w:hyperlink>
+      <w:r>
+        <w:rPr>
+          <w:lang w:val="zh_TW" w:bidi="zh_TW"/>
+        </w:rPr>
+        <w:t>民16:36–40</w:t>
+      </w:r>
       <w:r>
         <w:rPr>
           <w:lang w:val="zh_TW" w:bidi="zh_TW"/>
@@ -612,36 +510,24 @@
         </w:rPr>
         <w:t>第二天，百姓又向摩西和亞倫發怨言，指控他們殺害了神的百姓。即使可拉和他的同黨遭遇了那樣的審判，他們仍不相信神已表明摩西和亞倫才是真正的領袖。由於百姓再次反抗，神便宣告要滅絕全體百姓，並降下瘟疫。摩西為百姓代求，使災禍不再繼續蔓延。然而，仍有14,700名以色列人死於瘟疫（</w:t>
       </w:r>
-      <w:hyperlink r:id="rId26">
-        <w:r>
-          <w:rPr>
-            <w:lang w:val="zh_TW" w:bidi="zh_TW"/>
-          </w:rPr>
-          <w:rPr>
-            <w:color w:val="0000EE"/>
-            <w:u w:val="single"/>
-          </w:rPr>
-          <w:t>民16:41–50</w:t>
-        </w:r>
-      </w:hyperlink>
+      <w:r>
+        <w:rPr>
+          <w:lang w:val="zh_TW" w:bidi="zh_TW"/>
+        </w:rPr>
+        <w:t>民16:41–50</w:t>
+      </w:r>
       <w:r>
         <w:rPr>
           <w:lang w:val="zh_TW" w:bidi="zh_TW"/>
         </w:rPr>
         <w:t>）。新約聖經最後一次提到可拉黨叛逆的事，是在</w:t>
       </w:r>
-      <w:hyperlink r:id="rId27">
-        <w:r>
-          <w:rPr>
-            <w:lang w:val="zh_TW" w:bidi="zh_TW"/>
-          </w:rPr>
-          <w:rPr>
-            <w:color w:val="0000EE"/>
-            <w:u w:val="single"/>
-          </w:rPr>
-          <w:t>猶大書11節</w:t>
-        </w:r>
-      </w:hyperlink>
+      <w:r>
+        <w:rPr>
+          <w:lang w:val="zh_TW" w:bidi="zh_TW"/>
+        </w:rPr>
+        <w:t>猶大書11節</w:t>
+      </w:r>
       <w:r>
         <w:rPr>
           <w:lang w:val="zh_TW" w:bidi="zh_TW"/>
@@ -692,18 +578,12 @@
         </w:rPr>
         <w:t>希伯崙的長子，列在迦勒家族的家譜中（</w:t>
       </w:r>
-      <w:hyperlink r:id="rId28">
-        <w:r>
-          <w:rPr>
-            <w:lang w:val="zh_TW" w:bidi="zh_TW"/>
-          </w:rPr>
-          <w:rPr>
-            <w:color w:val="0000EE"/>
-            <w:u w:val="single"/>
-          </w:rPr>
-          <w:t>代上2:43</w:t>
-        </w:r>
-      </w:hyperlink>
+      <w:r>
+        <w:rPr>
+          <w:lang w:val="zh_TW" w:bidi="zh_TW"/>
+        </w:rPr>
+        <w:t>代上2:43</w:t>
+      </w:r>
       <w:r>
         <w:rPr>
           <w:lang w:val="zh_TW" w:bidi="zh_TW"/>
@@ -728,18 +608,12 @@
         </w:rPr>
         <w:t>亞米拿達的兒子，哥轄的孫子；哥轄是利未的第二個兒子（</w:t>
       </w:r>
-      <w:hyperlink r:id="rId29">
-        <w:r>
-          <w:rPr>
-            <w:lang w:val="zh_TW" w:bidi="zh_TW"/>
-          </w:rPr>
-          <w:rPr>
-            <w:color w:val="0000EE"/>
-            <w:u w:val="single"/>
-          </w:rPr>
-          <w:t>代上6:22</w:t>
-        </w:r>
-      </w:hyperlink>
+      <w:r>
+        <w:rPr>
+          <w:lang w:val="zh_TW" w:bidi="zh_TW"/>
+        </w:rPr>
+        <w:t>代上6:22</w:t>
+      </w:r>
       <w:r>
         <w:rPr>
           <w:lang w:val="zh_TW" w:bidi="zh_TW"/>
@@ -794,36 +668,24 @@
         </w:rPr>
         <w:t>利未支派的人，屬於哥轄的分支（</w:t>
       </w:r>
-      <w:hyperlink r:id="rId30">
-        <w:r>
-          <w:rPr>
-            <w:lang w:val="zh_TW" w:bidi="zh_TW"/>
-          </w:rPr>
-          <w:rPr>
-            <w:color w:val="0000EE"/>
-            <w:u w:val="single"/>
-          </w:rPr>
-          <w:t>出6:18</w:t>
-        </w:r>
-      </w:hyperlink>
+      <w:r>
+        <w:rPr>
+          <w:lang w:val="zh_TW" w:bidi="zh_TW"/>
+        </w:rPr>
+        <w:t>出6:18</w:t>
+      </w:r>
       <w:r>
         <w:rPr>
           <w:lang w:val="zh_TW" w:bidi="zh_TW"/>
         </w:rPr>
         <w:t>、</w:t>
       </w:r>
-      <w:hyperlink r:id="rId30">
-        <w:r>
-          <w:rPr>
-            <w:lang w:val="zh_TW" w:bidi="zh_TW"/>
-          </w:rPr>
-          <w:rPr>
-            <w:color w:val="0000EE"/>
-            <w:u w:val="single"/>
-          </w:rPr>
-          <w:t>21</w:t>
-        </w:r>
-      </w:hyperlink>
+      <w:r>
+        <w:rPr>
+          <w:lang w:val="zh_TW" w:bidi="zh_TW"/>
+        </w:rPr>
+        <w:t>21</w:t>
+      </w:r>
       <w:r>
         <w:rPr>
           <w:lang w:val="zh_TW" w:bidi="zh_TW"/>
@@ -844,54 +706,36 @@
         </w:rPr>
         <w:t>他們的祖先以斯哈屬於祭司家族，與摩西和亞倫有親屬關係。可拉、大坍和亞比蘭帶領百姓背叛摩西和亞倫，結果許多可拉人喪命（</w:t>
       </w:r>
-      <w:hyperlink r:id="rId23">
-        <w:r>
-          <w:rPr>
-            <w:lang w:val="zh_TW" w:bidi="zh_TW"/>
-          </w:rPr>
-          <w:rPr>
-            <w:color w:val="0000EE"/>
-            <w:u w:val="single"/>
-          </w:rPr>
-          <w:t>民16:31–35</w:t>
-        </w:r>
-      </w:hyperlink>
+      <w:r>
+        <w:rPr>
+          <w:lang w:val="zh_TW" w:bidi="zh_TW"/>
+        </w:rPr>
+        <w:t>民16:31–35</w:t>
+      </w:r>
       <w:r>
         <w:rPr>
           <w:lang w:val="zh_TW" w:bidi="zh_TW"/>
         </w:rPr>
         <w:t>）。只有沒有參與叛亂的人存活下來（</w:t>
       </w:r>
-      <w:hyperlink r:id="rId21">
-        <w:r>
-          <w:rPr>
-            <w:lang w:val="zh_TW" w:bidi="zh_TW"/>
-          </w:rPr>
-          <w:rPr>
-            <w:color w:val="0000EE"/>
-            <w:u w:val="single"/>
-          </w:rPr>
-          <w:t>民16:11</w:t>
-        </w:r>
-      </w:hyperlink>
+      <w:r>
+        <w:rPr>
+          <w:lang w:val="zh_TW" w:bidi="zh_TW"/>
+        </w:rPr>
+        <w:t>民16:11</w:t>
+      </w:r>
       <w:r>
         <w:rPr>
           <w:lang w:val="zh_TW" w:bidi="zh_TW"/>
         </w:rPr>
         <w:t>）。他們後來住在分給利未人的希伯崙附近地區（</w:t>
       </w:r>
-      <w:hyperlink r:id="rId31">
-        <w:r>
-          <w:rPr>
-            <w:lang w:val="zh_TW" w:bidi="zh_TW"/>
-          </w:rPr>
-          <w:rPr>
-            <w:color w:val="0000EE"/>
-            <w:u w:val="single"/>
-          </w:rPr>
-          <w:t>民26:58</w:t>
-        </w:r>
-      </w:hyperlink>
+      <w:r>
+        <w:rPr>
+          <w:lang w:val="zh_TW" w:bidi="zh_TW"/>
+        </w:rPr>
+        <w:t>民26:58</w:t>
+      </w:r>
       <w:r>
         <w:rPr>
           <w:lang w:val="zh_TW" w:bidi="zh_TW"/>
@@ -912,162 +756,108 @@
         </w:rPr>
         <w:t>根據</w:t>
       </w:r>
-      <w:hyperlink r:id="rId32">
-        <w:r>
-          <w:rPr>
-            <w:lang w:val="zh_TW" w:bidi="zh_TW"/>
-          </w:rPr>
-          <w:rPr>
-            <w:color w:val="0000EE"/>
-            <w:u w:val="single"/>
-          </w:rPr>
-          <w:t>詩篇四十四</w:t>
-        </w:r>
-      </w:hyperlink>
+      <w:r>
+        <w:rPr>
+          <w:lang w:val="zh_TW" w:bidi="zh_TW"/>
+        </w:rPr>
+        <w:t>詩篇四十四</w:t>
+      </w:r>
       <w:r>
         <w:rPr>
           <w:lang w:val="zh_TW" w:bidi="zh_TW"/>
         </w:rPr>
         <w:t>、</w:t>
       </w:r>
-      <w:hyperlink r:id="rId33">
-        <w:r>
-          <w:rPr>
-            <w:lang w:val="zh_TW" w:bidi="zh_TW"/>
-          </w:rPr>
-          <w:rPr>
-            <w:color w:val="0000EE"/>
-            <w:u w:val="single"/>
-          </w:rPr>
-          <w:t>四十四至四十九</w:t>
-        </w:r>
-      </w:hyperlink>
+      <w:r>
+        <w:rPr>
+          <w:lang w:val="zh_TW" w:bidi="zh_TW"/>
+        </w:rPr>
+        <w:t>四十四至四十九</w:t>
+      </w:r>
       <w:r>
         <w:rPr>
           <w:lang w:val="zh_TW" w:bidi="zh_TW"/>
         </w:rPr>
         <w:t>、</w:t>
       </w:r>
-      <w:hyperlink r:id="rId34">
-        <w:r>
-          <w:rPr>
-            <w:lang w:val="zh_TW" w:bidi="zh_TW"/>
-          </w:rPr>
-          <w:rPr>
-            <w:color w:val="0000EE"/>
-            <w:u w:val="single"/>
-          </w:rPr>
-          <w:t>八十四至八十五</w:t>
-        </w:r>
-      </w:hyperlink>
+      <w:r>
+        <w:rPr>
+          <w:lang w:val="zh_TW" w:bidi="zh_TW"/>
+        </w:rPr>
+        <w:t>八十四至八十五</w:t>
+      </w:r>
       <w:r>
         <w:rPr>
           <w:lang w:val="zh_TW" w:bidi="zh_TW"/>
         </w:rPr>
         <w:t>和</w:t>
       </w:r>
-      <w:hyperlink r:id="rId35">
-        <w:r>
-          <w:rPr>
-            <w:lang w:val="zh_TW" w:bidi="zh_TW"/>
-          </w:rPr>
-          <w:rPr>
-            <w:color w:val="0000EE"/>
-            <w:u w:val="single"/>
-          </w:rPr>
-          <w:t>八十七至八十八篇</w:t>
-        </w:r>
-      </w:hyperlink>
+      <w:r>
+        <w:rPr>
+          <w:lang w:val="zh_TW" w:bidi="zh_TW"/>
+        </w:rPr>
+        <w:t>八十七至八十八篇</w:t>
+      </w:r>
       <w:r>
         <w:rPr>
           <w:lang w:val="zh_TW" w:bidi="zh_TW"/>
         </w:rPr>
         <w:t>，可拉族以擔任聖殿歌唱的人聞名。大衛把約櫃運到耶路撒冷後，派可拉族負責雅巍（耶和華）殿中的音樂事奉（</w:t>
       </w:r>
-      <w:hyperlink r:id="rId36">
-        <w:r>
-          <w:rPr>
-            <w:lang w:val="zh_TW" w:bidi="zh_TW"/>
-          </w:rPr>
-          <w:rPr>
-            <w:color w:val="0000EE"/>
-            <w:u w:val="single"/>
-          </w:rPr>
-          <w:t>代上6:31–33</w:t>
-        </w:r>
-      </w:hyperlink>
+      <w:r>
+        <w:rPr>
+          <w:lang w:val="zh_TW" w:bidi="zh_TW"/>
+        </w:rPr>
+        <w:t>代上6:31–33</w:t>
+      </w:r>
       <w:r>
         <w:rPr>
           <w:lang w:val="zh_TW" w:bidi="zh_TW"/>
         </w:rPr>
         <w:t>）。可拉族也擔任守門的職分（</w:t>
       </w:r>
-      <w:hyperlink r:id="rId37">
-        <w:r>
-          <w:rPr>
-            <w:lang w:val="zh_TW" w:bidi="zh_TW"/>
-          </w:rPr>
-          <w:rPr>
-            <w:color w:val="0000EE"/>
-            <w:u w:val="single"/>
-          </w:rPr>
-          <w:t>代上9:19</w:t>
-        </w:r>
-      </w:hyperlink>
+      <w:r>
+        <w:rPr>
+          <w:lang w:val="zh_TW" w:bidi="zh_TW"/>
+        </w:rPr>
+        <w:t>代上9:19</w:t>
+      </w:r>
       <w:r>
         <w:rPr>
           <w:lang w:val="zh_TW" w:bidi="zh_TW"/>
         </w:rPr>
         <w:t>，</w:t>
       </w:r>
-      <w:hyperlink r:id="rId38">
-        <w:r>
-          <w:rPr>
-            <w:lang w:val="zh_TW" w:bidi="zh_TW"/>
-          </w:rPr>
-          <w:rPr>
-            <w:color w:val="0000EE"/>
-            <w:u w:val="single"/>
-          </w:rPr>
-          <w:t>26:19</w:t>
-        </w:r>
-      </w:hyperlink>
+      <w:r>
+        <w:rPr>
+          <w:lang w:val="zh_TW" w:bidi="zh_TW"/>
+        </w:rPr>
+        <w:t>26:19</w:t>
+      </w:r>
       <w:r>
         <w:rPr>
           <w:lang w:val="zh_TW" w:bidi="zh_TW"/>
         </w:rPr>
         <w:t>），並負責烤製獻祭用的餅（</w:t>
       </w:r>
-      <w:hyperlink r:id="rId39">
-        <w:r>
-          <w:rPr>
-            <w:lang w:val="zh_TW" w:bidi="zh_TW"/>
-          </w:rPr>
-          <w:rPr>
-            <w:color w:val="0000EE"/>
-            <w:u w:val="single"/>
-          </w:rPr>
-          <w:t>代上9:31</w:t>
-        </w:r>
-      </w:hyperlink>
+      <w:r>
+        <w:rPr>
+          <w:lang w:val="zh_TW" w:bidi="zh_TW"/>
+        </w:rPr>
+        <w:t>代上9:31</w:t>
+      </w:r>
       <w:r>
         <w:rPr>
           <w:lang w:val="zh_TW" w:bidi="zh_TW"/>
         </w:rPr>
         <w:t>）。約沙法戰勝亞捫人和摩押人後舉行慶典時，經文也提到可拉族唱歌讚美神（</w:t>
       </w:r>
-      <w:hyperlink r:id="rId40">
-        <w:r>
-          <w:rPr>
-            <w:lang w:val="zh_TW" w:bidi="zh_TW"/>
-          </w:rPr>
-          <w:rPr>
-            <w:color w:val="0000EE"/>
-            <w:u w:val="single"/>
-          </w:rPr>
-          <w:t>代下20:19</w:t>
-        </w:r>
-      </w:hyperlink>
+      <w:r>
+        <w:rPr>
+          <w:lang w:val="zh_TW" w:bidi="zh_TW"/>
+        </w:rPr>
+        <w:t>代下20:19</w:t>
+      </w:r>
       <w:r>
         <w:rPr>
           <w:lang w:val="zh_TW" w:bidi="zh_TW"/>
@@ -1169,108 +959,72 @@
         </w:rPr>
         <w:t>克里特島在基督教會的歷史上具有重要意義。當保羅作為囚犯前往羅馬時，船在佳澳避風港避風（</w:t>
       </w:r>
-      <w:hyperlink r:id="rId41">
-        <w:r>
-          <w:rPr>
-            <w:lang w:val="zh_TW" w:bidi="zh_TW"/>
-          </w:rPr>
-          <w:rPr>
-            <w:color w:val="0000EE"/>
-            <w:u w:val="single"/>
-          </w:rPr>
-          <w:t>徒27:8</w:t>
-        </w:r>
-      </w:hyperlink>
+      <w:r>
+        <w:rPr>
+          <w:lang w:val="zh_TW" w:bidi="zh_TW"/>
+        </w:rPr>
+        <w:t>徒27:8</w:t>
+      </w:r>
       <w:r>
         <w:rPr>
           <w:lang w:val="zh_TW" w:bidi="zh_TW"/>
         </w:rPr>
         <w:t>）。船試圖到達更大的港口菲尼基（</w:t>
       </w:r>
-      <w:hyperlink r:id="rId42">
-        <w:r>
-          <w:rPr>
-            <w:lang w:val="zh_TW" w:bidi="zh_TW"/>
-          </w:rPr>
-          <w:rPr>
-            <w:color w:val="0000EE"/>
-            <w:u w:val="single"/>
-          </w:rPr>
-          <w:t>12</w:t>
-        </w:r>
-      </w:hyperlink>
+      <w:r>
+        <w:rPr>
+          <w:lang w:val="zh_TW" w:bidi="zh_TW"/>
+        </w:rPr>
+        <w:t>12</w:t>
+      </w:r>
       <w:r>
         <w:rPr>
           <w:lang w:val="zh_TW" w:bidi="zh_TW"/>
         </w:rPr>
         <w:t>節），但被暴風吹離航線，並在克里特西南海岸的一個名為高大島的地方避風（</w:t>
       </w:r>
-      <w:hyperlink r:id="rId43">
-        <w:r>
-          <w:rPr>
-            <w:lang w:val="zh_TW" w:bidi="zh_TW"/>
-          </w:rPr>
-          <w:rPr>
-            <w:color w:val="0000EE"/>
-            <w:u w:val="single"/>
-          </w:rPr>
-          <w:t>16</w:t>
-        </w:r>
-      </w:hyperlink>
+      <w:r>
+        <w:rPr>
+          <w:lang w:val="zh_TW" w:bidi="zh_TW"/>
+        </w:rPr>
+        <w:t>16</w:t>
+      </w:r>
       <w:r>
         <w:rPr>
           <w:lang w:val="zh_TW" w:bidi="zh_TW"/>
         </w:rPr>
         <w:t>節）。保羅在羅馬監禁後可能到訪過克里特島，因為他在給提多的信中說：「我從前留你在克里特」（</w:t>
       </w:r>
-      <w:hyperlink r:id="rId44">
-        <w:r>
-          <w:rPr>
-            <w:lang w:val="zh_TW" w:bidi="zh_TW"/>
-          </w:rPr>
-          <w:rPr>
-            <w:color w:val="0000EE"/>
-            <w:u w:val="single"/>
-          </w:rPr>
-          <w:t>多1:5</w:t>
-        </w:r>
-      </w:hyperlink>
+      <w:r>
+        <w:rPr>
+          <w:lang w:val="zh_TW" w:bidi="zh_TW"/>
+        </w:rPr>
+        <w:t>多1:5</w:t>
+      </w:r>
       <w:r>
         <w:rPr>
           <w:lang w:val="zh_TW" w:bidi="zh_TW"/>
         </w:rPr>
         <w:t>）。基於此和其他證據，許多學者認為保羅在第二次監禁及處決之前已獲釋，並有一段長期的事工（</w:t>
       </w:r>
-      <w:hyperlink r:id="rId45">
-        <w:r>
-          <w:rPr>
-            <w:lang w:val="zh_TW" w:bidi="zh_TW"/>
-          </w:rPr>
-          <w:rPr>
-            <w:color w:val="0000EE"/>
-            <w:u w:val="single"/>
-          </w:rPr>
-          <w:t>提後4:6</w:t>
-        </w:r>
-      </w:hyperlink>
+      <w:r>
+        <w:rPr>
+          <w:lang w:val="zh_TW" w:bidi="zh_TW"/>
+        </w:rPr>
+        <w:t>提後4:6</w:t>
+      </w:r>
       <w:r>
         <w:rPr>
           <w:lang w:val="zh_TW" w:bidi="zh_TW"/>
         </w:rPr>
         <w:t>）。保羅對克里特島的人評價不高，他引用他們自己的一位詩人說他們是「常說謊話，乃是惡獸，又饞又懶。」（</w:t>
       </w:r>
-      <w:hyperlink r:id="rId46">
-        <w:r>
-          <w:rPr>
-            <w:lang w:val="zh_TW" w:bidi="zh_TW"/>
-          </w:rPr>
-          <w:rPr>
-            <w:color w:val="0000EE"/>
-            <w:u w:val="single"/>
-          </w:rPr>
-          <w:t>提1:12</w:t>
-        </w:r>
-      </w:hyperlink>
+      <w:r>
+        <w:rPr>
+          <w:lang w:val="zh_TW" w:bidi="zh_TW"/>
+        </w:rPr>
+        <w:t>提1:12</w:t>
+      </w:r>
       <w:r>
         <w:rPr>
           <w:lang w:val="zh_TW" w:bidi="zh_TW"/>
@@ -1339,54 +1093,36 @@
         </w:rPr>
         <w:t>一種價值不詳的重量單位（</w:t>
       </w:r>
-      <w:hyperlink r:id="rId47">
-        <w:r>
-          <w:rPr>
-            <w:lang w:val="zh_TW" w:bidi="zh_TW"/>
-          </w:rPr>
-          <w:rPr>
-            <w:color w:val="0000EE"/>
-            <w:u w:val="single"/>
-          </w:rPr>
-          <w:t>創33:19</w:t>
-        </w:r>
-      </w:hyperlink>
+      <w:r>
+        <w:rPr>
+          <w:lang w:val="zh_TW" w:bidi="zh_TW"/>
+        </w:rPr>
+        <w:t>創33:19</w:t>
+      </w:r>
       <w:r>
         <w:rPr>
           <w:lang w:val="zh_TW" w:bidi="zh_TW"/>
         </w:rPr>
         <w:t>；</w:t>
       </w:r>
-      <w:hyperlink r:id="rId48">
-        <w:r>
-          <w:rPr>
-            <w:lang w:val="zh_TW" w:bidi="zh_TW"/>
-          </w:rPr>
-          <w:rPr>
-            <w:color w:val="0000EE"/>
-            <w:u w:val="single"/>
-          </w:rPr>
-          <w:t>書24:32</w:t>
-        </w:r>
-      </w:hyperlink>
+      <w:r>
+        <w:rPr>
+          <w:lang w:val="zh_TW" w:bidi="zh_TW"/>
+        </w:rPr>
+        <w:t>書24:32</w:t>
+      </w:r>
       <w:r>
         <w:rPr>
           <w:lang w:val="zh_TW" w:bidi="zh_TW"/>
         </w:rPr>
         <w:t>；</w:t>
       </w:r>
-      <w:hyperlink r:id="rId49">
-        <w:r>
-          <w:rPr>
-            <w:lang w:val="zh_TW" w:bidi="zh_TW"/>
-          </w:rPr>
-          <w:rPr>
-            <w:color w:val="0000EE"/>
-            <w:u w:val="single"/>
-          </w:rPr>
-          <w:t>伯42:11</w:t>
-        </w:r>
-      </w:hyperlink>
+      <w:r>
+        <w:rPr>
+          <w:lang w:val="zh_TW" w:bidi="zh_TW"/>
+        </w:rPr>
+        <w:t>伯42:11</w:t>
+      </w:r>
       <w:r>
         <w:rPr>
           <w:lang w:val="zh_TW" w:bidi="zh_TW"/>
@@ -1499,54 +1235,36 @@
         </w:rPr>
         <w:t>在較早期的英文聖經譯本中，客店（inn）一詞在舊約聖經裡出現三次。其中兩次是記載約瑟的兄弟在往返埃及與迦南的途中，於夜間歇息（</w:t>
       </w:r>
-      <w:hyperlink r:id="rId50">
-        <w:r>
-          <w:rPr>
-            <w:lang w:val="zh_TW" w:bidi="zh_TW"/>
-          </w:rPr>
-          <w:rPr>
-            <w:color w:val="0000EE"/>
-            <w:u w:val="single"/>
-          </w:rPr>
-          <w:t>創42:27</w:t>
-        </w:r>
-      </w:hyperlink>
+      <w:r>
+        <w:rPr>
+          <w:lang w:val="zh_TW" w:bidi="zh_TW"/>
+        </w:rPr>
+        <w:t>創42:27</w:t>
+      </w:r>
       <w:r>
         <w:rPr>
           <w:lang w:val="zh_TW" w:bidi="zh_TW"/>
         </w:rPr>
         <w:t>，</w:t>
       </w:r>
-      <w:hyperlink r:id="rId51">
-        <w:r>
-          <w:rPr>
-            <w:lang w:val="zh_TW" w:bidi="zh_TW"/>
-          </w:rPr>
-          <w:rPr>
-            <w:color w:val="0000EE"/>
-            <w:u w:val="single"/>
-          </w:rPr>
-          <w:t>43:21</w:t>
-        </w:r>
-      </w:hyperlink>
+      <w:r>
+        <w:rPr>
+          <w:lang w:val="zh_TW" w:bidi="zh_TW"/>
+        </w:rPr>
+        <w:t>43:21</w:t>
+      </w:r>
       <w:r>
         <w:rPr>
           <w:lang w:val="zh_TW" w:bidi="zh_TW"/>
         </w:rPr>
         <w:t>；譯註：和合本譯為「住宿的地方」）。第三次出現是在摩西從米甸返回埃及、要帶領以色列的百姓時（</w:t>
       </w:r>
-      <w:hyperlink r:id="rId52">
-        <w:r>
-          <w:rPr>
-            <w:lang w:val="zh_TW" w:bidi="zh_TW"/>
-          </w:rPr>
-          <w:rPr>
-            <w:color w:val="0000EE"/>
-            <w:u w:val="single"/>
-          </w:rPr>
-          <w:t>出4:24</w:t>
-        </w:r>
-      </w:hyperlink>
+      <w:r>
+        <w:rPr>
+          <w:lang w:val="zh_TW" w:bidi="zh_TW"/>
+        </w:rPr>
+        <w:t>出4:24</w:t>
+      </w:r>
       <w:r>
         <w:rPr>
           <w:lang w:val="zh_TW" w:bidi="zh_TW"/>
@@ -1581,72 +1299,48 @@
         </w:rPr>
         <w:t>在有人定居的地區，旅人通常可以期待當地居民接待他們、提供住宿之處。在整個近東，為旅人提供住宿是一項重要的責任（見</w:t>
       </w:r>
-      <w:hyperlink r:id="rId53">
-        <w:r>
-          <w:rPr>
-            <w:lang w:val="zh_TW" w:bidi="zh_TW"/>
-          </w:rPr>
-          <w:rPr>
-            <w:color w:val="0000EE"/>
-            <w:u w:val="single"/>
-          </w:rPr>
-          <w:t>創19:1–3</w:t>
-        </w:r>
-      </w:hyperlink>
+      <w:r>
+        <w:rPr>
+          <w:lang w:val="zh_TW" w:bidi="zh_TW"/>
+        </w:rPr>
+        <w:t>創19:1–3</w:t>
+      </w:r>
       <w:r>
         <w:rPr>
           <w:lang w:val="zh_TW" w:bidi="zh_TW"/>
         </w:rPr>
         <w:t>；</w:t>
       </w:r>
-      <w:hyperlink r:id="rId54">
-        <w:r>
-          <w:rPr>
-            <w:lang w:val="zh_TW" w:bidi="zh_TW"/>
-          </w:rPr>
-          <w:rPr>
-            <w:color w:val="0000EE"/>
-            <w:u w:val="single"/>
-          </w:rPr>
-          <w:t>士19:15–21</w:t>
-        </w:r>
-      </w:hyperlink>
+      <w:r>
+        <w:rPr>
+          <w:lang w:val="zh_TW" w:bidi="zh_TW"/>
+        </w:rPr>
+        <w:t>士19:15–21</w:t>
+      </w:r>
       <w:r>
         <w:rPr>
           <w:lang w:val="zh_TW" w:bidi="zh_TW"/>
         </w:rPr>
         <w:t>）。在荒涼無人的地方，旅人就自己搭建住處（</w:t>
       </w:r>
-      <w:hyperlink r:id="rId55">
-        <w:r>
-          <w:rPr>
-            <w:lang w:val="zh_TW" w:bidi="zh_TW"/>
-          </w:rPr>
-          <w:rPr>
-            <w:color w:val="0000EE"/>
-            <w:u w:val="single"/>
-          </w:rPr>
-          <w:t>創28:11</w:t>
-        </w:r>
-      </w:hyperlink>
+      <w:r>
+        <w:rPr>
+          <w:lang w:val="zh_TW" w:bidi="zh_TW"/>
+        </w:rPr>
+        <w:t>創28:11</w:t>
+      </w:r>
       <w:r>
         <w:rPr>
           <w:lang w:val="zh_TW" w:bidi="zh_TW"/>
         </w:rPr>
         <w:t>），也會自行攜帶食物（</w:t>
       </w:r>
-      <w:hyperlink r:id="rId56">
-        <w:r>
-          <w:rPr>
-            <w:lang w:val="zh_TW" w:bidi="zh_TW"/>
-          </w:rPr>
-          <w:rPr>
-            <w:color w:val="0000EE"/>
-            <w:u w:val="single"/>
-          </w:rPr>
-          <w:t>書9:11–13</w:t>
-        </w:r>
-      </w:hyperlink>
+      <w:r>
+        <w:rPr>
+          <w:lang w:val="zh_TW" w:bidi="zh_TW"/>
+        </w:rPr>
+        <w:t>書9:11–13</w:t>
+      </w:r>
       <w:r>
         <w:rPr>
           <w:lang w:val="zh_TW" w:bidi="zh_TW"/>
@@ -1680,18 +1374,12 @@
         </w:rPr>
         <w:t xml:space="preserve"> 5.1.12）都將喇合稱為開客店的人（</w:t>
       </w:r>
-      <w:hyperlink r:id="rId57">
-        <w:r>
-          <w:rPr>
-            <w:lang w:val="zh_TW" w:bidi="zh_TW"/>
-          </w:rPr>
-          <w:rPr>
-            <w:color w:val="0000EE"/>
-            <w:u w:val="single"/>
-          </w:rPr>
-          <w:t>書2:1</w:t>
-        </w:r>
-      </w:hyperlink>
+      <w:r>
+        <w:rPr>
+          <w:lang w:val="zh_TW" w:bidi="zh_TW"/>
+        </w:rPr>
+        <w:t>書2:1</w:t>
+      </w:r>
       <w:r>
         <w:rPr>
           <w:lang w:val="zh_TW" w:bidi="zh_TW"/>
@@ -1737,18 +1425,12 @@
         </w:rPr>
         <w:t>這種有「店主」的「客店」，正是好撒馬利亞人將遭搶劫的人帶去的地方（</w:t>
       </w:r>
-      <w:hyperlink r:id="rId58">
-        <w:r>
-          <w:rPr>
-            <w:lang w:val="zh_TW" w:bidi="zh_TW"/>
-          </w:rPr>
-          <w:rPr>
-            <w:color w:val="0000EE"/>
-            <w:u w:val="single"/>
-          </w:rPr>
-          <w:t>路10:34–35</w:t>
-        </w:r>
-      </w:hyperlink>
+      <w:r>
+        <w:rPr>
+          <w:lang w:val="zh_TW" w:bidi="zh_TW"/>
+        </w:rPr>
+        <w:t>路10:34–35</w:t>
+      </w:r>
       <w:r>
         <w:rPr>
           <w:lang w:val="zh_TW" w:bidi="zh_TW"/>
@@ -1797,72 +1479,48 @@
         </w:rPr>
         <w:t>新約聖經中還有兩處著名的經文，提到不同類型的住宿之處。第一，來自羅馬的基督徒在三館這個歇腳之處迎接身為囚犯的保羅，三館距離羅馬約53公里（33英里），是兩條道路交會的地方（</w:t>
       </w:r>
-      <w:hyperlink r:id="rId59">
-        <w:r>
-          <w:rPr>
-            <w:lang w:val="zh_TW" w:bidi="zh_TW"/>
-          </w:rPr>
-          <w:rPr>
-            <w:color w:val="0000EE"/>
-            <w:u w:val="single"/>
-          </w:rPr>
-          <w:t>徒28:15</w:t>
-        </w:r>
-      </w:hyperlink>
+      <w:r>
+        <w:rPr>
+          <w:lang w:val="zh_TW" w:bidi="zh_TW"/>
+        </w:rPr>
+        <w:t>徒28:15</w:t>
+      </w:r>
       <w:r>
         <w:rPr>
           <w:lang w:val="zh_TW" w:bidi="zh_TW"/>
         </w:rPr>
         <w:t>）。第二，是那間沒有地方接待約瑟和馬利亞的「客店」（</w:t>
       </w:r>
-      <w:hyperlink r:id="rId60">
-        <w:r>
-          <w:rPr>
-            <w:lang w:val="zh_TW" w:bidi="zh_TW"/>
-          </w:rPr>
-          <w:rPr>
-            <w:color w:val="0000EE"/>
-            <w:u w:val="single"/>
-          </w:rPr>
-          <w:t>路2:7</w:t>
-        </w:r>
-      </w:hyperlink>
+      <w:r>
+        <w:rPr>
+          <w:lang w:val="zh_TW" w:bidi="zh_TW"/>
+        </w:rPr>
+        <w:t>路2:7</w:t>
+      </w:r>
       <w:r>
         <w:rPr>
           <w:lang w:val="zh_TW" w:bidi="zh_TW"/>
         </w:rPr>
         <w:t>）。這個詞語在某些英文譯本中譯為客房（guestchamber），而另一些譯本則譯為客房（guest room）（</w:t>
       </w:r>
-      <w:hyperlink r:id="rId61">
-        <w:r>
-          <w:rPr>
-            <w:lang w:val="zh_TW" w:bidi="zh_TW"/>
-          </w:rPr>
-          <w:rPr>
-            <w:color w:val="0000EE"/>
-            <w:u w:val="single"/>
-          </w:rPr>
-          <w:t>可14:14</w:t>
-        </w:r>
-      </w:hyperlink>
+      <w:r>
+        <w:rPr>
+          <w:lang w:val="zh_TW" w:bidi="zh_TW"/>
+        </w:rPr>
+        <w:t>可14:14</w:t>
+      </w:r>
       <w:r>
         <w:rPr>
           <w:lang w:val="zh_TW" w:bidi="zh_TW"/>
         </w:rPr>
         <w:t>；</w:t>
       </w:r>
-      <w:hyperlink r:id="rId62">
-        <w:r>
-          <w:rPr>
-            <w:lang w:val="zh_TW" w:bidi="zh_TW"/>
-          </w:rPr>
-          <w:rPr>
-            <w:color w:val="0000EE"/>
-            <w:u w:val="single"/>
-          </w:rPr>
-          <w:t>路22:11</w:t>
-        </w:r>
-      </w:hyperlink>
+      <w:r>
+        <w:rPr>
+          <w:lang w:val="zh_TW" w:bidi="zh_TW"/>
+        </w:rPr>
+        <w:t>路22:11</w:t>
+      </w:r>
       <w:r>
         <w:rPr>
           <w:lang w:val="zh_TW" w:bidi="zh_TW"/>
@@ -1883,18 +1541,12 @@
         </w:rPr>
         <w:t>耶路撒冷的猶太人以能夠為所有前來守逾越節的訪客提供足夠的客房而感到自豪。而前來守五旬節的人群同樣能獲得接待（</w:t>
       </w:r>
-      <w:hyperlink r:id="rId63">
-        <w:r>
-          <w:rPr>
-            <w:lang w:val="zh_TW" w:bidi="zh_TW"/>
-          </w:rPr>
-          <w:rPr>
-            <w:color w:val="0000EE"/>
-            <w:u w:val="single"/>
-          </w:rPr>
-          <w:t>徒2:6–11</w:t>
-        </w:r>
-      </w:hyperlink>
+      <w:r>
+        <w:rPr>
+          <w:lang w:val="zh_TW" w:bidi="zh_TW"/>
+        </w:rPr>
+        <w:t>徒2:6–11</w:t>
+      </w:r>
       <w:r>
         <w:rPr>
           <w:lang w:val="zh_TW" w:bidi="zh_TW"/>
